--- a/document/HouseAgent_1.0_产品需求与技术设计.docx
+++ b/document/HouseAgent_1.0_产品需求与技术设计.docx
@@ -1639,6 +1639,3093 @@
       </w:pPr>
       <w:r>
         <w:t>4 V1.0 功能需求</w:t>
+      </w:r>
+    </w:p>
+    <w:p>
+      <w:r>
+        <w:t>本章从业务使用角度说明用户如何完成语言选择、网站账户配置、搜索条件建立、任务执行和结果管理。界面默认使用日文，业务数据与界面语言分离；切换语言不会改变搜索条件、任务状态或房源记录。</w:t>
+      </w:r>
+    </w:p>
+    <w:p>
+      <w:pPr>
+        <w:pStyle w:val="Heading2"/>
+      </w:pPr>
+      <w:r>
+        <w:t>4.1 多语言与地区显示</w:t>
+      </w:r>
+    </w:p>
+    <w:tbl>
+      <w:tblPr>
+        <w:tblW w:type="auto" w:w="0"/>
+        <w:jc w:val="center"/>
+        <w:tblLayout w:type="fixed"/>
+        <w:tblLook w:firstColumn="1" w:firstRow="1" w:lastColumn="0" w:lastRow="0" w:noHBand="0" w:noVBand="1" w:val="04A0"/>
+      </w:tblPr>
+      <w:tblGrid>
+        <w:gridCol w:w="4997"/>
+        <w:gridCol w:w="4997"/>
+      </w:tblGrid>
+      <w:tr>
+        <w:trPr>
+          <w:tblHeader/>
+        </w:trPr>
+        <w:tc>
+          <w:tcPr>
+            <w:tcW w:type="dxa" w:w="2304"/>
+            <w:shd w:fill="1F4E78"/>
+            <w:vAlign w:val="center"/>
+            <w:tcBorders>
+              <w:top w:val="single" w:sz="4" w:color="D9D9D9"/>
+              <w:left w:val="single" w:sz="4" w:color="D9D9D9"/>
+              <w:bottom w:val="single" w:sz="4" w:color="D9D9D9"/>
+              <w:right w:val="single" w:sz="4" w:color="D9D9D9"/>
+              <w:insideH w:val="single" w:sz="4" w:color="D9D9D9"/>
+              <w:insideV w:val="single" w:sz="4" w:color="D9D9D9"/>
+            </w:tcBorders>
+            <w:tcMar>
+              <w:top w:w="90" w:type="dxa"/>
+              <w:start w:w="100" w:type="dxa"/>
+              <w:bottom w:w="90" w:type="dxa"/>
+              <w:end w:w="100" w:type="dxa"/>
+            </w:tcMar>
+          </w:tcPr>
+          <w:p>
+            <w:r>
+              <w:rPr>
+                <w:b/>
+                <w:color w:val="FFFFFF"/>
+                <w:sz w:val="18"/>
+              </w:rPr>
+              <w:t>项目</w:t>
+            </w:r>
+          </w:p>
+        </w:tc>
+        <w:tc>
+          <w:tcPr>
+            <w:tcW w:type="dxa" w:w="7200"/>
+            <w:shd w:fill="1F4E78"/>
+            <w:vAlign w:val="center"/>
+            <w:tcBorders>
+              <w:top w:val="single" w:sz="4" w:color="D9D9D9"/>
+              <w:left w:val="single" w:sz="4" w:color="D9D9D9"/>
+              <w:bottom w:val="single" w:sz="4" w:color="D9D9D9"/>
+              <w:right w:val="single" w:sz="4" w:color="D9D9D9"/>
+              <w:insideH w:val="single" w:sz="4" w:color="D9D9D9"/>
+              <w:insideV w:val="single" w:sz="4" w:color="D9D9D9"/>
+            </w:tcBorders>
+            <w:tcMar>
+              <w:top w:w="90" w:type="dxa"/>
+              <w:start w:w="100" w:type="dxa"/>
+              <w:bottom w:w="90" w:type="dxa"/>
+              <w:end w:w="100" w:type="dxa"/>
+            </w:tcMar>
+          </w:tcPr>
+          <w:p>
+            <w:r>
+              <w:rPr>
+                <w:b/>
+                <w:color w:val="FFFFFF"/>
+                <w:sz w:val="18"/>
+              </w:rPr>
+              <w:t>V1.0 规则</w:t>
+            </w:r>
+          </w:p>
+        </w:tc>
+      </w:tr>
+      <w:tr>
+        <w:tc>
+          <w:tcPr>
+            <w:tcW w:type="dxa" w:w="2304"/>
+            <w:vAlign w:val="center"/>
+            <w:tcBorders>
+              <w:top w:val="single" w:sz="4" w:color="D9D9D9"/>
+              <w:left w:val="single" w:sz="4" w:color="D9D9D9"/>
+              <w:bottom w:val="single" w:sz="4" w:color="D9D9D9"/>
+              <w:right w:val="single" w:sz="4" w:color="D9D9D9"/>
+              <w:insideH w:val="single" w:sz="4" w:color="D9D9D9"/>
+              <w:insideV w:val="single" w:sz="4" w:color="D9D9D9"/>
+            </w:tcBorders>
+            <w:tcMar>
+              <w:top w:w="90" w:type="dxa"/>
+              <w:start w:w="100" w:type="dxa"/>
+              <w:bottom w:w="90" w:type="dxa"/>
+              <w:end w:w="100" w:type="dxa"/>
+            </w:tcMar>
+          </w:tcPr>
+          <w:p>
+            <w:pPr>
+              <w:spacing w:after="20" w:line="259" w:lineRule="auto"/>
+            </w:pPr>
+            <w:r>
+              <w:rPr>
+                <w:sz w:val="18"/>
+              </w:rPr>
+              <w:t>支持语言</w:t>
+            </w:r>
+          </w:p>
+        </w:tc>
+        <w:tc>
+          <w:tcPr>
+            <w:tcW w:type="dxa" w:w="7200"/>
+            <w:vAlign w:val="center"/>
+            <w:tcBorders>
+              <w:top w:val="single" w:sz="4" w:color="D9D9D9"/>
+              <w:left w:val="single" w:sz="4" w:color="D9D9D9"/>
+              <w:bottom w:val="single" w:sz="4" w:color="D9D9D9"/>
+              <w:right w:val="single" w:sz="4" w:color="D9D9D9"/>
+              <w:insideH w:val="single" w:sz="4" w:color="D9D9D9"/>
+              <w:insideV w:val="single" w:sz="4" w:color="D9D9D9"/>
+            </w:tcBorders>
+            <w:tcMar>
+              <w:top w:w="90" w:type="dxa"/>
+              <w:start w:w="100" w:type="dxa"/>
+              <w:bottom w:w="90" w:type="dxa"/>
+              <w:end w:w="100" w:type="dxa"/>
+            </w:tcMar>
+          </w:tcPr>
+          <w:p>
+            <w:pPr>
+              <w:spacing w:after="20" w:line="259" w:lineRule="auto"/>
+            </w:pPr>
+            <w:r>
+              <w:rPr>
+                <w:sz w:val="18"/>
+              </w:rPr>
+              <w:t>日本語（默认）、简体中文、English</w:t>
+            </w:r>
+          </w:p>
+        </w:tc>
+      </w:tr>
+      <w:tr>
+        <w:tc>
+          <w:tcPr>
+            <w:tcW w:type="dxa" w:w="2304"/>
+            <w:vAlign w:val="center"/>
+            <w:shd w:fill="EDF3F8"/>
+            <w:tcBorders>
+              <w:top w:val="single" w:sz="4" w:color="D9D9D9"/>
+              <w:left w:val="single" w:sz="4" w:color="D9D9D9"/>
+              <w:bottom w:val="single" w:sz="4" w:color="D9D9D9"/>
+              <w:right w:val="single" w:sz="4" w:color="D9D9D9"/>
+              <w:insideH w:val="single" w:sz="4" w:color="D9D9D9"/>
+              <w:insideV w:val="single" w:sz="4" w:color="D9D9D9"/>
+            </w:tcBorders>
+            <w:tcMar>
+              <w:top w:w="90" w:type="dxa"/>
+              <w:start w:w="100" w:type="dxa"/>
+              <w:bottom w:w="90" w:type="dxa"/>
+              <w:end w:w="100" w:type="dxa"/>
+            </w:tcMar>
+          </w:tcPr>
+          <w:p>
+            <w:pPr>
+              <w:spacing w:after="20" w:line="259" w:lineRule="auto"/>
+            </w:pPr>
+            <w:r>
+              <w:rPr>
+                <w:sz w:val="18"/>
+              </w:rPr>
+              <w:t>首次启动</w:t>
+            </w:r>
+          </w:p>
+        </w:tc>
+        <w:tc>
+          <w:tcPr>
+            <w:tcW w:type="dxa" w:w="7200"/>
+            <w:vAlign w:val="center"/>
+            <w:shd w:fill="EDF3F8"/>
+            <w:tcBorders>
+              <w:top w:val="single" w:sz="4" w:color="D9D9D9"/>
+              <w:left w:val="single" w:sz="4" w:color="D9D9D9"/>
+              <w:bottom w:val="single" w:sz="4" w:color="D9D9D9"/>
+              <w:right w:val="single" w:sz="4" w:color="D9D9D9"/>
+              <w:insideH w:val="single" w:sz="4" w:color="D9D9D9"/>
+              <w:insideV w:val="single" w:sz="4" w:color="D9D9D9"/>
+            </w:tcBorders>
+            <w:tcMar>
+              <w:top w:w="90" w:type="dxa"/>
+              <w:start w:w="100" w:type="dxa"/>
+              <w:bottom w:w="90" w:type="dxa"/>
+              <w:end w:w="100" w:type="dxa"/>
+            </w:tcMar>
+          </w:tcPr>
+          <w:p>
+            <w:pPr>
+              <w:spacing w:after="20" w:line="259" w:lineRule="auto"/>
+            </w:pPr>
+            <w:r>
+              <w:rPr>
+                <w:sz w:val="18"/>
+              </w:rPr>
+              <w:t>默认显示日本語；用户可在欢迎页或系统设置中切换</w:t>
+            </w:r>
+          </w:p>
+        </w:tc>
+      </w:tr>
+      <w:tr>
+        <w:tc>
+          <w:tcPr>
+            <w:tcW w:type="dxa" w:w="2304"/>
+            <w:vAlign w:val="center"/>
+            <w:tcBorders>
+              <w:top w:val="single" w:sz="4" w:color="D9D9D9"/>
+              <w:left w:val="single" w:sz="4" w:color="D9D9D9"/>
+              <w:bottom w:val="single" w:sz="4" w:color="D9D9D9"/>
+              <w:right w:val="single" w:sz="4" w:color="D9D9D9"/>
+              <w:insideH w:val="single" w:sz="4" w:color="D9D9D9"/>
+              <w:insideV w:val="single" w:sz="4" w:color="D9D9D9"/>
+            </w:tcBorders>
+            <w:tcMar>
+              <w:top w:w="90" w:type="dxa"/>
+              <w:start w:w="100" w:type="dxa"/>
+              <w:bottom w:w="90" w:type="dxa"/>
+              <w:end w:w="100" w:type="dxa"/>
+            </w:tcMar>
+          </w:tcPr>
+          <w:p>
+            <w:pPr>
+              <w:spacing w:after="20" w:line="259" w:lineRule="auto"/>
+            </w:pPr>
+            <w:r>
+              <w:rPr>
+                <w:sz w:val="18"/>
+              </w:rPr>
+              <w:t>切换范围</w:t>
+            </w:r>
+          </w:p>
+        </w:tc>
+        <w:tc>
+          <w:tcPr>
+            <w:tcW w:type="dxa" w:w="7200"/>
+            <w:vAlign w:val="center"/>
+            <w:tcBorders>
+              <w:top w:val="single" w:sz="4" w:color="D9D9D9"/>
+              <w:left w:val="single" w:sz="4" w:color="D9D9D9"/>
+              <w:bottom w:val="single" w:sz="4" w:color="D9D9D9"/>
+              <w:right w:val="single" w:sz="4" w:color="D9D9D9"/>
+              <w:insideH w:val="single" w:sz="4" w:color="D9D9D9"/>
+              <w:insideV w:val="single" w:sz="4" w:color="D9D9D9"/>
+            </w:tcBorders>
+            <w:tcMar>
+              <w:top w:w="90" w:type="dxa"/>
+              <w:start w:w="100" w:type="dxa"/>
+              <w:bottom w:w="90" w:type="dxa"/>
+              <w:end w:w="100" w:type="dxa"/>
+            </w:tcMar>
+          </w:tcPr>
+          <w:p>
+            <w:pPr>
+              <w:spacing w:after="20" w:line="259" w:lineRule="auto"/>
+            </w:pPr>
+            <w:r>
+              <w:rPr>
+                <w:sz w:val="18"/>
+              </w:rPr>
+              <w:t>菜单、按钮、字段名称、提示、确认框、错误信息、帮助文字和报告标题</w:t>
+            </w:r>
+          </w:p>
+        </w:tc>
+      </w:tr>
+      <w:tr>
+        <w:tc>
+          <w:tcPr>
+            <w:tcW w:type="dxa" w:w="2304"/>
+            <w:vAlign w:val="center"/>
+            <w:shd w:fill="EDF3F8"/>
+            <w:tcBorders>
+              <w:top w:val="single" w:sz="4" w:color="D9D9D9"/>
+              <w:left w:val="single" w:sz="4" w:color="D9D9D9"/>
+              <w:bottom w:val="single" w:sz="4" w:color="D9D9D9"/>
+              <w:right w:val="single" w:sz="4" w:color="D9D9D9"/>
+              <w:insideH w:val="single" w:sz="4" w:color="D9D9D9"/>
+              <w:insideV w:val="single" w:sz="4" w:color="D9D9D9"/>
+            </w:tcBorders>
+            <w:tcMar>
+              <w:top w:w="90" w:type="dxa"/>
+              <w:start w:w="100" w:type="dxa"/>
+              <w:bottom w:w="90" w:type="dxa"/>
+              <w:end w:w="100" w:type="dxa"/>
+            </w:tcMar>
+          </w:tcPr>
+          <w:p>
+            <w:pPr>
+              <w:spacing w:after="20" w:line="259" w:lineRule="auto"/>
+            </w:pPr>
+            <w:r>
+              <w:rPr>
+                <w:sz w:val="18"/>
+              </w:rPr>
+              <w:t>即时生效</w:t>
+            </w:r>
+          </w:p>
+        </w:tc>
+        <w:tc>
+          <w:tcPr>
+            <w:tcW w:type="dxa" w:w="7200"/>
+            <w:vAlign w:val="center"/>
+            <w:shd w:fill="EDF3F8"/>
+            <w:tcBorders>
+              <w:top w:val="single" w:sz="4" w:color="D9D9D9"/>
+              <w:left w:val="single" w:sz="4" w:color="D9D9D9"/>
+              <w:bottom w:val="single" w:sz="4" w:color="D9D9D9"/>
+              <w:right w:val="single" w:sz="4" w:color="D9D9D9"/>
+              <w:insideH w:val="single" w:sz="4" w:color="D9D9D9"/>
+              <w:insideV w:val="single" w:sz="4" w:color="D9D9D9"/>
+            </w:tcBorders>
+            <w:tcMar>
+              <w:top w:w="90" w:type="dxa"/>
+              <w:start w:w="100" w:type="dxa"/>
+              <w:bottom w:w="90" w:type="dxa"/>
+              <w:end w:w="100" w:type="dxa"/>
+            </w:tcMar>
+          </w:tcPr>
+          <w:p>
+            <w:pPr>
+              <w:spacing w:after="20" w:line="259" w:lineRule="auto"/>
+            </w:pPr>
+            <w:r>
+              <w:rPr>
+                <w:sz w:val="18"/>
+              </w:rPr>
+              <w:t>保存语言后立即刷新界面，不要求重新安装；运行中的搜索任务不受影响</w:t>
+            </w:r>
+          </w:p>
+        </w:tc>
+      </w:tr>
+      <w:tr>
+        <w:tc>
+          <w:tcPr>
+            <w:tcW w:type="dxa" w:w="2304"/>
+            <w:vAlign w:val="center"/>
+            <w:tcBorders>
+              <w:top w:val="single" w:sz="4" w:color="D9D9D9"/>
+              <w:left w:val="single" w:sz="4" w:color="D9D9D9"/>
+              <w:bottom w:val="single" w:sz="4" w:color="D9D9D9"/>
+              <w:right w:val="single" w:sz="4" w:color="D9D9D9"/>
+              <w:insideH w:val="single" w:sz="4" w:color="D9D9D9"/>
+              <w:insideV w:val="single" w:sz="4" w:color="D9D9D9"/>
+            </w:tcBorders>
+            <w:tcMar>
+              <w:top w:w="90" w:type="dxa"/>
+              <w:start w:w="100" w:type="dxa"/>
+              <w:bottom w:w="90" w:type="dxa"/>
+              <w:end w:w="100" w:type="dxa"/>
+            </w:tcMar>
+          </w:tcPr>
+          <w:p>
+            <w:pPr>
+              <w:spacing w:after="20" w:line="259" w:lineRule="auto"/>
+            </w:pPr>
+            <w:r>
+              <w:rPr>
+                <w:sz w:val="18"/>
+              </w:rPr>
+              <w:t>网站内容</w:t>
+            </w:r>
+          </w:p>
+        </w:tc>
+        <w:tc>
+          <w:tcPr>
+            <w:tcW w:type="dxa" w:w="7200"/>
+            <w:vAlign w:val="center"/>
+            <w:tcBorders>
+              <w:top w:val="single" w:sz="4" w:color="D9D9D9"/>
+              <w:left w:val="single" w:sz="4" w:color="D9D9D9"/>
+              <w:bottom w:val="single" w:sz="4" w:color="D9D9D9"/>
+              <w:right w:val="single" w:sz="4" w:color="D9D9D9"/>
+              <w:insideH w:val="single" w:sz="4" w:color="D9D9D9"/>
+              <w:insideV w:val="single" w:sz="4" w:color="D9D9D9"/>
+            </w:tcBorders>
+            <w:tcMar>
+              <w:top w:w="90" w:type="dxa"/>
+              <w:start w:w="100" w:type="dxa"/>
+              <w:bottom w:w="90" w:type="dxa"/>
+              <w:end w:w="100" w:type="dxa"/>
+            </w:tcMar>
+          </w:tcPr>
+          <w:p>
+            <w:pPr>
+              <w:spacing w:after="20" w:line="259" w:lineRule="auto"/>
+            </w:pPr>
+            <w:r>
+              <w:rPr>
+                <w:sz w:val="18"/>
+              </w:rPr>
+              <w:t>来源网站页面保持原文，不对第三方房源说明做自动全文翻译</w:t>
+            </w:r>
+          </w:p>
+        </w:tc>
+      </w:tr>
+      <w:tr>
+        <w:tc>
+          <w:tcPr>
+            <w:tcW w:type="dxa" w:w="2304"/>
+            <w:vAlign w:val="center"/>
+            <w:shd w:fill="EDF3F8"/>
+            <w:tcBorders>
+              <w:top w:val="single" w:sz="4" w:color="D9D9D9"/>
+              <w:left w:val="single" w:sz="4" w:color="D9D9D9"/>
+              <w:bottom w:val="single" w:sz="4" w:color="D9D9D9"/>
+              <w:right w:val="single" w:sz="4" w:color="D9D9D9"/>
+              <w:insideH w:val="single" w:sz="4" w:color="D9D9D9"/>
+              <w:insideV w:val="single" w:sz="4" w:color="D9D9D9"/>
+            </w:tcBorders>
+            <w:tcMar>
+              <w:top w:w="90" w:type="dxa"/>
+              <w:start w:w="100" w:type="dxa"/>
+              <w:bottom w:w="90" w:type="dxa"/>
+              <w:end w:w="100" w:type="dxa"/>
+            </w:tcMar>
+          </w:tcPr>
+          <w:p>
+            <w:pPr>
+              <w:spacing w:after="20" w:line="259" w:lineRule="auto"/>
+            </w:pPr>
+            <w:r>
+              <w:rPr>
+                <w:sz w:val="18"/>
+              </w:rPr>
+              <w:t>用户数据</w:t>
+            </w:r>
+          </w:p>
+        </w:tc>
+        <w:tc>
+          <w:tcPr>
+            <w:tcW w:type="dxa" w:w="7200"/>
+            <w:vAlign w:val="center"/>
+            <w:shd w:fill="EDF3F8"/>
+            <w:tcBorders>
+              <w:top w:val="single" w:sz="4" w:color="D9D9D9"/>
+              <w:left w:val="single" w:sz="4" w:color="D9D9D9"/>
+              <w:bottom w:val="single" w:sz="4" w:color="D9D9D9"/>
+              <w:right w:val="single" w:sz="4" w:color="D9D9D9"/>
+              <w:insideH w:val="single" w:sz="4" w:color="D9D9D9"/>
+              <w:insideV w:val="single" w:sz="4" w:color="D9D9D9"/>
+            </w:tcBorders>
+            <w:tcMar>
+              <w:top w:w="90" w:type="dxa"/>
+              <w:start w:w="100" w:type="dxa"/>
+              <w:bottom w:w="90" w:type="dxa"/>
+              <w:end w:w="100" w:type="dxa"/>
+            </w:tcMar>
+          </w:tcPr>
+          <w:p>
+            <w:pPr>
+              <w:spacing w:after="20" w:line="259" w:lineRule="auto"/>
+            </w:pPr>
+            <w:r>
+              <w:rPr>
+                <w:sz w:val="18"/>
+              </w:rPr>
+              <w:t>任务名称、标签和备注保持用户录入的原文，不因切换语言被覆盖</w:t>
+            </w:r>
+          </w:p>
+        </w:tc>
+      </w:tr>
+      <w:tr>
+        <w:tc>
+          <w:tcPr>
+            <w:tcW w:type="dxa" w:w="2304"/>
+            <w:vAlign w:val="center"/>
+            <w:tcBorders>
+              <w:top w:val="single" w:sz="4" w:color="D9D9D9"/>
+              <w:left w:val="single" w:sz="4" w:color="D9D9D9"/>
+              <w:bottom w:val="single" w:sz="4" w:color="D9D9D9"/>
+              <w:right w:val="single" w:sz="4" w:color="D9D9D9"/>
+              <w:insideH w:val="single" w:sz="4" w:color="D9D9D9"/>
+              <w:insideV w:val="single" w:sz="4" w:color="D9D9D9"/>
+            </w:tcBorders>
+            <w:tcMar>
+              <w:top w:w="90" w:type="dxa"/>
+              <w:start w:w="100" w:type="dxa"/>
+              <w:bottom w:w="90" w:type="dxa"/>
+              <w:end w:w="100" w:type="dxa"/>
+            </w:tcMar>
+          </w:tcPr>
+          <w:p>
+            <w:pPr>
+              <w:spacing w:after="20" w:line="259" w:lineRule="auto"/>
+            </w:pPr>
+            <w:r>
+              <w:rPr>
+                <w:sz w:val="18"/>
+              </w:rPr>
+              <w:t>日期与数字</w:t>
+            </w:r>
+          </w:p>
+        </w:tc>
+        <w:tc>
+          <w:tcPr>
+            <w:tcW w:type="dxa" w:w="7200"/>
+            <w:vAlign w:val="center"/>
+            <w:tcBorders>
+              <w:top w:val="single" w:sz="4" w:color="D9D9D9"/>
+              <w:left w:val="single" w:sz="4" w:color="D9D9D9"/>
+              <w:bottom w:val="single" w:sz="4" w:color="D9D9D9"/>
+              <w:right w:val="single" w:sz="4" w:color="D9D9D9"/>
+              <w:insideH w:val="single" w:sz="4" w:color="D9D9D9"/>
+              <w:insideV w:val="single" w:sz="4" w:color="D9D9D9"/>
+            </w:tcBorders>
+            <w:tcMar>
+              <w:top w:w="90" w:type="dxa"/>
+              <w:start w:w="100" w:type="dxa"/>
+              <w:bottom w:w="90" w:type="dxa"/>
+              <w:end w:w="100" w:type="dxa"/>
+            </w:tcMar>
+          </w:tcPr>
+          <w:p>
+            <w:pPr>
+              <w:spacing w:after="20" w:line="259" w:lineRule="auto"/>
+            </w:pPr>
+            <w:r>
+              <w:rPr>
+                <w:sz w:val="18"/>
+              </w:rPr>
+              <w:t>日期、时间、货币和面积单位按显示语言与用户地区设置格式化</w:t>
+            </w:r>
+          </w:p>
+        </w:tc>
+      </w:tr>
+      <w:tr>
+        <w:tc>
+          <w:tcPr>
+            <w:tcW w:type="dxa" w:w="2304"/>
+            <w:vAlign w:val="center"/>
+            <w:shd w:fill="EDF3F8"/>
+            <w:tcBorders>
+              <w:top w:val="single" w:sz="4" w:color="D9D9D9"/>
+              <w:left w:val="single" w:sz="4" w:color="D9D9D9"/>
+              <w:bottom w:val="single" w:sz="4" w:color="D9D9D9"/>
+              <w:right w:val="single" w:sz="4" w:color="D9D9D9"/>
+              <w:insideH w:val="single" w:sz="4" w:color="D9D9D9"/>
+              <w:insideV w:val="single" w:sz="4" w:color="D9D9D9"/>
+            </w:tcBorders>
+            <w:tcMar>
+              <w:top w:w="90" w:type="dxa"/>
+              <w:start w:w="100" w:type="dxa"/>
+              <w:bottom w:w="90" w:type="dxa"/>
+              <w:end w:w="100" w:type="dxa"/>
+            </w:tcMar>
+          </w:tcPr>
+          <w:p>
+            <w:pPr>
+              <w:spacing w:after="20" w:line="259" w:lineRule="auto"/>
+            </w:pPr>
+            <w:r>
+              <w:rPr>
+                <w:sz w:val="18"/>
+              </w:rPr>
+              <w:t>回退规则</w:t>
+            </w:r>
+          </w:p>
+        </w:tc>
+        <w:tc>
+          <w:tcPr>
+            <w:tcW w:type="dxa" w:w="7200"/>
+            <w:vAlign w:val="center"/>
+            <w:shd w:fill="EDF3F8"/>
+            <w:tcBorders>
+              <w:top w:val="single" w:sz="4" w:color="D9D9D9"/>
+              <w:left w:val="single" w:sz="4" w:color="D9D9D9"/>
+              <w:bottom w:val="single" w:sz="4" w:color="D9D9D9"/>
+              <w:right w:val="single" w:sz="4" w:color="D9D9D9"/>
+              <w:insideH w:val="single" w:sz="4" w:color="D9D9D9"/>
+              <w:insideV w:val="single" w:sz="4" w:color="D9D9D9"/>
+            </w:tcBorders>
+            <w:tcMar>
+              <w:top w:w="90" w:type="dxa"/>
+              <w:start w:w="100" w:type="dxa"/>
+              <w:bottom w:w="90" w:type="dxa"/>
+              <w:end w:w="100" w:type="dxa"/>
+            </w:tcMar>
+          </w:tcPr>
+          <w:p>
+            <w:pPr>
+              <w:spacing w:after="20" w:line="259" w:lineRule="auto"/>
+            </w:pPr>
+            <w:r>
+              <w:rPr>
+                <w:sz w:val="18"/>
+              </w:rPr>
+              <w:t>翻译缺失时先回退到日文，并记录缺失键供开发修正</w:t>
+            </w:r>
+          </w:p>
+        </w:tc>
+      </w:tr>
+    </w:tbl>
+    <w:p>
+      <w:pPr>
+        <w:spacing w:after="20"/>
+      </w:pPr>
+    </w:p>
+    <w:p>
+      <w:r>
+        <w:t>语言设置保存在当前工作空间。系统内部使用稳定的语言键和状态码，例如 menu.dashboard、LOGIN_REQUIRED，显示时再映射为日文、中文或英文，从而避免业务逻辑依赖某一种语言。</w:t>
+      </w:r>
+    </w:p>
+    <w:p>
+      <w:pPr>
+        <w:pStyle w:val="Heading2"/>
+      </w:pPr>
+      <w:r>
+        <w:t>4.2 网站账户配置流程</w:t>
+      </w:r>
+    </w:p>
+    <w:p>
+      <w:r>
+        <w:t>HouseAgent 不要求用户在业务数据库中填写网站密码。用户只需为网站建立账户别名和独立浏览器资料，然后在系统打开的浏览器窗口中自行登录。</w:t>
+      </w:r>
+    </w:p>
+    <w:p>
+      <w:pPr>
+        <w:pStyle w:val="ListNumber"/>
+      </w:pPr>
+      <w:r>
+        <w:t>进入“网站与账号”，选择“添加网站账户”。</w:t>
+      </w:r>
+    </w:p>
+    <w:p>
+      <w:pPr>
+        <w:pStyle w:val="ListNumber"/>
+      </w:pPr>
+      <w:r>
+        <w:t>选择网站，例如 SUUMO，并填写便于识别的账户别名，例如“个人 SUUMO”。</w:t>
+      </w:r>
+    </w:p>
+    <w:p>
+      <w:pPr>
+        <w:pStyle w:val="ListNumber"/>
+      </w:pPr>
+      <w:r>
+        <w:t>系统自动创建独立浏览器资料目录；用户不能把两个网站或两个不同账户指向同一资料目录。</w:t>
+      </w:r>
+    </w:p>
+    <w:p>
+      <w:pPr>
+        <w:pStyle w:val="ListNumber"/>
+      </w:pPr>
+      <w:r>
+        <w:t>点击“打开登录窗口”，在来源网站页面中由用户自行输入账号、密码、验证码或完成多因素认证。</w:t>
+      </w:r>
+    </w:p>
+    <w:p>
+      <w:pPr>
+        <w:pStyle w:val="ListNumber"/>
+      </w:pPr>
+      <w:r>
+        <w:t>登录完成后返回 HouseAgent，点击“检查登录状态”。系统只保存会话资料位置和检查结果，不把明文密码写入数据库。</w:t>
+      </w:r>
+    </w:p>
+    <w:p>
+      <w:pPr>
+        <w:pStyle w:val="ListNumber"/>
+      </w:pPr>
+      <w:r>
+        <w:t>设置是否允许该账户参与自动搜索；只有权限状态为允许且登录有效时才能运行。</w:t>
+      </w:r>
+    </w:p>
+    <w:p>
+      <w:pPr>
+        <w:pStyle w:val="ListNumber"/>
+      </w:pPr>
+      <w:r>
+        <w:t>需要更换账户时，先暂停相关任务，再清除本地会话并重新登录；清除会话不删除历史房源、收藏或备注。</w:t>
+      </w:r>
+    </w:p>
+    <w:tbl>
+      <w:tblPr>
+        <w:tblW w:type="auto" w:w="0"/>
+        <w:jc w:val="center"/>
+        <w:tblLayout w:type="fixed"/>
+        <w:tblLook w:firstColumn="1" w:firstRow="1" w:lastColumn="0" w:lastRow="0" w:noHBand="0" w:noVBand="1" w:val="04A0"/>
+      </w:tblPr>
+      <w:tblGrid>
+        <w:gridCol w:w="3331"/>
+        <w:gridCol w:w="3331"/>
+        <w:gridCol w:w="3331"/>
+      </w:tblGrid>
+      <w:tr>
+        <w:trPr>
+          <w:tblHeader/>
+        </w:trPr>
+        <w:tc>
+          <w:tcPr>
+            <w:tcW w:type="dxa" w:w="2016"/>
+            <w:shd w:fill="1F4E78"/>
+            <w:vAlign w:val="center"/>
+            <w:tcBorders>
+              <w:top w:val="single" w:sz="4" w:color="D9D9D9"/>
+              <w:left w:val="single" w:sz="4" w:color="D9D9D9"/>
+              <w:bottom w:val="single" w:sz="4" w:color="D9D9D9"/>
+              <w:right w:val="single" w:sz="4" w:color="D9D9D9"/>
+              <w:insideH w:val="single" w:sz="4" w:color="D9D9D9"/>
+              <w:insideV w:val="single" w:sz="4" w:color="D9D9D9"/>
+            </w:tcBorders>
+            <w:tcMar>
+              <w:top w:w="90" w:type="dxa"/>
+              <w:start w:w="100" w:type="dxa"/>
+              <w:bottom w:w="90" w:type="dxa"/>
+              <w:end w:w="100" w:type="dxa"/>
+            </w:tcMar>
+          </w:tcPr>
+          <w:p>
+            <w:r>
+              <w:rPr>
+                <w:b/>
+                <w:color w:val="FFFFFF"/>
+                <w:sz w:val="17"/>
+              </w:rPr>
+              <w:t>配置字段</w:t>
+            </w:r>
+          </w:p>
+        </w:tc>
+        <w:tc>
+          <w:tcPr>
+            <w:tcW w:type="dxa" w:w="6048"/>
+            <w:shd w:fill="1F4E78"/>
+            <w:vAlign w:val="center"/>
+            <w:tcBorders>
+              <w:top w:val="single" w:sz="4" w:color="D9D9D9"/>
+              <w:left w:val="single" w:sz="4" w:color="D9D9D9"/>
+              <w:bottom w:val="single" w:sz="4" w:color="D9D9D9"/>
+              <w:right w:val="single" w:sz="4" w:color="D9D9D9"/>
+              <w:insideH w:val="single" w:sz="4" w:color="D9D9D9"/>
+              <w:insideV w:val="single" w:sz="4" w:color="D9D9D9"/>
+            </w:tcBorders>
+            <w:tcMar>
+              <w:top w:w="90" w:type="dxa"/>
+              <w:start w:w="100" w:type="dxa"/>
+              <w:bottom w:w="90" w:type="dxa"/>
+              <w:end w:w="100" w:type="dxa"/>
+            </w:tcMar>
+          </w:tcPr>
+          <w:p>
+            <w:r>
+              <w:rPr>
+                <w:b/>
+                <w:color w:val="FFFFFF"/>
+                <w:sz w:val="17"/>
+              </w:rPr>
+              <w:t>业务说明</w:t>
+            </w:r>
+          </w:p>
+        </w:tc>
+        <w:tc>
+          <w:tcPr>
+            <w:tcW w:type="dxa" w:w="1152"/>
+            <w:shd w:fill="1F4E78"/>
+            <w:vAlign w:val="center"/>
+            <w:tcBorders>
+              <w:top w:val="single" w:sz="4" w:color="D9D9D9"/>
+              <w:left w:val="single" w:sz="4" w:color="D9D9D9"/>
+              <w:bottom w:val="single" w:sz="4" w:color="D9D9D9"/>
+              <w:right w:val="single" w:sz="4" w:color="D9D9D9"/>
+              <w:insideH w:val="single" w:sz="4" w:color="D9D9D9"/>
+              <w:insideV w:val="single" w:sz="4" w:color="D9D9D9"/>
+            </w:tcBorders>
+            <w:tcMar>
+              <w:top w:w="90" w:type="dxa"/>
+              <w:start w:w="100" w:type="dxa"/>
+              <w:bottom w:w="90" w:type="dxa"/>
+              <w:end w:w="100" w:type="dxa"/>
+            </w:tcMar>
+          </w:tcPr>
+          <w:p>
+            <w:r>
+              <w:rPr>
+                <w:b/>
+                <w:color w:val="FFFFFF"/>
+                <w:sz w:val="17"/>
+              </w:rPr>
+              <w:t>必填</w:t>
+            </w:r>
+          </w:p>
+        </w:tc>
+      </w:tr>
+      <w:tr>
+        <w:tc>
+          <w:tcPr>
+            <w:tcW w:type="dxa" w:w="2016"/>
+            <w:vAlign w:val="center"/>
+            <w:tcBorders>
+              <w:top w:val="single" w:sz="4" w:color="D9D9D9"/>
+              <w:left w:val="single" w:sz="4" w:color="D9D9D9"/>
+              <w:bottom w:val="single" w:sz="4" w:color="D9D9D9"/>
+              <w:right w:val="single" w:sz="4" w:color="D9D9D9"/>
+              <w:insideH w:val="single" w:sz="4" w:color="D9D9D9"/>
+              <w:insideV w:val="single" w:sz="4" w:color="D9D9D9"/>
+            </w:tcBorders>
+            <w:tcMar>
+              <w:top w:w="90" w:type="dxa"/>
+              <w:start w:w="100" w:type="dxa"/>
+              <w:bottom w:w="90" w:type="dxa"/>
+              <w:end w:w="100" w:type="dxa"/>
+            </w:tcMar>
+          </w:tcPr>
+          <w:p>
+            <w:pPr>
+              <w:spacing w:after="20" w:line="259" w:lineRule="auto"/>
+            </w:pPr>
+            <w:r>
+              <w:rPr>
+                <w:sz w:val="17"/>
+              </w:rPr>
+              <w:t>网站</w:t>
+            </w:r>
+          </w:p>
+        </w:tc>
+        <w:tc>
+          <w:tcPr>
+            <w:tcW w:type="dxa" w:w="6048"/>
+            <w:vAlign w:val="center"/>
+            <w:tcBorders>
+              <w:top w:val="single" w:sz="4" w:color="D9D9D9"/>
+              <w:left w:val="single" w:sz="4" w:color="D9D9D9"/>
+              <w:bottom w:val="single" w:sz="4" w:color="D9D9D9"/>
+              <w:right w:val="single" w:sz="4" w:color="D9D9D9"/>
+              <w:insideH w:val="single" w:sz="4" w:color="D9D9D9"/>
+              <w:insideV w:val="single" w:sz="4" w:color="D9D9D9"/>
+            </w:tcBorders>
+            <w:tcMar>
+              <w:top w:w="90" w:type="dxa"/>
+              <w:start w:w="100" w:type="dxa"/>
+              <w:bottom w:w="90" w:type="dxa"/>
+              <w:end w:w="100" w:type="dxa"/>
+            </w:tcMar>
+          </w:tcPr>
+          <w:p>
+            <w:pPr>
+              <w:spacing w:after="20" w:line="259" w:lineRule="auto"/>
+            </w:pPr>
+            <w:r>
+              <w:rPr>
+                <w:sz w:val="17"/>
+              </w:rPr>
+              <w:t>选择已安装的网站适配器</w:t>
+            </w:r>
+          </w:p>
+        </w:tc>
+        <w:tc>
+          <w:tcPr>
+            <w:tcW w:type="dxa" w:w="1152"/>
+            <w:vAlign w:val="center"/>
+            <w:tcBorders>
+              <w:top w:val="single" w:sz="4" w:color="D9D9D9"/>
+              <w:left w:val="single" w:sz="4" w:color="D9D9D9"/>
+              <w:bottom w:val="single" w:sz="4" w:color="D9D9D9"/>
+              <w:right w:val="single" w:sz="4" w:color="D9D9D9"/>
+              <w:insideH w:val="single" w:sz="4" w:color="D9D9D9"/>
+              <w:insideV w:val="single" w:sz="4" w:color="D9D9D9"/>
+            </w:tcBorders>
+            <w:tcMar>
+              <w:top w:w="90" w:type="dxa"/>
+              <w:start w:w="100" w:type="dxa"/>
+              <w:bottom w:w="90" w:type="dxa"/>
+              <w:end w:w="100" w:type="dxa"/>
+            </w:tcMar>
+          </w:tcPr>
+          <w:p>
+            <w:pPr>
+              <w:spacing w:after="20" w:line="259" w:lineRule="auto"/>
+            </w:pPr>
+            <w:r>
+              <w:rPr>
+                <w:sz w:val="17"/>
+              </w:rPr>
+              <w:t>是</w:t>
+            </w:r>
+          </w:p>
+        </w:tc>
+      </w:tr>
+      <w:tr>
+        <w:tc>
+          <w:tcPr>
+            <w:tcW w:type="dxa" w:w="2016"/>
+            <w:vAlign w:val="center"/>
+            <w:shd w:fill="EDF3F8"/>
+            <w:tcBorders>
+              <w:top w:val="single" w:sz="4" w:color="D9D9D9"/>
+              <w:left w:val="single" w:sz="4" w:color="D9D9D9"/>
+              <w:bottom w:val="single" w:sz="4" w:color="D9D9D9"/>
+              <w:right w:val="single" w:sz="4" w:color="D9D9D9"/>
+              <w:insideH w:val="single" w:sz="4" w:color="D9D9D9"/>
+              <w:insideV w:val="single" w:sz="4" w:color="D9D9D9"/>
+            </w:tcBorders>
+            <w:tcMar>
+              <w:top w:w="90" w:type="dxa"/>
+              <w:start w:w="100" w:type="dxa"/>
+              <w:bottom w:w="90" w:type="dxa"/>
+              <w:end w:w="100" w:type="dxa"/>
+            </w:tcMar>
+          </w:tcPr>
+          <w:p>
+            <w:pPr>
+              <w:spacing w:after="20" w:line="259" w:lineRule="auto"/>
+            </w:pPr>
+            <w:r>
+              <w:rPr>
+                <w:sz w:val="17"/>
+              </w:rPr>
+              <w:t>账户别名</w:t>
+            </w:r>
+          </w:p>
+        </w:tc>
+        <w:tc>
+          <w:tcPr>
+            <w:tcW w:type="dxa" w:w="6048"/>
+            <w:vAlign w:val="center"/>
+            <w:shd w:fill="EDF3F8"/>
+            <w:tcBorders>
+              <w:top w:val="single" w:sz="4" w:color="D9D9D9"/>
+              <w:left w:val="single" w:sz="4" w:color="D9D9D9"/>
+              <w:bottom w:val="single" w:sz="4" w:color="D9D9D9"/>
+              <w:right w:val="single" w:sz="4" w:color="D9D9D9"/>
+              <w:insideH w:val="single" w:sz="4" w:color="D9D9D9"/>
+              <w:insideV w:val="single" w:sz="4" w:color="D9D9D9"/>
+            </w:tcBorders>
+            <w:tcMar>
+              <w:top w:w="90" w:type="dxa"/>
+              <w:start w:w="100" w:type="dxa"/>
+              <w:bottom w:w="90" w:type="dxa"/>
+              <w:end w:w="100" w:type="dxa"/>
+            </w:tcMar>
+          </w:tcPr>
+          <w:p>
+            <w:pPr>
+              <w:spacing w:after="20" w:line="259" w:lineRule="auto"/>
+            </w:pPr>
+            <w:r>
+              <w:rPr>
+                <w:sz w:val="17"/>
+              </w:rPr>
+              <w:t>仅供用户识别，不是网站用户名</w:t>
+            </w:r>
+          </w:p>
+        </w:tc>
+        <w:tc>
+          <w:tcPr>
+            <w:tcW w:type="dxa" w:w="1152"/>
+            <w:vAlign w:val="center"/>
+            <w:shd w:fill="EDF3F8"/>
+            <w:tcBorders>
+              <w:top w:val="single" w:sz="4" w:color="D9D9D9"/>
+              <w:left w:val="single" w:sz="4" w:color="D9D9D9"/>
+              <w:bottom w:val="single" w:sz="4" w:color="D9D9D9"/>
+              <w:right w:val="single" w:sz="4" w:color="D9D9D9"/>
+              <w:insideH w:val="single" w:sz="4" w:color="D9D9D9"/>
+              <w:insideV w:val="single" w:sz="4" w:color="D9D9D9"/>
+            </w:tcBorders>
+            <w:tcMar>
+              <w:top w:w="90" w:type="dxa"/>
+              <w:start w:w="100" w:type="dxa"/>
+              <w:bottom w:w="90" w:type="dxa"/>
+              <w:end w:w="100" w:type="dxa"/>
+            </w:tcMar>
+          </w:tcPr>
+          <w:p>
+            <w:pPr>
+              <w:spacing w:after="20" w:line="259" w:lineRule="auto"/>
+            </w:pPr>
+            <w:r>
+              <w:rPr>
+                <w:sz w:val="17"/>
+              </w:rPr>
+              <w:t>是</w:t>
+            </w:r>
+          </w:p>
+        </w:tc>
+      </w:tr>
+      <w:tr>
+        <w:tc>
+          <w:tcPr>
+            <w:tcW w:type="dxa" w:w="2016"/>
+            <w:vAlign w:val="center"/>
+            <w:tcBorders>
+              <w:top w:val="single" w:sz="4" w:color="D9D9D9"/>
+              <w:left w:val="single" w:sz="4" w:color="D9D9D9"/>
+              <w:bottom w:val="single" w:sz="4" w:color="D9D9D9"/>
+              <w:right w:val="single" w:sz="4" w:color="D9D9D9"/>
+              <w:insideH w:val="single" w:sz="4" w:color="D9D9D9"/>
+              <w:insideV w:val="single" w:sz="4" w:color="D9D9D9"/>
+            </w:tcBorders>
+            <w:tcMar>
+              <w:top w:w="90" w:type="dxa"/>
+              <w:start w:w="100" w:type="dxa"/>
+              <w:bottom w:w="90" w:type="dxa"/>
+              <w:end w:w="100" w:type="dxa"/>
+            </w:tcMar>
+          </w:tcPr>
+          <w:p>
+            <w:pPr>
+              <w:spacing w:after="20" w:line="259" w:lineRule="auto"/>
+            </w:pPr>
+            <w:r>
+              <w:rPr>
+                <w:sz w:val="17"/>
+              </w:rPr>
+              <w:t>浏览器资料目录</w:t>
+            </w:r>
+          </w:p>
+        </w:tc>
+        <w:tc>
+          <w:tcPr>
+            <w:tcW w:type="dxa" w:w="6048"/>
+            <w:vAlign w:val="center"/>
+            <w:tcBorders>
+              <w:top w:val="single" w:sz="4" w:color="D9D9D9"/>
+              <w:left w:val="single" w:sz="4" w:color="D9D9D9"/>
+              <w:bottom w:val="single" w:sz="4" w:color="D9D9D9"/>
+              <w:right w:val="single" w:sz="4" w:color="D9D9D9"/>
+              <w:insideH w:val="single" w:sz="4" w:color="D9D9D9"/>
+              <w:insideV w:val="single" w:sz="4" w:color="D9D9D9"/>
+            </w:tcBorders>
+            <w:tcMar>
+              <w:top w:w="90" w:type="dxa"/>
+              <w:start w:w="100" w:type="dxa"/>
+              <w:bottom w:w="90" w:type="dxa"/>
+              <w:end w:w="100" w:type="dxa"/>
+            </w:tcMar>
+          </w:tcPr>
+          <w:p>
+            <w:pPr>
+              <w:spacing w:after="20" w:line="259" w:lineRule="auto"/>
+            </w:pPr>
+            <w:r>
+              <w:rPr>
+                <w:sz w:val="17"/>
+              </w:rPr>
+              <w:t>系统自动生成并隔离保存</w:t>
+            </w:r>
+          </w:p>
+        </w:tc>
+        <w:tc>
+          <w:tcPr>
+            <w:tcW w:type="dxa" w:w="1152"/>
+            <w:vAlign w:val="center"/>
+            <w:tcBorders>
+              <w:top w:val="single" w:sz="4" w:color="D9D9D9"/>
+              <w:left w:val="single" w:sz="4" w:color="D9D9D9"/>
+              <w:bottom w:val="single" w:sz="4" w:color="D9D9D9"/>
+              <w:right w:val="single" w:sz="4" w:color="D9D9D9"/>
+              <w:insideH w:val="single" w:sz="4" w:color="D9D9D9"/>
+              <w:insideV w:val="single" w:sz="4" w:color="D9D9D9"/>
+            </w:tcBorders>
+            <w:tcMar>
+              <w:top w:w="90" w:type="dxa"/>
+              <w:start w:w="100" w:type="dxa"/>
+              <w:bottom w:w="90" w:type="dxa"/>
+              <w:end w:w="100" w:type="dxa"/>
+            </w:tcMar>
+          </w:tcPr>
+          <w:p>
+            <w:pPr>
+              <w:spacing w:after="20" w:line="259" w:lineRule="auto"/>
+            </w:pPr>
+            <w:r>
+              <w:rPr>
+                <w:sz w:val="17"/>
+              </w:rPr>
+              <w:t>自动</w:t>
+            </w:r>
+          </w:p>
+        </w:tc>
+      </w:tr>
+      <w:tr>
+        <w:tc>
+          <w:tcPr>
+            <w:tcW w:type="dxa" w:w="2016"/>
+            <w:vAlign w:val="center"/>
+            <w:shd w:fill="EDF3F8"/>
+            <w:tcBorders>
+              <w:top w:val="single" w:sz="4" w:color="D9D9D9"/>
+              <w:left w:val="single" w:sz="4" w:color="D9D9D9"/>
+              <w:bottom w:val="single" w:sz="4" w:color="D9D9D9"/>
+              <w:right w:val="single" w:sz="4" w:color="D9D9D9"/>
+              <w:insideH w:val="single" w:sz="4" w:color="D9D9D9"/>
+              <w:insideV w:val="single" w:sz="4" w:color="D9D9D9"/>
+            </w:tcBorders>
+            <w:tcMar>
+              <w:top w:w="90" w:type="dxa"/>
+              <w:start w:w="100" w:type="dxa"/>
+              <w:bottom w:w="90" w:type="dxa"/>
+              <w:end w:w="100" w:type="dxa"/>
+            </w:tcMar>
+          </w:tcPr>
+          <w:p>
+            <w:pPr>
+              <w:spacing w:after="20" w:line="259" w:lineRule="auto"/>
+            </w:pPr>
+            <w:r>
+              <w:rPr>
+                <w:sz w:val="17"/>
+              </w:rPr>
+              <w:t>登录状态</w:t>
+            </w:r>
+          </w:p>
+        </w:tc>
+        <w:tc>
+          <w:tcPr>
+            <w:tcW w:type="dxa" w:w="6048"/>
+            <w:vAlign w:val="center"/>
+            <w:shd w:fill="EDF3F8"/>
+            <w:tcBorders>
+              <w:top w:val="single" w:sz="4" w:color="D9D9D9"/>
+              <w:left w:val="single" w:sz="4" w:color="D9D9D9"/>
+              <w:bottom w:val="single" w:sz="4" w:color="D9D9D9"/>
+              <w:right w:val="single" w:sz="4" w:color="D9D9D9"/>
+              <w:insideH w:val="single" w:sz="4" w:color="D9D9D9"/>
+              <w:insideV w:val="single" w:sz="4" w:color="D9D9D9"/>
+            </w:tcBorders>
+            <w:tcMar>
+              <w:top w:w="90" w:type="dxa"/>
+              <w:start w:w="100" w:type="dxa"/>
+              <w:bottom w:w="90" w:type="dxa"/>
+              <w:end w:w="100" w:type="dxa"/>
+            </w:tcMar>
+          </w:tcPr>
+          <w:p>
+            <w:pPr>
+              <w:spacing w:after="20" w:line="259" w:lineRule="auto"/>
+            </w:pPr>
+            <w:r>
+              <w:rPr>
+                <w:sz w:val="17"/>
+              </w:rPr>
+              <w:t>未登录、有效、即将失效、需要重新登录、检查失败</w:t>
+            </w:r>
+          </w:p>
+        </w:tc>
+        <w:tc>
+          <w:tcPr>
+            <w:tcW w:type="dxa" w:w="1152"/>
+            <w:vAlign w:val="center"/>
+            <w:shd w:fill="EDF3F8"/>
+            <w:tcBorders>
+              <w:top w:val="single" w:sz="4" w:color="D9D9D9"/>
+              <w:left w:val="single" w:sz="4" w:color="D9D9D9"/>
+              <w:bottom w:val="single" w:sz="4" w:color="D9D9D9"/>
+              <w:right w:val="single" w:sz="4" w:color="D9D9D9"/>
+              <w:insideH w:val="single" w:sz="4" w:color="D9D9D9"/>
+              <w:insideV w:val="single" w:sz="4" w:color="D9D9D9"/>
+            </w:tcBorders>
+            <w:tcMar>
+              <w:top w:w="90" w:type="dxa"/>
+              <w:start w:w="100" w:type="dxa"/>
+              <w:bottom w:w="90" w:type="dxa"/>
+              <w:end w:w="100" w:type="dxa"/>
+            </w:tcMar>
+          </w:tcPr>
+          <w:p>
+            <w:pPr>
+              <w:spacing w:after="20" w:line="259" w:lineRule="auto"/>
+            </w:pPr>
+            <w:r>
+              <w:rPr>
+                <w:sz w:val="17"/>
+              </w:rPr>
+              <w:t>自动</w:t>
+            </w:r>
+          </w:p>
+        </w:tc>
+      </w:tr>
+      <w:tr>
+        <w:tc>
+          <w:tcPr>
+            <w:tcW w:type="dxa" w:w="2016"/>
+            <w:vAlign w:val="center"/>
+            <w:tcBorders>
+              <w:top w:val="single" w:sz="4" w:color="D9D9D9"/>
+              <w:left w:val="single" w:sz="4" w:color="D9D9D9"/>
+              <w:bottom w:val="single" w:sz="4" w:color="D9D9D9"/>
+              <w:right w:val="single" w:sz="4" w:color="D9D9D9"/>
+              <w:insideH w:val="single" w:sz="4" w:color="D9D9D9"/>
+              <w:insideV w:val="single" w:sz="4" w:color="D9D9D9"/>
+            </w:tcBorders>
+            <w:tcMar>
+              <w:top w:w="90" w:type="dxa"/>
+              <w:start w:w="100" w:type="dxa"/>
+              <w:bottom w:w="90" w:type="dxa"/>
+              <w:end w:w="100" w:type="dxa"/>
+            </w:tcMar>
+          </w:tcPr>
+          <w:p>
+            <w:pPr>
+              <w:spacing w:after="20" w:line="259" w:lineRule="auto"/>
+            </w:pPr>
+            <w:r>
+              <w:rPr>
+                <w:sz w:val="17"/>
+              </w:rPr>
+              <w:t>自动搜索开关</w:t>
+            </w:r>
+          </w:p>
+        </w:tc>
+        <w:tc>
+          <w:tcPr>
+            <w:tcW w:type="dxa" w:w="6048"/>
+            <w:vAlign w:val="center"/>
+            <w:tcBorders>
+              <w:top w:val="single" w:sz="4" w:color="D9D9D9"/>
+              <w:left w:val="single" w:sz="4" w:color="D9D9D9"/>
+              <w:bottom w:val="single" w:sz="4" w:color="D9D9D9"/>
+              <w:right w:val="single" w:sz="4" w:color="D9D9D9"/>
+              <w:insideH w:val="single" w:sz="4" w:color="D9D9D9"/>
+              <w:insideV w:val="single" w:sz="4" w:color="D9D9D9"/>
+            </w:tcBorders>
+            <w:tcMar>
+              <w:top w:w="90" w:type="dxa"/>
+              <w:start w:w="100" w:type="dxa"/>
+              <w:bottom w:w="90" w:type="dxa"/>
+              <w:end w:w="100" w:type="dxa"/>
+            </w:tcMar>
+          </w:tcPr>
+          <w:p>
+            <w:pPr>
+              <w:spacing w:after="20" w:line="259" w:lineRule="auto"/>
+            </w:pPr>
+            <w:r>
+              <w:rPr>
+                <w:sz w:val="17"/>
+              </w:rPr>
+              <w:t>控制该账户是否可被计划任务使用</w:t>
+            </w:r>
+          </w:p>
+        </w:tc>
+        <w:tc>
+          <w:tcPr>
+            <w:tcW w:type="dxa" w:w="1152"/>
+            <w:vAlign w:val="center"/>
+            <w:tcBorders>
+              <w:top w:val="single" w:sz="4" w:color="D9D9D9"/>
+              <w:left w:val="single" w:sz="4" w:color="D9D9D9"/>
+              <w:bottom w:val="single" w:sz="4" w:color="D9D9D9"/>
+              <w:right w:val="single" w:sz="4" w:color="D9D9D9"/>
+              <w:insideH w:val="single" w:sz="4" w:color="D9D9D9"/>
+              <w:insideV w:val="single" w:sz="4" w:color="D9D9D9"/>
+            </w:tcBorders>
+            <w:tcMar>
+              <w:top w:w="90" w:type="dxa"/>
+              <w:start w:w="100" w:type="dxa"/>
+              <w:bottom w:w="90" w:type="dxa"/>
+              <w:end w:w="100" w:type="dxa"/>
+            </w:tcMar>
+          </w:tcPr>
+          <w:p>
+            <w:pPr>
+              <w:spacing w:after="20" w:line="259" w:lineRule="auto"/>
+            </w:pPr>
+            <w:r>
+              <w:rPr>
+                <w:sz w:val="17"/>
+              </w:rPr>
+              <w:t>是</w:t>
+            </w:r>
+          </w:p>
+        </w:tc>
+      </w:tr>
+      <w:tr>
+        <w:tc>
+          <w:tcPr>
+            <w:tcW w:type="dxa" w:w="2016"/>
+            <w:vAlign w:val="center"/>
+            <w:shd w:fill="EDF3F8"/>
+            <w:tcBorders>
+              <w:top w:val="single" w:sz="4" w:color="D9D9D9"/>
+              <w:left w:val="single" w:sz="4" w:color="D9D9D9"/>
+              <w:bottom w:val="single" w:sz="4" w:color="D9D9D9"/>
+              <w:right w:val="single" w:sz="4" w:color="D9D9D9"/>
+              <w:insideH w:val="single" w:sz="4" w:color="D9D9D9"/>
+              <w:insideV w:val="single" w:sz="4" w:color="D9D9D9"/>
+            </w:tcBorders>
+            <w:tcMar>
+              <w:top w:w="90" w:type="dxa"/>
+              <w:start w:w="100" w:type="dxa"/>
+              <w:bottom w:w="90" w:type="dxa"/>
+              <w:end w:w="100" w:type="dxa"/>
+            </w:tcMar>
+          </w:tcPr>
+          <w:p>
+            <w:pPr>
+              <w:spacing w:after="20" w:line="259" w:lineRule="auto"/>
+            </w:pPr>
+            <w:r>
+              <w:rPr>
+                <w:sz w:val="17"/>
+              </w:rPr>
+              <w:t>最近检查时间</w:t>
+            </w:r>
+          </w:p>
+        </w:tc>
+        <w:tc>
+          <w:tcPr>
+            <w:tcW w:type="dxa" w:w="6048"/>
+            <w:vAlign w:val="center"/>
+            <w:shd w:fill="EDF3F8"/>
+            <w:tcBorders>
+              <w:top w:val="single" w:sz="4" w:color="D9D9D9"/>
+              <w:left w:val="single" w:sz="4" w:color="D9D9D9"/>
+              <w:bottom w:val="single" w:sz="4" w:color="D9D9D9"/>
+              <w:right w:val="single" w:sz="4" w:color="D9D9D9"/>
+              <w:insideH w:val="single" w:sz="4" w:color="D9D9D9"/>
+              <w:insideV w:val="single" w:sz="4" w:color="D9D9D9"/>
+            </w:tcBorders>
+            <w:tcMar>
+              <w:top w:w="90" w:type="dxa"/>
+              <w:start w:w="100" w:type="dxa"/>
+              <w:bottom w:w="90" w:type="dxa"/>
+              <w:end w:w="100" w:type="dxa"/>
+            </w:tcMar>
+          </w:tcPr>
+          <w:p>
+            <w:pPr>
+              <w:spacing w:after="20" w:line="259" w:lineRule="auto"/>
+            </w:pPr>
+            <w:r>
+              <w:rPr>
+                <w:sz w:val="17"/>
+              </w:rPr>
+              <w:t>记录最后一次会话有效性检查时间</w:t>
+            </w:r>
+          </w:p>
+        </w:tc>
+        <w:tc>
+          <w:tcPr>
+            <w:tcW w:type="dxa" w:w="1152"/>
+            <w:vAlign w:val="center"/>
+            <w:shd w:fill="EDF3F8"/>
+            <w:tcBorders>
+              <w:top w:val="single" w:sz="4" w:color="D9D9D9"/>
+              <w:left w:val="single" w:sz="4" w:color="D9D9D9"/>
+              <w:bottom w:val="single" w:sz="4" w:color="D9D9D9"/>
+              <w:right w:val="single" w:sz="4" w:color="D9D9D9"/>
+              <w:insideH w:val="single" w:sz="4" w:color="D9D9D9"/>
+              <w:insideV w:val="single" w:sz="4" w:color="D9D9D9"/>
+            </w:tcBorders>
+            <w:tcMar>
+              <w:top w:w="90" w:type="dxa"/>
+              <w:start w:w="100" w:type="dxa"/>
+              <w:bottom w:w="90" w:type="dxa"/>
+              <w:end w:w="100" w:type="dxa"/>
+            </w:tcMar>
+          </w:tcPr>
+          <w:p>
+            <w:pPr>
+              <w:spacing w:after="20" w:line="259" w:lineRule="auto"/>
+            </w:pPr>
+            <w:r>
+              <w:rPr>
+                <w:sz w:val="17"/>
+              </w:rPr>
+              <w:t>自动</w:t>
+            </w:r>
+          </w:p>
+        </w:tc>
+      </w:tr>
+      <w:tr>
+        <w:tc>
+          <w:tcPr>
+            <w:tcW w:type="dxa" w:w="2016"/>
+            <w:vAlign w:val="center"/>
+            <w:tcBorders>
+              <w:top w:val="single" w:sz="4" w:color="D9D9D9"/>
+              <w:left w:val="single" w:sz="4" w:color="D9D9D9"/>
+              <w:bottom w:val="single" w:sz="4" w:color="D9D9D9"/>
+              <w:right w:val="single" w:sz="4" w:color="D9D9D9"/>
+              <w:insideH w:val="single" w:sz="4" w:color="D9D9D9"/>
+              <w:insideV w:val="single" w:sz="4" w:color="D9D9D9"/>
+            </w:tcBorders>
+            <w:tcMar>
+              <w:top w:w="90" w:type="dxa"/>
+              <w:start w:w="100" w:type="dxa"/>
+              <w:bottom w:w="90" w:type="dxa"/>
+              <w:end w:w="100" w:type="dxa"/>
+            </w:tcMar>
+          </w:tcPr>
+          <w:p>
+            <w:pPr>
+              <w:spacing w:after="20" w:line="259" w:lineRule="auto"/>
+            </w:pPr>
+            <w:r>
+              <w:rPr>
+                <w:sz w:val="17"/>
+              </w:rPr>
+              <w:t>权限状态</w:t>
+            </w:r>
+          </w:p>
+        </w:tc>
+        <w:tc>
+          <w:tcPr>
+            <w:tcW w:type="dxa" w:w="6048"/>
+            <w:vAlign w:val="center"/>
+            <w:tcBorders>
+              <w:top w:val="single" w:sz="4" w:color="D9D9D9"/>
+              <w:left w:val="single" w:sz="4" w:color="D9D9D9"/>
+              <w:bottom w:val="single" w:sz="4" w:color="D9D9D9"/>
+              <w:right w:val="single" w:sz="4" w:color="D9D9D9"/>
+              <w:insideH w:val="single" w:sz="4" w:color="D9D9D9"/>
+              <w:insideV w:val="single" w:sz="4" w:color="D9D9D9"/>
+            </w:tcBorders>
+            <w:tcMar>
+              <w:top w:w="90" w:type="dxa"/>
+              <w:start w:w="100" w:type="dxa"/>
+              <w:bottom w:w="90" w:type="dxa"/>
+              <w:end w:w="100" w:type="dxa"/>
+            </w:tcMar>
+          </w:tcPr>
+          <w:p>
+            <w:pPr>
+              <w:spacing w:after="20" w:line="259" w:lineRule="auto"/>
+            </w:pPr>
+            <w:r>
+              <w:rPr>
+                <w:sz w:val="17"/>
+              </w:rPr>
+              <w:t>允许、禁止、待确认及规则来源</w:t>
+            </w:r>
+          </w:p>
+        </w:tc>
+        <w:tc>
+          <w:tcPr>
+            <w:tcW w:type="dxa" w:w="1152"/>
+            <w:vAlign w:val="center"/>
+            <w:tcBorders>
+              <w:top w:val="single" w:sz="4" w:color="D9D9D9"/>
+              <w:left w:val="single" w:sz="4" w:color="D9D9D9"/>
+              <w:bottom w:val="single" w:sz="4" w:color="D9D9D9"/>
+              <w:right w:val="single" w:sz="4" w:color="D9D9D9"/>
+              <w:insideH w:val="single" w:sz="4" w:color="D9D9D9"/>
+              <w:insideV w:val="single" w:sz="4" w:color="D9D9D9"/>
+            </w:tcBorders>
+            <w:tcMar>
+              <w:top w:w="90" w:type="dxa"/>
+              <w:start w:w="100" w:type="dxa"/>
+              <w:bottom w:w="90" w:type="dxa"/>
+              <w:end w:w="100" w:type="dxa"/>
+            </w:tcMar>
+          </w:tcPr>
+          <w:p>
+            <w:pPr>
+              <w:spacing w:after="20" w:line="259" w:lineRule="auto"/>
+            </w:pPr>
+            <w:r>
+              <w:rPr>
+                <w:sz w:val="17"/>
+              </w:rPr>
+              <w:t>自动/管理员</w:t>
+            </w:r>
+          </w:p>
+        </w:tc>
+      </w:tr>
+      <w:tr>
+        <w:tc>
+          <w:tcPr>
+            <w:tcW w:type="dxa" w:w="2016"/>
+            <w:vAlign w:val="center"/>
+            <w:shd w:fill="EDF3F8"/>
+            <w:tcBorders>
+              <w:top w:val="single" w:sz="4" w:color="D9D9D9"/>
+              <w:left w:val="single" w:sz="4" w:color="D9D9D9"/>
+              <w:bottom w:val="single" w:sz="4" w:color="D9D9D9"/>
+              <w:right w:val="single" w:sz="4" w:color="D9D9D9"/>
+              <w:insideH w:val="single" w:sz="4" w:color="D9D9D9"/>
+              <w:insideV w:val="single" w:sz="4" w:color="D9D9D9"/>
+            </w:tcBorders>
+            <w:tcMar>
+              <w:top w:w="90" w:type="dxa"/>
+              <w:start w:w="100" w:type="dxa"/>
+              <w:bottom w:w="90" w:type="dxa"/>
+              <w:end w:w="100" w:type="dxa"/>
+            </w:tcMar>
+          </w:tcPr>
+          <w:p>
+            <w:pPr>
+              <w:spacing w:after="20" w:line="259" w:lineRule="auto"/>
+            </w:pPr>
+            <w:r>
+              <w:rPr>
+                <w:sz w:val="17"/>
+              </w:rPr>
+              <w:t>备注</w:t>
+            </w:r>
+          </w:p>
+        </w:tc>
+        <w:tc>
+          <w:tcPr>
+            <w:tcW w:type="dxa" w:w="6048"/>
+            <w:vAlign w:val="center"/>
+            <w:shd w:fill="EDF3F8"/>
+            <w:tcBorders>
+              <w:top w:val="single" w:sz="4" w:color="D9D9D9"/>
+              <w:left w:val="single" w:sz="4" w:color="D9D9D9"/>
+              <w:bottom w:val="single" w:sz="4" w:color="D9D9D9"/>
+              <w:right w:val="single" w:sz="4" w:color="D9D9D9"/>
+              <w:insideH w:val="single" w:sz="4" w:color="D9D9D9"/>
+              <w:insideV w:val="single" w:sz="4" w:color="D9D9D9"/>
+            </w:tcBorders>
+            <w:tcMar>
+              <w:top w:w="90" w:type="dxa"/>
+              <w:start w:w="100" w:type="dxa"/>
+              <w:bottom w:w="90" w:type="dxa"/>
+              <w:end w:w="100" w:type="dxa"/>
+            </w:tcMar>
+          </w:tcPr>
+          <w:p>
+            <w:pPr>
+              <w:spacing w:after="20" w:line="259" w:lineRule="auto"/>
+            </w:pPr>
+            <w:r>
+              <w:rPr>
+                <w:sz w:val="17"/>
+              </w:rPr>
+              <w:t>记录账户用途，例如个人或公司测试账户</w:t>
+            </w:r>
+          </w:p>
+        </w:tc>
+        <w:tc>
+          <w:tcPr>
+            <w:tcW w:type="dxa" w:w="1152"/>
+            <w:vAlign w:val="center"/>
+            <w:shd w:fill="EDF3F8"/>
+            <w:tcBorders>
+              <w:top w:val="single" w:sz="4" w:color="D9D9D9"/>
+              <w:left w:val="single" w:sz="4" w:color="D9D9D9"/>
+              <w:bottom w:val="single" w:sz="4" w:color="D9D9D9"/>
+              <w:right w:val="single" w:sz="4" w:color="D9D9D9"/>
+              <w:insideH w:val="single" w:sz="4" w:color="D9D9D9"/>
+              <w:insideV w:val="single" w:sz="4" w:color="D9D9D9"/>
+            </w:tcBorders>
+            <w:tcMar>
+              <w:top w:w="90" w:type="dxa"/>
+              <w:start w:w="100" w:type="dxa"/>
+              <w:bottom w:w="90" w:type="dxa"/>
+              <w:end w:w="100" w:type="dxa"/>
+            </w:tcMar>
+          </w:tcPr>
+          <w:p>
+            <w:pPr>
+              <w:spacing w:after="20" w:line="259" w:lineRule="auto"/>
+            </w:pPr>
+            <w:r>
+              <w:rPr>
+                <w:sz w:val="17"/>
+              </w:rPr>
+              <w:t>否</w:t>
+            </w:r>
+          </w:p>
+        </w:tc>
+      </w:tr>
+    </w:tbl>
+    <w:p>
+      <w:pPr>
+        <w:spacing w:after="20"/>
+      </w:pPr>
+    </w:p>
+    <w:p>
+      <w:pPr>
+        <w:pStyle w:val="Heading2"/>
+      </w:pPr>
+      <w:r>
+        <w:t>4.3 多组搜索条件的建立</w:t>
+      </w:r>
+    </w:p>
+    <w:p>
+      <w:r>
+        <w:t>一个 Search Task 代表一套可独立运行的购房条件。用户可以建立多个任务，例如“武蔵浦和中古戸建”“浦和区中古マンション”“预算内土地”，每个任务分别选择网站、账户、条件、运行方式和通知偏好。</w:t>
+      </w:r>
+    </w:p>
+    <w:tbl>
+      <w:tblPr>
+        <w:tblW w:type="auto" w:w="0"/>
+        <w:jc w:val="center"/>
+        <w:tblLayout w:type="fixed"/>
+        <w:tblLook w:firstColumn="1" w:firstRow="1" w:lastColumn="0" w:lastRow="0" w:noHBand="0" w:noVBand="1" w:val="04A0"/>
+      </w:tblPr>
+      <w:tblGrid>
+        <w:gridCol w:w="4997"/>
+        <w:gridCol w:w="4997"/>
+      </w:tblGrid>
+      <w:tr>
+        <w:trPr>
+          <w:tblHeader/>
+        </w:trPr>
+        <w:tc>
+          <w:tcPr>
+            <w:tcW w:type="dxa" w:w="2160"/>
+            <w:shd w:fill="1F4E78"/>
+            <w:vAlign w:val="center"/>
+            <w:tcBorders>
+              <w:top w:val="single" w:sz="4" w:color="D9D9D9"/>
+              <w:left w:val="single" w:sz="4" w:color="D9D9D9"/>
+              <w:bottom w:val="single" w:sz="4" w:color="D9D9D9"/>
+              <w:right w:val="single" w:sz="4" w:color="D9D9D9"/>
+              <w:insideH w:val="single" w:sz="4" w:color="D9D9D9"/>
+              <w:insideV w:val="single" w:sz="4" w:color="D9D9D9"/>
+            </w:tcBorders>
+            <w:tcMar>
+              <w:top w:w="90" w:type="dxa"/>
+              <w:start w:w="100" w:type="dxa"/>
+              <w:bottom w:w="90" w:type="dxa"/>
+              <w:end w:w="100" w:type="dxa"/>
+            </w:tcMar>
+          </w:tcPr>
+          <w:p>
+            <w:r>
+              <w:rPr>
+                <w:b/>
+                <w:color w:val="FFFFFF"/>
+                <w:sz w:val="18"/>
+              </w:rPr>
+              <w:t>条件组</w:t>
+            </w:r>
+          </w:p>
+        </w:tc>
+        <w:tc>
+          <w:tcPr>
+            <w:tcW w:type="dxa" w:w="7344"/>
+            <w:shd w:fill="1F4E78"/>
+            <w:vAlign w:val="center"/>
+            <w:tcBorders>
+              <w:top w:val="single" w:sz="4" w:color="D9D9D9"/>
+              <w:left w:val="single" w:sz="4" w:color="D9D9D9"/>
+              <w:bottom w:val="single" w:sz="4" w:color="D9D9D9"/>
+              <w:right w:val="single" w:sz="4" w:color="D9D9D9"/>
+              <w:insideH w:val="single" w:sz="4" w:color="D9D9D9"/>
+              <w:insideV w:val="single" w:sz="4" w:color="D9D9D9"/>
+            </w:tcBorders>
+            <w:tcMar>
+              <w:top w:w="90" w:type="dxa"/>
+              <w:start w:w="100" w:type="dxa"/>
+              <w:bottom w:w="90" w:type="dxa"/>
+              <w:end w:w="100" w:type="dxa"/>
+            </w:tcMar>
+          </w:tcPr>
+          <w:p>
+            <w:r>
+              <w:rPr>
+                <w:b/>
+                <w:color w:val="FFFFFF"/>
+                <w:sz w:val="18"/>
+              </w:rPr>
+              <w:t>具体字段与规则</w:t>
+            </w:r>
+          </w:p>
+        </w:tc>
+      </w:tr>
+      <w:tr>
+        <w:tc>
+          <w:tcPr>
+            <w:tcW w:type="dxa" w:w="2160"/>
+            <w:vAlign w:val="center"/>
+            <w:tcBorders>
+              <w:top w:val="single" w:sz="4" w:color="D9D9D9"/>
+              <w:left w:val="single" w:sz="4" w:color="D9D9D9"/>
+              <w:bottom w:val="single" w:sz="4" w:color="D9D9D9"/>
+              <w:right w:val="single" w:sz="4" w:color="D9D9D9"/>
+              <w:insideH w:val="single" w:sz="4" w:color="D9D9D9"/>
+              <w:insideV w:val="single" w:sz="4" w:color="D9D9D9"/>
+            </w:tcBorders>
+            <w:tcMar>
+              <w:top w:w="90" w:type="dxa"/>
+              <w:start w:w="100" w:type="dxa"/>
+              <w:bottom w:w="90" w:type="dxa"/>
+              <w:end w:w="100" w:type="dxa"/>
+            </w:tcMar>
+          </w:tcPr>
+          <w:p>
+            <w:pPr>
+              <w:spacing w:after="20" w:line="259" w:lineRule="auto"/>
+            </w:pPr>
+            <w:r>
+              <w:rPr>
+                <w:sz w:val="18"/>
+              </w:rPr>
+              <w:t>基本信息</w:t>
+            </w:r>
+          </w:p>
+        </w:tc>
+        <w:tc>
+          <w:tcPr>
+            <w:tcW w:type="dxa" w:w="7344"/>
+            <w:vAlign w:val="center"/>
+            <w:tcBorders>
+              <w:top w:val="single" w:sz="4" w:color="D9D9D9"/>
+              <w:left w:val="single" w:sz="4" w:color="D9D9D9"/>
+              <w:bottom w:val="single" w:sz="4" w:color="D9D9D9"/>
+              <w:right w:val="single" w:sz="4" w:color="D9D9D9"/>
+              <w:insideH w:val="single" w:sz="4" w:color="D9D9D9"/>
+              <w:insideV w:val="single" w:sz="4" w:color="D9D9D9"/>
+            </w:tcBorders>
+            <w:tcMar>
+              <w:top w:w="90" w:type="dxa"/>
+              <w:start w:w="100" w:type="dxa"/>
+              <w:bottom w:w="90" w:type="dxa"/>
+              <w:end w:w="100" w:type="dxa"/>
+            </w:tcMar>
+          </w:tcPr>
+          <w:p>
+            <w:pPr>
+              <w:spacing w:after="20" w:line="259" w:lineRule="auto"/>
+            </w:pPr>
+            <w:r>
+              <w:rPr>
+                <w:sz w:val="18"/>
+              </w:rPr>
+              <w:t>任务名称、用途说明、启用状态；名称在当前工作空间中不可重复</w:t>
+            </w:r>
+          </w:p>
+        </w:tc>
+      </w:tr>
+      <w:tr>
+        <w:tc>
+          <w:tcPr>
+            <w:tcW w:type="dxa" w:w="2160"/>
+            <w:vAlign w:val="center"/>
+            <w:shd w:fill="EDF3F8"/>
+            <w:tcBorders>
+              <w:top w:val="single" w:sz="4" w:color="D9D9D9"/>
+              <w:left w:val="single" w:sz="4" w:color="D9D9D9"/>
+              <w:bottom w:val="single" w:sz="4" w:color="D9D9D9"/>
+              <w:right w:val="single" w:sz="4" w:color="D9D9D9"/>
+              <w:insideH w:val="single" w:sz="4" w:color="D9D9D9"/>
+              <w:insideV w:val="single" w:sz="4" w:color="D9D9D9"/>
+            </w:tcBorders>
+            <w:tcMar>
+              <w:top w:w="90" w:type="dxa"/>
+              <w:start w:w="100" w:type="dxa"/>
+              <w:bottom w:w="90" w:type="dxa"/>
+              <w:end w:w="100" w:type="dxa"/>
+            </w:tcMar>
+          </w:tcPr>
+          <w:p>
+            <w:pPr>
+              <w:spacing w:after="20" w:line="259" w:lineRule="auto"/>
+            </w:pPr>
+            <w:r>
+              <w:rPr>
+                <w:sz w:val="18"/>
+              </w:rPr>
+              <w:t>房屋类型</w:t>
+            </w:r>
+          </w:p>
+        </w:tc>
+        <w:tc>
+          <w:tcPr>
+            <w:tcW w:type="dxa" w:w="7344"/>
+            <w:vAlign w:val="center"/>
+            <w:shd w:fill="EDF3F8"/>
+            <w:tcBorders>
+              <w:top w:val="single" w:sz="4" w:color="D9D9D9"/>
+              <w:left w:val="single" w:sz="4" w:color="D9D9D9"/>
+              <w:bottom w:val="single" w:sz="4" w:color="D9D9D9"/>
+              <w:right w:val="single" w:sz="4" w:color="D9D9D9"/>
+              <w:insideH w:val="single" w:sz="4" w:color="D9D9D9"/>
+              <w:insideV w:val="single" w:sz="4" w:color="D9D9D9"/>
+            </w:tcBorders>
+            <w:tcMar>
+              <w:top w:w="90" w:type="dxa"/>
+              <w:start w:w="100" w:type="dxa"/>
+              <w:bottom w:w="90" w:type="dxa"/>
+              <w:end w:w="100" w:type="dxa"/>
+            </w:tcMar>
+          </w:tcPr>
+          <w:p>
+            <w:pPr>
+              <w:spacing w:after="20" w:line="259" w:lineRule="auto"/>
+            </w:pPr>
+            <w:r>
+              <w:rPr>
+                <w:sz w:val="18"/>
+              </w:rPr>
+              <w:t>中古戸建、中古マンション、土地；可多选时由网站能力决定</w:t>
+            </w:r>
+          </w:p>
+        </w:tc>
+      </w:tr>
+      <w:tr>
+        <w:tc>
+          <w:tcPr>
+            <w:tcW w:type="dxa" w:w="2160"/>
+            <w:vAlign w:val="center"/>
+            <w:tcBorders>
+              <w:top w:val="single" w:sz="4" w:color="D9D9D9"/>
+              <w:left w:val="single" w:sz="4" w:color="D9D9D9"/>
+              <w:bottom w:val="single" w:sz="4" w:color="D9D9D9"/>
+              <w:right w:val="single" w:sz="4" w:color="D9D9D9"/>
+              <w:insideH w:val="single" w:sz="4" w:color="D9D9D9"/>
+              <w:insideV w:val="single" w:sz="4" w:color="D9D9D9"/>
+            </w:tcBorders>
+            <w:tcMar>
+              <w:top w:w="90" w:type="dxa"/>
+              <w:start w:w="100" w:type="dxa"/>
+              <w:bottom w:w="90" w:type="dxa"/>
+              <w:end w:w="100" w:type="dxa"/>
+            </w:tcMar>
+          </w:tcPr>
+          <w:p>
+            <w:pPr>
+              <w:spacing w:after="20" w:line="259" w:lineRule="auto"/>
+            </w:pPr>
+            <w:r>
+              <w:rPr>
+                <w:sz w:val="18"/>
+              </w:rPr>
+              <w:t>区域</w:t>
+            </w:r>
+          </w:p>
+        </w:tc>
+        <w:tc>
+          <w:tcPr>
+            <w:tcW w:type="dxa" w:w="7344"/>
+            <w:vAlign w:val="center"/>
+            <w:tcBorders>
+              <w:top w:val="single" w:sz="4" w:color="D9D9D9"/>
+              <w:left w:val="single" w:sz="4" w:color="D9D9D9"/>
+              <w:bottom w:val="single" w:sz="4" w:color="D9D9D9"/>
+              <w:right w:val="single" w:sz="4" w:color="D9D9D9"/>
+              <w:insideH w:val="single" w:sz="4" w:color="D9D9D9"/>
+              <w:insideV w:val="single" w:sz="4" w:color="D9D9D9"/>
+            </w:tcBorders>
+            <w:tcMar>
+              <w:top w:w="90" w:type="dxa"/>
+              <w:start w:w="100" w:type="dxa"/>
+              <w:bottom w:w="90" w:type="dxa"/>
+              <w:end w:w="100" w:type="dxa"/>
+            </w:tcMar>
+          </w:tcPr>
+          <w:p>
+            <w:pPr>
+              <w:spacing w:after="20" w:line="259" w:lineRule="auto"/>
+            </w:pPr>
+            <w:r>
+              <w:rPr>
+                <w:sz w:val="18"/>
+              </w:rPr>
+              <w:t>都道府县、市区町村、町名、沿线、车站；区域条件之间显示 AND/OR 关系</w:t>
+            </w:r>
+          </w:p>
+        </w:tc>
+      </w:tr>
+      <w:tr>
+        <w:tc>
+          <w:tcPr>
+            <w:tcW w:type="dxa" w:w="2160"/>
+            <w:vAlign w:val="center"/>
+            <w:shd w:fill="EDF3F8"/>
+            <w:tcBorders>
+              <w:top w:val="single" w:sz="4" w:color="D9D9D9"/>
+              <w:left w:val="single" w:sz="4" w:color="D9D9D9"/>
+              <w:bottom w:val="single" w:sz="4" w:color="D9D9D9"/>
+              <w:right w:val="single" w:sz="4" w:color="D9D9D9"/>
+              <w:insideH w:val="single" w:sz="4" w:color="D9D9D9"/>
+              <w:insideV w:val="single" w:sz="4" w:color="D9D9D9"/>
+            </w:tcBorders>
+            <w:tcMar>
+              <w:top w:w="90" w:type="dxa"/>
+              <w:start w:w="100" w:type="dxa"/>
+              <w:bottom w:w="90" w:type="dxa"/>
+              <w:end w:w="100" w:type="dxa"/>
+            </w:tcMar>
+          </w:tcPr>
+          <w:p>
+            <w:pPr>
+              <w:spacing w:after="20" w:line="259" w:lineRule="auto"/>
+            </w:pPr>
+            <w:r>
+              <w:rPr>
+                <w:sz w:val="18"/>
+              </w:rPr>
+              <w:t>价格</w:t>
+            </w:r>
+          </w:p>
+        </w:tc>
+        <w:tc>
+          <w:tcPr>
+            <w:tcW w:type="dxa" w:w="7344"/>
+            <w:vAlign w:val="center"/>
+            <w:shd w:fill="EDF3F8"/>
+            <w:tcBorders>
+              <w:top w:val="single" w:sz="4" w:color="D9D9D9"/>
+              <w:left w:val="single" w:sz="4" w:color="D9D9D9"/>
+              <w:bottom w:val="single" w:sz="4" w:color="D9D9D9"/>
+              <w:right w:val="single" w:sz="4" w:color="D9D9D9"/>
+              <w:insideH w:val="single" w:sz="4" w:color="D9D9D9"/>
+              <w:insideV w:val="single" w:sz="4" w:color="D9D9D9"/>
+            </w:tcBorders>
+            <w:tcMar>
+              <w:top w:w="90" w:type="dxa"/>
+              <w:start w:w="100" w:type="dxa"/>
+              <w:bottom w:w="90" w:type="dxa"/>
+              <w:end w:w="100" w:type="dxa"/>
+            </w:tcMar>
+          </w:tcPr>
+          <w:p>
+            <w:pPr>
+              <w:spacing w:after="20" w:line="259" w:lineRule="auto"/>
+            </w:pPr>
+            <w:r>
+              <w:rPr>
+                <w:sz w:val="18"/>
+              </w:rPr>
+              <w:t>最低价、最高价、是否包含管理费等附加费用；金额统一保存为日元</w:t>
+            </w:r>
+          </w:p>
+        </w:tc>
+      </w:tr>
+      <w:tr>
+        <w:tc>
+          <w:tcPr>
+            <w:tcW w:type="dxa" w:w="2160"/>
+            <w:vAlign w:val="center"/>
+            <w:tcBorders>
+              <w:top w:val="single" w:sz="4" w:color="D9D9D9"/>
+              <w:left w:val="single" w:sz="4" w:color="D9D9D9"/>
+              <w:bottom w:val="single" w:sz="4" w:color="D9D9D9"/>
+              <w:right w:val="single" w:sz="4" w:color="D9D9D9"/>
+              <w:insideH w:val="single" w:sz="4" w:color="D9D9D9"/>
+              <w:insideV w:val="single" w:sz="4" w:color="D9D9D9"/>
+            </w:tcBorders>
+            <w:tcMar>
+              <w:top w:w="90" w:type="dxa"/>
+              <w:start w:w="100" w:type="dxa"/>
+              <w:bottom w:w="90" w:type="dxa"/>
+              <w:end w:w="100" w:type="dxa"/>
+            </w:tcMar>
+          </w:tcPr>
+          <w:p>
+            <w:pPr>
+              <w:spacing w:after="20" w:line="259" w:lineRule="auto"/>
+            </w:pPr>
+            <w:r>
+              <w:rPr>
+                <w:sz w:val="18"/>
+              </w:rPr>
+              <w:t>面积</w:t>
+            </w:r>
+          </w:p>
+        </w:tc>
+        <w:tc>
+          <w:tcPr>
+            <w:tcW w:type="dxa" w:w="7344"/>
+            <w:vAlign w:val="center"/>
+            <w:tcBorders>
+              <w:top w:val="single" w:sz="4" w:color="D9D9D9"/>
+              <w:left w:val="single" w:sz="4" w:color="D9D9D9"/>
+              <w:bottom w:val="single" w:sz="4" w:color="D9D9D9"/>
+              <w:right w:val="single" w:sz="4" w:color="D9D9D9"/>
+              <w:insideH w:val="single" w:sz="4" w:color="D9D9D9"/>
+              <w:insideV w:val="single" w:sz="4" w:color="D9D9D9"/>
+            </w:tcBorders>
+            <w:tcMar>
+              <w:top w:w="90" w:type="dxa"/>
+              <w:start w:w="100" w:type="dxa"/>
+              <w:bottom w:w="90" w:type="dxa"/>
+              <w:end w:w="100" w:type="dxa"/>
+            </w:tcMar>
+          </w:tcPr>
+          <w:p>
+            <w:pPr>
+              <w:spacing w:after="20" w:line="259" w:lineRule="auto"/>
+            </w:pPr>
+            <w:r>
+              <w:rPr>
+                <w:sz w:val="18"/>
+              </w:rPr>
+              <w:t>土地面积、建筑面积、专有面积；界面默认平方米</w:t>
+            </w:r>
+          </w:p>
+        </w:tc>
+      </w:tr>
+      <w:tr>
+        <w:tc>
+          <w:tcPr>
+            <w:tcW w:type="dxa" w:w="2160"/>
+            <w:vAlign w:val="center"/>
+            <w:shd w:fill="EDF3F8"/>
+            <w:tcBorders>
+              <w:top w:val="single" w:sz="4" w:color="D9D9D9"/>
+              <w:left w:val="single" w:sz="4" w:color="D9D9D9"/>
+              <w:bottom w:val="single" w:sz="4" w:color="D9D9D9"/>
+              <w:right w:val="single" w:sz="4" w:color="D9D9D9"/>
+              <w:insideH w:val="single" w:sz="4" w:color="D9D9D9"/>
+              <w:insideV w:val="single" w:sz="4" w:color="D9D9D9"/>
+            </w:tcBorders>
+            <w:tcMar>
+              <w:top w:w="90" w:type="dxa"/>
+              <w:start w:w="100" w:type="dxa"/>
+              <w:bottom w:w="90" w:type="dxa"/>
+              <w:end w:w="100" w:type="dxa"/>
+            </w:tcMar>
+          </w:tcPr>
+          <w:p>
+            <w:pPr>
+              <w:spacing w:after="20" w:line="259" w:lineRule="auto"/>
+            </w:pPr>
+            <w:r>
+              <w:rPr>
+                <w:sz w:val="18"/>
+              </w:rPr>
+              <w:t>交通</w:t>
+            </w:r>
+          </w:p>
+        </w:tc>
+        <w:tc>
+          <w:tcPr>
+            <w:tcW w:type="dxa" w:w="7344"/>
+            <w:vAlign w:val="center"/>
+            <w:shd w:fill="EDF3F8"/>
+            <w:tcBorders>
+              <w:top w:val="single" w:sz="4" w:color="D9D9D9"/>
+              <w:left w:val="single" w:sz="4" w:color="D9D9D9"/>
+              <w:bottom w:val="single" w:sz="4" w:color="D9D9D9"/>
+              <w:right w:val="single" w:sz="4" w:color="D9D9D9"/>
+              <w:insideH w:val="single" w:sz="4" w:color="D9D9D9"/>
+              <w:insideV w:val="single" w:sz="4" w:color="D9D9D9"/>
+            </w:tcBorders>
+            <w:tcMar>
+              <w:top w:w="90" w:type="dxa"/>
+              <w:start w:w="100" w:type="dxa"/>
+              <w:bottom w:w="90" w:type="dxa"/>
+              <w:end w:w="100" w:type="dxa"/>
+            </w:tcMar>
+          </w:tcPr>
+          <w:p>
+            <w:pPr>
+              <w:spacing w:after="20" w:line="259" w:lineRule="auto"/>
+            </w:pPr>
+            <w:r>
+              <w:rPr>
+                <w:sz w:val="18"/>
+              </w:rPr>
+              <w:t>目标车站、步行分钟数、换乘条件；不支持的字段明确标记</w:t>
+            </w:r>
+          </w:p>
+        </w:tc>
+      </w:tr>
+      <w:tr>
+        <w:tc>
+          <w:tcPr>
+            <w:tcW w:type="dxa" w:w="2160"/>
+            <w:vAlign w:val="center"/>
+            <w:tcBorders>
+              <w:top w:val="single" w:sz="4" w:color="D9D9D9"/>
+              <w:left w:val="single" w:sz="4" w:color="D9D9D9"/>
+              <w:bottom w:val="single" w:sz="4" w:color="D9D9D9"/>
+              <w:right w:val="single" w:sz="4" w:color="D9D9D9"/>
+              <w:insideH w:val="single" w:sz="4" w:color="D9D9D9"/>
+              <w:insideV w:val="single" w:sz="4" w:color="D9D9D9"/>
+            </w:tcBorders>
+            <w:tcMar>
+              <w:top w:w="90" w:type="dxa"/>
+              <w:start w:w="100" w:type="dxa"/>
+              <w:bottom w:w="90" w:type="dxa"/>
+              <w:end w:w="100" w:type="dxa"/>
+            </w:tcMar>
+          </w:tcPr>
+          <w:p>
+            <w:pPr>
+              <w:spacing w:after="20" w:line="259" w:lineRule="auto"/>
+            </w:pPr>
+            <w:r>
+              <w:rPr>
+                <w:sz w:val="18"/>
+              </w:rPr>
+              <w:t>房龄与结构</w:t>
+            </w:r>
+          </w:p>
+        </w:tc>
+        <w:tc>
+          <w:tcPr>
+            <w:tcW w:type="dxa" w:w="7344"/>
+            <w:vAlign w:val="center"/>
+            <w:tcBorders>
+              <w:top w:val="single" w:sz="4" w:color="D9D9D9"/>
+              <w:left w:val="single" w:sz="4" w:color="D9D9D9"/>
+              <w:bottom w:val="single" w:sz="4" w:color="D9D9D9"/>
+              <w:right w:val="single" w:sz="4" w:color="D9D9D9"/>
+              <w:insideH w:val="single" w:sz="4" w:color="D9D9D9"/>
+              <w:insideV w:val="single" w:sz="4" w:color="D9D9D9"/>
+            </w:tcBorders>
+            <w:tcMar>
+              <w:top w:w="90" w:type="dxa"/>
+              <w:start w:w="100" w:type="dxa"/>
+              <w:bottom w:w="90" w:type="dxa"/>
+              <w:end w:w="100" w:type="dxa"/>
+            </w:tcMar>
+          </w:tcPr>
+          <w:p>
+            <w:pPr>
+              <w:spacing w:after="20" w:line="259" w:lineRule="auto"/>
+            </w:pPr>
+            <w:r>
+              <w:rPr>
+                <w:sz w:val="18"/>
+              </w:rPr>
+              <w:t>建成日期、耐震标准、建筑结构、楼层及总楼层</w:t>
+            </w:r>
+          </w:p>
+        </w:tc>
+      </w:tr>
+      <w:tr>
+        <w:tc>
+          <w:tcPr>
+            <w:tcW w:type="dxa" w:w="2160"/>
+            <w:vAlign w:val="center"/>
+            <w:shd w:fill="EDF3F8"/>
+            <w:tcBorders>
+              <w:top w:val="single" w:sz="4" w:color="D9D9D9"/>
+              <w:left w:val="single" w:sz="4" w:color="D9D9D9"/>
+              <w:bottom w:val="single" w:sz="4" w:color="D9D9D9"/>
+              <w:right w:val="single" w:sz="4" w:color="D9D9D9"/>
+              <w:insideH w:val="single" w:sz="4" w:color="D9D9D9"/>
+              <w:insideV w:val="single" w:sz="4" w:color="D9D9D9"/>
+            </w:tcBorders>
+            <w:tcMar>
+              <w:top w:w="90" w:type="dxa"/>
+              <w:start w:w="100" w:type="dxa"/>
+              <w:bottom w:w="90" w:type="dxa"/>
+              <w:end w:w="100" w:type="dxa"/>
+            </w:tcMar>
+          </w:tcPr>
+          <w:p>
+            <w:pPr>
+              <w:spacing w:after="20" w:line="259" w:lineRule="auto"/>
+            </w:pPr>
+            <w:r>
+              <w:rPr>
+                <w:sz w:val="18"/>
+              </w:rPr>
+              <w:t>户型与权利</w:t>
+            </w:r>
+          </w:p>
+        </w:tc>
+        <w:tc>
+          <w:tcPr>
+            <w:tcW w:type="dxa" w:w="7344"/>
+            <w:vAlign w:val="center"/>
+            <w:shd w:fill="EDF3F8"/>
+            <w:tcBorders>
+              <w:top w:val="single" w:sz="4" w:color="D9D9D9"/>
+              <w:left w:val="single" w:sz="4" w:color="D9D9D9"/>
+              <w:bottom w:val="single" w:sz="4" w:color="D9D9D9"/>
+              <w:right w:val="single" w:sz="4" w:color="D9D9D9"/>
+              <w:insideH w:val="single" w:sz="4" w:color="D9D9D9"/>
+              <w:insideV w:val="single" w:sz="4" w:color="D9D9D9"/>
+            </w:tcBorders>
+            <w:tcMar>
+              <w:top w:w="90" w:type="dxa"/>
+              <w:start w:w="100" w:type="dxa"/>
+              <w:bottom w:w="90" w:type="dxa"/>
+              <w:end w:w="100" w:type="dxa"/>
+            </w:tcMar>
+          </w:tcPr>
+          <w:p>
+            <w:pPr>
+              <w:spacing w:after="20" w:line="259" w:lineRule="auto"/>
+            </w:pPr>
+            <w:r>
+              <w:rPr>
+                <w:sz w:val="18"/>
+              </w:rPr>
+              <w:t>户型、所有权、借地权等来源网站可提供的条件</w:t>
+            </w:r>
+          </w:p>
+        </w:tc>
+      </w:tr>
+      <w:tr>
+        <w:tc>
+          <w:tcPr>
+            <w:tcW w:type="dxa" w:w="2160"/>
+            <w:vAlign w:val="center"/>
+            <w:tcBorders>
+              <w:top w:val="single" w:sz="4" w:color="D9D9D9"/>
+              <w:left w:val="single" w:sz="4" w:color="D9D9D9"/>
+              <w:bottom w:val="single" w:sz="4" w:color="D9D9D9"/>
+              <w:right w:val="single" w:sz="4" w:color="D9D9D9"/>
+              <w:insideH w:val="single" w:sz="4" w:color="D9D9D9"/>
+              <w:insideV w:val="single" w:sz="4" w:color="D9D9D9"/>
+            </w:tcBorders>
+            <w:tcMar>
+              <w:top w:w="90" w:type="dxa"/>
+              <w:start w:w="100" w:type="dxa"/>
+              <w:bottom w:w="90" w:type="dxa"/>
+              <w:end w:w="100" w:type="dxa"/>
+            </w:tcMar>
+          </w:tcPr>
+          <w:p>
+            <w:pPr>
+              <w:spacing w:after="20" w:line="259" w:lineRule="auto"/>
+            </w:pPr>
+            <w:r>
+              <w:rPr>
+                <w:sz w:val="18"/>
+              </w:rPr>
+              <w:t>目标来源</w:t>
+            </w:r>
+          </w:p>
+        </w:tc>
+        <w:tc>
+          <w:tcPr>
+            <w:tcW w:type="dxa" w:w="7344"/>
+            <w:vAlign w:val="center"/>
+            <w:tcBorders>
+              <w:top w:val="single" w:sz="4" w:color="D9D9D9"/>
+              <w:left w:val="single" w:sz="4" w:color="D9D9D9"/>
+              <w:bottom w:val="single" w:sz="4" w:color="D9D9D9"/>
+              <w:right w:val="single" w:sz="4" w:color="D9D9D9"/>
+              <w:insideH w:val="single" w:sz="4" w:color="D9D9D9"/>
+              <w:insideV w:val="single" w:sz="4" w:color="D9D9D9"/>
+            </w:tcBorders>
+            <w:tcMar>
+              <w:top w:w="90" w:type="dxa"/>
+              <w:start w:w="100" w:type="dxa"/>
+              <w:bottom w:w="90" w:type="dxa"/>
+              <w:end w:w="100" w:type="dxa"/>
+            </w:tcMar>
+          </w:tcPr>
+          <w:p>
+            <w:pPr>
+              <w:spacing w:after="20" w:line="259" w:lineRule="auto"/>
+            </w:pPr>
+            <w:r>
+              <w:rPr>
+                <w:sz w:val="18"/>
+              </w:rPr>
+              <w:t>选择一个或多个网站，并为每个网站选择对应账户</w:t>
+            </w:r>
+          </w:p>
+        </w:tc>
+      </w:tr>
+      <w:tr>
+        <w:tc>
+          <w:tcPr>
+            <w:tcW w:type="dxa" w:w="2160"/>
+            <w:vAlign w:val="center"/>
+            <w:shd w:fill="EDF3F8"/>
+            <w:tcBorders>
+              <w:top w:val="single" w:sz="4" w:color="D9D9D9"/>
+              <w:left w:val="single" w:sz="4" w:color="D9D9D9"/>
+              <w:bottom w:val="single" w:sz="4" w:color="D9D9D9"/>
+              <w:right w:val="single" w:sz="4" w:color="D9D9D9"/>
+              <w:insideH w:val="single" w:sz="4" w:color="D9D9D9"/>
+              <w:insideV w:val="single" w:sz="4" w:color="D9D9D9"/>
+            </w:tcBorders>
+            <w:tcMar>
+              <w:top w:w="90" w:type="dxa"/>
+              <w:start w:w="100" w:type="dxa"/>
+              <w:bottom w:w="90" w:type="dxa"/>
+              <w:end w:w="100" w:type="dxa"/>
+            </w:tcMar>
+          </w:tcPr>
+          <w:p>
+            <w:pPr>
+              <w:spacing w:after="20" w:line="259" w:lineRule="auto"/>
+            </w:pPr>
+            <w:r>
+              <w:rPr>
+                <w:sz w:val="18"/>
+              </w:rPr>
+              <w:t>结果处理</w:t>
+            </w:r>
+          </w:p>
+        </w:tc>
+        <w:tc>
+          <w:tcPr>
+            <w:tcW w:type="dxa" w:w="7344"/>
+            <w:vAlign w:val="center"/>
+            <w:shd w:fill="EDF3F8"/>
+            <w:tcBorders>
+              <w:top w:val="single" w:sz="4" w:color="D9D9D9"/>
+              <w:left w:val="single" w:sz="4" w:color="D9D9D9"/>
+              <w:bottom w:val="single" w:sz="4" w:color="D9D9D9"/>
+              <w:right w:val="single" w:sz="4" w:color="D9D9D9"/>
+              <w:insideH w:val="single" w:sz="4" w:color="D9D9D9"/>
+              <w:insideV w:val="single" w:sz="4" w:color="D9D9D9"/>
+            </w:tcBorders>
+            <w:tcMar>
+              <w:top w:w="90" w:type="dxa"/>
+              <w:start w:w="100" w:type="dxa"/>
+              <w:bottom w:w="90" w:type="dxa"/>
+              <w:end w:w="100" w:type="dxa"/>
+            </w:tcMar>
+          </w:tcPr>
+          <w:p>
+            <w:pPr>
+              <w:spacing w:after="20" w:line="259" w:lineRule="auto"/>
+            </w:pPr>
+            <w:r>
+              <w:rPr>
+                <w:sz w:val="18"/>
+              </w:rPr>
+              <w:t>网站不支持的条件可设为本地二次筛选；系统必须显示哪些条件未传递到来源网站</w:t>
+            </w:r>
+          </w:p>
+        </w:tc>
+      </w:tr>
+    </w:tbl>
+    <w:p>
+      <w:pPr>
+        <w:spacing w:after="20"/>
+      </w:pPr>
+    </w:p>
+    <w:p>
+      <w:r>
+        <w:t>用户可以复制已有任务后修改少量条件。每次保存修改时生成条件版本，后续搜索运行必须关联当时的条件版本，以便业务人员追溯“某条房源是在什么条件下被发现的”。</w:t>
+      </w:r>
+    </w:p>
+    <w:p>
+      <w:pPr>
+        <w:pStyle w:val="Heading2"/>
+      </w:pPr>
+      <w:r>
+        <w:t>4.4 搜索任务的执行时机</w:t>
+      </w:r>
+    </w:p>
+    <w:tbl>
+      <w:tblPr>
+        <w:tblW w:type="auto" w:w="0"/>
+        <w:jc w:val="center"/>
+        <w:tblLayout w:type="fixed"/>
+        <w:tblLook w:firstColumn="1" w:firstRow="1" w:lastColumn="0" w:lastRow="0" w:noHBand="0" w:noVBand="1" w:val="04A0"/>
+      </w:tblPr>
+      <w:tblGrid>
+        <w:gridCol w:w="3331"/>
+        <w:gridCol w:w="3331"/>
+        <w:gridCol w:w="3331"/>
+      </w:tblGrid>
+      <w:tr>
+        <w:trPr>
+          <w:tblHeader/>
+        </w:trPr>
+        <w:tc>
+          <w:tcPr>
+            <w:tcW w:type="dxa" w:w="1728"/>
+            <w:shd w:fill="1F4E78"/>
+            <w:vAlign w:val="center"/>
+            <w:tcBorders>
+              <w:top w:val="single" w:sz="4" w:color="D9D9D9"/>
+              <w:left w:val="single" w:sz="4" w:color="D9D9D9"/>
+              <w:bottom w:val="single" w:sz="4" w:color="D9D9D9"/>
+              <w:right w:val="single" w:sz="4" w:color="D9D9D9"/>
+              <w:insideH w:val="single" w:sz="4" w:color="D9D9D9"/>
+              <w:insideV w:val="single" w:sz="4" w:color="D9D9D9"/>
+            </w:tcBorders>
+            <w:tcMar>
+              <w:top w:w="90" w:type="dxa"/>
+              <w:start w:w="100" w:type="dxa"/>
+              <w:bottom w:w="90" w:type="dxa"/>
+              <w:end w:w="100" w:type="dxa"/>
+            </w:tcMar>
+          </w:tcPr>
+          <w:p>
+            <w:r>
+              <w:rPr>
+                <w:b/>
+                <w:color w:val="FFFFFF"/>
+                <w:sz w:val="17"/>
+              </w:rPr>
+              <w:t>执行方式</w:t>
+            </w:r>
+          </w:p>
+        </w:tc>
+        <w:tc>
+          <w:tcPr>
+            <w:tcW w:type="dxa" w:w="2880"/>
+            <w:shd w:fill="1F4E78"/>
+            <w:vAlign w:val="center"/>
+            <w:tcBorders>
+              <w:top w:val="single" w:sz="4" w:color="D9D9D9"/>
+              <w:left w:val="single" w:sz="4" w:color="D9D9D9"/>
+              <w:bottom w:val="single" w:sz="4" w:color="D9D9D9"/>
+              <w:right w:val="single" w:sz="4" w:color="D9D9D9"/>
+              <w:insideH w:val="single" w:sz="4" w:color="D9D9D9"/>
+              <w:insideV w:val="single" w:sz="4" w:color="D9D9D9"/>
+            </w:tcBorders>
+            <w:tcMar>
+              <w:top w:w="90" w:type="dxa"/>
+              <w:start w:w="100" w:type="dxa"/>
+              <w:bottom w:w="90" w:type="dxa"/>
+              <w:end w:w="100" w:type="dxa"/>
+            </w:tcMar>
+          </w:tcPr>
+          <w:p>
+            <w:r>
+              <w:rPr>
+                <w:b/>
+                <w:color w:val="FFFFFF"/>
+                <w:sz w:val="17"/>
+              </w:rPr>
+              <w:t>适用场景</w:t>
+            </w:r>
+          </w:p>
+        </w:tc>
+        <w:tc>
+          <w:tcPr>
+            <w:tcW w:type="dxa" w:w="4896"/>
+            <w:shd w:fill="1F4E78"/>
+            <w:vAlign w:val="center"/>
+            <w:tcBorders>
+              <w:top w:val="single" w:sz="4" w:color="D9D9D9"/>
+              <w:left w:val="single" w:sz="4" w:color="D9D9D9"/>
+              <w:bottom w:val="single" w:sz="4" w:color="D9D9D9"/>
+              <w:right w:val="single" w:sz="4" w:color="D9D9D9"/>
+              <w:insideH w:val="single" w:sz="4" w:color="D9D9D9"/>
+              <w:insideV w:val="single" w:sz="4" w:color="D9D9D9"/>
+            </w:tcBorders>
+            <w:tcMar>
+              <w:top w:w="90" w:type="dxa"/>
+              <w:start w:w="100" w:type="dxa"/>
+              <w:bottom w:w="90" w:type="dxa"/>
+              <w:end w:w="100" w:type="dxa"/>
+            </w:tcMar>
+          </w:tcPr>
+          <w:p>
+            <w:r>
+              <w:rPr>
+                <w:b/>
+                <w:color w:val="FFFFFF"/>
+                <w:sz w:val="17"/>
+              </w:rPr>
+              <w:t>具体规则</w:t>
+            </w:r>
+          </w:p>
+        </w:tc>
+      </w:tr>
+      <w:tr>
+        <w:tc>
+          <w:tcPr>
+            <w:tcW w:type="dxa" w:w="1728"/>
+            <w:vAlign w:val="center"/>
+            <w:tcBorders>
+              <w:top w:val="single" w:sz="4" w:color="D9D9D9"/>
+              <w:left w:val="single" w:sz="4" w:color="D9D9D9"/>
+              <w:bottom w:val="single" w:sz="4" w:color="D9D9D9"/>
+              <w:right w:val="single" w:sz="4" w:color="D9D9D9"/>
+              <w:insideH w:val="single" w:sz="4" w:color="D9D9D9"/>
+              <w:insideV w:val="single" w:sz="4" w:color="D9D9D9"/>
+            </w:tcBorders>
+            <w:tcMar>
+              <w:top w:w="90" w:type="dxa"/>
+              <w:start w:w="100" w:type="dxa"/>
+              <w:bottom w:w="90" w:type="dxa"/>
+              <w:end w:w="100" w:type="dxa"/>
+            </w:tcMar>
+          </w:tcPr>
+          <w:p>
+            <w:pPr>
+              <w:spacing w:after="20" w:line="259" w:lineRule="auto"/>
+            </w:pPr>
+            <w:r>
+              <w:rPr>
+                <w:sz w:val="17"/>
+              </w:rPr>
+              <w:t>手动执行</w:t>
+            </w:r>
+          </w:p>
+        </w:tc>
+        <w:tc>
+          <w:tcPr>
+            <w:tcW w:type="dxa" w:w="2880"/>
+            <w:vAlign w:val="center"/>
+            <w:tcBorders>
+              <w:top w:val="single" w:sz="4" w:color="D9D9D9"/>
+              <w:left w:val="single" w:sz="4" w:color="D9D9D9"/>
+              <w:bottom w:val="single" w:sz="4" w:color="D9D9D9"/>
+              <w:right w:val="single" w:sz="4" w:color="D9D9D9"/>
+              <w:insideH w:val="single" w:sz="4" w:color="D9D9D9"/>
+              <w:insideV w:val="single" w:sz="4" w:color="D9D9D9"/>
+            </w:tcBorders>
+            <w:tcMar>
+              <w:top w:w="90" w:type="dxa"/>
+              <w:start w:w="100" w:type="dxa"/>
+              <w:bottom w:w="90" w:type="dxa"/>
+              <w:end w:w="100" w:type="dxa"/>
+            </w:tcMar>
+          </w:tcPr>
+          <w:p>
+            <w:pPr>
+              <w:spacing w:after="20" w:line="259" w:lineRule="auto"/>
+            </w:pPr>
+            <w:r>
+              <w:rPr>
+                <w:sz w:val="17"/>
+              </w:rPr>
+              <w:t>临时调查、首次验证条件</w:t>
+            </w:r>
+          </w:p>
+        </w:tc>
+        <w:tc>
+          <w:tcPr>
+            <w:tcW w:type="dxa" w:w="4896"/>
+            <w:vAlign w:val="center"/>
+            <w:tcBorders>
+              <w:top w:val="single" w:sz="4" w:color="D9D9D9"/>
+              <w:left w:val="single" w:sz="4" w:color="D9D9D9"/>
+              <w:bottom w:val="single" w:sz="4" w:color="D9D9D9"/>
+              <w:right w:val="single" w:sz="4" w:color="D9D9D9"/>
+              <w:insideH w:val="single" w:sz="4" w:color="D9D9D9"/>
+              <w:insideV w:val="single" w:sz="4" w:color="D9D9D9"/>
+            </w:tcBorders>
+            <w:tcMar>
+              <w:top w:w="90" w:type="dxa"/>
+              <w:start w:w="100" w:type="dxa"/>
+              <w:bottom w:w="90" w:type="dxa"/>
+              <w:end w:w="100" w:type="dxa"/>
+            </w:tcMar>
+          </w:tcPr>
+          <w:p>
+            <w:pPr>
+              <w:spacing w:after="20" w:line="259" w:lineRule="auto"/>
+            </w:pPr>
+            <w:r>
+              <w:rPr>
+                <w:sz w:val="17"/>
+              </w:rPr>
+              <w:t>用户点击“立即搜索”；执行前显示网站、账户和条件摘要；可取消；不改变计划任务</w:t>
+            </w:r>
+          </w:p>
+        </w:tc>
+      </w:tr>
+      <w:tr>
+        <w:tc>
+          <w:tcPr>
+            <w:tcW w:type="dxa" w:w="1728"/>
+            <w:vAlign w:val="center"/>
+            <w:shd w:fill="EDF3F8"/>
+            <w:tcBorders>
+              <w:top w:val="single" w:sz="4" w:color="D9D9D9"/>
+              <w:left w:val="single" w:sz="4" w:color="D9D9D9"/>
+              <w:bottom w:val="single" w:sz="4" w:color="D9D9D9"/>
+              <w:right w:val="single" w:sz="4" w:color="D9D9D9"/>
+              <w:insideH w:val="single" w:sz="4" w:color="D9D9D9"/>
+              <w:insideV w:val="single" w:sz="4" w:color="D9D9D9"/>
+            </w:tcBorders>
+            <w:tcMar>
+              <w:top w:w="90" w:type="dxa"/>
+              <w:start w:w="100" w:type="dxa"/>
+              <w:bottom w:w="90" w:type="dxa"/>
+              <w:end w:w="100" w:type="dxa"/>
+            </w:tcMar>
+          </w:tcPr>
+          <w:p>
+            <w:pPr>
+              <w:spacing w:after="20" w:line="259" w:lineRule="auto"/>
+            </w:pPr>
+            <w:r>
+              <w:rPr>
+                <w:sz w:val="17"/>
+              </w:rPr>
+              <w:t>周期执行</w:t>
+            </w:r>
+          </w:p>
+        </w:tc>
+        <w:tc>
+          <w:tcPr>
+            <w:tcW w:type="dxa" w:w="2880"/>
+            <w:vAlign w:val="center"/>
+            <w:shd w:fill="EDF3F8"/>
+            <w:tcBorders>
+              <w:top w:val="single" w:sz="4" w:color="D9D9D9"/>
+              <w:left w:val="single" w:sz="4" w:color="D9D9D9"/>
+              <w:bottom w:val="single" w:sz="4" w:color="D9D9D9"/>
+              <w:right w:val="single" w:sz="4" w:color="D9D9D9"/>
+              <w:insideH w:val="single" w:sz="4" w:color="D9D9D9"/>
+              <w:insideV w:val="single" w:sz="4" w:color="D9D9D9"/>
+            </w:tcBorders>
+            <w:tcMar>
+              <w:top w:w="90" w:type="dxa"/>
+              <w:start w:w="100" w:type="dxa"/>
+              <w:bottom w:w="90" w:type="dxa"/>
+              <w:end w:w="100" w:type="dxa"/>
+            </w:tcMar>
+          </w:tcPr>
+          <w:p>
+            <w:pPr>
+              <w:spacing w:after="20" w:line="259" w:lineRule="auto"/>
+            </w:pPr>
+            <w:r>
+              <w:rPr>
+                <w:sz w:val="17"/>
+              </w:rPr>
+              <w:t>持续关注新增或降价</w:t>
+            </w:r>
+          </w:p>
+        </w:tc>
+        <w:tc>
+          <w:tcPr>
+            <w:tcW w:type="dxa" w:w="4896"/>
+            <w:vAlign w:val="center"/>
+            <w:shd w:fill="EDF3F8"/>
+            <w:tcBorders>
+              <w:top w:val="single" w:sz="4" w:color="D9D9D9"/>
+              <w:left w:val="single" w:sz="4" w:color="D9D9D9"/>
+              <w:bottom w:val="single" w:sz="4" w:color="D9D9D9"/>
+              <w:right w:val="single" w:sz="4" w:color="D9D9D9"/>
+              <w:insideH w:val="single" w:sz="4" w:color="D9D9D9"/>
+              <w:insideV w:val="single" w:sz="4" w:color="D9D9D9"/>
+            </w:tcBorders>
+            <w:tcMar>
+              <w:top w:w="90" w:type="dxa"/>
+              <w:start w:w="100" w:type="dxa"/>
+              <w:bottom w:w="90" w:type="dxa"/>
+              <w:end w:w="100" w:type="dxa"/>
+            </w:tcMar>
+          </w:tcPr>
+          <w:p>
+            <w:pPr>
+              <w:spacing w:after="20" w:line="259" w:lineRule="auto"/>
+            </w:pPr>
+            <w:r>
+              <w:rPr>
+                <w:sz w:val="17"/>
+              </w:rPr>
+              <w:t>支持每隔若干小时、每天、每周指定星期和时间；以用户本地时区运行</w:t>
+            </w:r>
+          </w:p>
+        </w:tc>
+      </w:tr>
+      <w:tr>
+        <w:tc>
+          <w:tcPr>
+            <w:tcW w:type="dxa" w:w="1728"/>
+            <w:vAlign w:val="center"/>
+            <w:tcBorders>
+              <w:top w:val="single" w:sz="4" w:color="D9D9D9"/>
+              <w:left w:val="single" w:sz="4" w:color="D9D9D9"/>
+              <w:bottom w:val="single" w:sz="4" w:color="D9D9D9"/>
+              <w:right w:val="single" w:sz="4" w:color="D9D9D9"/>
+              <w:insideH w:val="single" w:sz="4" w:color="D9D9D9"/>
+              <w:insideV w:val="single" w:sz="4" w:color="D9D9D9"/>
+            </w:tcBorders>
+            <w:tcMar>
+              <w:top w:w="90" w:type="dxa"/>
+              <w:start w:w="100" w:type="dxa"/>
+              <w:bottom w:w="90" w:type="dxa"/>
+              <w:end w:w="100" w:type="dxa"/>
+            </w:tcMar>
+          </w:tcPr>
+          <w:p>
+            <w:pPr>
+              <w:spacing w:after="20" w:line="259" w:lineRule="auto"/>
+            </w:pPr>
+            <w:r>
+              <w:rPr>
+                <w:sz w:val="17"/>
+              </w:rPr>
+              <w:t>应用启动时</w:t>
+            </w:r>
+          </w:p>
+        </w:tc>
+        <w:tc>
+          <w:tcPr>
+            <w:tcW w:type="dxa" w:w="2880"/>
+            <w:vAlign w:val="center"/>
+            <w:tcBorders>
+              <w:top w:val="single" w:sz="4" w:color="D9D9D9"/>
+              <w:left w:val="single" w:sz="4" w:color="D9D9D9"/>
+              <w:bottom w:val="single" w:sz="4" w:color="D9D9D9"/>
+              <w:right w:val="single" w:sz="4" w:color="D9D9D9"/>
+              <w:insideH w:val="single" w:sz="4" w:color="D9D9D9"/>
+              <w:insideV w:val="single" w:sz="4" w:color="D9D9D9"/>
+            </w:tcBorders>
+            <w:tcMar>
+              <w:top w:w="90" w:type="dxa"/>
+              <w:start w:w="100" w:type="dxa"/>
+              <w:bottom w:w="90" w:type="dxa"/>
+              <w:end w:w="100" w:type="dxa"/>
+            </w:tcMar>
+          </w:tcPr>
+          <w:p>
+            <w:pPr>
+              <w:spacing w:after="20" w:line="259" w:lineRule="auto"/>
+            </w:pPr>
+            <w:r>
+              <w:rPr>
+                <w:sz w:val="17"/>
+              </w:rPr>
+              <w:t>希望开机后检查一次</w:t>
+            </w:r>
+          </w:p>
+        </w:tc>
+        <w:tc>
+          <w:tcPr>
+            <w:tcW w:type="dxa" w:w="4896"/>
+            <w:vAlign w:val="center"/>
+            <w:tcBorders>
+              <w:top w:val="single" w:sz="4" w:color="D9D9D9"/>
+              <w:left w:val="single" w:sz="4" w:color="D9D9D9"/>
+              <w:bottom w:val="single" w:sz="4" w:color="D9D9D9"/>
+              <w:right w:val="single" w:sz="4" w:color="D9D9D9"/>
+              <w:insideH w:val="single" w:sz="4" w:color="D9D9D9"/>
+              <w:insideV w:val="single" w:sz="4" w:color="D9D9D9"/>
+            </w:tcBorders>
+            <w:tcMar>
+              <w:top w:w="90" w:type="dxa"/>
+              <w:start w:w="100" w:type="dxa"/>
+              <w:bottom w:w="90" w:type="dxa"/>
+              <w:end w:w="100" w:type="dxa"/>
+            </w:tcMar>
+          </w:tcPr>
+          <w:p>
+            <w:pPr>
+              <w:spacing w:after="20" w:line="259" w:lineRule="auto"/>
+            </w:pPr>
+            <w:r>
+              <w:rPr>
+                <w:sz w:val="17"/>
+              </w:rPr>
+              <w:t>每次应用启动最多触发一次；若距上次成功执行未达到最小间隔则跳过</w:t>
+            </w:r>
+          </w:p>
+        </w:tc>
+      </w:tr>
+      <w:tr>
+        <w:tc>
+          <w:tcPr>
+            <w:tcW w:type="dxa" w:w="1728"/>
+            <w:vAlign w:val="center"/>
+            <w:shd w:fill="EDF3F8"/>
+            <w:tcBorders>
+              <w:top w:val="single" w:sz="4" w:color="D9D9D9"/>
+              <w:left w:val="single" w:sz="4" w:color="D9D9D9"/>
+              <w:bottom w:val="single" w:sz="4" w:color="D9D9D9"/>
+              <w:right w:val="single" w:sz="4" w:color="D9D9D9"/>
+              <w:insideH w:val="single" w:sz="4" w:color="D9D9D9"/>
+              <w:insideV w:val="single" w:sz="4" w:color="D9D9D9"/>
+            </w:tcBorders>
+            <w:tcMar>
+              <w:top w:w="90" w:type="dxa"/>
+              <w:start w:w="100" w:type="dxa"/>
+              <w:bottom w:w="90" w:type="dxa"/>
+              <w:end w:w="100" w:type="dxa"/>
+            </w:tcMar>
+          </w:tcPr>
+          <w:p>
+            <w:pPr>
+              <w:spacing w:after="20" w:line="259" w:lineRule="auto"/>
+            </w:pPr>
+            <w:r>
+              <w:rPr>
+                <w:sz w:val="17"/>
+              </w:rPr>
+              <w:t>仅提醒不自动运行</w:t>
+            </w:r>
+          </w:p>
+        </w:tc>
+        <w:tc>
+          <w:tcPr>
+            <w:tcW w:type="dxa" w:w="2880"/>
+            <w:vAlign w:val="center"/>
+            <w:shd w:fill="EDF3F8"/>
+            <w:tcBorders>
+              <w:top w:val="single" w:sz="4" w:color="D9D9D9"/>
+              <w:left w:val="single" w:sz="4" w:color="D9D9D9"/>
+              <w:bottom w:val="single" w:sz="4" w:color="D9D9D9"/>
+              <w:right w:val="single" w:sz="4" w:color="D9D9D9"/>
+              <w:insideH w:val="single" w:sz="4" w:color="D9D9D9"/>
+              <w:insideV w:val="single" w:sz="4" w:color="D9D9D9"/>
+            </w:tcBorders>
+            <w:tcMar>
+              <w:top w:w="90" w:type="dxa"/>
+              <w:start w:w="100" w:type="dxa"/>
+              <w:bottom w:w="90" w:type="dxa"/>
+              <w:end w:w="100" w:type="dxa"/>
+            </w:tcMar>
+          </w:tcPr>
+          <w:p>
+            <w:pPr>
+              <w:spacing w:after="20" w:line="259" w:lineRule="auto"/>
+            </w:pPr>
+            <w:r>
+              <w:rPr>
+                <w:sz w:val="17"/>
+              </w:rPr>
+              <w:t>网站权限尚未确认</w:t>
+            </w:r>
+          </w:p>
+        </w:tc>
+        <w:tc>
+          <w:tcPr>
+            <w:tcW w:type="dxa" w:w="4896"/>
+            <w:vAlign w:val="center"/>
+            <w:shd w:fill="EDF3F8"/>
+            <w:tcBorders>
+              <w:top w:val="single" w:sz="4" w:color="D9D9D9"/>
+              <w:left w:val="single" w:sz="4" w:color="D9D9D9"/>
+              <w:bottom w:val="single" w:sz="4" w:color="D9D9D9"/>
+              <w:right w:val="single" w:sz="4" w:color="D9D9D9"/>
+              <w:insideH w:val="single" w:sz="4" w:color="D9D9D9"/>
+              <w:insideV w:val="single" w:sz="4" w:color="D9D9D9"/>
+            </w:tcBorders>
+            <w:tcMar>
+              <w:top w:w="90" w:type="dxa"/>
+              <w:start w:w="100" w:type="dxa"/>
+              <w:bottom w:w="90" w:type="dxa"/>
+              <w:end w:w="100" w:type="dxa"/>
+            </w:tcMar>
+          </w:tcPr>
+          <w:p>
+            <w:pPr>
+              <w:spacing w:after="20" w:line="259" w:lineRule="auto"/>
+            </w:pPr>
+            <w:r>
+              <w:rPr>
+                <w:sz w:val="17"/>
+              </w:rPr>
+              <w:t>到点生成待办提醒，由用户点击后打开来源网站或手动启动</w:t>
+            </w:r>
+          </w:p>
+        </w:tc>
+      </w:tr>
+      <w:tr>
+        <w:tc>
+          <w:tcPr>
+            <w:tcW w:type="dxa" w:w="1728"/>
+            <w:vAlign w:val="center"/>
+            <w:tcBorders>
+              <w:top w:val="single" w:sz="4" w:color="D9D9D9"/>
+              <w:left w:val="single" w:sz="4" w:color="D9D9D9"/>
+              <w:bottom w:val="single" w:sz="4" w:color="D9D9D9"/>
+              <w:right w:val="single" w:sz="4" w:color="D9D9D9"/>
+              <w:insideH w:val="single" w:sz="4" w:color="D9D9D9"/>
+              <w:insideV w:val="single" w:sz="4" w:color="D9D9D9"/>
+            </w:tcBorders>
+            <w:tcMar>
+              <w:top w:w="90" w:type="dxa"/>
+              <w:start w:w="100" w:type="dxa"/>
+              <w:bottom w:w="90" w:type="dxa"/>
+              <w:end w:w="100" w:type="dxa"/>
+            </w:tcMar>
+          </w:tcPr>
+          <w:p>
+            <w:pPr>
+              <w:spacing w:after="20" w:line="259" w:lineRule="auto"/>
+            </w:pPr>
+            <w:r>
+              <w:rPr>
+                <w:sz w:val="17"/>
+              </w:rPr>
+              <w:t>暂停</w:t>
+            </w:r>
+          </w:p>
+        </w:tc>
+        <w:tc>
+          <w:tcPr>
+            <w:tcW w:type="dxa" w:w="2880"/>
+            <w:vAlign w:val="center"/>
+            <w:tcBorders>
+              <w:top w:val="single" w:sz="4" w:color="D9D9D9"/>
+              <w:left w:val="single" w:sz="4" w:color="D9D9D9"/>
+              <w:bottom w:val="single" w:sz="4" w:color="D9D9D9"/>
+              <w:right w:val="single" w:sz="4" w:color="D9D9D9"/>
+              <w:insideH w:val="single" w:sz="4" w:color="D9D9D9"/>
+              <w:insideV w:val="single" w:sz="4" w:color="D9D9D9"/>
+            </w:tcBorders>
+            <w:tcMar>
+              <w:top w:w="90" w:type="dxa"/>
+              <w:start w:w="100" w:type="dxa"/>
+              <w:bottom w:w="90" w:type="dxa"/>
+              <w:end w:w="100" w:type="dxa"/>
+            </w:tcMar>
+          </w:tcPr>
+          <w:p>
+            <w:pPr>
+              <w:spacing w:after="20" w:line="259" w:lineRule="auto"/>
+            </w:pPr>
+            <w:r>
+              <w:rPr>
+                <w:sz w:val="17"/>
+              </w:rPr>
+              <w:t>出差、账户失效或临时停止</w:t>
+            </w:r>
+          </w:p>
+        </w:tc>
+        <w:tc>
+          <w:tcPr>
+            <w:tcW w:type="dxa" w:w="4896"/>
+            <w:vAlign w:val="center"/>
+            <w:tcBorders>
+              <w:top w:val="single" w:sz="4" w:color="D9D9D9"/>
+              <w:left w:val="single" w:sz="4" w:color="D9D9D9"/>
+              <w:bottom w:val="single" w:sz="4" w:color="D9D9D9"/>
+              <w:right w:val="single" w:sz="4" w:color="D9D9D9"/>
+              <w:insideH w:val="single" w:sz="4" w:color="D9D9D9"/>
+              <w:insideV w:val="single" w:sz="4" w:color="D9D9D9"/>
+            </w:tcBorders>
+            <w:tcMar>
+              <w:top w:w="90" w:type="dxa"/>
+              <w:start w:w="100" w:type="dxa"/>
+              <w:bottom w:w="90" w:type="dxa"/>
+              <w:end w:w="100" w:type="dxa"/>
+            </w:tcMar>
+          </w:tcPr>
+          <w:p>
+            <w:pPr>
+              <w:spacing w:after="20" w:line="259" w:lineRule="auto"/>
+            </w:pPr>
+            <w:r>
+              <w:rPr>
+                <w:sz w:val="17"/>
+              </w:rPr>
+              <w:t>保留条件、历史和下次计划信息，但不产生新的运行记录</w:t>
+            </w:r>
+          </w:p>
+        </w:tc>
+      </w:tr>
+      <w:tr>
+        <w:tc>
+          <w:tcPr>
+            <w:tcW w:type="dxa" w:w="1728"/>
+            <w:vAlign w:val="center"/>
+            <w:shd w:fill="EDF3F8"/>
+            <w:tcBorders>
+              <w:top w:val="single" w:sz="4" w:color="D9D9D9"/>
+              <w:left w:val="single" w:sz="4" w:color="D9D9D9"/>
+              <w:bottom w:val="single" w:sz="4" w:color="D9D9D9"/>
+              <w:right w:val="single" w:sz="4" w:color="D9D9D9"/>
+              <w:insideH w:val="single" w:sz="4" w:color="D9D9D9"/>
+              <w:insideV w:val="single" w:sz="4" w:color="D9D9D9"/>
+            </w:tcBorders>
+            <w:tcMar>
+              <w:top w:w="90" w:type="dxa"/>
+              <w:start w:w="100" w:type="dxa"/>
+              <w:bottom w:w="90" w:type="dxa"/>
+              <w:end w:w="100" w:type="dxa"/>
+            </w:tcMar>
+          </w:tcPr>
+          <w:p>
+            <w:pPr>
+              <w:spacing w:after="20" w:line="259" w:lineRule="auto"/>
+            </w:pPr>
+            <w:r>
+              <w:rPr>
+                <w:sz w:val="17"/>
+              </w:rPr>
+              <w:t>补偿执行</w:t>
+            </w:r>
+          </w:p>
+        </w:tc>
+        <w:tc>
+          <w:tcPr>
+            <w:tcW w:type="dxa" w:w="2880"/>
+            <w:vAlign w:val="center"/>
+            <w:shd w:fill="EDF3F8"/>
+            <w:tcBorders>
+              <w:top w:val="single" w:sz="4" w:color="D9D9D9"/>
+              <w:left w:val="single" w:sz="4" w:color="D9D9D9"/>
+              <w:bottom w:val="single" w:sz="4" w:color="D9D9D9"/>
+              <w:right w:val="single" w:sz="4" w:color="D9D9D9"/>
+              <w:insideH w:val="single" w:sz="4" w:color="D9D9D9"/>
+              <w:insideV w:val="single" w:sz="4" w:color="D9D9D9"/>
+            </w:tcBorders>
+            <w:tcMar>
+              <w:top w:w="90" w:type="dxa"/>
+              <w:start w:w="100" w:type="dxa"/>
+              <w:bottom w:w="90" w:type="dxa"/>
+              <w:end w:w="100" w:type="dxa"/>
+            </w:tcMar>
+          </w:tcPr>
+          <w:p>
+            <w:pPr>
+              <w:spacing w:after="20" w:line="259" w:lineRule="auto"/>
+            </w:pPr>
+            <w:r>
+              <w:rPr>
+                <w:sz w:val="17"/>
+              </w:rPr>
+              <w:t>电脑在计划时间关闭</w:t>
+            </w:r>
+          </w:p>
+        </w:tc>
+        <w:tc>
+          <w:tcPr>
+            <w:tcW w:type="dxa" w:w="4896"/>
+            <w:vAlign w:val="center"/>
+            <w:shd w:fill="EDF3F8"/>
+            <w:tcBorders>
+              <w:top w:val="single" w:sz="4" w:color="D9D9D9"/>
+              <w:left w:val="single" w:sz="4" w:color="D9D9D9"/>
+              <w:bottom w:val="single" w:sz="4" w:color="D9D9D9"/>
+              <w:right w:val="single" w:sz="4" w:color="D9D9D9"/>
+              <w:insideH w:val="single" w:sz="4" w:color="D9D9D9"/>
+              <w:insideV w:val="single" w:sz="4" w:color="D9D9D9"/>
+            </w:tcBorders>
+            <w:tcMar>
+              <w:top w:w="90" w:type="dxa"/>
+              <w:start w:w="100" w:type="dxa"/>
+              <w:bottom w:w="90" w:type="dxa"/>
+              <w:end w:w="100" w:type="dxa"/>
+            </w:tcMar>
+          </w:tcPr>
+          <w:p>
+            <w:pPr>
+              <w:spacing w:after="20" w:line="259" w:lineRule="auto"/>
+            </w:pPr>
+            <w:r>
+              <w:rPr>
+                <w:sz w:val="17"/>
+              </w:rPr>
+              <w:t>默认不集中补跑所有遗漏次数；启动后最多补跑最近一次，并明确标记为补偿执行</w:t>
+            </w:r>
+          </w:p>
+        </w:tc>
+      </w:tr>
+    </w:tbl>
+    <w:p>
+      <w:pPr>
+        <w:spacing w:after="20"/>
+      </w:pPr>
+    </w:p>
+    <w:p>
+      <w:r>
+        <w:t>计划设置应包含：开始日期、结束日期或长期有效、执行频率、执行时间、星期、时区、允许执行时间段、失败后的处理方式。对验证码、限流、访问拒绝和权限未确认，不做自动重试；网络短暂失败可以按配置有限重试，但必须设置最大次数和退避间隔。</w:t>
+      </w:r>
+    </w:p>
+    <w:p>
+      <w:pPr>
+        <w:pStyle w:val="Heading2"/>
+      </w:pPr>
+      <w:r>
+        <w:t>4.5 多任务并发与优先级</w:t>
+      </w:r>
+    </w:p>
+    <w:p>
+      <w:pPr>
+        <w:pStyle w:val="ListBullet"/>
+      </w:pPr>
+      <w:r>
+        <w:t>同一网站同一账户同一时刻最多运行一个任务，其他任务进入队列。</w:t>
+      </w:r>
+    </w:p>
+    <w:p>
+      <w:pPr>
+        <w:pStyle w:val="ListBullet"/>
+      </w:pPr>
+      <w:r>
+        <w:t>任务默认按计划时间先后执行；用户手动启动的任务可以排到队首，但不能中断正在提交安全操作的任务。</w:t>
+      </w:r>
+    </w:p>
+    <w:p>
+      <w:pPr>
+        <w:pStyle w:val="ListBullet"/>
+      </w:pPr>
+      <w:r>
+        <w:t>用户可为任务设置高、普通、低三个优先级；优先级只影响等待队列，不突破网站限制。</w:t>
+      </w:r>
+    </w:p>
+    <w:p>
+      <w:pPr>
+        <w:pStyle w:val="ListBullet"/>
+      </w:pPr>
+      <w:r>
+        <w:t>任务开始前再次检查权限和登录；检查失败则进入 PAUSED，不阻塞其他网站任务。</w:t>
+      </w:r>
+    </w:p>
+    <w:p>
+      <w:pPr>
+        <w:pStyle w:val="ListBullet"/>
+      </w:pPr>
+      <w:r>
+        <w:t>应用退出或浏览器崩溃后，未完成运行标记为 INTERRUPTED；恢复时由用户确认继续或重新执行。</w:t>
       </w:r>
     </w:p>
     <w:p>
@@ -2142,6 +5229,65 @@
     </w:p>
     <w:p>
       <w:pPr>
+        <w:pStyle w:val="Heading2"/>
+      </w:pPr>
+      <w:r>
+        <w:t>FR-10 多语言界面</w:t>
+      </w:r>
+    </w:p>
+    <w:p>
+      <w:r>
+        <w:rPr>
+          <w:b/>
+        </w:rPr>
+        <w:t>优先级 P0</w:t>
+      </w:r>
+    </w:p>
+    <w:p>
+      <w:pPr>
+        <w:pStyle w:val="ListBullet"/>
+      </w:pPr>
+      <w:r>
+        <w:t>默认语言为日文，支持简体中文和英文。</w:t>
+      </w:r>
+    </w:p>
+    <w:p>
+      <w:pPr>
+        <w:pStyle w:val="ListBullet"/>
+      </w:pPr>
+      <w:r>
+        <w:t>语言切换覆盖菜单、表单、状态、提示、错误和报告标题。</w:t>
+      </w:r>
+    </w:p>
+    <w:p>
+      <w:pPr>
+        <w:pStyle w:val="ListBullet"/>
+      </w:pPr>
+      <w:r>
+        <w:t>用户输入内容与来源网站原文保持不变。</w:t>
+      </w:r>
+    </w:p>
+    <w:p>
+      <w:pPr>
+        <w:pStyle w:val="ListBullet"/>
+      </w:pPr>
+      <w:r>
+        <w:t>翻译缺失时回退日文，并可定位缺失语言键。</w:t>
+      </w:r>
+    </w:p>
+    <w:p>
+      <w:r>
+        <w:rPr>
+          <w:b/>
+        </w:rPr>
+        <w:t>验收标准：</w:t>
+      </w:r>
+      <w:r>
+        <w:t>切换语言后无需重新登录或重新配置；同一任务、房源和日志在三种语言下保持相同业务状态。</w:t>
+      </w:r>
+    </w:p>
+    <w:p>
+      <w:pPr>
         <w:pStyle w:val="Heading1"/>
       </w:pPr>
       <w:r>
@@ -7419,7 +10565,948 @@
     </w:p>
     <w:p>
       <w:r>
-        <w:t>V1.0 采用固定左侧导航栏与右侧工作区。导航包括总览、搜索任务、房源管理、统计分析、收藏与调查记录、网站与账号、任务日志和系统设置。</w:t>
+        <w:t>V1.0 采用固定左侧导航栏与右侧工作区。左侧菜单在三种语言中保持相同顺序和图标，避免用户切换语言后找不到功能。页面标题下方提供一句业务说明，复杂操作提供分步骤向导。</w:t>
+      </w:r>
+    </w:p>
+    <w:tbl>
+      <w:tblPr>
+        <w:tblW w:type="auto" w:w="0"/>
+        <w:jc w:val="center"/>
+        <w:tblLayout w:type="fixed"/>
+        <w:tblLook w:firstColumn="1" w:firstRow="1" w:lastColumn="0" w:lastRow="0" w:noHBand="0" w:noVBand="1" w:val="04A0"/>
+      </w:tblPr>
+      <w:tblGrid>
+        <w:gridCol w:w="3331"/>
+        <w:gridCol w:w="3331"/>
+        <w:gridCol w:w="3331"/>
+      </w:tblGrid>
+      <w:tr>
+        <w:trPr>
+          <w:tblHeader/>
+        </w:trPr>
+        <w:tc>
+          <w:tcPr>
+            <w:tcW w:type="dxa" w:w="1728"/>
+            <w:shd w:fill="1F4E78"/>
+            <w:vAlign w:val="center"/>
+            <w:tcBorders>
+              <w:top w:val="single" w:sz="4" w:color="D9D9D9"/>
+              <w:left w:val="single" w:sz="4" w:color="D9D9D9"/>
+              <w:bottom w:val="single" w:sz="4" w:color="D9D9D9"/>
+              <w:right w:val="single" w:sz="4" w:color="D9D9D9"/>
+              <w:insideH w:val="single" w:sz="4" w:color="D9D9D9"/>
+              <w:insideV w:val="single" w:sz="4" w:color="D9D9D9"/>
+            </w:tcBorders>
+            <w:tcMar>
+              <w:top w:w="90" w:type="dxa"/>
+              <w:start w:w="100" w:type="dxa"/>
+              <w:bottom w:w="90" w:type="dxa"/>
+              <w:end w:w="100" w:type="dxa"/>
+            </w:tcMar>
+          </w:tcPr>
+          <w:p>
+            <w:r>
+              <w:rPr>
+                <w:b/>
+                <w:color w:val="FFFFFF"/>
+                <w:sz w:val="17"/>
+              </w:rPr>
+              <w:t>菜单</w:t>
+            </w:r>
+          </w:p>
+        </w:tc>
+        <w:tc>
+          <w:tcPr>
+            <w:tcW w:type="dxa" w:w="2304"/>
+            <w:shd w:fill="1F4E78"/>
+            <w:vAlign w:val="center"/>
+            <w:tcBorders>
+              <w:top w:val="single" w:sz="4" w:color="D9D9D9"/>
+              <w:left w:val="single" w:sz="4" w:color="D9D9D9"/>
+              <w:bottom w:val="single" w:sz="4" w:color="D9D9D9"/>
+              <w:right w:val="single" w:sz="4" w:color="D9D9D9"/>
+              <w:insideH w:val="single" w:sz="4" w:color="D9D9D9"/>
+              <w:insideV w:val="single" w:sz="4" w:color="D9D9D9"/>
+            </w:tcBorders>
+            <w:tcMar>
+              <w:top w:w="90" w:type="dxa"/>
+              <w:start w:w="100" w:type="dxa"/>
+              <w:bottom w:w="90" w:type="dxa"/>
+              <w:end w:w="100" w:type="dxa"/>
+            </w:tcMar>
+          </w:tcPr>
+          <w:p>
+            <w:r>
+              <w:rPr>
+                <w:b/>
+                <w:color w:val="FFFFFF"/>
+                <w:sz w:val="17"/>
+              </w:rPr>
+              <w:t>日文默认名称</w:t>
+            </w:r>
+          </w:p>
+        </w:tc>
+        <w:tc>
+          <w:tcPr>
+            <w:tcW w:type="dxa" w:w="5472"/>
+            <w:shd w:fill="1F4E78"/>
+            <w:vAlign w:val="center"/>
+            <w:tcBorders>
+              <w:top w:val="single" w:sz="4" w:color="D9D9D9"/>
+              <w:left w:val="single" w:sz="4" w:color="D9D9D9"/>
+              <w:bottom w:val="single" w:sz="4" w:color="D9D9D9"/>
+              <w:right w:val="single" w:sz="4" w:color="D9D9D9"/>
+              <w:insideH w:val="single" w:sz="4" w:color="D9D9D9"/>
+              <w:insideV w:val="single" w:sz="4" w:color="D9D9D9"/>
+            </w:tcBorders>
+            <w:tcMar>
+              <w:top w:w="90" w:type="dxa"/>
+              <w:start w:w="100" w:type="dxa"/>
+              <w:bottom w:w="90" w:type="dxa"/>
+              <w:end w:w="100" w:type="dxa"/>
+            </w:tcMar>
+          </w:tcPr>
+          <w:p>
+            <w:r>
+              <w:rPr>
+                <w:b/>
+                <w:color w:val="FFFFFF"/>
+                <w:sz w:val="17"/>
+              </w:rPr>
+              <w:t>定义与主要功能</w:t>
+            </w:r>
+          </w:p>
+        </w:tc>
+      </w:tr>
+      <w:tr>
+        <w:tc>
+          <w:tcPr>
+            <w:tcW w:type="dxa" w:w="1728"/>
+            <w:vAlign w:val="center"/>
+            <w:tcBorders>
+              <w:top w:val="single" w:sz="4" w:color="D9D9D9"/>
+              <w:left w:val="single" w:sz="4" w:color="D9D9D9"/>
+              <w:bottom w:val="single" w:sz="4" w:color="D9D9D9"/>
+              <w:right w:val="single" w:sz="4" w:color="D9D9D9"/>
+              <w:insideH w:val="single" w:sz="4" w:color="D9D9D9"/>
+              <w:insideV w:val="single" w:sz="4" w:color="D9D9D9"/>
+            </w:tcBorders>
+            <w:tcMar>
+              <w:top w:w="90" w:type="dxa"/>
+              <w:start w:w="100" w:type="dxa"/>
+              <w:bottom w:w="90" w:type="dxa"/>
+              <w:end w:w="100" w:type="dxa"/>
+            </w:tcMar>
+          </w:tcPr>
+          <w:p>
+            <w:pPr>
+              <w:spacing w:after="20" w:line="259" w:lineRule="auto"/>
+            </w:pPr>
+            <w:r>
+              <w:rPr>
+                <w:sz w:val="17"/>
+              </w:rPr>
+              <w:t>总览</w:t>
+            </w:r>
+          </w:p>
+        </w:tc>
+        <w:tc>
+          <w:tcPr>
+            <w:tcW w:type="dxa" w:w="2304"/>
+            <w:vAlign w:val="center"/>
+            <w:tcBorders>
+              <w:top w:val="single" w:sz="4" w:color="D9D9D9"/>
+              <w:left w:val="single" w:sz="4" w:color="D9D9D9"/>
+              <w:bottom w:val="single" w:sz="4" w:color="D9D9D9"/>
+              <w:right w:val="single" w:sz="4" w:color="D9D9D9"/>
+              <w:insideH w:val="single" w:sz="4" w:color="D9D9D9"/>
+              <w:insideV w:val="single" w:sz="4" w:color="D9D9D9"/>
+            </w:tcBorders>
+            <w:tcMar>
+              <w:top w:w="90" w:type="dxa"/>
+              <w:start w:w="100" w:type="dxa"/>
+              <w:bottom w:w="90" w:type="dxa"/>
+              <w:end w:w="100" w:type="dxa"/>
+            </w:tcMar>
+          </w:tcPr>
+          <w:p>
+            <w:pPr>
+              <w:spacing w:after="20" w:line="259" w:lineRule="auto"/>
+            </w:pPr>
+            <w:r>
+              <w:rPr>
+                <w:sz w:val="17"/>
+              </w:rPr>
+              <w:t>ダッシュボード</w:t>
+            </w:r>
+          </w:p>
+        </w:tc>
+        <w:tc>
+          <w:tcPr>
+            <w:tcW w:type="dxa" w:w="5472"/>
+            <w:vAlign w:val="center"/>
+            <w:tcBorders>
+              <w:top w:val="single" w:sz="4" w:color="D9D9D9"/>
+              <w:left w:val="single" w:sz="4" w:color="D9D9D9"/>
+              <w:bottom w:val="single" w:sz="4" w:color="D9D9D9"/>
+              <w:right w:val="single" w:sz="4" w:color="D9D9D9"/>
+              <w:insideH w:val="single" w:sz="4" w:color="D9D9D9"/>
+              <w:insideV w:val="single" w:sz="4" w:color="D9D9D9"/>
+            </w:tcBorders>
+            <w:tcMar>
+              <w:top w:w="90" w:type="dxa"/>
+              <w:start w:w="100" w:type="dxa"/>
+              <w:bottom w:w="90" w:type="dxa"/>
+              <w:end w:w="100" w:type="dxa"/>
+            </w:tcMar>
+          </w:tcPr>
+          <w:p>
+            <w:pPr>
+              <w:spacing w:after="20" w:line="259" w:lineRule="auto"/>
+            </w:pPr>
+            <w:r>
+              <w:rPr>
+                <w:sz w:val="17"/>
+              </w:rPr>
+              <w:t>显示今日新增、降价、待确认、任务运行状态、登录异常和最近活动。所有数字可点击进入对应列表。</w:t>
+            </w:r>
+          </w:p>
+        </w:tc>
+      </w:tr>
+      <w:tr>
+        <w:tc>
+          <w:tcPr>
+            <w:tcW w:type="dxa" w:w="1728"/>
+            <w:vAlign w:val="center"/>
+            <w:shd w:fill="EDF3F8"/>
+            <w:tcBorders>
+              <w:top w:val="single" w:sz="4" w:color="D9D9D9"/>
+              <w:left w:val="single" w:sz="4" w:color="D9D9D9"/>
+              <w:bottom w:val="single" w:sz="4" w:color="D9D9D9"/>
+              <w:right w:val="single" w:sz="4" w:color="D9D9D9"/>
+              <w:insideH w:val="single" w:sz="4" w:color="D9D9D9"/>
+              <w:insideV w:val="single" w:sz="4" w:color="D9D9D9"/>
+            </w:tcBorders>
+            <w:tcMar>
+              <w:top w:w="90" w:type="dxa"/>
+              <w:start w:w="100" w:type="dxa"/>
+              <w:bottom w:w="90" w:type="dxa"/>
+              <w:end w:w="100" w:type="dxa"/>
+            </w:tcMar>
+          </w:tcPr>
+          <w:p>
+            <w:pPr>
+              <w:spacing w:after="20" w:line="259" w:lineRule="auto"/>
+            </w:pPr>
+            <w:r>
+              <w:rPr>
+                <w:sz w:val="17"/>
+              </w:rPr>
+              <w:t>搜索任务</w:t>
+            </w:r>
+          </w:p>
+        </w:tc>
+        <w:tc>
+          <w:tcPr>
+            <w:tcW w:type="dxa" w:w="2304"/>
+            <w:vAlign w:val="center"/>
+            <w:shd w:fill="EDF3F8"/>
+            <w:tcBorders>
+              <w:top w:val="single" w:sz="4" w:color="D9D9D9"/>
+              <w:left w:val="single" w:sz="4" w:color="D9D9D9"/>
+              <w:bottom w:val="single" w:sz="4" w:color="D9D9D9"/>
+              <w:right w:val="single" w:sz="4" w:color="D9D9D9"/>
+              <w:insideH w:val="single" w:sz="4" w:color="D9D9D9"/>
+              <w:insideV w:val="single" w:sz="4" w:color="D9D9D9"/>
+            </w:tcBorders>
+            <w:tcMar>
+              <w:top w:w="90" w:type="dxa"/>
+              <w:start w:w="100" w:type="dxa"/>
+              <w:bottom w:w="90" w:type="dxa"/>
+              <w:end w:w="100" w:type="dxa"/>
+            </w:tcMar>
+          </w:tcPr>
+          <w:p>
+            <w:pPr>
+              <w:spacing w:after="20" w:line="259" w:lineRule="auto"/>
+            </w:pPr>
+            <w:r>
+              <w:rPr>
+                <w:sz w:val="17"/>
+              </w:rPr>
+              <w:t>検索タスク</w:t>
+            </w:r>
+          </w:p>
+        </w:tc>
+        <w:tc>
+          <w:tcPr>
+            <w:tcW w:type="dxa" w:w="5472"/>
+            <w:vAlign w:val="center"/>
+            <w:shd w:fill="EDF3F8"/>
+            <w:tcBorders>
+              <w:top w:val="single" w:sz="4" w:color="D9D9D9"/>
+              <w:left w:val="single" w:sz="4" w:color="D9D9D9"/>
+              <w:bottom w:val="single" w:sz="4" w:color="D9D9D9"/>
+              <w:right w:val="single" w:sz="4" w:color="D9D9D9"/>
+              <w:insideH w:val="single" w:sz="4" w:color="D9D9D9"/>
+              <w:insideV w:val="single" w:sz="4" w:color="D9D9D9"/>
+            </w:tcBorders>
+            <w:tcMar>
+              <w:top w:w="90" w:type="dxa"/>
+              <w:start w:w="100" w:type="dxa"/>
+              <w:bottom w:w="90" w:type="dxa"/>
+              <w:end w:w="100" w:type="dxa"/>
+            </w:tcMar>
+          </w:tcPr>
+          <w:p>
+            <w:pPr>
+              <w:spacing w:after="20" w:line="259" w:lineRule="auto"/>
+            </w:pPr>
+            <w:r>
+              <w:rPr>
+                <w:sz w:val="17"/>
+              </w:rPr>
+              <w:t>创建、复制、编辑、暂停和删除多组条件；设置网站账户、手动或周期执行、优先级与最近运行结果。</w:t>
+            </w:r>
+          </w:p>
+        </w:tc>
+      </w:tr>
+      <w:tr>
+        <w:tc>
+          <w:tcPr>
+            <w:tcW w:type="dxa" w:w="1728"/>
+            <w:vAlign w:val="center"/>
+            <w:tcBorders>
+              <w:top w:val="single" w:sz="4" w:color="D9D9D9"/>
+              <w:left w:val="single" w:sz="4" w:color="D9D9D9"/>
+              <w:bottom w:val="single" w:sz="4" w:color="D9D9D9"/>
+              <w:right w:val="single" w:sz="4" w:color="D9D9D9"/>
+              <w:insideH w:val="single" w:sz="4" w:color="D9D9D9"/>
+              <w:insideV w:val="single" w:sz="4" w:color="D9D9D9"/>
+            </w:tcBorders>
+            <w:tcMar>
+              <w:top w:w="90" w:type="dxa"/>
+              <w:start w:w="100" w:type="dxa"/>
+              <w:bottom w:w="90" w:type="dxa"/>
+              <w:end w:w="100" w:type="dxa"/>
+            </w:tcMar>
+          </w:tcPr>
+          <w:p>
+            <w:pPr>
+              <w:spacing w:after="20" w:line="259" w:lineRule="auto"/>
+            </w:pPr>
+            <w:r>
+              <w:rPr>
+                <w:sz w:val="17"/>
+              </w:rPr>
+              <w:t>房源管理</w:t>
+            </w:r>
+          </w:p>
+        </w:tc>
+        <w:tc>
+          <w:tcPr>
+            <w:tcW w:type="dxa" w:w="2304"/>
+            <w:vAlign w:val="center"/>
+            <w:tcBorders>
+              <w:top w:val="single" w:sz="4" w:color="D9D9D9"/>
+              <w:left w:val="single" w:sz="4" w:color="D9D9D9"/>
+              <w:bottom w:val="single" w:sz="4" w:color="D9D9D9"/>
+              <w:right w:val="single" w:sz="4" w:color="D9D9D9"/>
+              <w:insideH w:val="single" w:sz="4" w:color="D9D9D9"/>
+              <w:insideV w:val="single" w:sz="4" w:color="D9D9D9"/>
+            </w:tcBorders>
+            <w:tcMar>
+              <w:top w:w="90" w:type="dxa"/>
+              <w:start w:w="100" w:type="dxa"/>
+              <w:bottom w:w="90" w:type="dxa"/>
+              <w:end w:w="100" w:type="dxa"/>
+            </w:tcMar>
+          </w:tcPr>
+          <w:p>
+            <w:pPr>
+              <w:spacing w:after="20" w:line="259" w:lineRule="auto"/>
+            </w:pPr>
+            <w:r>
+              <w:rPr>
+                <w:sz w:val="17"/>
+              </w:rPr>
+              <w:t>物件管理</w:t>
+            </w:r>
+          </w:p>
+        </w:tc>
+        <w:tc>
+          <w:tcPr>
+            <w:tcW w:type="dxa" w:w="5472"/>
+            <w:vAlign w:val="center"/>
+            <w:tcBorders>
+              <w:top w:val="single" w:sz="4" w:color="D9D9D9"/>
+              <w:left w:val="single" w:sz="4" w:color="D9D9D9"/>
+              <w:bottom w:val="single" w:sz="4" w:color="D9D9D9"/>
+              <w:right w:val="single" w:sz="4" w:color="D9D9D9"/>
+              <w:insideH w:val="single" w:sz="4" w:color="D9D9D9"/>
+              <w:insideV w:val="single" w:sz="4" w:color="D9D9D9"/>
+            </w:tcBorders>
+            <w:tcMar>
+              <w:top w:w="90" w:type="dxa"/>
+              <w:start w:w="100" w:type="dxa"/>
+              <w:bottom w:w="90" w:type="dxa"/>
+              <w:end w:w="100" w:type="dxa"/>
+            </w:tcMar>
+          </w:tcPr>
+          <w:p>
+            <w:pPr>
+              <w:spacing w:after="20" w:line="259" w:lineRule="auto"/>
+            </w:pPr>
+            <w:r>
+              <w:rPr>
+                <w:sz w:val="17"/>
+              </w:rPr>
+              <w:t>查看必要房源索引，按区域、价格、面积、来源、发现时间和变化筛选；关联疑似重复房源并跳转原站。</w:t>
+            </w:r>
+          </w:p>
+        </w:tc>
+      </w:tr>
+      <w:tr>
+        <w:tc>
+          <w:tcPr>
+            <w:tcW w:type="dxa" w:w="1728"/>
+            <w:vAlign w:val="center"/>
+            <w:shd w:fill="EDF3F8"/>
+            <w:tcBorders>
+              <w:top w:val="single" w:sz="4" w:color="D9D9D9"/>
+              <w:left w:val="single" w:sz="4" w:color="D9D9D9"/>
+              <w:bottom w:val="single" w:sz="4" w:color="D9D9D9"/>
+              <w:right w:val="single" w:sz="4" w:color="D9D9D9"/>
+              <w:insideH w:val="single" w:sz="4" w:color="D9D9D9"/>
+              <w:insideV w:val="single" w:sz="4" w:color="D9D9D9"/>
+            </w:tcBorders>
+            <w:tcMar>
+              <w:top w:w="90" w:type="dxa"/>
+              <w:start w:w="100" w:type="dxa"/>
+              <w:bottom w:w="90" w:type="dxa"/>
+              <w:end w:w="100" w:type="dxa"/>
+            </w:tcMar>
+          </w:tcPr>
+          <w:p>
+            <w:pPr>
+              <w:spacing w:after="20" w:line="259" w:lineRule="auto"/>
+            </w:pPr>
+            <w:r>
+              <w:rPr>
+                <w:sz w:val="17"/>
+              </w:rPr>
+              <w:t>统计分析</w:t>
+            </w:r>
+          </w:p>
+        </w:tc>
+        <w:tc>
+          <w:tcPr>
+            <w:tcW w:type="dxa" w:w="2304"/>
+            <w:vAlign w:val="center"/>
+            <w:shd w:fill="EDF3F8"/>
+            <w:tcBorders>
+              <w:top w:val="single" w:sz="4" w:color="D9D9D9"/>
+              <w:left w:val="single" w:sz="4" w:color="D9D9D9"/>
+              <w:bottom w:val="single" w:sz="4" w:color="D9D9D9"/>
+              <w:right w:val="single" w:sz="4" w:color="D9D9D9"/>
+              <w:insideH w:val="single" w:sz="4" w:color="D9D9D9"/>
+              <w:insideV w:val="single" w:sz="4" w:color="D9D9D9"/>
+            </w:tcBorders>
+            <w:tcMar>
+              <w:top w:w="90" w:type="dxa"/>
+              <w:start w:w="100" w:type="dxa"/>
+              <w:bottom w:w="90" w:type="dxa"/>
+              <w:end w:w="100" w:type="dxa"/>
+            </w:tcMar>
+          </w:tcPr>
+          <w:p>
+            <w:pPr>
+              <w:spacing w:after="20" w:line="259" w:lineRule="auto"/>
+            </w:pPr>
+            <w:r>
+              <w:rPr>
+                <w:sz w:val="17"/>
+              </w:rPr>
+              <w:t>分析レポート</w:t>
+            </w:r>
+          </w:p>
+        </w:tc>
+        <w:tc>
+          <w:tcPr>
+            <w:tcW w:type="dxa" w:w="5472"/>
+            <w:vAlign w:val="center"/>
+            <w:shd w:fill="EDF3F8"/>
+            <w:tcBorders>
+              <w:top w:val="single" w:sz="4" w:color="D9D9D9"/>
+              <w:left w:val="single" w:sz="4" w:color="D9D9D9"/>
+              <w:bottom w:val="single" w:sz="4" w:color="D9D9D9"/>
+              <w:right w:val="single" w:sz="4" w:color="D9D9D9"/>
+              <w:insideH w:val="single" w:sz="4" w:color="D9D9D9"/>
+              <w:insideV w:val="single" w:sz="4" w:color="D9D9D9"/>
+            </w:tcBorders>
+            <w:tcMar>
+              <w:top w:w="90" w:type="dxa"/>
+              <w:start w:w="100" w:type="dxa"/>
+              <w:bottom w:w="90" w:type="dxa"/>
+              <w:end w:w="100" w:type="dxa"/>
+            </w:tcMar>
+          </w:tcPr>
+          <w:p>
+            <w:pPr>
+              <w:spacing w:after="20" w:line="259" w:lineRule="auto"/>
+            </w:pPr>
+            <w:r>
+              <w:rPr>
+                <w:sz w:val="17"/>
+              </w:rPr>
+              <w:t>查看新增趋势、涨降价、价格和面积分布、来源重合及任务成功率；明确统计范围不是完整市场。</w:t>
+            </w:r>
+          </w:p>
+        </w:tc>
+      </w:tr>
+      <w:tr>
+        <w:tc>
+          <w:tcPr>
+            <w:tcW w:type="dxa" w:w="1728"/>
+            <w:vAlign w:val="center"/>
+            <w:tcBorders>
+              <w:top w:val="single" w:sz="4" w:color="D9D9D9"/>
+              <w:left w:val="single" w:sz="4" w:color="D9D9D9"/>
+              <w:bottom w:val="single" w:sz="4" w:color="D9D9D9"/>
+              <w:right w:val="single" w:sz="4" w:color="D9D9D9"/>
+              <w:insideH w:val="single" w:sz="4" w:color="D9D9D9"/>
+              <w:insideV w:val="single" w:sz="4" w:color="D9D9D9"/>
+            </w:tcBorders>
+            <w:tcMar>
+              <w:top w:w="90" w:type="dxa"/>
+              <w:start w:w="100" w:type="dxa"/>
+              <w:bottom w:w="90" w:type="dxa"/>
+              <w:end w:w="100" w:type="dxa"/>
+            </w:tcMar>
+          </w:tcPr>
+          <w:p>
+            <w:pPr>
+              <w:spacing w:after="20" w:line="259" w:lineRule="auto"/>
+            </w:pPr>
+            <w:r>
+              <w:rPr>
+                <w:sz w:val="17"/>
+              </w:rPr>
+              <w:t>收藏与调查</w:t>
+            </w:r>
+          </w:p>
+        </w:tc>
+        <w:tc>
+          <w:tcPr>
+            <w:tcW w:type="dxa" w:w="2304"/>
+            <w:vAlign w:val="center"/>
+            <w:tcBorders>
+              <w:top w:val="single" w:sz="4" w:color="D9D9D9"/>
+              <w:left w:val="single" w:sz="4" w:color="D9D9D9"/>
+              <w:bottom w:val="single" w:sz="4" w:color="D9D9D9"/>
+              <w:right w:val="single" w:sz="4" w:color="D9D9D9"/>
+              <w:insideH w:val="single" w:sz="4" w:color="D9D9D9"/>
+              <w:insideV w:val="single" w:sz="4" w:color="D9D9D9"/>
+            </w:tcBorders>
+            <w:tcMar>
+              <w:top w:w="90" w:type="dxa"/>
+              <w:start w:w="100" w:type="dxa"/>
+              <w:bottom w:w="90" w:type="dxa"/>
+              <w:end w:w="100" w:type="dxa"/>
+            </w:tcMar>
+          </w:tcPr>
+          <w:p>
+            <w:pPr>
+              <w:spacing w:after="20" w:line="259" w:lineRule="auto"/>
+            </w:pPr>
+            <w:r>
+              <w:rPr>
+                <w:sz w:val="17"/>
+              </w:rPr>
+              <w:t>お気に入り・調査</w:t>
+            </w:r>
+          </w:p>
+        </w:tc>
+        <w:tc>
+          <w:tcPr>
+            <w:tcW w:type="dxa" w:w="5472"/>
+            <w:vAlign w:val="center"/>
+            <w:tcBorders>
+              <w:top w:val="single" w:sz="4" w:color="D9D9D9"/>
+              <w:left w:val="single" w:sz="4" w:color="D9D9D9"/>
+              <w:bottom w:val="single" w:sz="4" w:color="D9D9D9"/>
+              <w:right w:val="single" w:sz="4" w:color="D9D9D9"/>
+              <w:insideH w:val="single" w:sz="4" w:color="D9D9D9"/>
+              <w:insideV w:val="single" w:sz="4" w:color="D9D9D9"/>
+            </w:tcBorders>
+            <w:tcMar>
+              <w:top w:w="90" w:type="dxa"/>
+              <w:start w:w="100" w:type="dxa"/>
+              <w:bottom w:w="90" w:type="dxa"/>
+              <w:end w:w="100" w:type="dxa"/>
+            </w:tcMar>
+          </w:tcPr>
+          <w:p>
+            <w:pPr>
+              <w:spacing w:after="20" w:line="259" w:lineRule="auto"/>
+            </w:pPr>
+            <w:r>
+              <w:rPr>
+                <w:sz w:val="17"/>
+              </w:rPr>
+              <w:t>管理关注中、准备看房、已看房等状态，记录采光、交通、周边、建筑状况和个人备注。</w:t>
+            </w:r>
+          </w:p>
+        </w:tc>
+      </w:tr>
+      <w:tr>
+        <w:tc>
+          <w:tcPr>
+            <w:tcW w:type="dxa" w:w="1728"/>
+            <w:vAlign w:val="center"/>
+            <w:shd w:fill="EDF3F8"/>
+            <w:tcBorders>
+              <w:top w:val="single" w:sz="4" w:color="D9D9D9"/>
+              <w:left w:val="single" w:sz="4" w:color="D9D9D9"/>
+              <w:bottom w:val="single" w:sz="4" w:color="D9D9D9"/>
+              <w:right w:val="single" w:sz="4" w:color="D9D9D9"/>
+              <w:insideH w:val="single" w:sz="4" w:color="D9D9D9"/>
+              <w:insideV w:val="single" w:sz="4" w:color="D9D9D9"/>
+            </w:tcBorders>
+            <w:tcMar>
+              <w:top w:w="90" w:type="dxa"/>
+              <w:start w:w="100" w:type="dxa"/>
+              <w:bottom w:w="90" w:type="dxa"/>
+              <w:end w:w="100" w:type="dxa"/>
+            </w:tcMar>
+          </w:tcPr>
+          <w:p>
+            <w:pPr>
+              <w:spacing w:after="20" w:line="259" w:lineRule="auto"/>
+            </w:pPr>
+            <w:r>
+              <w:rPr>
+                <w:sz w:val="17"/>
+              </w:rPr>
+              <w:t>网站与账号</w:t>
+            </w:r>
+          </w:p>
+        </w:tc>
+        <w:tc>
+          <w:tcPr>
+            <w:tcW w:type="dxa" w:w="2304"/>
+            <w:vAlign w:val="center"/>
+            <w:shd w:fill="EDF3F8"/>
+            <w:tcBorders>
+              <w:top w:val="single" w:sz="4" w:color="D9D9D9"/>
+              <w:left w:val="single" w:sz="4" w:color="D9D9D9"/>
+              <w:bottom w:val="single" w:sz="4" w:color="D9D9D9"/>
+              <w:right w:val="single" w:sz="4" w:color="D9D9D9"/>
+              <w:insideH w:val="single" w:sz="4" w:color="D9D9D9"/>
+              <w:insideV w:val="single" w:sz="4" w:color="D9D9D9"/>
+            </w:tcBorders>
+            <w:tcMar>
+              <w:top w:w="90" w:type="dxa"/>
+              <w:start w:w="100" w:type="dxa"/>
+              <w:bottom w:w="90" w:type="dxa"/>
+              <w:end w:w="100" w:type="dxa"/>
+            </w:tcMar>
+          </w:tcPr>
+          <w:p>
+            <w:pPr>
+              <w:spacing w:after="20" w:line="259" w:lineRule="auto"/>
+            </w:pPr>
+            <w:r>
+              <w:rPr>
+                <w:sz w:val="17"/>
+              </w:rPr>
+              <w:t>サイト・アカウント</w:t>
+            </w:r>
+          </w:p>
+        </w:tc>
+        <w:tc>
+          <w:tcPr>
+            <w:tcW w:type="dxa" w:w="5472"/>
+            <w:vAlign w:val="center"/>
+            <w:shd w:fill="EDF3F8"/>
+            <w:tcBorders>
+              <w:top w:val="single" w:sz="4" w:color="D9D9D9"/>
+              <w:left w:val="single" w:sz="4" w:color="D9D9D9"/>
+              <w:bottom w:val="single" w:sz="4" w:color="D9D9D9"/>
+              <w:right w:val="single" w:sz="4" w:color="D9D9D9"/>
+              <w:insideH w:val="single" w:sz="4" w:color="D9D9D9"/>
+              <w:insideV w:val="single" w:sz="4" w:color="D9D9D9"/>
+            </w:tcBorders>
+            <w:tcMar>
+              <w:top w:w="90" w:type="dxa"/>
+              <w:start w:w="100" w:type="dxa"/>
+              <w:bottom w:w="90" w:type="dxa"/>
+              <w:end w:w="100" w:type="dxa"/>
+            </w:tcMar>
+          </w:tcPr>
+          <w:p>
+            <w:pPr>
+              <w:spacing w:after="20" w:line="259" w:lineRule="auto"/>
+            </w:pPr>
+            <w:r>
+              <w:rPr>
+                <w:sz w:val="17"/>
+              </w:rPr>
+              <w:t>添加网站账户别名，打开人工登录窗口，检查会话，查看权限，停用账户或清除本地会话。</w:t>
+            </w:r>
+          </w:p>
+        </w:tc>
+      </w:tr>
+      <w:tr>
+        <w:tc>
+          <w:tcPr>
+            <w:tcW w:type="dxa" w:w="1728"/>
+            <w:vAlign w:val="center"/>
+            <w:tcBorders>
+              <w:top w:val="single" w:sz="4" w:color="D9D9D9"/>
+              <w:left w:val="single" w:sz="4" w:color="D9D9D9"/>
+              <w:bottom w:val="single" w:sz="4" w:color="D9D9D9"/>
+              <w:right w:val="single" w:sz="4" w:color="D9D9D9"/>
+              <w:insideH w:val="single" w:sz="4" w:color="D9D9D9"/>
+              <w:insideV w:val="single" w:sz="4" w:color="D9D9D9"/>
+            </w:tcBorders>
+            <w:tcMar>
+              <w:top w:w="90" w:type="dxa"/>
+              <w:start w:w="100" w:type="dxa"/>
+              <w:bottom w:w="90" w:type="dxa"/>
+              <w:end w:w="100" w:type="dxa"/>
+            </w:tcMar>
+          </w:tcPr>
+          <w:p>
+            <w:pPr>
+              <w:spacing w:after="20" w:line="259" w:lineRule="auto"/>
+            </w:pPr>
+            <w:r>
+              <w:rPr>
+                <w:sz w:val="17"/>
+              </w:rPr>
+              <w:t>任务日志</w:t>
+            </w:r>
+          </w:p>
+        </w:tc>
+        <w:tc>
+          <w:tcPr>
+            <w:tcW w:type="dxa" w:w="2304"/>
+            <w:vAlign w:val="center"/>
+            <w:tcBorders>
+              <w:top w:val="single" w:sz="4" w:color="D9D9D9"/>
+              <w:left w:val="single" w:sz="4" w:color="D9D9D9"/>
+              <w:bottom w:val="single" w:sz="4" w:color="D9D9D9"/>
+              <w:right w:val="single" w:sz="4" w:color="D9D9D9"/>
+              <w:insideH w:val="single" w:sz="4" w:color="D9D9D9"/>
+              <w:insideV w:val="single" w:sz="4" w:color="D9D9D9"/>
+            </w:tcBorders>
+            <w:tcMar>
+              <w:top w:w="90" w:type="dxa"/>
+              <w:start w:w="100" w:type="dxa"/>
+              <w:bottom w:w="90" w:type="dxa"/>
+              <w:end w:w="100" w:type="dxa"/>
+            </w:tcMar>
+          </w:tcPr>
+          <w:p>
+            <w:pPr>
+              <w:spacing w:after="20" w:line="259" w:lineRule="auto"/>
+            </w:pPr>
+            <w:r>
+              <w:rPr>
+                <w:sz w:val="17"/>
+              </w:rPr>
+              <w:t>実行ログ</w:t>
+            </w:r>
+          </w:p>
+        </w:tc>
+        <w:tc>
+          <w:tcPr>
+            <w:tcW w:type="dxa" w:w="5472"/>
+            <w:vAlign w:val="center"/>
+            <w:tcBorders>
+              <w:top w:val="single" w:sz="4" w:color="D9D9D9"/>
+              <w:left w:val="single" w:sz="4" w:color="D9D9D9"/>
+              <w:bottom w:val="single" w:sz="4" w:color="D9D9D9"/>
+              <w:right w:val="single" w:sz="4" w:color="D9D9D9"/>
+              <w:insideH w:val="single" w:sz="4" w:color="D9D9D9"/>
+              <w:insideV w:val="single" w:sz="4" w:color="D9D9D9"/>
+            </w:tcBorders>
+            <w:tcMar>
+              <w:top w:w="90" w:type="dxa"/>
+              <w:start w:w="100" w:type="dxa"/>
+              <w:bottom w:w="90" w:type="dxa"/>
+              <w:end w:w="100" w:type="dxa"/>
+            </w:tcMar>
+          </w:tcPr>
+          <w:p>
+            <w:pPr>
+              <w:spacing w:after="20" w:line="259" w:lineRule="auto"/>
+            </w:pPr>
+            <w:r>
+              <w:rPr>
+                <w:sz w:val="17"/>
+              </w:rPr>
+              <w:t>按任务、网站、账户、日期和状态查看执行记录、结果数量、异常码、重试与取消原因。</w:t>
+            </w:r>
+          </w:p>
+        </w:tc>
+      </w:tr>
+      <w:tr>
+        <w:tc>
+          <w:tcPr>
+            <w:tcW w:type="dxa" w:w="1728"/>
+            <w:vAlign w:val="center"/>
+            <w:shd w:fill="EDF3F8"/>
+            <w:tcBorders>
+              <w:top w:val="single" w:sz="4" w:color="D9D9D9"/>
+              <w:left w:val="single" w:sz="4" w:color="D9D9D9"/>
+              <w:bottom w:val="single" w:sz="4" w:color="D9D9D9"/>
+              <w:right w:val="single" w:sz="4" w:color="D9D9D9"/>
+              <w:insideH w:val="single" w:sz="4" w:color="D9D9D9"/>
+              <w:insideV w:val="single" w:sz="4" w:color="D9D9D9"/>
+            </w:tcBorders>
+            <w:tcMar>
+              <w:top w:w="90" w:type="dxa"/>
+              <w:start w:w="100" w:type="dxa"/>
+              <w:bottom w:w="90" w:type="dxa"/>
+              <w:end w:w="100" w:type="dxa"/>
+            </w:tcMar>
+          </w:tcPr>
+          <w:p>
+            <w:pPr>
+              <w:spacing w:after="20" w:line="259" w:lineRule="auto"/>
+            </w:pPr>
+            <w:r>
+              <w:rPr>
+                <w:sz w:val="17"/>
+              </w:rPr>
+              <w:t>系统设置</w:t>
+            </w:r>
+          </w:p>
+        </w:tc>
+        <w:tc>
+          <w:tcPr>
+            <w:tcW w:type="dxa" w:w="2304"/>
+            <w:vAlign w:val="center"/>
+            <w:shd w:fill="EDF3F8"/>
+            <w:tcBorders>
+              <w:top w:val="single" w:sz="4" w:color="D9D9D9"/>
+              <w:left w:val="single" w:sz="4" w:color="D9D9D9"/>
+              <w:bottom w:val="single" w:sz="4" w:color="D9D9D9"/>
+              <w:right w:val="single" w:sz="4" w:color="D9D9D9"/>
+              <w:insideH w:val="single" w:sz="4" w:color="D9D9D9"/>
+              <w:insideV w:val="single" w:sz="4" w:color="D9D9D9"/>
+            </w:tcBorders>
+            <w:tcMar>
+              <w:top w:w="90" w:type="dxa"/>
+              <w:start w:w="100" w:type="dxa"/>
+              <w:bottom w:w="90" w:type="dxa"/>
+              <w:end w:w="100" w:type="dxa"/>
+            </w:tcMar>
+          </w:tcPr>
+          <w:p>
+            <w:pPr>
+              <w:spacing w:after="20" w:line="259" w:lineRule="auto"/>
+            </w:pPr>
+            <w:r>
+              <w:rPr>
+                <w:sz w:val="17"/>
+              </w:rPr>
+              <w:t>設定</w:t>
+            </w:r>
+          </w:p>
+        </w:tc>
+        <w:tc>
+          <w:tcPr>
+            <w:tcW w:type="dxa" w:w="5472"/>
+            <w:vAlign w:val="center"/>
+            <w:shd w:fill="EDF3F8"/>
+            <w:tcBorders>
+              <w:top w:val="single" w:sz="4" w:color="D9D9D9"/>
+              <w:left w:val="single" w:sz="4" w:color="D9D9D9"/>
+              <w:bottom w:val="single" w:sz="4" w:color="D9D9D9"/>
+              <w:right w:val="single" w:sz="4" w:color="D9D9D9"/>
+              <w:insideH w:val="single" w:sz="4" w:color="D9D9D9"/>
+              <w:insideV w:val="single" w:sz="4" w:color="D9D9D9"/>
+            </w:tcBorders>
+            <w:tcMar>
+              <w:top w:w="90" w:type="dxa"/>
+              <w:start w:w="100" w:type="dxa"/>
+              <w:bottom w:w="90" w:type="dxa"/>
+              <w:end w:w="100" w:type="dxa"/>
+            </w:tcMar>
+          </w:tcPr>
+          <w:p>
+            <w:pPr>
+              <w:spacing w:after="20" w:line="259" w:lineRule="auto"/>
+            </w:pPr>
+            <w:r>
+              <w:rPr>
+                <w:sz w:val="17"/>
+              </w:rPr>
+              <w:t>设置界面语言、时区、数据目录、备份、导出、通知、AI 开关、应用启动和托盘行为。</w:t>
+            </w:r>
+          </w:p>
+        </w:tc>
+      </w:tr>
+    </w:tbl>
+    <w:p>
+      <w:pPr>
+        <w:spacing w:after="20"/>
+      </w:pPr>
+    </w:p>
+    <w:p>
+      <w:pPr>
+        <w:pStyle w:val="Heading2"/>
+      </w:pPr>
+      <w:r>
+        <w:t>9.1 总览菜单</w:t>
+      </w:r>
+    </w:p>
+    <w:p>
+      <w:pPr>
+        <w:pStyle w:val="ListBullet"/>
+      </w:pPr>
+      <w:r>
+        <w:t>顶部显示“最近一次成功搜索”和“下一次计划执行”时间。</w:t>
+      </w:r>
+    </w:p>
+    <w:p>
+      <w:pPr>
+        <w:pStyle w:val="ListBullet"/>
+      </w:pPr>
+      <w:r>
+        <w:t>业务指标卡包括：今日新增、降价、涨价、重新出现、待确认、运行失败。</w:t>
+      </w:r>
+    </w:p>
+    <w:p>
+      <w:pPr>
+        <w:pStyle w:val="ListBullet"/>
+      </w:pPr>
+      <w:r>
+        <w:t>“需要处理”区域集中显示登录失效、权限待确认、验证码暂停和适配器页面变化。</w:t>
+      </w:r>
+    </w:p>
+    <w:p>
+      <w:pPr>
+        <w:pStyle w:val="ListBullet"/>
+      </w:pPr>
+      <w:r>
+        <w:t>最近活动按时间显示用户收藏、任务执行和价格变化，点击可查看来源记录。</w:t>
+      </w:r>
+    </w:p>
+    <w:p>
+      <w:pPr>
+        <w:pStyle w:val="Heading2"/>
+      </w:pPr>
+      <w:r>
+        <w:t>9.2 搜索任务菜单</w:t>
+      </w:r>
+    </w:p>
+    <w:p>
+      <w:r>
+        <w:t>列表列出任务名称、房屋类型、主要区域、目标网站、执行方式、下次运行、最近结果和状态。创建或编辑任务采用五步向导：基本信息 → 搜索条件 → 网站与账户 → 执行计划 → 确认保存。</w:t>
       </w:r>
     </w:p>
     <w:tbl>
@@ -7439,7 +11526,7 @@
         </w:trPr>
         <w:tc>
           <w:tcPr>
-            <w:tcW w:type="dxa" w:w="2304"/>
+            <w:tcW w:type="dxa" w:w="2160"/>
             <w:shd w:fill="1F4E78"/>
             <w:vAlign w:val="center"/>
             <w:tcBorders>
@@ -7464,13 +11551,13 @@
                 <w:color w:val="FFFFFF"/>
                 <w:sz w:val="18"/>
               </w:rPr>
-              <w:t>页面</w:t>
-            </w:r>
-          </w:p>
-        </w:tc>
-        <w:tc>
-          <w:tcPr>
-            <w:tcW w:type="dxa" w:w="7200"/>
+              <w:t>操作</w:t>
+            </w:r>
+          </w:p>
+        </w:tc>
+        <w:tc>
+          <w:tcPr>
+            <w:tcW w:type="dxa" w:w="7344"/>
             <w:shd w:fill="1F4E78"/>
             <w:vAlign w:val="center"/>
             <w:tcBorders>
@@ -7495,7 +11582,7 @@
                 <w:color w:val="FFFFFF"/>
                 <w:sz w:val="18"/>
               </w:rPr>
-              <w:t>主要内容</w:t>
+              <w:t>业务行为</w:t>
             </w:r>
           </w:p>
         </w:tc>
@@ -7503,7 +11590,7 @@
       <w:tr>
         <w:tc>
           <w:tcPr>
-            <w:tcW w:type="dxa" w:w="2304"/>
+            <w:tcW w:type="dxa" w:w="2160"/>
             <w:vAlign w:val="center"/>
             <w:tcBorders>
               <w:top w:val="single" w:sz="4" w:color="D9D9D9"/>
@@ -7528,13 +11615,13 @@
               <w:rPr>
                 <w:sz w:val="18"/>
               </w:rPr>
-              <w:t>总览 Dashboard</w:t>
-            </w:r>
-          </w:p>
-        </w:tc>
-        <w:tc>
-          <w:tcPr>
-            <w:tcW w:type="dxa" w:w="7200"/>
+              <w:t>立即搜索</w:t>
+            </w:r>
+          </w:p>
+        </w:tc>
+        <w:tc>
+          <w:tcPr>
+            <w:tcW w:type="dxa" w:w="7344"/>
             <w:vAlign w:val="center"/>
             <w:tcBorders>
               <w:top w:val="single" w:sz="4" w:color="D9D9D9"/>
@@ -7559,7 +11646,7 @@
               <w:rPr>
                 <w:sz w:val="18"/>
               </w:rPr>
-              <w:t>最近搜索时间、任务状态、新增、价格变化和待确认房源，并可下钻列表</w:t>
+              <w:t>显示执行摘要，确认后加入队列</w:t>
             </w:r>
           </w:p>
         </w:tc>
@@ -7567,7 +11654,7 @@
       <w:tr>
         <w:tc>
           <w:tcPr>
-            <w:tcW w:type="dxa" w:w="2304"/>
+            <w:tcW w:type="dxa" w:w="2160"/>
             <w:vAlign w:val="center"/>
             <w:shd w:fill="EDF3F8"/>
             <w:tcBorders>
@@ -7593,13 +11680,13 @@
               <w:rPr>
                 <w:sz w:val="18"/>
               </w:rPr>
-              <w:t>搜索任务</w:t>
-            </w:r>
-          </w:p>
-        </w:tc>
-        <w:tc>
-          <w:tcPr>
-            <w:tcW w:type="dxa" w:w="7200"/>
+              <w:t>编辑</w:t>
+            </w:r>
+          </w:p>
+        </w:tc>
+        <w:tc>
+          <w:tcPr>
+            <w:tcW w:type="dxa" w:w="7344"/>
             <w:vAlign w:val="center"/>
             <w:shd w:fill="EDF3F8"/>
             <w:tcBorders>
@@ -7625,7 +11712,7 @@
               <w:rPr>
                 <w:sz w:val="18"/>
               </w:rPr>
-              <w:t>创建多组条件、选择网站、查看登录与权限状态、运行或取消任务</w:t>
+              <w:t>保存为新的条件版本，不覆盖历史运行所用条件</w:t>
             </w:r>
           </w:p>
         </w:tc>
@@ -7633,7 +11720,7 @@
       <w:tr>
         <w:tc>
           <w:tcPr>
-            <w:tcW w:type="dxa" w:w="2304"/>
+            <w:tcW w:type="dxa" w:w="2160"/>
             <w:vAlign w:val="center"/>
             <w:tcBorders>
               <w:top w:val="single" w:sz="4" w:color="D9D9D9"/>
@@ -7658,13 +11745,13 @@
               <w:rPr>
                 <w:sz w:val="18"/>
               </w:rPr>
-              <w:t>房源管理</w:t>
-            </w:r>
-          </w:p>
-        </w:tc>
-        <w:tc>
-          <w:tcPr>
-            <w:tcW w:type="dxa" w:w="7200"/>
+              <w:t>复制</w:t>
+            </w:r>
+          </w:p>
+        </w:tc>
+        <w:tc>
+          <w:tcPr>
+            <w:tcW w:type="dxa" w:w="7344"/>
             <w:vAlign w:val="center"/>
             <w:tcBorders>
               <w:top w:val="single" w:sz="4" w:color="D9D9D9"/>
@@ -7689,7 +11776,7 @@
               <w:rPr>
                 <w:sz w:val="18"/>
               </w:rPr>
-              <w:t>按来源、区域、价格、面积、日期、变化和标签筛选；展示简要索引与原链接</w:t>
+              <w:t>复制条件和网站配置，默认不复制执行计划，避免意外重复运行</w:t>
             </w:r>
           </w:p>
         </w:tc>
@@ -7697,7 +11784,7 @@
       <w:tr>
         <w:tc>
           <w:tcPr>
-            <w:tcW w:type="dxa" w:w="2304"/>
+            <w:tcW w:type="dxa" w:w="2160"/>
             <w:vAlign w:val="center"/>
             <w:shd w:fill="EDF3F8"/>
             <w:tcBorders>
@@ -7723,13 +11810,13 @@
               <w:rPr>
                 <w:sz w:val="18"/>
               </w:rPr>
-              <w:t>统计分析</w:t>
-            </w:r>
-          </w:p>
-        </w:tc>
-        <w:tc>
-          <w:tcPr>
-            <w:tcW w:type="dxa" w:w="7200"/>
+              <w:t>暂停/恢复</w:t>
+            </w:r>
+          </w:p>
+        </w:tc>
+        <w:tc>
+          <w:tcPr>
+            <w:tcW w:type="dxa" w:w="7344"/>
             <w:vAlign w:val="center"/>
             <w:shd w:fill="EDF3F8"/>
             <w:tcBorders>
@@ -7755,7 +11842,7 @@
               <w:rPr>
                 <w:sz w:val="18"/>
               </w:rPr>
-              <w:t>新增趋势、价格变化、区间分布、跨站重合和任务执行统计</w:t>
+              <w:t>暂停后保留全部历史；恢复时重新计算下一次运行时间</w:t>
             </w:r>
           </w:p>
         </w:tc>
@@ -7763,7 +11850,7 @@
       <w:tr>
         <w:tc>
           <w:tcPr>
-            <w:tcW w:type="dxa" w:w="2304"/>
+            <w:tcW w:type="dxa" w:w="2160"/>
             <w:vAlign w:val="center"/>
             <w:tcBorders>
               <w:top w:val="single" w:sz="4" w:color="D9D9D9"/>
@@ -7788,13 +11875,13 @@
               <w:rPr>
                 <w:sz w:val="18"/>
               </w:rPr>
-              <w:t>收藏与调查</w:t>
-            </w:r>
-          </w:p>
-        </w:tc>
-        <w:tc>
-          <w:tcPr>
-            <w:tcW w:type="dxa" w:w="7200"/>
+              <w:t>取消运行</w:t>
+            </w:r>
+          </w:p>
+        </w:tc>
+        <w:tc>
+          <w:tcPr>
+            <w:tcW w:type="dxa" w:w="7344"/>
             <w:vAlign w:val="center"/>
             <w:tcBorders>
               <w:top w:val="single" w:sz="4" w:color="D9D9D9"/>
@@ -7819,7 +11906,7 @@
               <w:rPr>
                 <w:sz w:val="18"/>
               </w:rPr>
-              <w:t>个人状态、标签、看房记录和调查笔记</w:t>
+              <w:t>请求安全停止当前运行；已保存的观察记录不回滚</w:t>
             </w:r>
           </w:p>
         </w:tc>
@@ -7827,7 +11914,7 @@
       <w:tr>
         <w:tc>
           <w:tcPr>
-            <w:tcW w:type="dxa" w:w="2304"/>
+            <w:tcW w:type="dxa" w:w="2160"/>
             <w:vAlign w:val="center"/>
             <w:shd w:fill="EDF3F8"/>
             <w:tcBorders>
@@ -7853,13 +11940,13 @@
               <w:rPr>
                 <w:sz w:val="18"/>
               </w:rPr>
-              <w:t>网站与账号</w:t>
-            </w:r>
-          </w:p>
-        </w:tc>
-        <w:tc>
-          <w:tcPr>
-            <w:tcW w:type="dxa" w:w="7200"/>
+              <w:t>删除</w:t>
+            </w:r>
+          </w:p>
+        </w:tc>
+        <w:tc>
+          <w:tcPr>
+            <w:tcW w:type="dxa" w:w="7344"/>
             <w:vAlign w:val="center"/>
             <w:shd w:fill="EDF3F8"/>
             <w:tcBorders>
@@ -7885,7 +11972,164 @@
               <w:rPr>
                 <w:sz w:val="18"/>
               </w:rPr>
-              <w:t>登录状态、浏览器资料目录、权限、最近检查时间和会话清除</w:t>
+              <w:t>默认软删除任务；保留历史运行和来源追溯，可在设置中彻底清理</w:t>
+            </w:r>
+          </w:p>
+        </w:tc>
+      </w:tr>
+    </w:tbl>
+    <w:p>
+      <w:pPr>
+        <w:spacing w:after="20"/>
+      </w:pPr>
+    </w:p>
+    <w:p>
+      <w:pPr>
+        <w:pStyle w:val="Heading2"/>
+      </w:pPr>
+      <w:r>
+        <w:t>9.3 房源管理菜单</w:t>
+      </w:r>
+    </w:p>
+    <w:p>
+      <w:r>
+        <w:t>默认以列表显示房源实体，并可展开查看各来源网站的独立刊登记录。列表只展示获准保存的摘要字段；照片、户型图和完整说明通过“原网站查看”获取。用户可批量添加标签，但跨网站合并必须逐项确认。</w:t>
+      </w:r>
+    </w:p>
+    <w:p>
+      <w:pPr>
+        <w:pStyle w:val="Heading2"/>
+      </w:pPr>
+      <w:r>
+        <w:t>9.4 统计分析菜单</w:t>
+      </w:r>
+    </w:p>
+    <w:p>
+      <w:r>
+        <w:t>筛选栏包括时间范围、搜索任务、网站、区域和房屋类型。每张图表必须显示统计口径、最后更新时间和样本数量，并可下钻至构成该数字的房源及观察记录。</w:t>
+      </w:r>
+    </w:p>
+    <w:p>
+      <w:pPr>
+        <w:pStyle w:val="Heading2"/>
+      </w:pPr>
+      <w:r>
+        <w:t>9.5 收藏与调查菜单</w:t>
+      </w:r>
+    </w:p>
+    <w:p>
+      <w:r>
+        <w:t>用户可建立自己的调查清单，记录联系前准备、看房日期、优缺点和下一步行动。V1.0 只管理用户笔记，不自动向中介发送内容。来源下架后仍保留用户记录，并显示原链接已失效。</w:t>
+      </w:r>
+    </w:p>
+    <w:p>
+      <w:pPr>
+        <w:pStyle w:val="Heading2"/>
+      </w:pPr>
+      <w:r>
+        <w:t>9.6 网站与账号菜单</w:t>
+      </w:r>
+    </w:p>
+    <w:p>
+      <w:r>
+        <w:t>每张账户卡显示网站、账户别名、登录状态、自动搜索开关、权限状态、最近检查时间和关联任务数。删除账户前必须列出受影响任务；用户可选择改绑账户、暂停任务或仅删除会话。</w:t>
+      </w:r>
+    </w:p>
+    <w:p>
+      <w:pPr>
+        <w:pStyle w:val="Heading2"/>
+      </w:pPr>
+      <w:r>
+        <w:t>9.7 任务日志菜单</w:t>
+      </w:r>
+    </w:p>
+    <w:p>
+      <w:r>
+        <w:t>每次运行生成唯一运行编号。日志详情包括触发方式、条件版本、网站、账户别名、开始和结束时间、读取结果数、新增数、变化数、跳过数、状态和异常原因。日志不得包含 Cookie、密码或完整认证响应。</w:t>
+      </w:r>
+    </w:p>
+    <w:p>
+      <w:pPr>
+        <w:pStyle w:val="Heading2"/>
+      </w:pPr>
+      <w:r>
+        <w:t>9.8 系统设置菜单</w:t>
+      </w:r>
+    </w:p>
+    <w:tbl>
+      <w:tblPr>
+        <w:tblW w:type="auto" w:w="0"/>
+        <w:jc w:val="center"/>
+        <w:tblLayout w:type="fixed"/>
+        <w:tblLook w:firstColumn="1" w:firstRow="1" w:lastColumn="0" w:lastRow="0" w:noHBand="0" w:noVBand="1" w:val="04A0"/>
+      </w:tblPr>
+      <w:tblGrid>
+        <w:gridCol w:w="4997"/>
+        <w:gridCol w:w="4997"/>
+      </w:tblGrid>
+      <w:tr>
+        <w:trPr>
+          <w:tblHeader/>
+        </w:trPr>
+        <w:tc>
+          <w:tcPr>
+            <w:tcW w:type="dxa" w:w="2160"/>
+            <w:shd w:fill="1F4E78"/>
+            <w:vAlign w:val="center"/>
+            <w:tcBorders>
+              <w:top w:val="single" w:sz="4" w:color="D9D9D9"/>
+              <w:left w:val="single" w:sz="4" w:color="D9D9D9"/>
+              <w:bottom w:val="single" w:sz="4" w:color="D9D9D9"/>
+              <w:right w:val="single" w:sz="4" w:color="D9D9D9"/>
+              <w:insideH w:val="single" w:sz="4" w:color="D9D9D9"/>
+              <w:insideV w:val="single" w:sz="4" w:color="D9D9D9"/>
+            </w:tcBorders>
+            <w:tcMar>
+              <w:top w:w="90" w:type="dxa"/>
+              <w:start w:w="100" w:type="dxa"/>
+              <w:bottom w:w="90" w:type="dxa"/>
+              <w:end w:w="100" w:type="dxa"/>
+            </w:tcMar>
+          </w:tcPr>
+          <w:p>
+            <w:r>
+              <w:rPr>
+                <w:b/>
+                <w:color w:val="FFFFFF"/>
+                <w:sz w:val="18"/>
+              </w:rPr>
+              <w:t>设置组</w:t>
+            </w:r>
+          </w:p>
+        </w:tc>
+        <w:tc>
+          <w:tcPr>
+            <w:tcW w:type="dxa" w:w="7344"/>
+            <w:shd w:fill="1F4E78"/>
+            <w:vAlign w:val="center"/>
+            <w:tcBorders>
+              <w:top w:val="single" w:sz="4" w:color="D9D9D9"/>
+              <w:left w:val="single" w:sz="4" w:color="D9D9D9"/>
+              <w:bottom w:val="single" w:sz="4" w:color="D9D9D9"/>
+              <w:right w:val="single" w:sz="4" w:color="D9D9D9"/>
+              <w:insideH w:val="single" w:sz="4" w:color="D9D9D9"/>
+              <w:insideV w:val="single" w:sz="4" w:color="D9D9D9"/>
+            </w:tcBorders>
+            <w:tcMar>
+              <w:top w:w="90" w:type="dxa"/>
+              <w:start w:w="100" w:type="dxa"/>
+              <w:bottom w:w="90" w:type="dxa"/>
+              <w:end w:w="100" w:type="dxa"/>
+            </w:tcMar>
+          </w:tcPr>
+          <w:p>
+            <w:r>
+              <w:rPr>
+                <w:b/>
+                <w:color w:val="FFFFFF"/>
+                <w:sz w:val="18"/>
+              </w:rPr>
+              <w:t>内容</w:t>
             </w:r>
           </w:p>
         </w:tc>
@@ -7893,7 +12137,7 @@
       <w:tr>
         <w:tc>
           <w:tcPr>
-            <w:tcW w:type="dxa" w:w="2304"/>
+            <w:tcW w:type="dxa" w:w="2160"/>
             <w:vAlign w:val="center"/>
             <w:tcBorders>
               <w:top w:val="single" w:sz="4" w:color="D9D9D9"/>
@@ -7918,13 +12162,13 @@
               <w:rPr>
                 <w:sz w:val="18"/>
               </w:rPr>
-              <w:t>任务日志</w:t>
-            </w:r>
-          </w:p>
-        </w:tc>
-        <w:tc>
-          <w:tcPr>
-            <w:tcW w:type="dxa" w:w="7200"/>
+              <w:t>语言与地区</w:t>
+            </w:r>
+          </w:p>
+        </w:tc>
+        <w:tc>
+          <w:tcPr>
+            <w:tcW w:type="dxa" w:w="7344"/>
             <w:vAlign w:val="center"/>
             <w:tcBorders>
               <w:top w:val="single" w:sz="4" w:color="D9D9D9"/>
@@ -7949,7 +12193,7 @@
               <w:rPr>
                 <w:sz w:val="18"/>
               </w:rPr>
-              <w:t>开始结束时间、结果数量、状态、异常码和恢复记录</w:t>
+              <w:t>日本語、简体中文、English；时区；日期、货币和面积显示</w:t>
             </w:r>
           </w:p>
         </w:tc>
@@ -7957,7 +12201,7 @@
       <w:tr>
         <w:tc>
           <w:tcPr>
-            <w:tcW w:type="dxa" w:w="2304"/>
+            <w:tcW w:type="dxa" w:w="2160"/>
             <w:vAlign w:val="center"/>
             <w:shd w:fill="EDF3F8"/>
             <w:tcBorders>
@@ -7983,13 +12227,13 @@
               <w:rPr>
                 <w:sz w:val="18"/>
               </w:rPr>
-              <w:t>系统设置</w:t>
-            </w:r>
-          </w:p>
-        </w:tc>
-        <w:tc>
-          <w:tcPr>
-            <w:tcW w:type="dxa" w:w="7200"/>
+              <w:t>任务运行</w:t>
+            </w:r>
+          </w:p>
+        </w:tc>
+        <w:tc>
+          <w:tcPr>
+            <w:tcW w:type="dxa" w:w="7344"/>
             <w:vAlign w:val="center"/>
             <w:shd w:fill="EDF3F8"/>
             <w:tcBorders>
@@ -8015,7 +12259,267 @@
               <w:rPr>
                 <w:sz w:val="18"/>
               </w:rPr>
-              <w:t>备份、导出、数据保留、调度、AI 开关和应用行为</w:t>
+              <w:t>应用启动时行为、托盘运行、默认允许时间段、网络错误重试</w:t>
+            </w:r>
+          </w:p>
+        </w:tc>
+      </w:tr>
+      <w:tr>
+        <w:tc>
+          <w:tcPr>
+            <w:tcW w:type="dxa" w:w="2160"/>
+            <w:vAlign w:val="center"/>
+            <w:tcBorders>
+              <w:top w:val="single" w:sz="4" w:color="D9D9D9"/>
+              <w:left w:val="single" w:sz="4" w:color="D9D9D9"/>
+              <w:bottom w:val="single" w:sz="4" w:color="D9D9D9"/>
+              <w:right w:val="single" w:sz="4" w:color="D9D9D9"/>
+              <w:insideH w:val="single" w:sz="4" w:color="D9D9D9"/>
+              <w:insideV w:val="single" w:sz="4" w:color="D9D9D9"/>
+            </w:tcBorders>
+            <w:tcMar>
+              <w:top w:w="90" w:type="dxa"/>
+              <w:start w:w="100" w:type="dxa"/>
+              <w:bottom w:w="90" w:type="dxa"/>
+              <w:end w:w="100" w:type="dxa"/>
+            </w:tcMar>
+          </w:tcPr>
+          <w:p>
+            <w:pPr>
+              <w:spacing w:after="20" w:line="259" w:lineRule="auto"/>
+            </w:pPr>
+            <w:r>
+              <w:rPr>
+                <w:sz w:val="18"/>
+              </w:rPr>
+              <w:t>数据管理</w:t>
+            </w:r>
+          </w:p>
+        </w:tc>
+        <w:tc>
+          <w:tcPr>
+            <w:tcW w:type="dxa" w:w="7344"/>
+            <w:vAlign w:val="center"/>
+            <w:tcBorders>
+              <w:top w:val="single" w:sz="4" w:color="D9D9D9"/>
+              <w:left w:val="single" w:sz="4" w:color="D9D9D9"/>
+              <w:bottom w:val="single" w:sz="4" w:color="D9D9D9"/>
+              <w:right w:val="single" w:sz="4" w:color="D9D9D9"/>
+              <w:insideH w:val="single" w:sz="4" w:color="D9D9D9"/>
+              <w:insideV w:val="single" w:sz="4" w:color="D9D9D9"/>
+            </w:tcBorders>
+            <w:tcMar>
+              <w:top w:w="90" w:type="dxa"/>
+              <w:start w:w="100" w:type="dxa"/>
+              <w:bottom w:w="90" w:type="dxa"/>
+              <w:end w:w="100" w:type="dxa"/>
+            </w:tcMar>
+          </w:tcPr>
+          <w:p>
+            <w:pPr>
+              <w:spacing w:after="20" w:line="259" w:lineRule="auto"/>
+            </w:pPr>
+            <w:r>
+              <w:rPr>
+                <w:sz w:val="18"/>
+              </w:rPr>
+              <w:t>数据库位置、备份频率、导出、恢复和删除</w:t>
+            </w:r>
+          </w:p>
+        </w:tc>
+      </w:tr>
+      <w:tr>
+        <w:tc>
+          <w:tcPr>
+            <w:tcW w:type="dxa" w:w="2160"/>
+            <w:vAlign w:val="center"/>
+            <w:shd w:fill="EDF3F8"/>
+            <w:tcBorders>
+              <w:top w:val="single" w:sz="4" w:color="D9D9D9"/>
+              <w:left w:val="single" w:sz="4" w:color="D9D9D9"/>
+              <w:bottom w:val="single" w:sz="4" w:color="D9D9D9"/>
+              <w:right w:val="single" w:sz="4" w:color="D9D9D9"/>
+              <w:insideH w:val="single" w:sz="4" w:color="D9D9D9"/>
+              <w:insideV w:val="single" w:sz="4" w:color="D9D9D9"/>
+            </w:tcBorders>
+            <w:tcMar>
+              <w:top w:w="90" w:type="dxa"/>
+              <w:start w:w="100" w:type="dxa"/>
+              <w:bottom w:w="90" w:type="dxa"/>
+              <w:end w:w="100" w:type="dxa"/>
+            </w:tcMar>
+          </w:tcPr>
+          <w:p>
+            <w:pPr>
+              <w:spacing w:after="20" w:line="259" w:lineRule="auto"/>
+            </w:pPr>
+            <w:r>
+              <w:rPr>
+                <w:sz w:val="18"/>
+              </w:rPr>
+              <w:t>通知</w:t>
+            </w:r>
+          </w:p>
+        </w:tc>
+        <w:tc>
+          <w:tcPr>
+            <w:tcW w:type="dxa" w:w="7344"/>
+            <w:vAlign w:val="center"/>
+            <w:shd w:fill="EDF3F8"/>
+            <w:tcBorders>
+              <w:top w:val="single" w:sz="4" w:color="D9D9D9"/>
+              <w:left w:val="single" w:sz="4" w:color="D9D9D9"/>
+              <w:bottom w:val="single" w:sz="4" w:color="D9D9D9"/>
+              <w:right w:val="single" w:sz="4" w:color="D9D9D9"/>
+              <w:insideH w:val="single" w:sz="4" w:color="D9D9D9"/>
+              <w:insideV w:val="single" w:sz="4" w:color="D9D9D9"/>
+            </w:tcBorders>
+            <w:tcMar>
+              <w:top w:w="90" w:type="dxa"/>
+              <w:start w:w="100" w:type="dxa"/>
+              <w:bottom w:w="90" w:type="dxa"/>
+              <w:end w:w="100" w:type="dxa"/>
+            </w:tcMar>
+          </w:tcPr>
+          <w:p>
+            <w:pPr>
+              <w:spacing w:after="20" w:line="259" w:lineRule="auto"/>
+            </w:pPr>
+            <w:r>
+              <w:rPr>
+                <w:sz w:val="18"/>
+              </w:rPr>
+              <w:t>应用内通知；后续可扩展邮件或企业消息工具</w:t>
+            </w:r>
+          </w:p>
+        </w:tc>
+      </w:tr>
+      <w:tr>
+        <w:tc>
+          <w:tcPr>
+            <w:tcW w:type="dxa" w:w="2160"/>
+            <w:vAlign w:val="center"/>
+            <w:tcBorders>
+              <w:top w:val="single" w:sz="4" w:color="D9D9D9"/>
+              <w:left w:val="single" w:sz="4" w:color="D9D9D9"/>
+              <w:bottom w:val="single" w:sz="4" w:color="D9D9D9"/>
+              <w:right w:val="single" w:sz="4" w:color="D9D9D9"/>
+              <w:insideH w:val="single" w:sz="4" w:color="D9D9D9"/>
+              <w:insideV w:val="single" w:sz="4" w:color="D9D9D9"/>
+            </w:tcBorders>
+            <w:tcMar>
+              <w:top w:w="90" w:type="dxa"/>
+              <w:start w:w="100" w:type="dxa"/>
+              <w:bottom w:w="90" w:type="dxa"/>
+              <w:end w:w="100" w:type="dxa"/>
+            </w:tcMar>
+          </w:tcPr>
+          <w:p>
+            <w:pPr>
+              <w:spacing w:after="20" w:line="259" w:lineRule="auto"/>
+            </w:pPr>
+            <w:r>
+              <w:rPr>
+                <w:sz w:val="18"/>
+              </w:rPr>
+              <w:t>AI</w:t>
+            </w:r>
+          </w:p>
+        </w:tc>
+        <w:tc>
+          <w:tcPr>
+            <w:tcW w:type="dxa" w:w="7344"/>
+            <w:vAlign w:val="center"/>
+            <w:tcBorders>
+              <w:top w:val="single" w:sz="4" w:color="D9D9D9"/>
+              <w:left w:val="single" w:sz="4" w:color="D9D9D9"/>
+              <w:bottom w:val="single" w:sz="4" w:color="D9D9D9"/>
+              <w:right w:val="single" w:sz="4" w:color="D9D9D9"/>
+              <w:insideH w:val="single" w:sz="4" w:color="D9D9D9"/>
+              <w:insideV w:val="single" w:sz="4" w:color="D9D9D9"/>
+            </w:tcBorders>
+            <w:tcMar>
+              <w:top w:w="90" w:type="dxa"/>
+              <w:start w:w="100" w:type="dxa"/>
+              <w:bottom w:w="90" w:type="dxa"/>
+              <w:end w:w="100" w:type="dxa"/>
+            </w:tcMar>
+          </w:tcPr>
+          <w:p>
+            <w:pPr>
+              <w:spacing w:after="20" w:line="259" w:lineRule="auto"/>
+            </w:pPr>
+            <w:r>
+              <w:rPr>
+                <w:sz w:val="18"/>
+              </w:rPr>
+              <w:t>启用或关闭、允许发送的字段范围、模型接口配置</w:t>
+            </w:r>
+          </w:p>
+        </w:tc>
+      </w:tr>
+      <w:tr>
+        <w:tc>
+          <w:tcPr>
+            <w:tcW w:type="dxa" w:w="2160"/>
+            <w:vAlign w:val="center"/>
+            <w:shd w:fill="EDF3F8"/>
+            <w:tcBorders>
+              <w:top w:val="single" w:sz="4" w:color="D9D9D9"/>
+              <w:left w:val="single" w:sz="4" w:color="D9D9D9"/>
+              <w:bottom w:val="single" w:sz="4" w:color="D9D9D9"/>
+              <w:right w:val="single" w:sz="4" w:color="D9D9D9"/>
+              <w:insideH w:val="single" w:sz="4" w:color="D9D9D9"/>
+              <w:insideV w:val="single" w:sz="4" w:color="D9D9D9"/>
+            </w:tcBorders>
+            <w:tcMar>
+              <w:top w:w="90" w:type="dxa"/>
+              <w:start w:w="100" w:type="dxa"/>
+              <w:bottom w:w="90" w:type="dxa"/>
+              <w:end w:w="100" w:type="dxa"/>
+            </w:tcMar>
+          </w:tcPr>
+          <w:p>
+            <w:pPr>
+              <w:spacing w:after="20" w:line="259" w:lineRule="auto"/>
+            </w:pPr>
+            <w:r>
+              <w:rPr>
+                <w:sz w:val="18"/>
+              </w:rPr>
+              <w:t>隐私与安全</w:t>
+            </w:r>
+          </w:p>
+        </w:tc>
+        <w:tc>
+          <w:tcPr>
+            <w:tcW w:type="dxa" w:w="7344"/>
+            <w:vAlign w:val="center"/>
+            <w:shd w:fill="EDF3F8"/>
+            <w:tcBorders>
+              <w:top w:val="single" w:sz="4" w:color="D9D9D9"/>
+              <w:left w:val="single" w:sz="4" w:color="D9D9D9"/>
+              <w:bottom w:val="single" w:sz="4" w:color="D9D9D9"/>
+              <w:right w:val="single" w:sz="4" w:color="D9D9D9"/>
+              <w:insideH w:val="single" w:sz="4" w:color="D9D9D9"/>
+              <w:insideV w:val="single" w:sz="4" w:color="D9D9D9"/>
+            </w:tcBorders>
+            <w:tcMar>
+              <w:top w:w="90" w:type="dxa"/>
+              <w:start w:w="100" w:type="dxa"/>
+              <w:bottom w:w="90" w:type="dxa"/>
+              <w:end w:w="100" w:type="dxa"/>
+            </w:tcMar>
+          </w:tcPr>
+          <w:p>
+            <w:pPr>
+              <w:spacing w:after="20" w:line="259" w:lineRule="auto"/>
+            </w:pPr>
+            <w:r>
+              <w:rPr>
+                <w:sz w:val="18"/>
+              </w:rPr>
+              <w:t>会话目录、日志级别、数据保留期限和清除入口</w:t>
             </w:r>
           </w:p>
         </w:tc>
@@ -8428,7 +12932,7 @@
               <w:rPr>
                 <w:sz w:val="18"/>
               </w:rPr>
-              <w:t>可创建、编辑、暂停和删除搜索任务</w:t>
+              <w:t>首次启动默认为日文，并可切换中文和英文</w:t>
             </w:r>
           </w:p>
         </w:tc>
@@ -8492,7 +12996,7 @@
               <w:rPr>
                 <w:sz w:val="18"/>
               </w:rPr>
-              <w:t>可人工登录并复用有效浏览器会话</w:t>
+              <w:t>语言切换不会改变任务、房源、收藏或登录状态</w:t>
             </w:r>
           </w:p>
         </w:tc>
@@ -8558,7 +13062,7 @@
               <w:rPr>
                 <w:sz w:val="18"/>
               </w:rPr>
-              <w:t>未获授权的自动搜索任务无法启动</w:t>
+              <w:t>菜单、提示、错误和报告标题均有三种语言</w:t>
             </w:r>
           </w:p>
         </w:tc>
@@ -8622,7 +13126,7 @@
               <w:rPr>
                 <w:sz w:val="18"/>
               </w:rPr>
-              <w:t>模拟网站结果可正确导入数据库</w:t>
+              <w:t>可为每个网站建立独立账户别名与浏览器资料目录</w:t>
             </w:r>
           </w:p>
         </w:tc>
@@ -8688,7 +13192,7 @@
               <w:rPr>
                 <w:sz w:val="18"/>
               </w:rPr>
-              <w:t>重复搜索不会产生重复来源记录</w:t>
+              <w:t>可人工登录并复用有效浏览器会话</w:t>
             </w:r>
           </w:p>
         </w:tc>
@@ -8752,7 +13256,7 @@
               <w:rPr>
                 <w:sz w:val="18"/>
               </w:rPr>
-              <w:t>价格变化可生成正确历史记录</w:t>
+              <w:t>清除网站会话不会删除历史房源和个人备注</w:t>
             </w:r>
           </w:p>
         </w:tc>
@@ -8818,7 +13322,7 @@
               <w:rPr>
                 <w:sz w:val="18"/>
               </w:rPr>
-              <w:t>搜索结果缺失不会直接判定为已售出</w:t>
+              <w:t>可创建、复制、编辑、暂停和删除多组搜索任务</w:t>
             </w:r>
           </w:p>
         </w:tc>
@@ -8882,7 +13386,7 @@
               <w:rPr>
                 <w:sz w:val="18"/>
               </w:rPr>
-              <w:t>可通过日志定位失败原因</w:t>
+              <w:t>网站不支持的条件会明确提示或进行本地二次筛选</w:t>
             </w:r>
           </w:p>
         </w:tc>
@@ -8948,7 +13452,7 @@
               <w:rPr>
                 <w:sz w:val="18"/>
               </w:rPr>
-              <w:t>可保存收藏、标签和调查记录</w:t>
+              <w:t>可分别设置手动、每天、每周和间隔周期执行</w:t>
             </w:r>
           </w:p>
         </w:tc>
@@ -9012,7 +13516,7 @@
               <w:rPr>
                 <w:sz w:val="18"/>
               </w:rPr>
-              <w:t>可从索引跳转来源页面</w:t>
+              <w:t>电脑错过计划时间后仅按规则补跑最近一次</w:t>
             </w:r>
           </w:p>
         </w:tc>
@@ -9078,7 +13582,7 @@
               <w:rPr>
                 <w:sz w:val="18"/>
               </w:rPr>
-              <w:t>关闭 AI 后基础功能正常</w:t>
+              <w:t>同一网站同一账户的多个任务不会并发控制浏览器</w:t>
             </w:r>
           </w:p>
         </w:tc>
@@ -9142,7 +13646,7 @@
               <w:rPr>
                 <w:sz w:val="18"/>
               </w:rPr>
-              <w:t>异常退出后数据库可恢复</w:t>
+              <w:t>未获授权的自动搜索任务无法启动</w:t>
             </w:r>
           </w:p>
         </w:tc>
@@ -9208,7 +13712,7 @@
               <w:rPr>
                 <w:sz w:val="18"/>
               </w:rPr>
-              <w:t>软件升级不覆盖用户数据</w:t>
+              <w:t>模拟网站结果可正确导入数据库</w:t>
             </w:r>
           </w:p>
         </w:tc>
@@ -9249,6 +13753,592 @@
           <w:tcPr>
             <w:tcW w:type="dxa" w:w="8496"/>
             <w:vAlign w:val="center"/>
+            <w:tcBorders>
+              <w:top w:val="single" w:sz="4" w:color="D9D9D9"/>
+              <w:left w:val="single" w:sz="4" w:color="D9D9D9"/>
+              <w:bottom w:val="single" w:sz="4" w:color="D9D9D9"/>
+              <w:right w:val="single" w:sz="4" w:color="D9D9D9"/>
+              <w:insideH w:val="single" w:sz="4" w:color="D9D9D9"/>
+              <w:insideV w:val="single" w:sz="4" w:color="D9D9D9"/>
+            </w:tcBorders>
+            <w:tcMar>
+              <w:top w:w="90" w:type="dxa"/>
+              <w:start w:w="100" w:type="dxa"/>
+              <w:bottom w:w="90" w:type="dxa"/>
+              <w:end w:w="100" w:type="dxa"/>
+            </w:tcMar>
+          </w:tcPr>
+          <w:p>
+            <w:pPr>
+              <w:spacing w:after="20" w:line="259" w:lineRule="auto"/>
+            </w:pPr>
+            <w:r>
+              <w:rPr>
+                <w:sz w:val="18"/>
+              </w:rPr>
+              <w:t>重复搜索不会产生重复来源记录</w:t>
+            </w:r>
+          </w:p>
+        </w:tc>
+      </w:tr>
+      <w:tr>
+        <w:tc>
+          <w:tcPr>
+            <w:tcW w:type="dxa" w:w="1008"/>
+            <w:vAlign w:val="center"/>
+            <w:shd w:fill="EDF3F8"/>
+            <w:tcBorders>
+              <w:top w:val="single" w:sz="4" w:color="D9D9D9"/>
+              <w:left w:val="single" w:sz="4" w:color="D9D9D9"/>
+              <w:bottom w:val="single" w:sz="4" w:color="D9D9D9"/>
+              <w:right w:val="single" w:sz="4" w:color="D9D9D9"/>
+              <w:insideH w:val="single" w:sz="4" w:color="D9D9D9"/>
+              <w:insideV w:val="single" w:sz="4" w:color="D9D9D9"/>
+            </w:tcBorders>
+            <w:tcMar>
+              <w:top w:w="90" w:type="dxa"/>
+              <w:start w:w="100" w:type="dxa"/>
+              <w:bottom w:w="90" w:type="dxa"/>
+              <w:end w:w="100" w:type="dxa"/>
+            </w:tcMar>
+          </w:tcPr>
+          <w:p>
+            <w:pPr>
+              <w:spacing w:after="20" w:line="259" w:lineRule="auto"/>
+            </w:pPr>
+            <w:r>
+              <w:rPr>
+                <w:sz w:val="18"/>
+              </w:rPr>
+              <w:t>□</w:t>
+            </w:r>
+          </w:p>
+        </w:tc>
+        <w:tc>
+          <w:tcPr>
+            <w:tcW w:type="dxa" w:w="8496"/>
+            <w:vAlign w:val="center"/>
+            <w:shd w:fill="EDF3F8"/>
+            <w:tcBorders>
+              <w:top w:val="single" w:sz="4" w:color="D9D9D9"/>
+              <w:left w:val="single" w:sz="4" w:color="D9D9D9"/>
+              <w:bottom w:val="single" w:sz="4" w:color="D9D9D9"/>
+              <w:right w:val="single" w:sz="4" w:color="D9D9D9"/>
+              <w:insideH w:val="single" w:sz="4" w:color="D9D9D9"/>
+              <w:insideV w:val="single" w:sz="4" w:color="D9D9D9"/>
+            </w:tcBorders>
+            <w:tcMar>
+              <w:top w:w="90" w:type="dxa"/>
+              <w:start w:w="100" w:type="dxa"/>
+              <w:bottom w:w="90" w:type="dxa"/>
+              <w:end w:w="100" w:type="dxa"/>
+            </w:tcMar>
+          </w:tcPr>
+          <w:p>
+            <w:pPr>
+              <w:spacing w:after="20" w:line="259" w:lineRule="auto"/>
+            </w:pPr>
+            <w:r>
+              <w:rPr>
+                <w:sz w:val="18"/>
+              </w:rPr>
+              <w:t>价格变化可生成正确历史记录</w:t>
+            </w:r>
+          </w:p>
+        </w:tc>
+      </w:tr>
+      <w:tr>
+        <w:tc>
+          <w:tcPr>
+            <w:tcW w:type="dxa" w:w="1008"/>
+            <w:vAlign w:val="center"/>
+            <w:tcBorders>
+              <w:top w:val="single" w:sz="4" w:color="D9D9D9"/>
+              <w:left w:val="single" w:sz="4" w:color="D9D9D9"/>
+              <w:bottom w:val="single" w:sz="4" w:color="D9D9D9"/>
+              <w:right w:val="single" w:sz="4" w:color="D9D9D9"/>
+              <w:insideH w:val="single" w:sz="4" w:color="D9D9D9"/>
+              <w:insideV w:val="single" w:sz="4" w:color="D9D9D9"/>
+            </w:tcBorders>
+            <w:tcMar>
+              <w:top w:w="90" w:type="dxa"/>
+              <w:start w:w="100" w:type="dxa"/>
+              <w:bottom w:w="90" w:type="dxa"/>
+              <w:end w:w="100" w:type="dxa"/>
+            </w:tcMar>
+          </w:tcPr>
+          <w:p>
+            <w:pPr>
+              <w:spacing w:after="20" w:line="259" w:lineRule="auto"/>
+            </w:pPr>
+            <w:r>
+              <w:rPr>
+                <w:sz w:val="18"/>
+              </w:rPr>
+              <w:t>□</w:t>
+            </w:r>
+          </w:p>
+        </w:tc>
+        <w:tc>
+          <w:tcPr>
+            <w:tcW w:type="dxa" w:w="8496"/>
+            <w:vAlign w:val="center"/>
+            <w:tcBorders>
+              <w:top w:val="single" w:sz="4" w:color="D9D9D9"/>
+              <w:left w:val="single" w:sz="4" w:color="D9D9D9"/>
+              <w:bottom w:val="single" w:sz="4" w:color="D9D9D9"/>
+              <w:right w:val="single" w:sz="4" w:color="D9D9D9"/>
+              <w:insideH w:val="single" w:sz="4" w:color="D9D9D9"/>
+              <w:insideV w:val="single" w:sz="4" w:color="D9D9D9"/>
+            </w:tcBorders>
+            <w:tcMar>
+              <w:top w:w="90" w:type="dxa"/>
+              <w:start w:w="100" w:type="dxa"/>
+              <w:bottom w:w="90" w:type="dxa"/>
+              <w:end w:w="100" w:type="dxa"/>
+            </w:tcMar>
+          </w:tcPr>
+          <w:p>
+            <w:pPr>
+              <w:spacing w:after="20" w:line="259" w:lineRule="auto"/>
+            </w:pPr>
+            <w:r>
+              <w:rPr>
+                <w:sz w:val="18"/>
+              </w:rPr>
+              <w:t>搜索结果缺失不会直接判定为已售出</w:t>
+            </w:r>
+          </w:p>
+        </w:tc>
+      </w:tr>
+      <w:tr>
+        <w:tc>
+          <w:tcPr>
+            <w:tcW w:type="dxa" w:w="1008"/>
+            <w:vAlign w:val="center"/>
+            <w:shd w:fill="EDF3F8"/>
+            <w:tcBorders>
+              <w:top w:val="single" w:sz="4" w:color="D9D9D9"/>
+              <w:left w:val="single" w:sz="4" w:color="D9D9D9"/>
+              <w:bottom w:val="single" w:sz="4" w:color="D9D9D9"/>
+              <w:right w:val="single" w:sz="4" w:color="D9D9D9"/>
+              <w:insideH w:val="single" w:sz="4" w:color="D9D9D9"/>
+              <w:insideV w:val="single" w:sz="4" w:color="D9D9D9"/>
+            </w:tcBorders>
+            <w:tcMar>
+              <w:top w:w="90" w:type="dxa"/>
+              <w:start w:w="100" w:type="dxa"/>
+              <w:bottom w:w="90" w:type="dxa"/>
+              <w:end w:w="100" w:type="dxa"/>
+            </w:tcMar>
+          </w:tcPr>
+          <w:p>
+            <w:pPr>
+              <w:spacing w:after="20" w:line="259" w:lineRule="auto"/>
+            </w:pPr>
+            <w:r>
+              <w:rPr>
+                <w:sz w:val="18"/>
+              </w:rPr>
+              <w:t>□</w:t>
+            </w:r>
+          </w:p>
+        </w:tc>
+        <w:tc>
+          <w:tcPr>
+            <w:tcW w:type="dxa" w:w="8496"/>
+            <w:vAlign w:val="center"/>
+            <w:shd w:fill="EDF3F8"/>
+            <w:tcBorders>
+              <w:top w:val="single" w:sz="4" w:color="D9D9D9"/>
+              <w:left w:val="single" w:sz="4" w:color="D9D9D9"/>
+              <w:bottom w:val="single" w:sz="4" w:color="D9D9D9"/>
+              <w:right w:val="single" w:sz="4" w:color="D9D9D9"/>
+              <w:insideH w:val="single" w:sz="4" w:color="D9D9D9"/>
+              <w:insideV w:val="single" w:sz="4" w:color="D9D9D9"/>
+            </w:tcBorders>
+            <w:tcMar>
+              <w:top w:w="90" w:type="dxa"/>
+              <w:start w:w="100" w:type="dxa"/>
+              <w:bottom w:w="90" w:type="dxa"/>
+              <w:end w:w="100" w:type="dxa"/>
+            </w:tcMar>
+          </w:tcPr>
+          <w:p>
+            <w:pPr>
+              <w:spacing w:after="20" w:line="259" w:lineRule="auto"/>
+            </w:pPr>
+            <w:r>
+              <w:rPr>
+                <w:sz w:val="18"/>
+              </w:rPr>
+              <w:t>日志可追溯触发方式、条件版本、账户别名和失败原因</w:t>
+            </w:r>
+          </w:p>
+        </w:tc>
+      </w:tr>
+      <w:tr>
+        <w:tc>
+          <w:tcPr>
+            <w:tcW w:type="dxa" w:w="1008"/>
+            <w:vAlign w:val="center"/>
+            <w:tcBorders>
+              <w:top w:val="single" w:sz="4" w:color="D9D9D9"/>
+              <w:left w:val="single" w:sz="4" w:color="D9D9D9"/>
+              <w:bottom w:val="single" w:sz="4" w:color="D9D9D9"/>
+              <w:right w:val="single" w:sz="4" w:color="D9D9D9"/>
+              <w:insideH w:val="single" w:sz="4" w:color="D9D9D9"/>
+              <w:insideV w:val="single" w:sz="4" w:color="D9D9D9"/>
+            </w:tcBorders>
+            <w:tcMar>
+              <w:top w:w="90" w:type="dxa"/>
+              <w:start w:w="100" w:type="dxa"/>
+              <w:bottom w:w="90" w:type="dxa"/>
+              <w:end w:w="100" w:type="dxa"/>
+            </w:tcMar>
+          </w:tcPr>
+          <w:p>
+            <w:pPr>
+              <w:spacing w:after="20" w:line="259" w:lineRule="auto"/>
+            </w:pPr>
+            <w:r>
+              <w:rPr>
+                <w:sz w:val="18"/>
+              </w:rPr>
+              <w:t>□</w:t>
+            </w:r>
+          </w:p>
+        </w:tc>
+        <w:tc>
+          <w:tcPr>
+            <w:tcW w:type="dxa" w:w="8496"/>
+            <w:vAlign w:val="center"/>
+            <w:tcBorders>
+              <w:top w:val="single" w:sz="4" w:color="D9D9D9"/>
+              <w:left w:val="single" w:sz="4" w:color="D9D9D9"/>
+              <w:bottom w:val="single" w:sz="4" w:color="D9D9D9"/>
+              <w:right w:val="single" w:sz="4" w:color="D9D9D9"/>
+              <w:insideH w:val="single" w:sz="4" w:color="D9D9D9"/>
+              <w:insideV w:val="single" w:sz="4" w:color="D9D9D9"/>
+            </w:tcBorders>
+            <w:tcMar>
+              <w:top w:w="90" w:type="dxa"/>
+              <w:start w:w="100" w:type="dxa"/>
+              <w:bottom w:w="90" w:type="dxa"/>
+              <w:end w:w="100" w:type="dxa"/>
+            </w:tcMar>
+          </w:tcPr>
+          <w:p>
+            <w:pPr>
+              <w:spacing w:after="20" w:line="259" w:lineRule="auto"/>
+            </w:pPr>
+            <w:r>
+              <w:rPr>
+                <w:sz w:val="18"/>
+              </w:rPr>
+              <w:t>可保存收藏、标签和调查记录</w:t>
+            </w:r>
+          </w:p>
+        </w:tc>
+      </w:tr>
+      <w:tr>
+        <w:tc>
+          <w:tcPr>
+            <w:tcW w:type="dxa" w:w="1008"/>
+            <w:vAlign w:val="center"/>
+            <w:shd w:fill="EDF3F8"/>
+            <w:tcBorders>
+              <w:top w:val="single" w:sz="4" w:color="D9D9D9"/>
+              <w:left w:val="single" w:sz="4" w:color="D9D9D9"/>
+              <w:bottom w:val="single" w:sz="4" w:color="D9D9D9"/>
+              <w:right w:val="single" w:sz="4" w:color="D9D9D9"/>
+              <w:insideH w:val="single" w:sz="4" w:color="D9D9D9"/>
+              <w:insideV w:val="single" w:sz="4" w:color="D9D9D9"/>
+            </w:tcBorders>
+            <w:tcMar>
+              <w:top w:w="90" w:type="dxa"/>
+              <w:start w:w="100" w:type="dxa"/>
+              <w:bottom w:w="90" w:type="dxa"/>
+              <w:end w:w="100" w:type="dxa"/>
+            </w:tcMar>
+          </w:tcPr>
+          <w:p>
+            <w:pPr>
+              <w:spacing w:after="20" w:line="259" w:lineRule="auto"/>
+            </w:pPr>
+            <w:r>
+              <w:rPr>
+                <w:sz w:val="18"/>
+              </w:rPr>
+              <w:t>□</w:t>
+            </w:r>
+          </w:p>
+        </w:tc>
+        <w:tc>
+          <w:tcPr>
+            <w:tcW w:type="dxa" w:w="8496"/>
+            <w:vAlign w:val="center"/>
+            <w:shd w:fill="EDF3F8"/>
+            <w:tcBorders>
+              <w:top w:val="single" w:sz="4" w:color="D9D9D9"/>
+              <w:left w:val="single" w:sz="4" w:color="D9D9D9"/>
+              <w:bottom w:val="single" w:sz="4" w:color="D9D9D9"/>
+              <w:right w:val="single" w:sz="4" w:color="D9D9D9"/>
+              <w:insideH w:val="single" w:sz="4" w:color="D9D9D9"/>
+              <w:insideV w:val="single" w:sz="4" w:color="D9D9D9"/>
+            </w:tcBorders>
+            <w:tcMar>
+              <w:top w:w="90" w:type="dxa"/>
+              <w:start w:w="100" w:type="dxa"/>
+              <w:bottom w:w="90" w:type="dxa"/>
+              <w:end w:w="100" w:type="dxa"/>
+            </w:tcMar>
+          </w:tcPr>
+          <w:p>
+            <w:pPr>
+              <w:spacing w:after="20" w:line="259" w:lineRule="auto"/>
+            </w:pPr>
+            <w:r>
+              <w:rPr>
+                <w:sz w:val="18"/>
+              </w:rPr>
+              <w:t>可从索引跳转来源页面</w:t>
+            </w:r>
+          </w:p>
+        </w:tc>
+      </w:tr>
+      <w:tr>
+        <w:tc>
+          <w:tcPr>
+            <w:tcW w:type="dxa" w:w="1008"/>
+            <w:vAlign w:val="center"/>
+            <w:tcBorders>
+              <w:top w:val="single" w:sz="4" w:color="D9D9D9"/>
+              <w:left w:val="single" w:sz="4" w:color="D9D9D9"/>
+              <w:bottom w:val="single" w:sz="4" w:color="D9D9D9"/>
+              <w:right w:val="single" w:sz="4" w:color="D9D9D9"/>
+              <w:insideH w:val="single" w:sz="4" w:color="D9D9D9"/>
+              <w:insideV w:val="single" w:sz="4" w:color="D9D9D9"/>
+            </w:tcBorders>
+            <w:tcMar>
+              <w:top w:w="90" w:type="dxa"/>
+              <w:start w:w="100" w:type="dxa"/>
+              <w:bottom w:w="90" w:type="dxa"/>
+              <w:end w:w="100" w:type="dxa"/>
+            </w:tcMar>
+          </w:tcPr>
+          <w:p>
+            <w:pPr>
+              <w:spacing w:after="20" w:line="259" w:lineRule="auto"/>
+            </w:pPr>
+            <w:r>
+              <w:rPr>
+                <w:sz w:val="18"/>
+              </w:rPr>
+              <w:t>□</w:t>
+            </w:r>
+          </w:p>
+        </w:tc>
+        <w:tc>
+          <w:tcPr>
+            <w:tcW w:type="dxa" w:w="8496"/>
+            <w:vAlign w:val="center"/>
+            <w:tcBorders>
+              <w:top w:val="single" w:sz="4" w:color="D9D9D9"/>
+              <w:left w:val="single" w:sz="4" w:color="D9D9D9"/>
+              <w:bottom w:val="single" w:sz="4" w:color="D9D9D9"/>
+              <w:right w:val="single" w:sz="4" w:color="D9D9D9"/>
+              <w:insideH w:val="single" w:sz="4" w:color="D9D9D9"/>
+              <w:insideV w:val="single" w:sz="4" w:color="D9D9D9"/>
+            </w:tcBorders>
+            <w:tcMar>
+              <w:top w:w="90" w:type="dxa"/>
+              <w:start w:w="100" w:type="dxa"/>
+              <w:bottom w:w="90" w:type="dxa"/>
+              <w:end w:w="100" w:type="dxa"/>
+            </w:tcMar>
+          </w:tcPr>
+          <w:p>
+            <w:pPr>
+              <w:spacing w:after="20" w:line="259" w:lineRule="auto"/>
+            </w:pPr>
+            <w:r>
+              <w:rPr>
+                <w:sz w:val="18"/>
+              </w:rPr>
+              <w:t>关闭 AI 后基础功能正常</w:t>
+            </w:r>
+          </w:p>
+        </w:tc>
+      </w:tr>
+      <w:tr>
+        <w:tc>
+          <w:tcPr>
+            <w:tcW w:type="dxa" w:w="1008"/>
+            <w:vAlign w:val="center"/>
+            <w:shd w:fill="EDF3F8"/>
+            <w:tcBorders>
+              <w:top w:val="single" w:sz="4" w:color="D9D9D9"/>
+              <w:left w:val="single" w:sz="4" w:color="D9D9D9"/>
+              <w:bottom w:val="single" w:sz="4" w:color="D9D9D9"/>
+              <w:right w:val="single" w:sz="4" w:color="D9D9D9"/>
+              <w:insideH w:val="single" w:sz="4" w:color="D9D9D9"/>
+              <w:insideV w:val="single" w:sz="4" w:color="D9D9D9"/>
+            </w:tcBorders>
+            <w:tcMar>
+              <w:top w:w="90" w:type="dxa"/>
+              <w:start w:w="100" w:type="dxa"/>
+              <w:bottom w:w="90" w:type="dxa"/>
+              <w:end w:w="100" w:type="dxa"/>
+            </w:tcMar>
+          </w:tcPr>
+          <w:p>
+            <w:pPr>
+              <w:spacing w:after="20" w:line="259" w:lineRule="auto"/>
+            </w:pPr>
+            <w:r>
+              <w:rPr>
+                <w:sz w:val="18"/>
+              </w:rPr>
+              <w:t>□</w:t>
+            </w:r>
+          </w:p>
+        </w:tc>
+        <w:tc>
+          <w:tcPr>
+            <w:tcW w:type="dxa" w:w="8496"/>
+            <w:vAlign w:val="center"/>
+            <w:shd w:fill="EDF3F8"/>
+            <w:tcBorders>
+              <w:top w:val="single" w:sz="4" w:color="D9D9D9"/>
+              <w:left w:val="single" w:sz="4" w:color="D9D9D9"/>
+              <w:bottom w:val="single" w:sz="4" w:color="D9D9D9"/>
+              <w:right w:val="single" w:sz="4" w:color="D9D9D9"/>
+              <w:insideH w:val="single" w:sz="4" w:color="D9D9D9"/>
+              <w:insideV w:val="single" w:sz="4" w:color="D9D9D9"/>
+            </w:tcBorders>
+            <w:tcMar>
+              <w:top w:w="90" w:type="dxa"/>
+              <w:start w:w="100" w:type="dxa"/>
+              <w:bottom w:w="90" w:type="dxa"/>
+              <w:end w:w="100" w:type="dxa"/>
+            </w:tcMar>
+          </w:tcPr>
+          <w:p>
+            <w:pPr>
+              <w:spacing w:after="20" w:line="259" w:lineRule="auto"/>
+            </w:pPr>
+            <w:r>
+              <w:rPr>
+                <w:sz w:val="18"/>
+              </w:rPr>
+              <w:t>异常退出后数据库可恢复</w:t>
+            </w:r>
+          </w:p>
+        </w:tc>
+      </w:tr>
+      <w:tr>
+        <w:tc>
+          <w:tcPr>
+            <w:tcW w:type="dxa" w:w="1008"/>
+            <w:vAlign w:val="center"/>
+            <w:tcBorders>
+              <w:top w:val="single" w:sz="4" w:color="D9D9D9"/>
+              <w:left w:val="single" w:sz="4" w:color="D9D9D9"/>
+              <w:bottom w:val="single" w:sz="4" w:color="D9D9D9"/>
+              <w:right w:val="single" w:sz="4" w:color="D9D9D9"/>
+              <w:insideH w:val="single" w:sz="4" w:color="D9D9D9"/>
+              <w:insideV w:val="single" w:sz="4" w:color="D9D9D9"/>
+            </w:tcBorders>
+            <w:tcMar>
+              <w:top w:w="90" w:type="dxa"/>
+              <w:start w:w="100" w:type="dxa"/>
+              <w:bottom w:w="90" w:type="dxa"/>
+              <w:end w:w="100" w:type="dxa"/>
+            </w:tcMar>
+          </w:tcPr>
+          <w:p>
+            <w:pPr>
+              <w:spacing w:after="20" w:line="259" w:lineRule="auto"/>
+            </w:pPr>
+            <w:r>
+              <w:rPr>
+                <w:sz w:val="18"/>
+              </w:rPr>
+              <w:t>□</w:t>
+            </w:r>
+          </w:p>
+        </w:tc>
+        <w:tc>
+          <w:tcPr>
+            <w:tcW w:type="dxa" w:w="8496"/>
+            <w:vAlign w:val="center"/>
+            <w:tcBorders>
+              <w:top w:val="single" w:sz="4" w:color="D9D9D9"/>
+              <w:left w:val="single" w:sz="4" w:color="D9D9D9"/>
+              <w:bottom w:val="single" w:sz="4" w:color="D9D9D9"/>
+              <w:right w:val="single" w:sz="4" w:color="D9D9D9"/>
+              <w:insideH w:val="single" w:sz="4" w:color="D9D9D9"/>
+              <w:insideV w:val="single" w:sz="4" w:color="D9D9D9"/>
+            </w:tcBorders>
+            <w:tcMar>
+              <w:top w:w="90" w:type="dxa"/>
+              <w:start w:w="100" w:type="dxa"/>
+              <w:bottom w:w="90" w:type="dxa"/>
+              <w:end w:w="100" w:type="dxa"/>
+            </w:tcMar>
+          </w:tcPr>
+          <w:p>
+            <w:pPr>
+              <w:spacing w:after="20" w:line="259" w:lineRule="auto"/>
+            </w:pPr>
+            <w:r>
+              <w:rPr>
+                <w:sz w:val="18"/>
+              </w:rPr>
+              <w:t>软件升级不覆盖用户数据</w:t>
+            </w:r>
+          </w:p>
+        </w:tc>
+      </w:tr>
+      <w:tr>
+        <w:tc>
+          <w:tcPr>
+            <w:tcW w:type="dxa" w:w="1008"/>
+            <w:vAlign w:val="center"/>
+            <w:shd w:fill="EDF3F8"/>
+            <w:tcBorders>
+              <w:top w:val="single" w:sz="4" w:color="D9D9D9"/>
+              <w:left w:val="single" w:sz="4" w:color="D9D9D9"/>
+              <w:bottom w:val="single" w:sz="4" w:color="D9D9D9"/>
+              <w:right w:val="single" w:sz="4" w:color="D9D9D9"/>
+              <w:insideH w:val="single" w:sz="4" w:color="D9D9D9"/>
+              <w:insideV w:val="single" w:sz="4" w:color="D9D9D9"/>
+            </w:tcBorders>
+            <w:tcMar>
+              <w:top w:w="90" w:type="dxa"/>
+              <w:start w:w="100" w:type="dxa"/>
+              <w:bottom w:w="90" w:type="dxa"/>
+              <w:end w:w="100" w:type="dxa"/>
+            </w:tcMar>
+          </w:tcPr>
+          <w:p>
+            <w:pPr>
+              <w:spacing w:after="20" w:line="259" w:lineRule="auto"/>
+            </w:pPr>
+            <w:r>
+              <w:rPr>
+                <w:sz w:val="18"/>
+              </w:rPr>
+              <w:t>□</w:t>
+            </w:r>
+          </w:p>
+        </w:tc>
+        <w:tc>
+          <w:tcPr>
+            <w:tcW w:type="dxa" w:w="8496"/>
+            <w:vAlign w:val="center"/>
+            <w:shd w:fill="EDF3F8"/>
             <w:tcBorders>
               <w:top w:val="single" w:sz="4" w:color="D9D9D9"/>
               <w:left w:val="single" w:sz="4" w:color="D9D9D9"/>
@@ -10959,11 +16049,6 @@
       <w:pPr>
         <w:spacing w:after="20"/>
       </w:pPr>
-    </w:p>
-    <w:p>
-      <w:r>
-        <w:t>首个可开发版本应先完成基础框架、数据库、搜索任务管理和模拟网站适配器。这四部分可独立验证，也为 SUUMO 实际接入、更多网站扩展以及未来企业版建立稳定基础。</w:t>
-      </w:r>
     </w:p>
     <w:sectPr>
       <w:footerReference w:type="default" r:id="rId9"/>

--- a/document/HouseAgent_1.0_产品需求与技术设计.docx
+++ b/document/HouseAgent_1.0_产品需求与技术设计.docx
@@ -35,7 +35,7 @@
           <w:color w:val="4A5568"/>
           <w:sz w:val="30"/>
         </w:rPr>
-        <w:t>Windows 本地房源搜索与管理工作台</w:t>
+        <w:t>桌面本地房源搜索与管理工作台</w:t>
       </w:r>
     </w:p>
     <w:p>
@@ -47,7 +47,7 @@
         <w:rPr>
           <w:sz w:val="22"/>
         </w:rPr>
-        <w:t>版本 1.0   |   2026年9月</w:t>
+        <w:t>版本 1.0   |   当前修订 1.0.4   |   2026年9月</w:t>
       </w:r>
     </w:p>
     <w:p>
@@ -162,7 +162,7 @@
         <w:ind w:left="288"/>
       </w:pPr>
       <w:r>
-        <w:t>10 Windows 部署与数据安全</w:t>
+        <w:t>10 桌面部署与数据安全</w:t>
       </w:r>
     </w:p>
     <w:p>
@@ -217,6 +217,539 @@
     </w:p>
     <w:p>
       <w:pPr>
+        <w:pStyle w:val="Title"/>
+      </w:pPr>
+      <w:r>
+        <w:t>文档历史修订记录</w:t>
+      </w:r>
+    </w:p>
+    <w:tbl>
+      <w:tblPr>
+        <w:tblW w:type="auto" w:w="0"/>
+        <w:jc w:val="center"/>
+        <w:tblLayout w:type="fixed"/>
+        <w:tblLook w:firstColumn="1" w:firstRow="1" w:lastColumn="0" w:lastRow="0" w:noHBand="0" w:noVBand="1" w:val="04A0"/>
+      </w:tblPr>
+      <w:tblGrid>
+        <w:gridCol w:w="3331"/>
+        <w:gridCol w:w="3331"/>
+        <w:gridCol w:w="3331"/>
+      </w:tblGrid>
+      <w:tr>
+        <w:trPr>
+          <w:tblHeader/>
+          <w:cantSplit/>
+        </w:trPr>
+        <w:tc>
+          <w:tcPr>
+            <w:tcW w:type="dxa" w:w="1440"/>
+            <w:shd w:fill="1F4E78"/>
+            <w:vAlign w:val="center"/>
+            <w:tcBorders>
+              <w:top w:val="single" w:sz="4" w:color="D9D9D9"/>
+              <w:left w:val="single" w:sz="4" w:color="D9D9D9"/>
+              <w:bottom w:val="single" w:sz="4" w:color="D9D9D9"/>
+              <w:right w:val="single" w:sz="4" w:color="D9D9D9"/>
+              <w:insideH w:val="single" w:sz="4" w:color="D9D9D9"/>
+              <w:insideV w:val="single" w:sz="4" w:color="D9D9D9"/>
+            </w:tcBorders>
+            <w:tcMar>
+              <w:top w:w="90" w:type="dxa"/>
+              <w:start w:w="100" w:type="dxa"/>
+              <w:bottom w:w="90" w:type="dxa"/>
+              <w:end w:w="100" w:type="dxa"/>
+            </w:tcMar>
+          </w:tcPr>
+          <w:p>
+            <w:r>
+              <w:rPr>
+                <w:b/>
+                <w:color w:val="FFFFFF"/>
+                <w:sz w:val="17"/>
+              </w:rPr>
+              <w:t>修订版本</w:t>
+            </w:r>
+          </w:p>
+        </w:tc>
+        <w:tc>
+          <w:tcPr>
+            <w:tcW w:type="dxa" w:w="1656"/>
+            <w:shd w:fill="1F4E78"/>
+            <w:vAlign w:val="center"/>
+            <w:tcBorders>
+              <w:top w:val="single" w:sz="4" w:color="D9D9D9"/>
+              <w:left w:val="single" w:sz="4" w:color="D9D9D9"/>
+              <w:bottom w:val="single" w:sz="4" w:color="D9D9D9"/>
+              <w:right w:val="single" w:sz="4" w:color="D9D9D9"/>
+              <w:insideH w:val="single" w:sz="4" w:color="D9D9D9"/>
+              <w:insideV w:val="single" w:sz="4" w:color="D9D9D9"/>
+            </w:tcBorders>
+            <w:tcMar>
+              <w:top w:w="90" w:type="dxa"/>
+              <w:start w:w="100" w:type="dxa"/>
+              <w:bottom w:w="90" w:type="dxa"/>
+              <w:end w:w="100" w:type="dxa"/>
+            </w:tcMar>
+          </w:tcPr>
+          <w:p>
+            <w:r>
+              <w:rPr>
+                <w:b/>
+                <w:color w:val="FFFFFF"/>
+                <w:sz w:val="17"/>
+              </w:rPr>
+              <w:t>日期</w:t>
+            </w:r>
+          </w:p>
+        </w:tc>
+        <w:tc>
+          <w:tcPr>
+            <w:tcW w:type="dxa" w:w="6408"/>
+            <w:shd w:fill="1F4E78"/>
+            <w:vAlign w:val="center"/>
+            <w:tcBorders>
+              <w:top w:val="single" w:sz="4" w:color="D9D9D9"/>
+              <w:left w:val="single" w:sz="4" w:color="D9D9D9"/>
+              <w:bottom w:val="single" w:sz="4" w:color="D9D9D9"/>
+              <w:right w:val="single" w:sz="4" w:color="D9D9D9"/>
+              <w:insideH w:val="single" w:sz="4" w:color="D9D9D9"/>
+              <w:insideV w:val="single" w:sz="4" w:color="D9D9D9"/>
+            </w:tcBorders>
+            <w:tcMar>
+              <w:top w:w="90" w:type="dxa"/>
+              <w:start w:w="100" w:type="dxa"/>
+              <w:bottom w:w="90" w:type="dxa"/>
+              <w:end w:w="100" w:type="dxa"/>
+            </w:tcMar>
+          </w:tcPr>
+          <w:p>
+            <w:r>
+              <w:rPr>
+                <w:b/>
+                <w:color w:val="FFFFFF"/>
+                <w:sz w:val="17"/>
+              </w:rPr>
+              <w:t>修订内容</w:t>
+            </w:r>
+          </w:p>
+        </w:tc>
+      </w:tr>
+      <w:tr>
+        <w:trPr>
+          <w:cantSplit/>
+        </w:trPr>
+        <w:tc>
+          <w:tcPr>
+            <w:tcW w:type="dxa" w:w="1440"/>
+            <w:vAlign w:val="center"/>
+            <w:tcBorders>
+              <w:top w:val="single" w:sz="4" w:color="D9D9D9"/>
+              <w:left w:val="single" w:sz="4" w:color="D9D9D9"/>
+              <w:bottom w:val="single" w:sz="4" w:color="D9D9D9"/>
+              <w:right w:val="single" w:sz="4" w:color="D9D9D9"/>
+              <w:insideH w:val="single" w:sz="4" w:color="D9D9D9"/>
+              <w:insideV w:val="single" w:sz="4" w:color="D9D9D9"/>
+            </w:tcBorders>
+            <w:tcMar>
+              <w:top w:w="90" w:type="dxa"/>
+              <w:start w:w="100" w:type="dxa"/>
+              <w:bottom w:w="90" w:type="dxa"/>
+              <w:end w:w="100" w:type="dxa"/>
+            </w:tcMar>
+          </w:tcPr>
+          <w:p>
+            <w:pPr>
+              <w:spacing w:after="20" w:line="259" w:lineRule="auto"/>
+            </w:pPr>
+            <w:r>
+              <w:rPr>
+                <w:sz w:val="17"/>
+              </w:rPr>
+              <w:t>1.0.1</w:t>
+            </w:r>
+          </w:p>
+        </w:tc>
+        <w:tc>
+          <w:tcPr>
+            <w:tcW w:type="dxa" w:w="1656"/>
+            <w:vAlign w:val="center"/>
+            <w:tcBorders>
+              <w:top w:val="single" w:sz="4" w:color="D9D9D9"/>
+              <w:left w:val="single" w:sz="4" w:color="D9D9D9"/>
+              <w:bottom w:val="single" w:sz="4" w:color="D9D9D9"/>
+              <w:right w:val="single" w:sz="4" w:color="D9D9D9"/>
+              <w:insideH w:val="single" w:sz="4" w:color="D9D9D9"/>
+              <w:insideV w:val="single" w:sz="4" w:color="D9D9D9"/>
+            </w:tcBorders>
+            <w:tcMar>
+              <w:top w:w="90" w:type="dxa"/>
+              <w:start w:w="100" w:type="dxa"/>
+              <w:bottom w:w="90" w:type="dxa"/>
+              <w:end w:w="100" w:type="dxa"/>
+            </w:tcMar>
+          </w:tcPr>
+          <w:p>
+            <w:pPr>
+              <w:spacing w:after="20" w:line="259" w:lineRule="auto"/>
+            </w:pPr>
+            <w:r>
+              <w:rPr>
+                <w:sz w:val="17"/>
+              </w:rPr>
+              <w:t>2026-09</w:t>
+            </w:r>
+          </w:p>
+        </w:tc>
+        <w:tc>
+          <w:tcPr>
+            <w:tcW w:type="dxa" w:w="6408"/>
+            <w:vAlign w:val="center"/>
+            <w:tcBorders>
+              <w:top w:val="single" w:sz="4" w:color="D9D9D9"/>
+              <w:left w:val="single" w:sz="4" w:color="D9D9D9"/>
+              <w:bottom w:val="single" w:sz="4" w:color="D9D9D9"/>
+              <w:right w:val="single" w:sz="4" w:color="D9D9D9"/>
+              <w:insideH w:val="single" w:sz="4" w:color="D9D9D9"/>
+              <w:insideV w:val="single" w:sz="4" w:color="D9D9D9"/>
+            </w:tcBorders>
+            <w:tcMar>
+              <w:top w:w="90" w:type="dxa"/>
+              <w:start w:w="100" w:type="dxa"/>
+              <w:bottom w:w="90" w:type="dxa"/>
+              <w:end w:w="100" w:type="dxa"/>
+            </w:tcMar>
+          </w:tcPr>
+          <w:p>
+            <w:pPr>
+              <w:spacing w:after="20" w:line="259" w:lineRule="auto"/>
+            </w:pPr>
+            <w:r>
+              <w:rPr>
+                <w:sz w:val="17"/>
+              </w:rPr>
+              <w:t>形成产品需求、权限边界、搜索任务、房源管理、技术架构和 V1.0 开发实施规格。</w:t>
+            </w:r>
+          </w:p>
+        </w:tc>
+      </w:tr>
+      <w:tr>
+        <w:trPr>
+          <w:cantSplit/>
+        </w:trPr>
+        <w:tc>
+          <w:tcPr>
+            <w:tcW w:type="dxa" w:w="1440"/>
+            <w:vAlign w:val="center"/>
+            <w:shd w:fill="EDF3F8"/>
+            <w:tcBorders>
+              <w:top w:val="single" w:sz="4" w:color="D9D9D9"/>
+              <w:left w:val="single" w:sz="4" w:color="D9D9D9"/>
+              <w:bottom w:val="single" w:sz="4" w:color="D9D9D9"/>
+              <w:right w:val="single" w:sz="4" w:color="D9D9D9"/>
+              <w:insideH w:val="single" w:sz="4" w:color="D9D9D9"/>
+              <w:insideV w:val="single" w:sz="4" w:color="D9D9D9"/>
+            </w:tcBorders>
+            <w:tcMar>
+              <w:top w:w="90" w:type="dxa"/>
+              <w:start w:w="100" w:type="dxa"/>
+              <w:bottom w:w="90" w:type="dxa"/>
+              <w:end w:w="100" w:type="dxa"/>
+            </w:tcMar>
+          </w:tcPr>
+          <w:p>
+            <w:pPr>
+              <w:spacing w:after="20" w:line="259" w:lineRule="auto"/>
+            </w:pPr>
+            <w:r>
+              <w:rPr>
+                <w:sz w:val="17"/>
+              </w:rPr>
+              <w:t>1.0.2</w:t>
+            </w:r>
+          </w:p>
+        </w:tc>
+        <w:tc>
+          <w:tcPr>
+            <w:tcW w:type="dxa" w:w="1656"/>
+            <w:vAlign w:val="center"/>
+            <w:shd w:fill="EDF3F8"/>
+            <w:tcBorders>
+              <w:top w:val="single" w:sz="4" w:color="D9D9D9"/>
+              <w:left w:val="single" w:sz="4" w:color="D9D9D9"/>
+              <w:bottom w:val="single" w:sz="4" w:color="D9D9D9"/>
+              <w:right w:val="single" w:sz="4" w:color="D9D9D9"/>
+              <w:insideH w:val="single" w:sz="4" w:color="D9D9D9"/>
+              <w:insideV w:val="single" w:sz="4" w:color="D9D9D9"/>
+            </w:tcBorders>
+            <w:tcMar>
+              <w:top w:w="90" w:type="dxa"/>
+              <w:start w:w="100" w:type="dxa"/>
+              <w:bottom w:w="90" w:type="dxa"/>
+              <w:end w:w="100" w:type="dxa"/>
+            </w:tcMar>
+          </w:tcPr>
+          <w:p>
+            <w:pPr>
+              <w:spacing w:after="20" w:line="259" w:lineRule="auto"/>
+            </w:pPr>
+            <w:r>
+              <w:rPr>
+                <w:sz w:val="17"/>
+              </w:rPr>
+              <w:t>2026-09</w:t>
+            </w:r>
+          </w:p>
+        </w:tc>
+        <w:tc>
+          <w:tcPr>
+            <w:tcW w:type="dxa" w:w="6408"/>
+            <w:vAlign w:val="center"/>
+            <w:shd w:fill="EDF3F8"/>
+            <w:tcBorders>
+              <w:top w:val="single" w:sz="4" w:color="D9D9D9"/>
+              <w:left w:val="single" w:sz="4" w:color="D9D9D9"/>
+              <w:bottom w:val="single" w:sz="4" w:color="D9D9D9"/>
+              <w:right w:val="single" w:sz="4" w:color="D9D9D9"/>
+              <w:insideH w:val="single" w:sz="4" w:color="D9D9D9"/>
+              <w:insideV w:val="single" w:sz="4" w:color="D9D9D9"/>
+            </w:tcBorders>
+            <w:tcMar>
+              <w:top w:w="90" w:type="dxa"/>
+              <w:start w:w="100" w:type="dxa"/>
+              <w:bottom w:w="90" w:type="dxa"/>
+              <w:end w:w="100" w:type="dxa"/>
+            </w:tcMar>
+          </w:tcPr>
+          <w:p>
+            <w:pPr>
+              <w:spacing w:after="20" w:line="259" w:lineRule="auto"/>
+            </w:pPr>
+            <w:r>
+              <w:rPr>
+                <w:sz w:val="17"/>
+              </w:rPr>
+              <w:t>补充日文默认及中英文切换、菜单定义、账户配置、周期与手动任务、Windows 首发和 macOS 迁移规格。</w:t>
+            </w:r>
+          </w:p>
+        </w:tc>
+      </w:tr>
+      <w:tr>
+        <w:trPr>
+          <w:cantSplit/>
+        </w:trPr>
+        <w:tc>
+          <w:tcPr>
+            <w:tcW w:type="dxa" w:w="1440"/>
+            <w:vAlign w:val="center"/>
+            <w:tcBorders>
+              <w:top w:val="single" w:sz="4" w:color="D9D9D9"/>
+              <w:left w:val="single" w:sz="4" w:color="D9D9D9"/>
+              <w:bottom w:val="single" w:sz="4" w:color="D9D9D9"/>
+              <w:right w:val="single" w:sz="4" w:color="D9D9D9"/>
+              <w:insideH w:val="single" w:sz="4" w:color="D9D9D9"/>
+              <w:insideV w:val="single" w:sz="4" w:color="D9D9D9"/>
+            </w:tcBorders>
+            <w:tcMar>
+              <w:top w:w="90" w:type="dxa"/>
+              <w:start w:w="100" w:type="dxa"/>
+              <w:bottom w:w="90" w:type="dxa"/>
+              <w:end w:w="100" w:type="dxa"/>
+            </w:tcMar>
+          </w:tcPr>
+          <w:p>
+            <w:pPr>
+              <w:spacing w:after="20" w:line="259" w:lineRule="auto"/>
+            </w:pPr>
+            <w:r>
+              <w:rPr>
+                <w:sz w:val="17"/>
+              </w:rPr>
+              <w:t>1.0.3</w:t>
+            </w:r>
+          </w:p>
+        </w:tc>
+        <w:tc>
+          <w:tcPr>
+            <w:tcW w:type="dxa" w:w="1656"/>
+            <w:vAlign w:val="center"/>
+            <w:tcBorders>
+              <w:top w:val="single" w:sz="4" w:color="D9D9D9"/>
+              <w:left w:val="single" w:sz="4" w:color="D9D9D9"/>
+              <w:bottom w:val="single" w:sz="4" w:color="D9D9D9"/>
+              <w:right w:val="single" w:sz="4" w:color="D9D9D9"/>
+              <w:insideH w:val="single" w:sz="4" w:color="D9D9D9"/>
+              <w:insideV w:val="single" w:sz="4" w:color="D9D9D9"/>
+            </w:tcBorders>
+            <w:tcMar>
+              <w:top w:w="90" w:type="dxa"/>
+              <w:start w:w="100" w:type="dxa"/>
+              <w:bottom w:w="90" w:type="dxa"/>
+              <w:end w:w="100" w:type="dxa"/>
+            </w:tcMar>
+          </w:tcPr>
+          <w:p>
+            <w:pPr>
+              <w:spacing w:after="20" w:line="259" w:lineRule="auto"/>
+            </w:pPr>
+            <w:r>
+              <w:rPr>
+                <w:sz w:val="17"/>
+              </w:rPr>
+              <w:t>2026-09-26</w:t>
+            </w:r>
+          </w:p>
+        </w:tc>
+        <w:tc>
+          <w:tcPr>
+            <w:tcW w:type="dxa" w:w="6408"/>
+            <w:vAlign w:val="center"/>
+            <w:tcBorders>
+              <w:top w:val="single" w:sz="4" w:color="D9D9D9"/>
+              <w:left w:val="single" w:sz="4" w:color="D9D9D9"/>
+              <w:bottom w:val="single" w:sz="4" w:color="D9D9D9"/>
+              <w:right w:val="single" w:sz="4" w:color="D9D9D9"/>
+              <w:insideH w:val="single" w:sz="4" w:color="D9D9D9"/>
+              <w:insideV w:val="single" w:sz="4" w:color="D9D9D9"/>
+            </w:tcBorders>
+            <w:tcMar>
+              <w:top w:w="90" w:type="dxa"/>
+              <w:start w:w="100" w:type="dxa"/>
+              <w:bottom w:w="90" w:type="dxa"/>
+              <w:end w:w="100" w:type="dxa"/>
+            </w:tcMar>
+          </w:tcPr>
+          <w:p>
+            <w:pPr>
+              <w:spacing w:after="20" w:line="259" w:lineRule="auto"/>
+            </w:pPr>
+            <w:r>
+              <w:rPr>
+                <w:sz w:val="17"/>
+              </w:rPr>
+              <w:t>新增 AI 房源投资价值辅助评估：主要结论与事实标签、五类判定规则、用户投资标准、计算边界、数据来源、结果追溯、数据库、API、界面和验收要求。</w:t>
+            </w:r>
+          </w:p>
+        </w:tc>
+      </w:tr>
+      <w:tr>
+        <w:trPr>
+          <w:cantSplit/>
+        </w:trPr>
+        <w:tc>
+          <w:tcPr>
+            <w:tcW w:type="dxa" w:w="1440"/>
+            <w:vAlign w:val="center"/>
+            <w:shd w:fill="EDF3F8"/>
+            <w:tcBorders>
+              <w:top w:val="single" w:sz="4" w:color="D9D9D9"/>
+              <w:left w:val="single" w:sz="4" w:color="D9D9D9"/>
+              <w:bottom w:val="single" w:sz="4" w:color="D9D9D9"/>
+              <w:right w:val="single" w:sz="4" w:color="D9D9D9"/>
+              <w:insideH w:val="single" w:sz="4" w:color="D9D9D9"/>
+              <w:insideV w:val="single" w:sz="4" w:color="D9D9D9"/>
+            </w:tcBorders>
+            <w:tcMar>
+              <w:top w:w="90" w:type="dxa"/>
+              <w:start w:w="100" w:type="dxa"/>
+              <w:bottom w:w="90" w:type="dxa"/>
+              <w:end w:w="100" w:type="dxa"/>
+            </w:tcMar>
+          </w:tcPr>
+          <w:p>
+            <w:pPr>
+              <w:spacing w:after="20" w:line="259" w:lineRule="auto"/>
+            </w:pPr>
+            <w:r>
+              <w:rPr>
+                <w:sz w:val="17"/>
+              </w:rPr>
+              <w:t>1.0.4</w:t>
+            </w:r>
+          </w:p>
+        </w:tc>
+        <w:tc>
+          <w:tcPr>
+            <w:tcW w:type="dxa" w:w="1656"/>
+            <w:vAlign w:val="center"/>
+            <w:shd w:fill="EDF3F8"/>
+            <w:tcBorders>
+              <w:top w:val="single" w:sz="4" w:color="D9D9D9"/>
+              <w:left w:val="single" w:sz="4" w:color="D9D9D9"/>
+              <w:bottom w:val="single" w:sz="4" w:color="D9D9D9"/>
+              <w:right w:val="single" w:sz="4" w:color="D9D9D9"/>
+              <w:insideH w:val="single" w:sz="4" w:color="D9D9D9"/>
+              <w:insideV w:val="single" w:sz="4" w:color="D9D9D9"/>
+            </w:tcBorders>
+            <w:tcMar>
+              <w:top w:w="90" w:type="dxa"/>
+              <w:start w:w="100" w:type="dxa"/>
+              <w:bottom w:w="90" w:type="dxa"/>
+              <w:end w:w="100" w:type="dxa"/>
+            </w:tcMar>
+          </w:tcPr>
+          <w:p>
+            <w:pPr>
+              <w:spacing w:after="20" w:line="259" w:lineRule="auto"/>
+            </w:pPr>
+            <w:r>
+              <w:rPr>
+                <w:sz w:val="17"/>
+              </w:rPr>
+              <w:t>2026-09-26</w:t>
+            </w:r>
+          </w:p>
+        </w:tc>
+        <w:tc>
+          <w:tcPr>
+            <w:tcW w:type="dxa" w:w="6408"/>
+            <w:vAlign w:val="center"/>
+            <w:shd w:fill="EDF3F8"/>
+            <w:tcBorders>
+              <w:top w:val="single" w:sz="4" w:color="D9D9D9"/>
+              <w:left w:val="single" w:sz="4" w:color="D9D9D9"/>
+              <w:bottom w:val="single" w:sz="4" w:color="D9D9D9"/>
+              <w:right w:val="single" w:sz="4" w:color="D9D9D9"/>
+              <w:insideH w:val="single" w:sz="4" w:color="D9D9D9"/>
+              <w:insideV w:val="single" w:sz="4" w:color="D9D9D9"/>
+            </w:tcBorders>
+            <w:tcMar>
+              <w:top w:w="90" w:type="dxa"/>
+              <w:start w:w="100" w:type="dxa"/>
+              <w:bottom w:w="90" w:type="dxa"/>
+              <w:end w:w="100" w:type="dxa"/>
+            </w:tcMar>
+          </w:tcPr>
+          <w:p>
+            <w:pPr>
+              <w:spacing w:after="20" w:line="259" w:lineRule="auto"/>
+            </w:pPr>
+            <w:r>
+              <w:rPr>
+                <w:sz w:val="17"/>
+              </w:rPr>
+              <w:t>新增 AI 服务接入与配置管理：OpenAI、Anthropic及兼容接口，BYOK密钥、本机安全存储、统一供应商适配层、连接测试、调用限额、结构化输出校验和降级运行。</w:t>
+            </w:r>
+          </w:p>
+        </w:tc>
+      </w:tr>
+    </w:tbl>
+    <w:p>
+      <w:pPr>
+        <w:spacing w:after="20"/>
+      </w:pPr>
+    </w:p>
+    <w:p>
+      <w:r>
+        <w:t>说明：修订号用于追踪本文档内容变化，产品对外版本仍为 HouseAgent 1.0。</w:t>
+      </w:r>
+    </w:p>
+    <w:p>
+      <w:r>
+        <w:br w:type="page"/>
+      </w:r>
+    </w:p>
+    <w:p>
+      <w:pPr>
         <w:pStyle w:val="Heading1"/>
       </w:pPr>
       <w:r>
@@ -225,7 +758,7 @@
     </w:p>
     <w:p>
       <w:r>
-        <w:t>HouseAgent 1.0 是运行在用户 Windows 电脑上的本地房源搜索与管理工作台。产品帮助个人购房者统一管理多个房产网站的搜索条件、观察记录、价格变化、收藏和调查笔记，并始终保留原网站链接。系统不替代来源网站提供完整房源资料，也不代替用户注册账号、联系中介或完成交易。</w:t>
+        <w:t>HouseAgent 1.0 是运行在用户电脑上的本地房源搜索与管理工作台。V1.0 优先交付 Windows 版本，同时通过平台抽象保证核心业务、数据库和网站适配器可迁移到 macOS。产品帮助个人购房者统一管理多个房产网站的搜索条件、观察记录、价格变化、收藏和调查笔记，并始终保留原网站链接。系统不替代来源网站提供完整房源资料，也不代替用户注册账号、联系中介或完成交易。</w:t>
       </w:r>
     </w:p>
     <w:p>
@@ -4880,6 +5413,1470 @@
       </w:pPr>
       <w:r>
         <w:t>应用退出或浏览器崩溃后，未完成运行标记为 INTERRUPTED；恢复时由用户确认继续或重新执行。</w:t>
+      </w:r>
+    </w:p>
+    <w:p>
+      <w:pPr>
+        <w:pStyle w:val="Heading2"/>
+      </w:pPr>
+      <w:r>
+        <w:t>4.6 AI 房源投资价值辅助评估</w:t>
+      </w:r>
+    </w:p>
+    <w:p>
+      <w:r>
+        <w:t>系统可对搜索结果执行可选的 AI 投资价值辅助评估，帮助用户优先查看值得进一步调查的房源。评估采用“一个主要结论 + 多个事实标签”，同时展示计算指标、判断理由、风险、缺失数据和置信度。它只用于初步筛选，不是专业估价、建筑检查、法律调查、贷款审批或投资建议。</w:t>
+      </w:r>
+    </w:p>
+    <w:tbl>
+      <w:tblPr>
+        <w:tblW w:type="auto" w:w="0"/>
+        <w:jc w:val="center"/>
+        <w:tblLayout w:type="fixed"/>
+        <w:tblLook w:firstColumn="1" w:firstRow="1" w:lastColumn="0" w:lastRow="0" w:noHBand="0" w:noVBand="1" w:val="04A0"/>
+      </w:tblPr>
+      <w:tblGrid>
+        <w:gridCol w:w="3331"/>
+        <w:gridCol w:w="3331"/>
+        <w:gridCol w:w="3331"/>
+      </w:tblGrid>
+      <w:tr>
+        <w:trPr>
+          <w:tblHeader/>
+          <w:cantSplit/>
+        </w:trPr>
+        <w:tc>
+          <w:tcPr>
+            <w:tcW w:type="dxa" w:w="1800"/>
+            <w:shd w:fill="1F4E78"/>
+            <w:vAlign w:val="center"/>
+            <w:tcBorders>
+              <w:top w:val="single" w:sz="4" w:color="D9D9D9"/>
+              <w:left w:val="single" w:sz="4" w:color="D9D9D9"/>
+              <w:bottom w:val="single" w:sz="4" w:color="D9D9D9"/>
+              <w:right w:val="single" w:sz="4" w:color="D9D9D9"/>
+              <w:insideH w:val="single" w:sz="4" w:color="D9D9D9"/>
+              <w:insideV w:val="single" w:sz="4" w:color="D9D9D9"/>
+            </w:tcBorders>
+            <w:tcMar>
+              <w:top w:w="90" w:type="dxa"/>
+              <w:start w:w="100" w:type="dxa"/>
+              <w:bottom w:w="90" w:type="dxa"/>
+              <w:end w:w="100" w:type="dxa"/>
+            </w:tcMar>
+          </w:tcPr>
+          <w:p>
+            <w:r>
+              <w:rPr>
+                <w:b/>
+                <w:color w:val="FFFFFF"/>
+                <w:sz w:val="16"/>
+              </w:rPr>
+              <w:t>主要结论</w:t>
+            </w:r>
+          </w:p>
+        </w:tc>
+        <w:tc>
+          <w:tcPr>
+            <w:tcW w:type="dxa" w:w="4536"/>
+            <w:shd w:fill="1F4E78"/>
+            <w:vAlign w:val="center"/>
+            <w:tcBorders>
+              <w:top w:val="single" w:sz="4" w:color="D9D9D9"/>
+              <w:left w:val="single" w:sz="4" w:color="D9D9D9"/>
+              <w:bottom w:val="single" w:sz="4" w:color="D9D9D9"/>
+              <w:right w:val="single" w:sz="4" w:color="D9D9D9"/>
+              <w:insideH w:val="single" w:sz="4" w:color="D9D9D9"/>
+              <w:insideV w:val="single" w:sz="4" w:color="D9D9D9"/>
+            </w:tcBorders>
+            <w:tcMar>
+              <w:top w:w="90" w:type="dxa"/>
+              <w:start w:w="100" w:type="dxa"/>
+              <w:bottom w:w="90" w:type="dxa"/>
+              <w:end w:w="100" w:type="dxa"/>
+            </w:tcMar>
+          </w:tcPr>
+          <w:p>
+            <w:r>
+              <w:rPr>
+                <w:b/>
+                <w:color w:val="FFFFFF"/>
+                <w:sz w:val="16"/>
+              </w:rPr>
+              <w:t>业务定义</w:t>
+            </w:r>
+          </w:p>
+        </w:tc>
+        <w:tc>
+          <w:tcPr>
+            <w:tcW w:type="dxa" w:w="3168"/>
+            <w:shd w:fill="1F4E78"/>
+            <w:vAlign w:val="center"/>
+            <w:tcBorders>
+              <w:top w:val="single" w:sz="4" w:color="D9D9D9"/>
+              <w:left w:val="single" w:sz="4" w:color="D9D9D9"/>
+              <w:bottom w:val="single" w:sz="4" w:color="D9D9D9"/>
+              <w:right w:val="single" w:sz="4" w:color="D9D9D9"/>
+              <w:insideH w:val="single" w:sz="4" w:color="D9D9D9"/>
+              <w:insideV w:val="single" w:sz="4" w:color="D9D9D9"/>
+            </w:tcBorders>
+            <w:tcMar>
+              <w:top w:w="90" w:type="dxa"/>
+              <w:start w:w="100" w:type="dxa"/>
+              <w:bottom w:w="90" w:type="dxa"/>
+              <w:end w:w="100" w:type="dxa"/>
+            </w:tcMar>
+          </w:tcPr>
+          <w:p>
+            <w:r>
+              <w:rPr>
+                <w:b/>
+                <w:color w:val="FFFFFF"/>
+                <w:sz w:val="16"/>
+              </w:rPr>
+              <w:t>最低判断条件</w:t>
+            </w:r>
+          </w:p>
+        </w:tc>
+      </w:tr>
+      <w:tr>
+        <w:trPr>
+          <w:cantSplit/>
+        </w:trPr>
+        <w:tc>
+          <w:tcPr>
+            <w:tcW w:type="dxa" w:w="1800"/>
+            <w:vAlign w:val="center"/>
+            <w:tcBorders>
+              <w:top w:val="single" w:sz="4" w:color="D9D9D9"/>
+              <w:left w:val="single" w:sz="4" w:color="D9D9D9"/>
+              <w:bottom w:val="single" w:sz="4" w:color="D9D9D9"/>
+              <w:right w:val="single" w:sz="4" w:color="D9D9D9"/>
+              <w:insideH w:val="single" w:sz="4" w:color="D9D9D9"/>
+              <w:insideV w:val="single" w:sz="4" w:color="D9D9D9"/>
+            </w:tcBorders>
+            <w:tcMar>
+              <w:top w:w="90" w:type="dxa"/>
+              <w:start w:w="100" w:type="dxa"/>
+              <w:bottom w:w="90" w:type="dxa"/>
+              <w:end w:w="100" w:type="dxa"/>
+            </w:tcMar>
+          </w:tcPr>
+          <w:p>
+            <w:pPr>
+              <w:spacing w:after="20" w:line="259" w:lineRule="auto"/>
+            </w:pPr>
+            <w:r>
+              <w:rPr>
+                <w:sz w:val="16"/>
+              </w:rPr>
+              <w:t>翻新转售候选</w:t>
+            </w:r>
+          </w:p>
+        </w:tc>
+        <w:tc>
+          <w:tcPr>
+            <w:tcW w:type="dxa" w:w="4536"/>
+            <w:vAlign w:val="center"/>
+            <w:tcBorders>
+              <w:top w:val="single" w:sz="4" w:color="D9D9D9"/>
+              <w:left w:val="single" w:sz="4" w:color="D9D9D9"/>
+              <w:bottom w:val="single" w:sz="4" w:color="D9D9D9"/>
+              <w:right w:val="single" w:sz="4" w:color="D9D9D9"/>
+              <w:insideH w:val="single" w:sz="4" w:color="D9D9D9"/>
+              <w:insideV w:val="single" w:sz="4" w:color="D9D9D9"/>
+            </w:tcBorders>
+            <w:tcMar>
+              <w:top w:w="90" w:type="dxa"/>
+              <w:start w:w="100" w:type="dxa"/>
+              <w:bottom w:w="90" w:type="dxa"/>
+              <w:end w:w="100" w:type="dxa"/>
+            </w:tcMar>
+          </w:tcPr>
+          <w:p>
+            <w:pPr>
+              <w:spacing w:after="20" w:line="259" w:lineRule="auto"/>
+            </w:pPr>
+            <w:r>
+              <w:rPr>
+                <w:sz w:val="16"/>
+              </w:rPr>
+              <w:t>装修陈旧且购入价格存在足够折价，扣除全部成本后仍可能达到用户设定的利润目标。</w:t>
+            </w:r>
+          </w:p>
+        </w:tc>
+        <w:tc>
+          <w:tcPr>
+            <w:tcW w:type="dxa" w:w="3168"/>
+            <w:vAlign w:val="center"/>
+            <w:tcBorders>
+              <w:top w:val="single" w:sz="4" w:color="D9D9D9"/>
+              <w:left w:val="single" w:sz="4" w:color="D9D9D9"/>
+              <w:bottom w:val="single" w:sz="4" w:color="D9D9D9"/>
+              <w:right w:val="single" w:sz="4" w:color="D9D9D9"/>
+              <w:insideH w:val="single" w:sz="4" w:color="D9D9D9"/>
+              <w:insideV w:val="single" w:sz="4" w:color="D9D9D9"/>
+            </w:tcBorders>
+            <w:tcMar>
+              <w:top w:w="90" w:type="dxa"/>
+              <w:start w:w="100" w:type="dxa"/>
+              <w:bottom w:w="90" w:type="dxa"/>
+              <w:end w:w="100" w:type="dxa"/>
+            </w:tcMar>
+          </w:tcPr>
+          <w:p>
+            <w:pPr>
+              <w:spacing w:after="20" w:line="259" w:lineRule="auto"/>
+            </w:pPr>
+            <w:r>
+              <w:rPr>
+                <w:sz w:val="16"/>
+              </w:rPr>
+              <w:t>必须同时具备可比价格、翻新预算、预计售价及购入、持有、出售费用；“装修旧”本身不能成立。</w:t>
+            </w:r>
+          </w:p>
+        </w:tc>
+      </w:tr>
+      <w:tr>
+        <w:trPr>
+          <w:cantSplit/>
+        </w:trPr>
+        <w:tc>
+          <w:tcPr>
+            <w:tcW w:type="dxa" w:w="1800"/>
+            <w:vAlign w:val="center"/>
+            <w:shd w:fill="EDF3F8"/>
+            <w:tcBorders>
+              <w:top w:val="single" w:sz="4" w:color="D9D9D9"/>
+              <w:left w:val="single" w:sz="4" w:color="D9D9D9"/>
+              <w:bottom w:val="single" w:sz="4" w:color="D9D9D9"/>
+              <w:right w:val="single" w:sz="4" w:color="D9D9D9"/>
+              <w:insideH w:val="single" w:sz="4" w:color="D9D9D9"/>
+              <w:insideV w:val="single" w:sz="4" w:color="D9D9D9"/>
+            </w:tcBorders>
+            <w:tcMar>
+              <w:top w:w="90" w:type="dxa"/>
+              <w:start w:w="100" w:type="dxa"/>
+              <w:bottom w:w="90" w:type="dxa"/>
+              <w:end w:w="100" w:type="dxa"/>
+            </w:tcMar>
+          </w:tcPr>
+          <w:p>
+            <w:pPr>
+              <w:spacing w:after="20" w:line="259" w:lineRule="auto"/>
+            </w:pPr>
+            <w:r>
+              <w:rPr>
+                <w:sz w:val="16"/>
+              </w:rPr>
+              <w:t>高收益出租候选</w:t>
+            </w:r>
+          </w:p>
+        </w:tc>
+        <w:tc>
+          <w:tcPr>
+            <w:tcW w:type="dxa" w:w="4536"/>
+            <w:vAlign w:val="center"/>
+            <w:shd w:fill="EDF3F8"/>
+            <w:tcBorders>
+              <w:top w:val="single" w:sz="4" w:color="D9D9D9"/>
+              <w:left w:val="single" w:sz="4" w:color="D9D9D9"/>
+              <w:bottom w:val="single" w:sz="4" w:color="D9D9D9"/>
+              <w:right w:val="single" w:sz="4" w:color="D9D9D9"/>
+              <w:insideH w:val="single" w:sz="4" w:color="D9D9D9"/>
+              <w:insideV w:val="single" w:sz="4" w:color="D9D9D9"/>
+            </w:tcBorders>
+            <w:tcMar>
+              <w:top w:w="90" w:type="dxa"/>
+              <w:start w:w="100" w:type="dxa"/>
+              <w:bottom w:w="90" w:type="dxa"/>
+              <w:end w:w="100" w:type="dxa"/>
+            </w:tcMar>
+          </w:tcPr>
+          <w:p>
+            <w:pPr>
+              <w:spacing w:after="20" w:line="259" w:lineRule="auto"/>
+            </w:pPr>
+            <w:r>
+              <w:rPr>
+                <w:sz w:val="16"/>
+              </w:rPr>
+              <w:t>购入价格与可靠的预估租金形成较好回报，扣除持续费用后仍符合用户目标。</w:t>
+            </w:r>
+          </w:p>
+        </w:tc>
+        <w:tc>
+          <w:tcPr>
+            <w:tcW w:type="dxa" w:w="3168"/>
+            <w:vAlign w:val="center"/>
+            <w:shd w:fill="EDF3F8"/>
+            <w:tcBorders>
+              <w:top w:val="single" w:sz="4" w:color="D9D9D9"/>
+              <w:left w:val="single" w:sz="4" w:color="D9D9D9"/>
+              <w:bottom w:val="single" w:sz="4" w:color="D9D9D9"/>
+              <w:right w:val="single" w:sz="4" w:color="D9D9D9"/>
+              <w:insideH w:val="single" w:sz="4" w:color="D9D9D9"/>
+              <w:insideV w:val="single" w:sz="4" w:color="D9D9D9"/>
+            </w:tcBorders>
+            <w:tcMar>
+              <w:top w:w="90" w:type="dxa"/>
+              <w:start w:w="100" w:type="dxa"/>
+              <w:bottom w:w="90" w:type="dxa"/>
+              <w:end w:w="100" w:type="dxa"/>
+            </w:tcMar>
+          </w:tcPr>
+          <w:p>
+            <w:pPr>
+              <w:spacing w:after="20" w:line="259" w:lineRule="auto"/>
+            </w:pPr>
+            <w:r>
+              <w:rPr>
+                <w:sz w:val="16"/>
+              </w:rPr>
+              <w:t>租金来源明确，并计算毛回报率；净回报率还需纳入管理费、修缮费、税费、保险、空置和招租成本。</w:t>
+            </w:r>
+          </w:p>
+        </w:tc>
+      </w:tr>
+      <w:tr>
+        <w:trPr>
+          <w:cantSplit/>
+        </w:trPr>
+        <w:tc>
+          <w:tcPr>
+            <w:tcW w:type="dxa" w:w="1800"/>
+            <w:vAlign w:val="center"/>
+            <w:tcBorders>
+              <w:top w:val="single" w:sz="4" w:color="D9D9D9"/>
+              <w:left w:val="single" w:sz="4" w:color="D9D9D9"/>
+              <w:bottom w:val="single" w:sz="4" w:color="D9D9D9"/>
+              <w:right w:val="single" w:sz="4" w:color="D9D9D9"/>
+              <w:insideH w:val="single" w:sz="4" w:color="D9D9D9"/>
+              <w:insideV w:val="single" w:sz="4" w:color="D9D9D9"/>
+            </w:tcBorders>
+            <w:tcMar>
+              <w:top w:w="90" w:type="dxa"/>
+              <w:start w:w="100" w:type="dxa"/>
+              <w:bottom w:w="90" w:type="dxa"/>
+              <w:end w:w="100" w:type="dxa"/>
+            </w:tcMar>
+          </w:tcPr>
+          <w:p>
+            <w:pPr>
+              <w:spacing w:after="20" w:line="259" w:lineRule="auto"/>
+            </w:pPr>
+            <w:r>
+              <w:rPr>
+                <w:sz w:val="16"/>
+              </w:rPr>
+              <w:t>优质自住候选</w:t>
+            </w:r>
+          </w:p>
+        </w:tc>
+        <w:tc>
+          <w:tcPr>
+            <w:tcW w:type="dxa" w:w="4536"/>
+            <w:vAlign w:val="center"/>
+            <w:tcBorders>
+              <w:top w:val="single" w:sz="4" w:color="D9D9D9"/>
+              <w:left w:val="single" w:sz="4" w:color="D9D9D9"/>
+              <w:bottom w:val="single" w:sz="4" w:color="D9D9D9"/>
+              <w:right w:val="single" w:sz="4" w:color="D9D9D9"/>
+              <w:insideH w:val="single" w:sz="4" w:color="D9D9D9"/>
+              <w:insideV w:val="single" w:sz="4" w:color="D9D9D9"/>
+            </w:tcBorders>
+            <w:tcMar>
+              <w:top w:w="90" w:type="dxa"/>
+              <w:start w:w="100" w:type="dxa"/>
+              <w:bottom w:w="90" w:type="dxa"/>
+              <w:end w:w="100" w:type="dxa"/>
+            </w:tcMar>
+          </w:tcPr>
+          <w:p>
+            <w:pPr>
+              <w:spacing w:after="20" w:line="259" w:lineRule="auto"/>
+            </w:pPr>
+            <w:r>
+              <w:rPr>
+                <w:sz w:val="16"/>
+              </w:rPr>
+              <w:t>价格相对合理、装修维护较好，并符合用户的区域、面积、户型、交通及生活要求。</w:t>
+            </w:r>
+          </w:p>
+        </w:tc>
+        <w:tc>
+          <w:tcPr>
+            <w:tcW w:type="dxa" w:w="3168"/>
+            <w:vAlign w:val="center"/>
+            <w:tcBorders>
+              <w:top w:val="single" w:sz="4" w:color="D9D9D9"/>
+              <w:left w:val="single" w:sz="4" w:color="D9D9D9"/>
+              <w:bottom w:val="single" w:sz="4" w:color="D9D9D9"/>
+              <w:right w:val="single" w:sz="4" w:color="D9D9D9"/>
+              <w:insideH w:val="single" w:sz="4" w:color="D9D9D9"/>
+              <w:insideV w:val="single" w:sz="4" w:color="D9D9D9"/>
+            </w:tcBorders>
+            <w:tcMar>
+              <w:top w:w="90" w:type="dxa"/>
+              <w:start w:w="100" w:type="dxa"/>
+              <w:bottom w:w="90" w:type="dxa"/>
+              <w:end w:w="100" w:type="dxa"/>
+            </w:tcMar>
+          </w:tcPr>
+          <w:p>
+            <w:pPr>
+              <w:spacing w:after="20" w:line="259" w:lineRule="auto"/>
+            </w:pPr>
+            <w:r>
+              <w:rPr>
+                <w:sz w:val="16"/>
+              </w:rPr>
+              <w:t>不能只看装修；需要同时比较价格、入住成本、建筑风险和用户自住偏好。</w:t>
+            </w:r>
+          </w:p>
+        </w:tc>
+      </w:tr>
+      <w:tr>
+        <w:trPr>
+          <w:cantSplit/>
+        </w:trPr>
+        <w:tc>
+          <w:tcPr>
+            <w:tcW w:type="dxa" w:w="1800"/>
+            <w:vAlign w:val="center"/>
+            <w:shd w:fill="EDF3F8"/>
+            <w:tcBorders>
+              <w:top w:val="single" w:sz="4" w:color="D9D9D9"/>
+              <w:left w:val="single" w:sz="4" w:color="D9D9D9"/>
+              <w:bottom w:val="single" w:sz="4" w:color="D9D9D9"/>
+              <w:right w:val="single" w:sz="4" w:color="D9D9D9"/>
+              <w:insideH w:val="single" w:sz="4" w:color="D9D9D9"/>
+              <w:insideV w:val="single" w:sz="4" w:color="D9D9D9"/>
+            </w:tcBorders>
+            <w:tcMar>
+              <w:top w:w="90" w:type="dxa"/>
+              <w:start w:w="100" w:type="dxa"/>
+              <w:bottom w:w="90" w:type="dxa"/>
+              <w:end w:w="100" w:type="dxa"/>
+            </w:tcMar>
+          </w:tcPr>
+          <w:p>
+            <w:pPr>
+              <w:spacing w:after="20" w:line="259" w:lineRule="auto"/>
+            </w:pPr>
+            <w:r>
+              <w:rPr>
+                <w:sz w:val="16"/>
+              </w:rPr>
+              <w:t>投资价值偏低</w:t>
+            </w:r>
+          </w:p>
+        </w:tc>
+        <w:tc>
+          <w:tcPr>
+            <w:tcW w:type="dxa" w:w="4536"/>
+            <w:vAlign w:val="center"/>
+            <w:shd w:fill="EDF3F8"/>
+            <w:tcBorders>
+              <w:top w:val="single" w:sz="4" w:color="D9D9D9"/>
+              <w:left w:val="single" w:sz="4" w:color="D9D9D9"/>
+              <w:bottom w:val="single" w:sz="4" w:color="D9D9D9"/>
+              <w:right w:val="single" w:sz="4" w:color="D9D9D9"/>
+              <w:insideH w:val="single" w:sz="4" w:color="D9D9D9"/>
+              <w:insideV w:val="single" w:sz="4" w:color="D9D9D9"/>
+            </w:tcBorders>
+            <w:tcMar>
+              <w:top w:w="90" w:type="dxa"/>
+              <w:start w:w="100" w:type="dxa"/>
+              <w:bottom w:w="90" w:type="dxa"/>
+              <w:end w:w="100" w:type="dxa"/>
+            </w:tcMar>
+          </w:tcPr>
+          <w:p>
+            <w:pPr>
+              <w:spacing w:after="20" w:line="259" w:lineRule="auto"/>
+            </w:pPr>
+            <w:r>
+              <w:rPr>
+                <w:sz w:val="16"/>
+              </w:rPr>
+              <w:t>价格、租售比、持有成本、房龄与修缮、流通性或其他风险使其不符合用户目标。</w:t>
+            </w:r>
+          </w:p>
+        </w:tc>
+        <w:tc>
+          <w:tcPr>
+            <w:tcW w:type="dxa" w:w="3168"/>
+            <w:vAlign w:val="center"/>
+            <w:shd w:fill="EDF3F8"/>
+            <w:tcBorders>
+              <w:top w:val="single" w:sz="4" w:color="D9D9D9"/>
+              <w:left w:val="single" w:sz="4" w:color="D9D9D9"/>
+              <w:bottom w:val="single" w:sz="4" w:color="D9D9D9"/>
+              <w:right w:val="single" w:sz="4" w:color="D9D9D9"/>
+              <w:insideH w:val="single" w:sz="4" w:color="D9D9D9"/>
+              <w:insideV w:val="single" w:sz="4" w:color="D9D9D9"/>
+            </w:tcBorders>
+            <w:tcMar>
+              <w:top w:w="90" w:type="dxa"/>
+              <w:start w:w="100" w:type="dxa"/>
+              <w:bottom w:w="90" w:type="dxa"/>
+              <w:end w:w="100" w:type="dxa"/>
+            </w:tcMar>
+          </w:tcPr>
+          <w:p>
+            <w:pPr>
+              <w:spacing w:after="20" w:line="259" w:lineRule="auto"/>
+            </w:pPr>
+            <w:r>
+              <w:rPr>
+                <w:sz w:val="16"/>
+              </w:rPr>
+              <w:t>不得仅因房龄高而否定；需说明价格折扣、建筑状态、抗震、维修记录、土地价值和流通性。</w:t>
+            </w:r>
+          </w:p>
+        </w:tc>
+      </w:tr>
+      <w:tr>
+        <w:trPr>
+          <w:cantSplit/>
+        </w:trPr>
+        <w:tc>
+          <w:tcPr>
+            <w:tcW w:type="dxa" w:w="1800"/>
+            <w:vAlign w:val="center"/>
+            <w:tcBorders>
+              <w:top w:val="single" w:sz="4" w:color="D9D9D9"/>
+              <w:left w:val="single" w:sz="4" w:color="D9D9D9"/>
+              <w:bottom w:val="single" w:sz="4" w:color="D9D9D9"/>
+              <w:right w:val="single" w:sz="4" w:color="D9D9D9"/>
+              <w:insideH w:val="single" w:sz="4" w:color="D9D9D9"/>
+              <w:insideV w:val="single" w:sz="4" w:color="D9D9D9"/>
+            </w:tcBorders>
+            <w:tcMar>
+              <w:top w:w="90" w:type="dxa"/>
+              <w:start w:w="100" w:type="dxa"/>
+              <w:bottom w:w="90" w:type="dxa"/>
+              <w:end w:w="100" w:type="dxa"/>
+            </w:tcMar>
+          </w:tcPr>
+          <w:p>
+            <w:pPr>
+              <w:spacing w:after="20" w:line="259" w:lineRule="auto"/>
+            </w:pPr>
+            <w:r>
+              <w:rPr>
+                <w:sz w:val="16"/>
+              </w:rPr>
+              <w:t>数据不足待确认</w:t>
+            </w:r>
+          </w:p>
+        </w:tc>
+        <w:tc>
+          <w:tcPr>
+            <w:tcW w:type="dxa" w:w="4536"/>
+            <w:vAlign w:val="center"/>
+            <w:tcBorders>
+              <w:top w:val="single" w:sz="4" w:color="D9D9D9"/>
+              <w:left w:val="single" w:sz="4" w:color="D9D9D9"/>
+              <w:bottom w:val="single" w:sz="4" w:color="D9D9D9"/>
+              <w:right w:val="single" w:sz="4" w:color="D9D9D9"/>
+              <w:insideH w:val="single" w:sz="4" w:color="D9D9D9"/>
+              <w:insideV w:val="single" w:sz="4" w:color="D9D9D9"/>
+            </w:tcBorders>
+            <w:tcMar>
+              <w:top w:w="90" w:type="dxa"/>
+              <w:start w:w="100" w:type="dxa"/>
+              <w:bottom w:w="90" w:type="dxa"/>
+              <w:end w:w="100" w:type="dxa"/>
+            </w:tcMar>
+          </w:tcPr>
+          <w:p>
+            <w:pPr>
+              <w:spacing w:after="20" w:line="259" w:lineRule="auto"/>
+            </w:pPr>
+            <w:r>
+              <w:rPr>
+                <w:sz w:val="16"/>
+              </w:rPr>
+              <w:t>缺少关键输入，暂时不能形成可靠结论。</w:t>
+            </w:r>
+          </w:p>
+        </w:tc>
+        <w:tc>
+          <w:tcPr>
+            <w:tcW w:type="dxa" w:w="3168"/>
+            <w:vAlign w:val="center"/>
+            <w:tcBorders>
+              <w:top w:val="single" w:sz="4" w:color="D9D9D9"/>
+              <w:left w:val="single" w:sz="4" w:color="D9D9D9"/>
+              <w:bottom w:val="single" w:sz="4" w:color="D9D9D9"/>
+              <w:right w:val="single" w:sz="4" w:color="D9D9D9"/>
+              <w:insideH w:val="single" w:sz="4" w:color="D9D9D9"/>
+              <w:insideV w:val="single" w:sz="4" w:color="D9D9D9"/>
+            </w:tcBorders>
+            <w:tcMar>
+              <w:top w:w="90" w:type="dxa"/>
+              <w:start w:w="100" w:type="dxa"/>
+              <w:bottom w:w="90" w:type="dxa"/>
+              <w:end w:w="100" w:type="dxa"/>
+            </w:tcMar>
+          </w:tcPr>
+          <w:p>
+            <w:pPr>
+              <w:spacing w:after="20" w:line="259" w:lineRule="auto"/>
+            </w:pPr>
+            <w:r>
+              <w:rPr>
+                <w:sz w:val="16"/>
+              </w:rPr>
+              <w:t>列出缺失字段和下一步调查项，不强制归入前四类。</w:t>
+            </w:r>
+          </w:p>
+        </w:tc>
+      </w:tr>
+    </w:tbl>
+    <w:p>
+      <w:pPr>
+        <w:spacing w:after="20"/>
+      </w:pPr>
+    </w:p>
+    <w:p>
+      <w:pPr>
+        <w:pStyle w:val="Heading3"/>
+      </w:pPr>
+      <w:r>
+        <w:t>4.6.1 翻新转售判断规则</w:t>
+      </w:r>
+    </w:p>
+    <w:p>
+      <w:r>
+        <w:t>预计翻新转售利润 = 预计出售收入 − 购入价格 − 购入附加成本 − 翻新费用 − 持有费用 − 出售费用。只有预计利润金额和利润率均达到用户阈值，并留有风险安全空间时，才能使用“翻新转售候选”。低价原因如果是结构、产权、地段、噪音、采光、事故记录或其他无法通过装修解决的问题，必须降级或提示人工调查。缺少可靠翻新预算或预计售价时，只能显示“可能适合翻新，需进一步核算”。</w:t>
+      </w:r>
+    </w:p>
+    <w:p>
+      <w:pPr>
+        <w:pStyle w:val="Heading3"/>
+      </w:pPr>
+      <w:r>
+        <w:t>4.6.2 出租、自住与低投资价值判断</w:t>
+      </w:r>
+    </w:p>
+    <w:p>
+      <w:pPr>
+        <w:pStyle w:val="ListBullet"/>
+      </w:pPr>
+      <w:r>
+        <w:t>出租分析至少展示毛租金回报率；只有在管理费、修缮积立金、税费、保险、空置损失和招租费用等输入完整时，才展示净租金回报率。贷款现金流单独计算，不与房产本身回报混为一谈。</w:t>
+      </w:r>
+    </w:p>
+    <w:p>
+      <w:pPr>
+        <w:pStyle w:val="ListBullet"/>
+      </w:pPr>
+      <w:r>
+        <w:t>自住分析同时考虑价格合理性、装修与入住支出、户型面积、楼层朝向、采光通风、交通通勤、生活设施、房龄结构、抗震及未来大修。装修好但价格明显偏高时，应提示“居住条件较好，但价格偏高”。</w:t>
+      </w:r>
+    </w:p>
+    <w:p>
+      <w:pPr>
+        <w:pStyle w:val="ListBullet"/>
+      </w:pPr>
+      <w:r>
+        <w:t>投资价值偏低可以由价格偏高、租售比不足、持续费用高、修缮风险、需求弱、翻新后溢价不足或重大权利风险触发。房龄只能作为风险因素之一，不能单独决定结论。</w:t>
+      </w:r>
+    </w:p>
+    <w:p>
+      <w:pPr>
+        <w:pStyle w:val="Heading3"/>
+      </w:pPr>
+      <w:r>
+        <w:t>4.6.3 结果内容与用户标准</w:t>
+      </w:r>
+    </w:p>
+    <w:p>
+      <w:r>
+        <w:t>每次评估至少返回：主要结论、辅助事实标签、0—100 参考分、置信度、3—5 条主要理由、风险提示、关键计算指标、缺失字段、数据来源与更新时间、计算假设、评估时间、规则版本和模型版本。辅助标签可包括价格低于周边、单价偏高、装修陈旧、可直接入住、翻新成本待确认、租金回报较好、持有成本偏高、近车站、房龄较老、修缮风险、流通性较弱和数据不足。</w:t>
+      </w:r>
+    </w:p>
+    <w:p>
+      <w:r>
+        <w:t>用户可建立投资标准配置：目标类型、最低毛/净租金回报率、最低翻新利润和利润率、最高总价/单价/房龄/翻新预算、最长持有期、车站步行时间以及自住区域、面积、户型和通勤要求。AI 必须按所选配置评估，不能用同一固定阈值评价所有用户。</w:t>
+      </w:r>
+    </w:p>
+    <w:p>
+      <w:pPr>
+        <w:pStyle w:val="Heading3"/>
+      </w:pPr>
+      <w:r>
+        <w:t>4.6.4 执行方式、数据边界与修正</w:t>
+      </w:r>
+    </w:p>
+    <w:p>
+      <w:pPr>
+        <w:pStyle w:val="ListBullet"/>
+      </w:pPr>
+      <w:r>
+        <w:t>搜索任务增加“搜索完成后执行投资评估”，默认关闭；用户还可选择仅评估收藏、手动单套评估或批量评估。价格、租金或用户标准发生变化时，可触发重新评估。</w:t>
+      </w:r>
+    </w:p>
+    <w:p>
+      <w:pPr>
+        <w:pStyle w:val="ListBullet"/>
+      </w:pPr>
+      <w:r>
+        <w:t>单价、回报率、购入、持有、出售成本、预计利润和价格差异由确定性公式计算；AI 负责综合解释、归纳风险、生成标签和提示缺口。</w:t>
+      </w:r>
+    </w:p>
+    <w:p>
+      <w:pPr>
+        <w:pStyle w:val="ListBullet"/>
+      </w:pPr>
+      <w:r>
+        <w:t>AI 不得编造市场租金、翻新成本、预计售价、实际成交价、空置率、税费、建筑质量或权利状态。用户输入、来源网站或第三方数据必须显示来源和更新时间。</w:t>
+      </w:r>
+    </w:p>
+    <w:p>
+      <w:pPr>
+        <w:pStyle w:val="ListBullet"/>
+      </w:pPr>
+      <w:r>
+        <w:t>用户可修改主要结论、辅助标签并填写理由。系统同时保留 AI 原判断、用户最终判断、输入快照、规则与模型版本及历次评估，重新评估不得覆盖历史。</w:t>
+      </w:r>
+    </w:p>
+    <w:p>
+      <w:pPr>
+        <w:pStyle w:val="Heading2"/>
+      </w:pPr>
+      <w:r>
+        <w:t>4.7 AI 服务接入与配置管理</w:t>
+      </w:r>
+    </w:p>
+    <w:p>
+      <w:r>
+        <w:t>AI 投资评估启用前，用户必须配置可用的 AI 服务。V1.0 采用用户自带 API Key（BYOK），支持 OpenAI、Anthropic 和一个通用兼容接口；AI 可完全关闭。系统内置经过验证的官方默认地址和推荐模型，自定义 API 地址仅在高级设置中开放，用于企业网关、兼容服务或本地模型。</w:t>
+      </w:r>
+    </w:p>
+    <w:tbl>
+      <w:tblPr>
+        <w:tblW w:type="auto" w:w="0"/>
+        <w:jc w:val="center"/>
+        <w:tblLayout w:type="fixed"/>
+        <w:tblLook w:firstColumn="1" w:firstRow="1" w:lastColumn="0" w:lastRow="0" w:noHBand="0" w:noVBand="1" w:val="04A0"/>
+      </w:tblPr>
+      <w:tblGrid>
+        <w:gridCol w:w="4997"/>
+        <w:gridCol w:w="4997"/>
+      </w:tblGrid>
+      <w:tr>
+        <w:trPr>
+          <w:tblHeader/>
+          <w:cantSplit/>
+        </w:trPr>
+        <w:tc>
+          <w:tcPr>
+            <w:tcW w:type="dxa" w:w="2088"/>
+            <w:shd w:fill="1F4E78"/>
+            <w:vAlign w:val="center"/>
+            <w:tcBorders>
+              <w:top w:val="single" w:sz="4" w:color="D9D9D9"/>
+              <w:left w:val="single" w:sz="4" w:color="D9D9D9"/>
+              <w:bottom w:val="single" w:sz="4" w:color="D9D9D9"/>
+              <w:right w:val="single" w:sz="4" w:color="D9D9D9"/>
+              <w:insideH w:val="single" w:sz="4" w:color="D9D9D9"/>
+              <w:insideV w:val="single" w:sz="4" w:color="D9D9D9"/>
+            </w:tcBorders>
+            <w:tcMar>
+              <w:top w:w="90" w:type="dxa"/>
+              <w:start w:w="100" w:type="dxa"/>
+              <w:bottom w:w="90" w:type="dxa"/>
+              <w:end w:w="100" w:type="dxa"/>
+            </w:tcMar>
+          </w:tcPr>
+          <w:p>
+            <w:r>
+              <w:rPr>
+                <w:b/>
+                <w:color w:val="FFFFFF"/>
+                <w:sz w:val="17"/>
+              </w:rPr>
+              <w:t>配置项</w:t>
+            </w:r>
+          </w:p>
+        </w:tc>
+        <w:tc>
+          <w:tcPr>
+            <w:tcW w:type="dxa" w:w="7416"/>
+            <w:shd w:fill="1F4E78"/>
+            <w:vAlign w:val="center"/>
+            <w:tcBorders>
+              <w:top w:val="single" w:sz="4" w:color="D9D9D9"/>
+              <w:left w:val="single" w:sz="4" w:color="D9D9D9"/>
+              <w:bottom w:val="single" w:sz="4" w:color="D9D9D9"/>
+              <w:right w:val="single" w:sz="4" w:color="D9D9D9"/>
+              <w:insideH w:val="single" w:sz="4" w:color="D9D9D9"/>
+              <w:insideV w:val="single" w:sz="4" w:color="D9D9D9"/>
+            </w:tcBorders>
+            <w:tcMar>
+              <w:top w:w="90" w:type="dxa"/>
+              <w:start w:w="100" w:type="dxa"/>
+              <w:bottom w:w="90" w:type="dxa"/>
+              <w:end w:w="100" w:type="dxa"/>
+            </w:tcMar>
+          </w:tcPr>
+          <w:p>
+            <w:r>
+              <w:rPr>
+                <w:b/>
+                <w:color w:val="FFFFFF"/>
+                <w:sz w:val="17"/>
+              </w:rPr>
+              <w:t>V1.0 规则</w:t>
+            </w:r>
+          </w:p>
+        </w:tc>
+      </w:tr>
+      <w:tr>
+        <w:trPr>
+          <w:cantSplit/>
+        </w:trPr>
+        <w:tc>
+          <w:tcPr>
+            <w:tcW w:type="dxa" w:w="2088"/>
+            <w:vAlign w:val="center"/>
+            <w:tcBorders>
+              <w:top w:val="single" w:sz="4" w:color="D9D9D9"/>
+              <w:left w:val="single" w:sz="4" w:color="D9D9D9"/>
+              <w:bottom w:val="single" w:sz="4" w:color="D9D9D9"/>
+              <w:right w:val="single" w:sz="4" w:color="D9D9D9"/>
+              <w:insideH w:val="single" w:sz="4" w:color="D9D9D9"/>
+              <w:insideV w:val="single" w:sz="4" w:color="D9D9D9"/>
+            </w:tcBorders>
+            <w:tcMar>
+              <w:top w:w="90" w:type="dxa"/>
+              <w:start w:w="100" w:type="dxa"/>
+              <w:bottom w:w="90" w:type="dxa"/>
+              <w:end w:w="100" w:type="dxa"/>
+            </w:tcMar>
+          </w:tcPr>
+          <w:p>
+            <w:pPr>
+              <w:spacing w:after="20" w:line="259" w:lineRule="auto"/>
+            </w:pPr>
+            <w:r>
+              <w:rPr>
+                <w:sz w:val="17"/>
+              </w:rPr>
+              <w:t>服务商</w:t>
+            </w:r>
+          </w:p>
+        </w:tc>
+        <w:tc>
+          <w:tcPr>
+            <w:tcW w:type="dxa" w:w="7416"/>
+            <w:vAlign w:val="center"/>
+            <w:tcBorders>
+              <w:top w:val="single" w:sz="4" w:color="D9D9D9"/>
+              <w:left w:val="single" w:sz="4" w:color="D9D9D9"/>
+              <w:bottom w:val="single" w:sz="4" w:color="D9D9D9"/>
+              <w:right w:val="single" w:sz="4" w:color="D9D9D9"/>
+              <w:insideH w:val="single" w:sz="4" w:color="D9D9D9"/>
+              <w:insideV w:val="single" w:sz="4" w:color="D9D9D9"/>
+            </w:tcBorders>
+            <w:tcMar>
+              <w:top w:w="90" w:type="dxa"/>
+              <w:start w:w="100" w:type="dxa"/>
+              <w:bottom w:w="90" w:type="dxa"/>
+              <w:end w:w="100" w:type="dxa"/>
+            </w:tcMar>
+          </w:tcPr>
+          <w:p>
+            <w:pPr>
+              <w:spacing w:after="20" w:line="259" w:lineRule="auto"/>
+            </w:pPr>
+            <w:r>
+              <w:rPr>
+                <w:sz w:val="17"/>
+              </w:rPr>
+              <w:t>OpenAI、Anthropic、兼容接口或不启用；业务代码不得绑定单一服务商。</w:t>
+            </w:r>
+          </w:p>
+        </w:tc>
+      </w:tr>
+      <w:tr>
+        <w:trPr>
+          <w:cantSplit/>
+        </w:trPr>
+        <w:tc>
+          <w:tcPr>
+            <w:tcW w:type="dxa" w:w="2088"/>
+            <w:vAlign w:val="center"/>
+            <w:shd w:fill="EDF3F8"/>
+            <w:tcBorders>
+              <w:top w:val="single" w:sz="4" w:color="D9D9D9"/>
+              <w:left w:val="single" w:sz="4" w:color="D9D9D9"/>
+              <w:bottom w:val="single" w:sz="4" w:color="D9D9D9"/>
+              <w:right w:val="single" w:sz="4" w:color="D9D9D9"/>
+              <w:insideH w:val="single" w:sz="4" w:color="D9D9D9"/>
+              <w:insideV w:val="single" w:sz="4" w:color="D9D9D9"/>
+            </w:tcBorders>
+            <w:tcMar>
+              <w:top w:w="90" w:type="dxa"/>
+              <w:start w:w="100" w:type="dxa"/>
+              <w:bottom w:w="90" w:type="dxa"/>
+              <w:end w:w="100" w:type="dxa"/>
+            </w:tcMar>
+          </w:tcPr>
+          <w:p>
+            <w:pPr>
+              <w:spacing w:after="20" w:line="259" w:lineRule="auto"/>
+            </w:pPr>
+            <w:r>
+              <w:rPr>
+                <w:sz w:val="17"/>
+              </w:rPr>
+              <w:t>API 地址</w:t>
+            </w:r>
+          </w:p>
+        </w:tc>
+        <w:tc>
+          <w:tcPr>
+            <w:tcW w:type="dxa" w:w="7416"/>
+            <w:vAlign w:val="center"/>
+            <w:shd w:fill="EDF3F8"/>
+            <w:tcBorders>
+              <w:top w:val="single" w:sz="4" w:color="D9D9D9"/>
+              <w:left w:val="single" w:sz="4" w:color="D9D9D9"/>
+              <w:bottom w:val="single" w:sz="4" w:color="D9D9D9"/>
+              <w:right w:val="single" w:sz="4" w:color="D9D9D9"/>
+              <w:insideH w:val="single" w:sz="4" w:color="D9D9D9"/>
+              <w:insideV w:val="single" w:sz="4" w:color="D9D9D9"/>
+            </w:tcBorders>
+            <w:tcMar>
+              <w:top w:w="90" w:type="dxa"/>
+              <w:start w:w="100" w:type="dxa"/>
+              <w:bottom w:w="90" w:type="dxa"/>
+              <w:end w:w="100" w:type="dxa"/>
+            </w:tcMar>
+          </w:tcPr>
+          <w:p>
+            <w:pPr>
+              <w:spacing w:after="20" w:line="259" w:lineRule="auto"/>
+            </w:pPr>
+            <w:r>
+              <w:rPr>
+                <w:sz w:val="17"/>
+              </w:rPr>
+              <w:t>官方服务自动填入默认地址；高级模式允许自定义，默认仅允许 HTTPS，本地模型明确允许 localhost 或 127.0.0.1。</w:t>
+            </w:r>
+          </w:p>
+        </w:tc>
+      </w:tr>
+      <w:tr>
+        <w:trPr>
+          <w:cantSplit/>
+        </w:trPr>
+        <w:tc>
+          <w:tcPr>
+            <w:tcW w:type="dxa" w:w="2088"/>
+            <w:vAlign w:val="center"/>
+            <w:tcBorders>
+              <w:top w:val="single" w:sz="4" w:color="D9D9D9"/>
+              <w:left w:val="single" w:sz="4" w:color="D9D9D9"/>
+              <w:bottom w:val="single" w:sz="4" w:color="D9D9D9"/>
+              <w:right w:val="single" w:sz="4" w:color="D9D9D9"/>
+              <w:insideH w:val="single" w:sz="4" w:color="D9D9D9"/>
+              <w:insideV w:val="single" w:sz="4" w:color="D9D9D9"/>
+            </w:tcBorders>
+            <w:tcMar>
+              <w:top w:w="90" w:type="dxa"/>
+              <w:start w:w="100" w:type="dxa"/>
+              <w:bottom w:w="90" w:type="dxa"/>
+              <w:end w:w="100" w:type="dxa"/>
+            </w:tcMar>
+          </w:tcPr>
+          <w:p>
+            <w:pPr>
+              <w:spacing w:after="20" w:line="259" w:lineRule="auto"/>
+            </w:pPr>
+            <w:r>
+              <w:rPr>
+                <w:sz w:val="17"/>
+              </w:rPr>
+              <w:t>API Key</w:t>
+            </w:r>
+          </w:p>
+        </w:tc>
+        <w:tc>
+          <w:tcPr>
+            <w:tcW w:type="dxa" w:w="7416"/>
+            <w:vAlign w:val="center"/>
+            <w:tcBorders>
+              <w:top w:val="single" w:sz="4" w:color="D9D9D9"/>
+              <w:left w:val="single" w:sz="4" w:color="D9D9D9"/>
+              <w:bottom w:val="single" w:sz="4" w:color="D9D9D9"/>
+              <w:right w:val="single" w:sz="4" w:color="D9D9D9"/>
+              <w:insideH w:val="single" w:sz="4" w:color="D9D9D9"/>
+              <w:insideV w:val="single" w:sz="4" w:color="D9D9D9"/>
+            </w:tcBorders>
+            <w:tcMar>
+              <w:top w:w="90" w:type="dxa"/>
+              <w:start w:w="100" w:type="dxa"/>
+              <w:bottom w:w="90" w:type="dxa"/>
+              <w:end w:w="100" w:type="dxa"/>
+            </w:tcMar>
+          </w:tcPr>
+          <w:p>
+            <w:pPr>
+              <w:spacing w:after="20" w:line="259" w:lineRule="auto"/>
+            </w:pPr>
+            <w:r>
+              <w:rPr>
+                <w:sz w:val="17"/>
+              </w:rPr>
+              <w:t>由用户自行填写，只保存在操作系统安全存储；界面仅显示是否已配置和末尾四位。</w:t>
+            </w:r>
+          </w:p>
+        </w:tc>
+      </w:tr>
+      <w:tr>
+        <w:trPr>
+          <w:cantSplit/>
+        </w:trPr>
+        <w:tc>
+          <w:tcPr>
+            <w:tcW w:type="dxa" w:w="2088"/>
+            <w:vAlign w:val="center"/>
+            <w:shd w:fill="EDF3F8"/>
+            <w:tcBorders>
+              <w:top w:val="single" w:sz="4" w:color="D9D9D9"/>
+              <w:left w:val="single" w:sz="4" w:color="D9D9D9"/>
+              <w:bottom w:val="single" w:sz="4" w:color="D9D9D9"/>
+              <w:right w:val="single" w:sz="4" w:color="D9D9D9"/>
+              <w:insideH w:val="single" w:sz="4" w:color="D9D9D9"/>
+              <w:insideV w:val="single" w:sz="4" w:color="D9D9D9"/>
+            </w:tcBorders>
+            <w:tcMar>
+              <w:top w:w="90" w:type="dxa"/>
+              <w:start w:w="100" w:type="dxa"/>
+              <w:bottom w:w="90" w:type="dxa"/>
+              <w:end w:w="100" w:type="dxa"/>
+            </w:tcMar>
+          </w:tcPr>
+          <w:p>
+            <w:pPr>
+              <w:spacing w:after="20" w:line="259" w:lineRule="auto"/>
+            </w:pPr>
+            <w:r>
+              <w:rPr>
+                <w:sz w:val="17"/>
+              </w:rPr>
+              <w:t>模型</w:t>
+            </w:r>
+          </w:p>
+        </w:tc>
+        <w:tc>
+          <w:tcPr>
+            <w:tcW w:type="dxa" w:w="7416"/>
+            <w:vAlign w:val="center"/>
+            <w:shd w:fill="EDF3F8"/>
+            <w:tcBorders>
+              <w:top w:val="single" w:sz="4" w:color="D9D9D9"/>
+              <w:left w:val="single" w:sz="4" w:color="D9D9D9"/>
+              <w:bottom w:val="single" w:sz="4" w:color="D9D9D9"/>
+              <w:right w:val="single" w:sz="4" w:color="D9D9D9"/>
+              <w:insideH w:val="single" w:sz="4" w:color="D9D9D9"/>
+              <w:insideV w:val="single" w:sz="4" w:color="D9D9D9"/>
+            </w:tcBorders>
+            <w:tcMar>
+              <w:top w:w="90" w:type="dxa"/>
+              <w:start w:w="100" w:type="dxa"/>
+              <w:bottom w:w="90" w:type="dxa"/>
+              <w:end w:w="100" w:type="dxa"/>
+            </w:tcMar>
+          </w:tcPr>
+          <w:p>
+            <w:pPr>
+              <w:spacing w:after="20" w:line="259" w:lineRule="auto"/>
+            </w:pPr>
+            <w:r>
+              <w:rPr>
+                <w:sz w:val="17"/>
+              </w:rPr>
+              <w:t>提供推荐项并允许填写模型标识；切换模型前确认，不自动切换到成本更高的模型。</w:t>
+            </w:r>
+          </w:p>
+        </w:tc>
+      </w:tr>
+      <w:tr>
+        <w:trPr>
+          <w:cantSplit/>
+        </w:trPr>
+        <w:tc>
+          <w:tcPr>
+            <w:tcW w:type="dxa" w:w="2088"/>
+            <w:vAlign w:val="center"/>
+            <w:tcBorders>
+              <w:top w:val="single" w:sz="4" w:color="D9D9D9"/>
+              <w:left w:val="single" w:sz="4" w:color="D9D9D9"/>
+              <w:bottom w:val="single" w:sz="4" w:color="D9D9D9"/>
+              <w:right w:val="single" w:sz="4" w:color="D9D9D9"/>
+              <w:insideH w:val="single" w:sz="4" w:color="D9D9D9"/>
+              <w:insideV w:val="single" w:sz="4" w:color="D9D9D9"/>
+            </w:tcBorders>
+            <w:tcMar>
+              <w:top w:w="90" w:type="dxa"/>
+              <w:start w:w="100" w:type="dxa"/>
+              <w:bottom w:w="90" w:type="dxa"/>
+              <w:end w:w="100" w:type="dxa"/>
+            </w:tcMar>
+          </w:tcPr>
+          <w:p>
+            <w:pPr>
+              <w:spacing w:after="20" w:line="259" w:lineRule="auto"/>
+            </w:pPr>
+            <w:r>
+              <w:rPr>
+                <w:sz w:val="17"/>
+              </w:rPr>
+              <w:t>连接测试</w:t>
+            </w:r>
+          </w:p>
+        </w:tc>
+        <w:tc>
+          <w:tcPr>
+            <w:tcW w:type="dxa" w:w="7416"/>
+            <w:vAlign w:val="center"/>
+            <w:tcBorders>
+              <w:top w:val="single" w:sz="4" w:color="D9D9D9"/>
+              <w:left w:val="single" w:sz="4" w:color="D9D9D9"/>
+              <w:bottom w:val="single" w:sz="4" w:color="D9D9D9"/>
+              <w:right w:val="single" w:sz="4" w:color="D9D9D9"/>
+              <w:insideH w:val="single" w:sz="4" w:color="D9D9D9"/>
+              <w:insideV w:val="single" w:sz="4" w:color="D9D9D9"/>
+            </w:tcBorders>
+            <w:tcMar>
+              <w:top w:w="90" w:type="dxa"/>
+              <w:start w:w="100" w:type="dxa"/>
+              <w:bottom w:w="90" w:type="dxa"/>
+              <w:end w:w="100" w:type="dxa"/>
+            </w:tcMar>
+          </w:tcPr>
+          <w:p>
+            <w:pPr>
+              <w:spacing w:after="20" w:line="259" w:lineRule="auto"/>
+            </w:pPr>
+            <w:r>
+              <w:rPr>
+                <w:sz w:val="17"/>
+              </w:rPr>
+              <w:t>检查地址、密钥、模型、权限、返回格式和耗时，失败时给出可操作的错误信息。</w:t>
+            </w:r>
+          </w:p>
+        </w:tc>
+      </w:tr>
+      <w:tr>
+        <w:trPr>
+          <w:cantSplit/>
+        </w:trPr>
+        <w:tc>
+          <w:tcPr>
+            <w:tcW w:type="dxa" w:w="2088"/>
+            <w:vAlign w:val="center"/>
+            <w:shd w:fill="EDF3F8"/>
+            <w:tcBorders>
+              <w:top w:val="single" w:sz="4" w:color="D9D9D9"/>
+              <w:left w:val="single" w:sz="4" w:color="D9D9D9"/>
+              <w:bottom w:val="single" w:sz="4" w:color="D9D9D9"/>
+              <w:right w:val="single" w:sz="4" w:color="D9D9D9"/>
+              <w:insideH w:val="single" w:sz="4" w:color="D9D9D9"/>
+              <w:insideV w:val="single" w:sz="4" w:color="D9D9D9"/>
+            </w:tcBorders>
+            <w:tcMar>
+              <w:top w:w="90" w:type="dxa"/>
+              <w:start w:w="100" w:type="dxa"/>
+              <w:bottom w:w="90" w:type="dxa"/>
+              <w:end w:w="100" w:type="dxa"/>
+            </w:tcMar>
+          </w:tcPr>
+          <w:p>
+            <w:pPr>
+              <w:spacing w:after="20" w:line="259" w:lineRule="auto"/>
+            </w:pPr>
+            <w:r>
+              <w:rPr>
+                <w:sz w:val="17"/>
+              </w:rPr>
+              <w:t>调用控制</w:t>
+            </w:r>
+          </w:p>
+        </w:tc>
+        <w:tc>
+          <w:tcPr>
+            <w:tcW w:type="dxa" w:w="7416"/>
+            <w:vAlign w:val="center"/>
+            <w:shd w:fill="EDF3F8"/>
+            <w:tcBorders>
+              <w:top w:val="single" w:sz="4" w:color="D9D9D9"/>
+              <w:left w:val="single" w:sz="4" w:color="D9D9D9"/>
+              <w:bottom w:val="single" w:sz="4" w:color="D9D9D9"/>
+              <w:right w:val="single" w:sz="4" w:color="D9D9D9"/>
+              <w:insideH w:val="single" w:sz="4" w:color="D9D9D9"/>
+              <w:insideV w:val="single" w:sz="4" w:color="D9D9D9"/>
+            </w:tcBorders>
+            <w:tcMar>
+              <w:top w:w="90" w:type="dxa"/>
+              <w:start w:w="100" w:type="dxa"/>
+              <w:bottom w:w="90" w:type="dxa"/>
+              <w:end w:w="100" w:type="dxa"/>
+            </w:tcMar>
+          </w:tcPr>
+          <w:p>
+            <w:pPr>
+              <w:spacing w:after="20" w:line="259" w:lineRule="auto"/>
+            </w:pPr>
+            <w:r>
+              <w:rPr>
+                <w:sz w:val="17"/>
+              </w:rPr>
+              <w:t>支持超时、网络错误有限重试、每日调用上限、单批数量、并发限制和取消排队任务。</w:t>
+            </w:r>
+          </w:p>
+        </w:tc>
+      </w:tr>
+      <w:tr>
+        <w:trPr>
+          <w:cantSplit/>
+        </w:trPr>
+        <w:tc>
+          <w:tcPr>
+            <w:tcW w:type="dxa" w:w="2088"/>
+            <w:vAlign w:val="center"/>
+            <w:tcBorders>
+              <w:top w:val="single" w:sz="4" w:color="D9D9D9"/>
+              <w:left w:val="single" w:sz="4" w:color="D9D9D9"/>
+              <w:bottom w:val="single" w:sz="4" w:color="D9D9D9"/>
+              <w:right w:val="single" w:sz="4" w:color="D9D9D9"/>
+              <w:insideH w:val="single" w:sz="4" w:color="D9D9D9"/>
+              <w:insideV w:val="single" w:sz="4" w:color="D9D9D9"/>
+            </w:tcBorders>
+            <w:tcMar>
+              <w:top w:w="90" w:type="dxa"/>
+              <w:start w:w="100" w:type="dxa"/>
+              <w:bottom w:w="90" w:type="dxa"/>
+              <w:end w:w="100" w:type="dxa"/>
+            </w:tcMar>
+          </w:tcPr>
+          <w:p>
+            <w:pPr>
+              <w:spacing w:after="20" w:line="259" w:lineRule="auto"/>
+            </w:pPr>
+            <w:r>
+              <w:rPr>
+                <w:sz w:val="17"/>
+              </w:rPr>
+              <w:t>发送字段</w:t>
+            </w:r>
+          </w:p>
+        </w:tc>
+        <w:tc>
+          <w:tcPr>
+            <w:tcW w:type="dxa" w:w="7416"/>
+            <w:vAlign w:val="center"/>
+            <w:tcBorders>
+              <w:top w:val="single" w:sz="4" w:color="D9D9D9"/>
+              <w:left w:val="single" w:sz="4" w:color="D9D9D9"/>
+              <w:bottom w:val="single" w:sz="4" w:color="D9D9D9"/>
+              <w:right w:val="single" w:sz="4" w:color="D9D9D9"/>
+              <w:insideH w:val="single" w:sz="4" w:color="D9D9D9"/>
+              <w:insideV w:val="single" w:sz="4" w:color="D9D9D9"/>
+            </w:tcBorders>
+            <w:tcMar>
+              <w:top w:w="90" w:type="dxa"/>
+              <w:start w:w="100" w:type="dxa"/>
+              <w:bottom w:w="90" w:type="dxa"/>
+              <w:end w:w="100" w:type="dxa"/>
+            </w:tcMar>
+          </w:tcPr>
+          <w:p>
+            <w:pPr>
+              <w:spacing w:after="20" w:line="259" w:lineRule="auto"/>
+            </w:pPr>
+            <w:r>
+              <w:rPr>
+                <w:sz w:val="17"/>
+              </w:rPr>
+              <w:t>默认仅发送获准的结构化房源数据、规则计算结果和缺失字段；用户可查看及限制字段范围。</w:t>
+            </w:r>
+          </w:p>
+        </w:tc>
+      </w:tr>
+      <w:tr>
+        <w:trPr>
+          <w:cantSplit/>
+        </w:trPr>
+        <w:tc>
+          <w:tcPr>
+            <w:tcW w:type="dxa" w:w="2088"/>
+            <w:vAlign w:val="center"/>
+            <w:shd w:fill="EDF3F8"/>
+            <w:tcBorders>
+              <w:top w:val="single" w:sz="4" w:color="D9D9D9"/>
+              <w:left w:val="single" w:sz="4" w:color="D9D9D9"/>
+              <w:bottom w:val="single" w:sz="4" w:color="D9D9D9"/>
+              <w:right w:val="single" w:sz="4" w:color="D9D9D9"/>
+              <w:insideH w:val="single" w:sz="4" w:color="D9D9D9"/>
+              <w:insideV w:val="single" w:sz="4" w:color="D9D9D9"/>
+            </w:tcBorders>
+            <w:tcMar>
+              <w:top w:w="90" w:type="dxa"/>
+              <w:start w:w="100" w:type="dxa"/>
+              <w:bottom w:w="90" w:type="dxa"/>
+              <w:end w:w="100" w:type="dxa"/>
+            </w:tcMar>
+          </w:tcPr>
+          <w:p>
+            <w:pPr>
+              <w:spacing w:after="20" w:line="259" w:lineRule="auto"/>
+            </w:pPr>
+            <w:r>
+              <w:rPr>
+                <w:sz w:val="17"/>
+              </w:rPr>
+              <w:t>记录</w:t>
+            </w:r>
+          </w:p>
+        </w:tc>
+        <w:tc>
+          <w:tcPr>
+            <w:tcW w:type="dxa" w:w="7416"/>
+            <w:vAlign w:val="center"/>
+            <w:shd w:fill="EDF3F8"/>
+            <w:tcBorders>
+              <w:top w:val="single" w:sz="4" w:color="D9D9D9"/>
+              <w:left w:val="single" w:sz="4" w:color="D9D9D9"/>
+              <w:bottom w:val="single" w:sz="4" w:color="D9D9D9"/>
+              <w:right w:val="single" w:sz="4" w:color="D9D9D9"/>
+              <w:insideH w:val="single" w:sz="4" w:color="D9D9D9"/>
+              <w:insideV w:val="single" w:sz="4" w:color="D9D9D9"/>
+            </w:tcBorders>
+            <w:tcMar>
+              <w:top w:w="90" w:type="dxa"/>
+              <w:start w:w="100" w:type="dxa"/>
+              <w:bottom w:w="90" w:type="dxa"/>
+              <w:end w:w="100" w:type="dxa"/>
+            </w:tcMar>
+          </w:tcPr>
+          <w:p>
+            <w:pPr>
+              <w:spacing w:after="20" w:line="259" w:lineRule="auto"/>
+            </w:pPr>
+            <w:r>
+              <w:rPr>
+                <w:sz w:val="17"/>
+              </w:rPr>
+              <w:t>保存服务商、模型、规则、提示词版本、用量和估算费用，不保存完整 Key。</w:t>
+            </w:r>
+          </w:p>
+        </w:tc>
+      </w:tr>
+    </w:tbl>
+    <w:p>
+      <w:pPr>
+        <w:spacing w:after="20"/>
+      </w:pPr>
+    </w:p>
+    <w:p>
+      <w:pPr>
+        <w:pStyle w:val="Heading3"/>
+      </w:pPr>
+      <w:r>
+        <w:t>4.7.1 密钥与网络安全</w:t>
+      </w:r>
+    </w:p>
+    <w:p>
+      <w:pPr>
+        <w:pStyle w:val="ListBullet"/>
+      </w:pPr>
+      <w:r>
+        <w:t>React 前端不直接调用外部 AI，也不能读取完整 API Key；所有外部请求由本地 FastAPI 后端发起。</w:t>
+      </w:r>
+    </w:p>
+    <w:p>
+      <w:pPr>
+        <w:pStyle w:val="ListBullet"/>
+      </w:pPr>
+      <w:r>
+        <w:t>Windows 使用 Credential Manager 或 DPAPI，macOS 使用 Keychain；开发环境可用环境变量，但不得提交到 Git。</w:t>
+      </w:r>
+    </w:p>
+    <w:p>
+      <w:pPr>
+        <w:pStyle w:val="ListBullet"/>
+      </w:pPr>
+      <w:r>
+        <w:t>完整 Key 不进入 SQLite、LocalStorage、日志、错误报告、普通备份、导出文件或 AI 输入。</w:t>
+      </w:r>
+    </w:p>
+    <w:p>
+      <w:pPr>
+        <w:pStyle w:val="ListBullet"/>
+      </w:pPr>
+      <w:r>
+        <w:t>自定义地址必须经过协议、主机和重定向校验；企业版可配置域名白名单，禁止把密钥发送到未经确认的目标。</w:t>
+      </w:r>
+    </w:p>
+    <w:p>
+      <w:pPr>
+        <w:pStyle w:val="ListBullet"/>
+      </w:pPr>
+      <w:r>
+        <w:t>发送完整地址、图片或来源网站正文前必须取得相应许可；默认不发送账号、Cookie、令牌、客户资料和浏览器缓存。</w:t>
+      </w:r>
+    </w:p>
+    <w:p>
+      <w:pPr>
+        <w:pStyle w:val="Heading3"/>
+      </w:pPr>
+      <w:r>
+        <w:t>4.7.2 输出、费用与降级</w:t>
+      </w:r>
+    </w:p>
+    <w:p>
+      <w:r>
+        <w:t>AI 服务必须返回固定 JSON 结构，由本地后端校验标签、分数、置信度、理由、风险、缺失字段和计算引用。输出金额、比例或事实无法映射到输入及确定性计算时，拒绝保存为正式评估并改为“数据不足”或“AI结果异常”。</w:t>
+      </w:r>
+    </w:p>
+    <w:p>
+      <w:pPr>
+        <w:pStyle w:val="ListBullet"/>
+      </w:pPr>
+      <w:r>
+        <w:t>批量评估前显示房源数量和预计用量；达到用户设置的次数或费用上限后暂停，不自动继续产生费用。</w:t>
+      </w:r>
+    </w:p>
+    <w:p>
+      <w:pPr>
+        <w:pStyle w:val="ListBullet"/>
+      </w:pPr>
+      <w:r>
+        <w:t>本地规则先筛选并完成数值计算，仅对达到最低数据要求的房源调用 AI。</w:t>
+      </w:r>
+    </w:p>
+    <w:p>
+      <w:pPr>
+        <w:pStyle w:val="ListBullet"/>
+      </w:pPr>
+      <w:r>
+        <w:t>模型不可用、超时、超限、Key失效或用户关闭 AI 时，搜索、房源管理、确定性指标和手工标签继续运行。</w:t>
+      </w:r>
+    </w:p>
+    <w:p>
+      <w:pPr>
+        <w:pStyle w:val="ListBullet"/>
+      </w:pPr>
+      <w:r>
+        <w:t>V1.0 不实现 HouseAgent 托管密钥、统一代付、套餐余额或在线收费，仅预留企业 AI 网关和托管 AI 扩展接口。</w:t>
       </w:r>
     </w:p>
     <w:p>
@@ -5442,6 +7439,140 @@
     </w:p>
     <w:p>
       <w:pPr>
+        <w:pStyle w:val="Heading2"/>
+      </w:pPr>
+      <w:r>
+        <w:t>FR-11 AI 投资价值辅助标签</w:t>
+      </w:r>
+    </w:p>
+    <w:p>
+      <w:r>
+        <w:rPr>
+          <w:b/>
+        </w:rPr>
+        <w:t>优先级 P1</w:t>
+      </w:r>
+    </w:p>
+    <w:p>
+      <w:pPr>
+        <w:pStyle w:val="ListBullet"/>
+      </w:pPr>
+      <w:r>
+        <w:t>每套房源采用一个主要结论和多个事实标签，并显示理由、风险、置信度与缺失数据。</w:t>
+      </w:r>
+    </w:p>
+    <w:p>
+      <w:pPr>
+        <w:pStyle w:val="ListBullet"/>
+      </w:pPr>
+      <w:r>
+        <w:t>支持翻新转售候选、高收益出租候选、优质自住候选、投资价值偏低和数据不足待确认。</w:t>
+      </w:r>
+    </w:p>
+    <w:p>
+      <w:pPr>
+        <w:pStyle w:val="ListBullet"/>
+      </w:pPr>
+      <w:r>
+        <w:t>确定性公式负责金额与回报率计算，AI 不得编造租金、翻新成本、售价或权利状态。</w:t>
+      </w:r>
+    </w:p>
+    <w:p>
+      <w:pPr>
+        <w:pStyle w:val="ListBullet"/>
+      </w:pPr>
+      <w:r>
+        <w:t>用户可配置投资阈值、修正标签并保留历次评估。</w:t>
+      </w:r>
+    </w:p>
+    <w:p>
+      <w:pPr>
+        <w:pStyle w:val="ListBullet"/>
+      </w:pPr>
+      <w:r>
+        <w:t>支持关闭、单套、收藏、批量及搜索完成后自动评估，自动评估默认关闭。</w:t>
+      </w:r>
+    </w:p>
+    <w:p>
+      <w:r>
+        <w:rPr>
+          <w:b/>
+        </w:rPr>
+        <w:t>验收标准：</w:t>
+      </w:r>
+      <w:r>
+        <w:t>使用完整模拟数据时能解释分类和计算；缺少关键数据时必须返回“数据不足待确认”；关闭 AI 后搜索和房源管理正常。</w:t>
+      </w:r>
+    </w:p>
+    <w:p>
+      <w:pPr>
+        <w:pStyle w:val="Heading2"/>
+      </w:pPr>
+      <w:r>
+        <w:t>FR-12 AI 服务配置与密钥管理</w:t>
+      </w:r>
+    </w:p>
+    <w:p>
+      <w:r>
+        <w:rPr>
+          <w:b/>
+        </w:rPr>
+        <w:t>优先级 P1</w:t>
+      </w:r>
+    </w:p>
+    <w:p>
+      <w:pPr>
+        <w:pStyle w:val="ListBullet"/>
+      </w:pPr>
+      <w:r>
+        <w:t>支持 OpenAI、Anthropic 和通用兼容接口，并通过统一 Provider 接口调用。</w:t>
+      </w:r>
+    </w:p>
+    <w:p>
+      <w:pPr>
+        <w:pStyle w:val="ListBullet"/>
+      </w:pPr>
+      <w:r>
+        <w:t>用户自带 API Key，密钥由操作系统安全存储保护，前端、数据库、日志和普通备份不得出现完整 Key。</w:t>
+      </w:r>
+    </w:p>
+    <w:p>
+      <w:pPr>
+        <w:pStyle w:val="ListBullet"/>
+      </w:pPr>
+      <w:r>
+        <w:t>支持默认及自定义 API 地址、模型选择、连接测试、字段范围、调用上限和用量记录。</w:t>
+      </w:r>
+    </w:p>
+    <w:p>
+      <w:pPr>
+        <w:pStyle w:val="ListBullet"/>
+      </w:pPr>
+      <w:r>
+        <w:t>AI 输出采用固定结构并由本地后端校验；模型或网络异常时降级运行。</w:t>
+      </w:r>
+    </w:p>
+    <w:p>
+      <w:pPr>
+        <w:pStyle w:val="ListBullet"/>
+      </w:pPr>
+      <w:r>
+        <w:t>V1.0 不提供平台托管密钥、代付和在线计费。</w:t>
+      </w:r>
+    </w:p>
+    <w:p>
+      <w:r>
+        <w:rPr>
+          <w:b/>
+        </w:rPr>
+        <w:t>验收标准：</w:t>
+      </w:r>
+      <w:r>
+        <w:t>切换服务商无需修改投资评估业务代码；安全扫描和日志检查无密钥泄漏；无有效配置或关闭 AI 时核心功能正常。</w:t>
+      </w:r>
+    </w:p>
+    <w:p>
+      <w:pPr>
         <w:pStyle w:val="Heading1"/>
       </w:pPr>
       <w:r>
@@ -6448,7 +8579,7 @@
               <w:rPr>
                 <w:sz w:val="18"/>
               </w:rPr>
-              <w:t>支持备份、导出和删除</w:t>
+              <w:t>支持跨 Windows 与 macOS 的业务数据备份和恢复</w:t>
             </w:r>
           </w:p>
         </w:tc>
@@ -6550,6 +8681,104 @@
                 <w:sz w:val="18"/>
               </w:rPr>
               <w:t>本地服务默认仅监听 127.0.0.1</w:t>
+            </w:r>
+          </w:p>
+        </w:tc>
+      </w:tr>
+      <w:tr>
+        <w:trPr>
+          <w:cantSplit/>
+        </w:trPr>
+        <w:tc>
+          <w:tcPr>
+            <w:tcW w:type="dxa" w:w="1440"/>
+            <w:vAlign w:val="center"/>
+            <w:tcBorders>
+              <w:top w:val="single" w:sz="4" w:color="D9D9D9"/>
+              <w:left w:val="single" w:sz="4" w:color="D9D9D9"/>
+              <w:bottom w:val="single" w:sz="4" w:color="D9D9D9"/>
+              <w:right w:val="single" w:sz="4" w:color="D9D9D9"/>
+              <w:insideH w:val="single" w:sz="4" w:color="D9D9D9"/>
+              <w:insideV w:val="single" w:sz="4" w:color="D9D9D9"/>
+            </w:tcBorders>
+            <w:tcMar>
+              <w:top w:w="90" w:type="dxa"/>
+              <w:start w:w="100" w:type="dxa"/>
+              <w:bottom w:w="90" w:type="dxa"/>
+              <w:end w:w="100" w:type="dxa"/>
+            </w:tcMar>
+          </w:tcPr>
+          <w:p>
+            <w:pPr>
+              <w:spacing w:after="20" w:line="259" w:lineRule="auto"/>
+            </w:pPr>
+            <w:r>
+              <w:rPr>
+                <w:sz w:val="18"/>
+              </w:rPr>
+              <w:t>NFR-11</w:t>
+            </w:r>
+          </w:p>
+        </w:tc>
+        <w:tc>
+          <w:tcPr>
+            <w:tcW w:type="dxa" w:w="2016"/>
+            <w:vAlign w:val="center"/>
+            <w:tcBorders>
+              <w:top w:val="single" w:sz="4" w:color="D9D9D9"/>
+              <w:left w:val="single" w:sz="4" w:color="D9D9D9"/>
+              <w:bottom w:val="single" w:sz="4" w:color="D9D9D9"/>
+              <w:right w:val="single" w:sz="4" w:color="D9D9D9"/>
+              <w:insideH w:val="single" w:sz="4" w:color="D9D9D9"/>
+              <w:insideV w:val="single" w:sz="4" w:color="D9D9D9"/>
+            </w:tcBorders>
+            <w:tcMar>
+              <w:top w:w="90" w:type="dxa"/>
+              <w:start w:w="100" w:type="dxa"/>
+              <w:bottom w:w="90" w:type="dxa"/>
+              <w:end w:w="100" w:type="dxa"/>
+            </w:tcMar>
+          </w:tcPr>
+          <w:p>
+            <w:pPr>
+              <w:spacing w:after="20" w:line="259" w:lineRule="auto"/>
+            </w:pPr>
+            <w:r>
+              <w:rPr>
+                <w:sz w:val="18"/>
+              </w:rPr>
+              <w:t>平台兼容</w:t>
+            </w:r>
+          </w:p>
+        </w:tc>
+        <w:tc>
+          <w:tcPr>
+            <w:tcW w:type="dxa" w:w="5904"/>
+            <w:vAlign w:val="center"/>
+            <w:tcBorders>
+              <w:top w:val="single" w:sz="4" w:color="D9D9D9"/>
+              <w:left w:val="single" w:sz="4" w:color="D9D9D9"/>
+              <w:bottom w:val="single" w:sz="4" w:color="D9D9D9"/>
+              <w:right w:val="single" w:sz="4" w:color="D9D9D9"/>
+              <w:insideH w:val="single" w:sz="4" w:color="D9D9D9"/>
+              <w:insideV w:val="single" w:sz="4" w:color="D9D9D9"/>
+            </w:tcBorders>
+            <w:tcMar>
+              <w:top w:w="90" w:type="dxa"/>
+              <w:start w:w="100" w:type="dxa"/>
+              <w:bottom w:w="90" w:type="dxa"/>
+              <w:end w:w="100" w:type="dxa"/>
+            </w:tcMar>
+          </w:tcPr>
+          <w:p>
+            <w:pPr>
+              <w:spacing w:after="20" w:line="259" w:lineRule="auto"/>
+            </w:pPr>
+            <w:r>
+              <w:rPr>
+                <w:sz w:val="18"/>
+              </w:rPr>
+              <w:t>路径、密钥、通知和启动行为通过平台服务封装</w:t>
             </w:r>
           </w:p>
         </w:tc>
@@ -6570,7 +8799,7 @@
     </w:p>
     <w:p>
       <w:r>
-        <w:t>V1.0 采用模块化单体架构。前端、业务后台、搜索调度和数据管理均运行在用户自己的 Windows 电脑上，不拆分为微服务。这样可降低部署复杂度，同时通过清晰模块边界保留扩展能力。</w:t>
+        <w:t>V1.0 采用模块化单体架构。前端、业务后台、搜索调度和数据管理均运行在用户自己的电脑上，不拆分为微服务。Windows 是首发和正式验收平台；操作系统路径、凭据保护、通知、开机启动及打包通过平台服务隔离，为 macOS 版本保留扩展能力。</w:t>
       </w:r>
     </w:p>
     <w:tbl>
@@ -7405,7 +9634,7 @@
               <w:rPr>
                 <w:sz w:val="18"/>
               </w:rPr>
-              <w:t>操作系统</w:t>
+              <w:t>首发操作系统</w:t>
             </w:r>
           </w:p>
         </w:tc>
@@ -7473,7 +9702,7 @@
               <w:rPr>
                 <w:sz w:val="18"/>
               </w:rPr>
-              <w:t>前端</w:t>
+              <w:t>兼容目标</w:t>
             </w:r>
           </w:p>
         </w:tc>
@@ -7505,7 +9734,7 @@
               <w:rPr>
                 <w:sz w:val="18"/>
               </w:rPr>
-              <w:t>React + TypeScript + Vite</w:t>
+              <w:t>macOS 13 及以后版本，V1.1 正式交付</w:t>
             </w:r>
           </w:p>
         </w:tc>
@@ -7541,7 +9770,7 @@
               <w:rPr>
                 <w:sz w:val="18"/>
               </w:rPr>
-              <w:t>后端</w:t>
+              <w:t>前端</w:t>
             </w:r>
           </w:p>
         </w:tc>
@@ -7572,7 +9801,7 @@
               <w:rPr>
                 <w:sz w:val="18"/>
               </w:rPr>
-              <w:t>Python + FastAPI</w:t>
+              <w:t>React + TypeScript + Vite</w:t>
             </w:r>
           </w:p>
         </w:tc>
@@ -7609,7 +9838,7 @@
               <w:rPr>
                 <w:sz w:val="18"/>
               </w:rPr>
-              <w:t>浏览器自动化</w:t>
+              <w:t>后端</w:t>
             </w:r>
           </w:p>
         </w:tc>
@@ -7641,7 +9870,7 @@
               <w:rPr>
                 <w:sz w:val="18"/>
               </w:rPr>
-              <w:t>Playwright</w:t>
+              <w:t>Python + FastAPI</w:t>
             </w:r>
           </w:p>
         </w:tc>
@@ -7677,7 +9906,7 @@
               <w:rPr>
                 <w:sz w:val="18"/>
               </w:rPr>
-              <w:t>数据库</w:t>
+              <w:t>浏览器自动化</w:t>
             </w:r>
           </w:p>
         </w:tc>
@@ -7708,7 +9937,7 @@
               <w:rPr>
                 <w:sz w:val="18"/>
               </w:rPr>
-              <w:t>SQLite</w:t>
+              <w:t>Playwright Chromium</w:t>
             </w:r>
           </w:p>
         </w:tc>
@@ -7745,7 +9974,7 @@
               <w:rPr>
                 <w:sz w:val="18"/>
               </w:rPr>
-              <w:t>数据访问与迁移</w:t>
+              <w:t>数据库</w:t>
             </w:r>
           </w:p>
         </w:tc>
@@ -7777,7 +10006,7 @@
               <w:rPr>
                 <w:sz w:val="18"/>
               </w:rPr>
-              <w:t>SQLAlchemy + Alembic</w:t>
+              <w:t>SQLite</w:t>
             </w:r>
           </w:p>
         </w:tc>
@@ -7813,7 +10042,7 @@
               <w:rPr>
                 <w:sz w:val="18"/>
               </w:rPr>
-              <w:t>调度</w:t>
+              <w:t>数据访问与迁移</w:t>
             </w:r>
           </w:p>
         </w:tc>
@@ -7844,7 +10073,7 @@
               <w:rPr>
                 <w:sz w:val="18"/>
               </w:rPr>
-              <w:t>APScheduler</w:t>
+              <w:t>SQLAlchemy + Alembic</w:t>
             </w:r>
           </w:p>
         </w:tc>
@@ -7881,7 +10110,7 @@
               <w:rPr>
                 <w:sz w:val="18"/>
               </w:rPr>
-              <w:t>图表</w:t>
+              <w:t>调度</w:t>
             </w:r>
           </w:p>
         </w:tc>
@@ -7913,7 +10142,7 @@
               <w:rPr>
                 <w:sz w:val="18"/>
               </w:rPr>
-              <w:t>Recharts</w:t>
+              <w:t>APScheduler</w:t>
             </w:r>
           </w:p>
         </w:tc>
@@ -7949,7 +10178,7 @@
               <w:rPr>
                 <w:sz w:val="18"/>
               </w:rPr>
-              <w:t>AI 模块</w:t>
+              <w:t>图表</w:t>
             </w:r>
           </w:p>
         </w:tc>
@@ -7980,7 +10209,7 @@
               <w:rPr>
                 <w:sz w:val="18"/>
               </w:rPr>
-              <w:t>可选、可替换的模型接口</w:t>
+              <w:t>Recharts</w:t>
             </w:r>
           </w:p>
         </w:tc>
@@ -8017,7 +10246,7 @@
               <w:rPr>
                 <w:sz w:val="18"/>
               </w:rPr>
-              <w:t>Windows 打包</w:t>
+              <w:t>平台服务</w:t>
             </w:r>
           </w:p>
         </w:tc>
@@ -8049,7 +10278,143 @@
               <w:rPr>
                 <w:sz w:val="18"/>
               </w:rPr>
-              <w:t>PyInstaller + 启动器</w:t>
+              <w:t>Windows 与 macOS 独立实现</w:t>
+            </w:r>
+          </w:p>
+        </w:tc>
+      </w:tr>
+      <w:tr>
+        <w:trPr>
+          <w:cantSplit/>
+        </w:trPr>
+        <w:tc>
+          <w:tcPr>
+            <w:tcW w:type="dxa" w:w="3168"/>
+            <w:vAlign w:val="center"/>
+            <w:tcBorders>
+              <w:top w:val="single" w:sz="4" w:color="D9D9D9"/>
+              <w:left w:val="single" w:sz="4" w:color="D9D9D9"/>
+              <w:bottom w:val="single" w:sz="4" w:color="D9D9D9"/>
+              <w:right w:val="single" w:sz="4" w:color="D9D9D9"/>
+              <w:insideH w:val="single" w:sz="4" w:color="D9D9D9"/>
+              <w:insideV w:val="single" w:sz="4" w:color="D9D9D9"/>
+            </w:tcBorders>
+            <w:tcMar>
+              <w:top w:w="90" w:type="dxa"/>
+              <w:start w:w="100" w:type="dxa"/>
+              <w:bottom w:w="90" w:type="dxa"/>
+              <w:end w:w="100" w:type="dxa"/>
+            </w:tcMar>
+          </w:tcPr>
+          <w:p>
+            <w:pPr>
+              <w:spacing w:after="20" w:line="259" w:lineRule="auto"/>
+            </w:pPr>
+            <w:r>
+              <w:rPr>
+                <w:sz w:val="18"/>
+              </w:rPr>
+              <w:t>AI 模块</w:t>
+            </w:r>
+          </w:p>
+        </w:tc>
+        <w:tc>
+          <w:tcPr>
+            <w:tcW w:type="dxa" w:w="6336"/>
+            <w:vAlign w:val="center"/>
+            <w:tcBorders>
+              <w:top w:val="single" w:sz="4" w:color="D9D9D9"/>
+              <w:left w:val="single" w:sz="4" w:color="D9D9D9"/>
+              <w:bottom w:val="single" w:sz="4" w:color="D9D9D9"/>
+              <w:right w:val="single" w:sz="4" w:color="D9D9D9"/>
+              <w:insideH w:val="single" w:sz="4" w:color="D9D9D9"/>
+              <w:insideV w:val="single" w:sz="4" w:color="D9D9D9"/>
+            </w:tcBorders>
+            <w:tcMar>
+              <w:top w:w="90" w:type="dxa"/>
+              <w:start w:w="100" w:type="dxa"/>
+              <w:bottom w:w="90" w:type="dxa"/>
+              <w:end w:w="100" w:type="dxa"/>
+            </w:tcMar>
+          </w:tcPr>
+          <w:p>
+            <w:pPr>
+              <w:spacing w:after="20" w:line="259" w:lineRule="auto"/>
+            </w:pPr>
+            <w:r>
+              <w:rPr>
+                <w:sz w:val="18"/>
+              </w:rPr>
+              <w:t>可选、可替换的模型接口</w:t>
+            </w:r>
+          </w:p>
+        </w:tc>
+      </w:tr>
+      <w:tr>
+        <w:trPr>
+          <w:cantSplit/>
+        </w:trPr>
+        <w:tc>
+          <w:tcPr>
+            <w:tcW w:type="dxa" w:w="3168"/>
+            <w:vAlign w:val="center"/>
+            <w:shd w:fill="EDF3F8"/>
+            <w:tcBorders>
+              <w:top w:val="single" w:sz="4" w:color="D9D9D9"/>
+              <w:left w:val="single" w:sz="4" w:color="D9D9D9"/>
+              <w:bottom w:val="single" w:sz="4" w:color="D9D9D9"/>
+              <w:right w:val="single" w:sz="4" w:color="D9D9D9"/>
+              <w:insideH w:val="single" w:sz="4" w:color="D9D9D9"/>
+              <w:insideV w:val="single" w:sz="4" w:color="D9D9D9"/>
+            </w:tcBorders>
+            <w:tcMar>
+              <w:top w:w="90" w:type="dxa"/>
+              <w:start w:w="100" w:type="dxa"/>
+              <w:bottom w:w="90" w:type="dxa"/>
+              <w:end w:w="100" w:type="dxa"/>
+            </w:tcMar>
+          </w:tcPr>
+          <w:p>
+            <w:pPr>
+              <w:spacing w:after="20" w:line="259" w:lineRule="auto"/>
+            </w:pPr>
+            <w:r>
+              <w:rPr>
+                <w:sz w:val="18"/>
+              </w:rPr>
+              <w:t>桌面打包</w:t>
+            </w:r>
+          </w:p>
+        </w:tc>
+        <w:tc>
+          <w:tcPr>
+            <w:tcW w:type="dxa" w:w="6336"/>
+            <w:vAlign w:val="center"/>
+            <w:shd w:fill="EDF3F8"/>
+            <w:tcBorders>
+              <w:top w:val="single" w:sz="4" w:color="D9D9D9"/>
+              <w:left w:val="single" w:sz="4" w:color="D9D9D9"/>
+              <w:bottom w:val="single" w:sz="4" w:color="D9D9D9"/>
+              <w:right w:val="single" w:sz="4" w:color="D9D9D9"/>
+              <w:insideH w:val="single" w:sz="4" w:color="D9D9D9"/>
+              <w:insideV w:val="single" w:sz="4" w:color="D9D9D9"/>
+            </w:tcBorders>
+            <w:tcMar>
+              <w:top w:w="90" w:type="dxa"/>
+              <w:start w:w="100" w:type="dxa"/>
+              <w:bottom w:w="90" w:type="dxa"/>
+              <w:end w:w="100" w:type="dxa"/>
+            </w:tcMar>
+          </w:tcPr>
+          <w:p>
+            <w:pPr>
+              <w:spacing w:after="20" w:line="259" w:lineRule="auto"/>
+            </w:pPr>
+            <w:r>
+              <w:rPr>
+                <w:sz w:val="18"/>
+              </w:rPr>
+              <w:t>Windows 使用 PyInstaller 与启动器；macOS 使用 .app 与 DMG</w:t>
             </w:r>
           </w:p>
         </w:tc>
@@ -8634,6 +10999,51 @@
     </w:p>
     <w:p>
       <w:pPr>
+        <w:pStyle w:val="Heading2"/>
+      </w:pPr>
+      <w:r>
+        <w:t>6.4 AI 服务供应商接口</w:t>
+      </w:r>
+    </w:p>
+    <w:p>
+      <w:pPr>
+        <w:pStyle w:val="Code"/>
+      </w:pPr>
+      <w:r>
+        <w:t>class AIProvider(Protocol):</w:t>
+      </w:r>
+    </w:p>
+    <w:p>
+      <w:pPr>
+        <w:pStyle w:val="Code"/>
+      </w:pPr>
+      <w:r>
+        <w:t xml:space="preserve">    def test_connection(self) -&gt; dict: ...</w:t>
+      </w:r>
+    </w:p>
+    <w:p>
+      <w:pPr>
+        <w:pStyle w:val="Code"/>
+      </w:pPr>
+      <w:r>
+        <w:t xml:space="preserve">    def assess_property(self, request: dict) -&gt; dict: ...</w:t>
+      </w:r>
+    </w:p>
+    <w:p>
+      <w:pPr>
+        <w:pStyle w:val="Code"/>
+      </w:pPr>
+      <w:r>
+        <w:t xml:space="preserve">    def estimate_usage(self, request: dict) -&gt; dict: ...</w:t>
+      </w:r>
+    </w:p>
+    <w:p>
+      <w:r>
+        <w:t>OpenAIProvider、AnthropicProvider 和 CompatibleAPIProvider 分别处理鉴权、请求格式和错误映射，投资评估服务只依赖统一接口。服务商 SDK、模型名称和 API 地址不得进入投资规则层。</w:t>
+      </w:r>
+    </w:p>
+    <w:p>
+      <w:pPr>
         <w:pStyle w:val="Heading1"/>
       </w:pPr>
       <w:r>
@@ -8707,7 +11117,7 @@
               <w:rPr>
                 <w:b/>
                 <w:color w:val="FFFFFF"/>
-                <w:sz w:val="17"/>
+                <w:sz w:val="16"/>
               </w:rPr>
               <w:t>表名</w:t>
             </w:r>
@@ -8738,7 +11148,7 @@
               <w:rPr>
                 <w:b/>
                 <w:color w:val="FFFFFF"/>
-                <w:sz w:val="17"/>
+                <w:sz w:val="16"/>
               </w:rPr>
               <w:t>主要字段</w:t>
             </w:r>
@@ -8774,7 +11184,7 @@
             </w:pPr>
             <w:r>
               <w:rPr>
-                <w:sz w:val="17"/>
+                <w:sz w:val="16"/>
               </w:rPr>
               <w:t>sites</w:t>
             </w:r>
@@ -8805,7 +11215,7 @@
             </w:pPr>
             <w:r>
               <w:rPr>
-                <w:sz w:val="17"/>
+                <w:sz w:val="16"/>
               </w:rPr>
               <w:t>id, name, base_url, permission_status</w:t>
             </w:r>
@@ -8842,7 +11252,7 @@
             </w:pPr>
             <w:r>
               <w:rPr>
-                <w:sz w:val="17"/>
+                <w:sz w:val="16"/>
               </w:rPr>
               <w:t>site_accounts</w:t>
             </w:r>
@@ -8874,7 +11284,7 @@
             </w:pPr>
             <w:r>
               <w:rPr>
-                <w:sz w:val="17"/>
+                <w:sz w:val="16"/>
               </w:rPr>
               <w:t>id, site_id, account_alias, profile_path, login_status</w:t>
             </w:r>
@@ -8910,7 +11320,7 @@
             </w:pPr>
             <w:r>
               <w:rPr>
-                <w:sz w:val="17"/>
+                <w:sz w:val="16"/>
               </w:rPr>
               <w:t>search_tasks</w:t>
             </w:r>
@@ -8941,7 +11351,7 @@
             </w:pPr>
             <w:r>
               <w:rPr>
-                <w:sz w:val="17"/>
+                <w:sz w:val="16"/>
               </w:rPr>
               <w:t>id, name, conditions_json, enabled, schedule</w:t>
             </w:r>
@@ -8978,7 +11388,7 @@
             </w:pPr>
             <w:r>
               <w:rPr>
-                <w:sz w:val="17"/>
+                <w:sz w:val="16"/>
               </w:rPr>
               <w:t>search_task_sites</w:t>
             </w:r>
@@ -9010,7 +11420,7 @@
             </w:pPr>
             <w:r>
               <w:rPr>
-                <w:sz w:val="17"/>
+                <w:sz w:val="16"/>
               </w:rPr>
               <w:t>task_id, site_id, site_specific_config</w:t>
             </w:r>
@@ -9046,7 +11456,7 @@
             </w:pPr>
             <w:r>
               <w:rPr>
-                <w:sz w:val="17"/>
+                <w:sz w:val="16"/>
               </w:rPr>
               <w:t>search_runs</w:t>
             </w:r>
@@ -9077,7 +11487,7 @@
             </w:pPr>
             <w:r>
               <w:rPr>
-                <w:sz w:val="17"/>
+                <w:sz w:val="16"/>
               </w:rPr>
               <w:t>id, task_id, site_id, status, started_at, finished_at</w:t>
             </w:r>
@@ -9114,7 +11524,7 @@
             </w:pPr>
             <w:r>
               <w:rPr>
-                <w:sz w:val="17"/>
+                <w:sz w:val="16"/>
               </w:rPr>
               <w:t>properties</w:t>
             </w:r>
@@ -9146,7 +11556,7 @@
             </w:pPr>
             <w:r>
               <w:rPr>
-                <w:sz w:val="17"/>
+                <w:sz w:val="16"/>
               </w:rPr>
               <w:t>id, created_at, merge_status</w:t>
             </w:r>
@@ -9182,7 +11592,7 @@
             </w:pPr>
             <w:r>
               <w:rPr>
-                <w:sz w:val="17"/>
+                <w:sz w:val="16"/>
               </w:rPr>
               <w:t>source_listings</w:t>
             </w:r>
@@ -9213,7 +11623,7 @@
             </w:pPr>
             <w:r>
               <w:rPr>
-                <w:sz w:val="17"/>
+                <w:sz w:val="16"/>
               </w:rPr>
               <w:t>id, property_id, site_id, source_id, source_url, first_seen_at, last_seen_at</w:t>
             </w:r>
@@ -9250,7 +11660,7 @@
             </w:pPr>
             <w:r>
               <w:rPr>
-                <w:sz w:val="17"/>
+                <w:sz w:val="16"/>
               </w:rPr>
               <w:t>observations</w:t>
             </w:r>
@@ -9282,7 +11692,7 @@
             </w:pPr>
             <w:r>
               <w:rPr>
-                <w:sz w:val="17"/>
+                <w:sz w:val="16"/>
               </w:rPr>
               <w:t>id, listing_id, run_id, observed_at, price, status</w:t>
             </w:r>
@@ -9318,7 +11728,7 @@
             </w:pPr>
             <w:r>
               <w:rPr>
-                <w:sz w:val="17"/>
+                <w:sz w:val="16"/>
               </w:rPr>
               <w:t>user_notes</w:t>
             </w:r>
@@ -9349,7 +11759,7 @@
             </w:pPr>
             <w:r>
               <w:rPr>
-                <w:sz w:val="17"/>
+                <w:sz w:val="16"/>
               </w:rPr>
               <w:t>id, property_id, note, created_at, updated_at</w:t>
             </w:r>
@@ -9386,7 +11796,7 @@
             </w:pPr>
             <w:r>
               <w:rPr>
-                <w:sz w:val="17"/>
+                <w:sz w:val="16"/>
               </w:rPr>
               <w:t>favorites</w:t>
             </w:r>
@@ -9418,7 +11828,7 @@
             </w:pPr>
             <w:r>
               <w:rPr>
-                <w:sz w:val="17"/>
+                <w:sz w:val="16"/>
               </w:rPr>
               <w:t>id, property_id, status, created_at</w:t>
             </w:r>
@@ -9454,7 +11864,7 @@
             </w:pPr>
             <w:r>
               <w:rPr>
-                <w:sz w:val="17"/>
+                <w:sz w:val="16"/>
               </w:rPr>
               <w:t>site_permissions</w:t>
             </w:r>
@@ -9485,9 +11895,350 @@
             </w:pPr>
             <w:r>
               <w:rPr>
-                <w:sz w:val="17"/>
+                <w:sz w:val="16"/>
               </w:rPr>
               <w:t>site_id, permission_type, status, source, reviewed_at</w:t>
+            </w:r>
+          </w:p>
+        </w:tc>
+      </w:tr>
+      <w:tr>
+        <w:trPr>
+          <w:cantSplit/>
+        </w:trPr>
+        <w:tc>
+          <w:tcPr>
+            <w:tcW w:type="dxa" w:w="2880"/>
+            <w:vAlign w:val="center"/>
+            <w:shd w:fill="EDF3F8"/>
+            <w:tcBorders>
+              <w:top w:val="single" w:sz="4" w:color="D9D9D9"/>
+              <w:left w:val="single" w:sz="4" w:color="D9D9D9"/>
+              <w:bottom w:val="single" w:sz="4" w:color="D9D9D9"/>
+              <w:right w:val="single" w:sz="4" w:color="D9D9D9"/>
+              <w:insideH w:val="single" w:sz="4" w:color="D9D9D9"/>
+              <w:insideV w:val="single" w:sz="4" w:color="D9D9D9"/>
+            </w:tcBorders>
+            <w:tcMar>
+              <w:top w:w="90" w:type="dxa"/>
+              <w:start w:w="100" w:type="dxa"/>
+              <w:bottom w:w="90" w:type="dxa"/>
+              <w:end w:w="100" w:type="dxa"/>
+            </w:tcMar>
+          </w:tcPr>
+          <w:p>
+            <w:pPr>
+              <w:spacing w:after="20" w:line="259" w:lineRule="auto"/>
+            </w:pPr>
+            <w:r>
+              <w:rPr>
+                <w:sz w:val="16"/>
+              </w:rPr>
+              <w:t>investment_profiles</w:t>
+            </w:r>
+          </w:p>
+        </w:tc>
+        <w:tc>
+          <w:tcPr>
+            <w:tcW w:type="dxa" w:w="6624"/>
+            <w:vAlign w:val="center"/>
+            <w:shd w:fill="EDF3F8"/>
+            <w:tcBorders>
+              <w:top w:val="single" w:sz="4" w:color="D9D9D9"/>
+              <w:left w:val="single" w:sz="4" w:color="D9D9D9"/>
+              <w:bottom w:val="single" w:sz="4" w:color="D9D9D9"/>
+              <w:right w:val="single" w:sz="4" w:color="D9D9D9"/>
+              <w:insideH w:val="single" w:sz="4" w:color="D9D9D9"/>
+              <w:insideV w:val="single" w:sz="4" w:color="D9D9D9"/>
+            </w:tcBorders>
+            <w:tcMar>
+              <w:top w:w="90" w:type="dxa"/>
+              <w:start w:w="100" w:type="dxa"/>
+              <w:bottom w:w="90" w:type="dxa"/>
+              <w:end w:w="100" w:type="dxa"/>
+            </w:tcMar>
+          </w:tcPr>
+          <w:p>
+            <w:pPr>
+              <w:spacing w:after="20" w:line="259" w:lineRule="auto"/>
+            </w:pPr>
+            <w:r>
+              <w:rPr>
+                <w:sz w:val="16"/>
+              </w:rPr>
+              <w:t>id, name, target_type, thresholds_json, owner_occupancy_preferences_json</w:t>
+            </w:r>
+          </w:p>
+        </w:tc>
+      </w:tr>
+      <w:tr>
+        <w:trPr>
+          <w:cantSplit/>
+        </w:trPr>
+        <w:tc>
+          <w:tcPr>
+            <w:tcW w:type="dxa" w:w="2880"/>
+            <w:vAlign w:val="center"/>
+            <w:tcBorders>
+              <w:top w:val="single" w:sz="4" w:color="D9D9D9"/>
+              <w:left w:val="single" w:sz="4" w:color="D9D9D9"/>
+              <w:bottom w:val="single" w:sz="4" w:color="D9D9D9"/>
+              <w:right w:val="single" w:sz="4" w:color="D9D9D9"/>
+              <w:insideH w:val="single" w:sz="4" w:color="D9D9D9"/>
+              <w:insideV w:val="single" w:sz="4" w:color="D9D9D9"/>
+            </w:tcBorders>
+            <w:tcMar>
+              <w:top w:w="90" w:type="dxa"/>
+              <w:start w:w="100" w:type="dxa"/>
+              <w:bottom w:w="90" w:type="dxa"/>
+              <w:end w:w="100" w:type="dxa"/>
+            </w:tcMar>
+          </w:tcPr>
+          <w:p>
+            <w:pPr>
+              <w:spacing w:after="20" w:line="259" w:lineRule="auto"/>
+            </w:pPr>
+            <w:r>
+              <w:rPr>
+                <w:sz w:val="16"/>
+              </w:rPr>
+              <w:t>investment_assessments</w:t>
+            </w:r>
+          </w:p>
+        </w:tc>
+        <w:tc>
+          <w:tcPr>
+            <w:tcW w:type="dxa" w:w="6624"/>
+            <w:vAlign w:val="center"/>
+            <w:tcBorders>
+              <w:top w:val="single" w:sz="4" w:color="D9D9D9"/>
+              <w:left w:val="single" w:sz="4" w:color="D9D9D9"/>
+              <w:bottom w:val="single" w:sz="4" w:color="D9D9D9"/>
+              <w:right w:val="single" w:sz="4" w:color="D9D9D9"/>
+              <w:insideH w:val="single" w:sz="4" w:color="D9D9D9"/>
+              <w:insideV w:val="single" w:sz="4" w:color="D9D9D9"/>
+            </w:tcBorders>
+            <w:tcMar>
+              <w:top w:w="90" w:type="dxa"/>
+              <w:start w:w="100" w:type="dxa"/>
+              <w:bottom w:w="90" w:type="dxa"/>
+              <w:end w:w="100" w:type="dxa"/>
+            </w:tcMar>
+          </w:tcPr>
+          <w:p>
+            <w:pPr>
+              <w:spacing w:after="20" w:line="259" w:lineRule="auto"/>
+            </w:pPr>
+            <w:r>
+              <w:rPr>
+                <w:sz w:val="16"/>
+              </w:rPr>
+              <w:t>id, property_id, profile_id, primary_label, secondary_labels_json, score, confidence, rationale_json, risks_json, missing_fields_json, calculations_json, sources_json, input_snapshot_hash, rule_version, model_provider, model_name, model_version, created_at</w:t>
+            </w:r>
+          </w:p>
+        </w:tc>
+      </w:tr>
+      <w:tr>
+        <w:trPr>
+          <w:cantSplit/>
+        </w:trPr>
+        <w:tc>
+          <w:tcPr>
+            <w:tcW w:type="dxa" w:w="2880"/>
+            <w:vAlign w:val="center"/>
+            <w:shd w:fill="EDF3F8"/>
+            <w:tcBorders>
+              <w:top w:val="single" w:sz="4" w:color="D9D9D9"/>
+              <w:left w:val="single" w:sz="4" w:color="D9D9D9"/>
+              <w:bottom w:val="single" w:sz="4" w:color="D9D9D9"/>
+              <w:right w:val="single" w:sz="4" w:color="D9D9D9"/>
+              <w:insideH w:val="single" w:sz="4" w:color="D9D9D9"/>
+              <w:insideV w:val="single" w:sz="4" w:color="D9D9D9"/>
+            </w:tcBorders>
+            <w:tcMar>
+              <w:top w:w="90" w:type="dxa"/>
+              <w:start w:w="100" w:type="dxa"/>
+              <w:bottom w:w="90" w:type="dxa"/>
+              <w:end w:w="100" w:type="dxa"/>
+            </w:tcMar>
+          </w:tcPr>
+          <w:p>
+            <w:pPr>
+              <w:spacing w:after="20" w:line="259" w:lineRule="auto"/>
+            </w:pPr>
+            <w:r>
+              <w:rPr>
+                <w:sz w:val="16"/>
+              </w:rPr>
+              <w:t>investment_overrides</w:t>
+            </w:r>
+          </w:p>
+        </w:tc>
+        <w:tc>
+          <w:tcPr>
+            <w:tcW w:type="dxa" w:w="6624"/>
+            <w:vAlign w:val="center"/>
+            <w:shd w:fill="EDF3F8"/>
+            <w:tcBorders>
+              <w:top w:val="single" w:sz="4" w:color="D9D9D9"/>
+              <w:left w:val="single" w:sz="4" w:color="D9D9D9"/>
+              <w:bottom w:val="single" w:sz="4" w:color="D9D9D9"/>
+              <w:right w:val="single" w:sz="4" w:color="D9D9D9"/>
+              <w:insideH w:val="single" w:sz="4" w:color="D9D9D9"/>
+              <w:insideV w:val="single" w:sz="4" w:color="D9D9D9"/>
+            </w:tcBorders>
+            <w:tcMar>
+              <w:top w:w="90" w:type="dxa"/>
+              <w:start w:w="100" w:type="dxa"/>
+              <w:bottom w:w="90" w:type="dxa"/>
+              <w:end w:w="100" w:type="dxa"/>
+            </w:tcMar>
+          </w:tcPr>
+          <w:p>
+            <w:pPr>
+              <w:spacing w:after="20" w:line="259" w:lineRule="auto"/>
+            </w:pPr>
+            <w:r>
+              <w:rPr>
+                <w:sz w:val="16"/>
+              </w:rPr>
+              <w:t>id, assessment_id, user_label, user_tags_json, reason, created_at</w:t>
+            </w:r>
+          </w:p>
+        </w:tc>
+      </w:tr>
+      <w:tr>
+        <w:trPr>
+          <w:cantSplit/>
+        </w:trPr>
+        <w:tc>
+          <w:tcPr>
+            <w:tcW w:type="dxa" w:w="2880"/>
+            <w:vAlign w:val="center"/>
+            <w:tcBorders>
+              <w:top w:val="single" w:sz="4" w:color="D9D9D9"/>
+              <w:left w:val="single" w:sz="4" w:color="D9D9D9"/>
+              <w:bottom w:val="single" w:sz="4" w:color="D9D9D9"/>
+              <w:right w:val="single" w:sz="4" w:color="D9D9D9"/>
+              <w:insideH w:val="single" w:sz="4" w:color="D9D9D9"/>
+              <w:insideV w:val="single" w:sz="4" w:color="D9D9D9"/>
+            </w:tcBorders>
+            <w:tcMar>
+              <w:top w:w="90" w:type="dxa"/>
+              <w:start w:w="100" w:type="dxa"/>
+              <w:bottom w:w="90" w:type="dxa"/>
+              <w:end w:w="100" w:type="dxa"/>
+            </w:tcMar>
+          </w:tcPr>
+          <w:p>
+            <w:pPr>
+              <w:spacing w:after="20" w:line="259" w:lineRule="auto"/>
+            </w:pPr>
+            <w:r>
+              <w:rPr>
+                <w:sz w:val="16"/>
+              </w:rPr>
+              <w:t>ai_provider_configs</w:t>
+            </w:r>
+          </w:p>
+        </w:tc>
+        <w:tc>
+          <w:tcPr>
+            <w:tcW w:type="dxa" w:w="6624"/>
+            <w:vAlign w:val="center"/>
+            <w:tcBorders>
+              <w:top w:val="single" w:sz="4" w:color="D9D9D9"/>
+              <w:left w:val="single" w:sz="4" w:color="D9D9D9"/>
+              <w:bottom w:val="single" w:sz="4" w:color="D9D9D9"/>
+              <w:right w:val="single" w:sz="4" w:color="D9D9D9"/>
+              <w:insideH w:val="single" w:sz="4" w:color="D9D9D9"/>
+              <w:insideV w:val="single" w:sz="4" w:color="D9D9D9"/>
+            </w:tcBorders>
+            <w:tcMar>
+              <w:top w:w="90" w:type="dxa"/>
+              <w:start w:w="100" w:type="dxa"/>
+              <w:bottom w:w="90" w:type="dxa"/>
+              <w:end w:w="100" w:type="dxa"/>
+            </w:tcMar>
+          </w:tcPr>
+          <w:p>
+            <w:pPr>
+              <w:spacing w:after="20" w:line="259" w:lineRule="auto"/>
+            </w:pPr>
+            <w:r>
+              <w:rPr>
+                <w:sz w:val="16"/>
+              </w:rPr>
+              <w:t>id, provider_type, display_name, base_url, model_id, enabled, key_reference, limits_json, allowed_fields_json, last_test_at, last_test_status</w:t>
+            </w:r>
+          </w:p>
+        </w:tc>
+      </w:tr>
+      <w:tr>
+        <w:trPr>
+          <w:cantSplit/>
+        </w:trPr>
+        <w:tc>
+          <w:tcPr>
+            <w:tcW w:type="dxa" w:w="2880"/>
+            <w:vAlign w:val="center"/>
+            <w:shd w:fill="EDF3F8"/>
+            <w:tcBorders>
+              <w:top w:val="single" w:sz="4" w:color="D9D9D9"/>
+              <w:left w:val="single" w:sz="4" w:color="D9D9D9"/>
+              <w:bottom w:val="single" w:sz="4" w:color="D9D9D9"/>
+              <w:right w:val="single" w:sz="4" w:color="D9D9D9"/>
+              <w:insideH w:val="single" w:sz="4" w:color="D9D9D9"/>
+              <w:insideV w:val="single" w:sz="4" w:color="D9D9D9"/>
+            </w:tcBorders>
+            <w:tcMar>
+              <w:top w:w="90" w:type="dxa"/>
+              <w:start w:w="100" w:type="dxa"/>
+              <w:bottom w:w="90" w:type="dxa"/>
+              <w:end w:w="100" w:type="dxa"/>
+            </w:tcMar>
+          </w:tcPr>
+          <w:p>
+            <w:pPr>
+              <w:spacing w:after="20" w:line="259" w:lineRule="auto"/>
+            </w:pPr>
+            <w:r>
+              <w:rPr>
+                <w:sz w:val="16"/>
+              </w:rPr>
+              <w:t>ai_usage_records</w:t>
+            </w:r>
+          </w:p>
+        </w:tc>
+        <w:tc>
+          <w:tcPr>
+            <w:tcW w:type="dxa" w:w="6624"/>
+            <w:vAlign w:val="center"/>
+            <w:shd w:fill="EDF3F8"/>
+            <w:tcBorders>
+              <w:top w:val="single" w:sz="4" w:color="D9D9D9"/>
+              <w:left w:val="single" w:sz="4" w:color="D9D9D9"/>
+              <w:bottom w:val="single" w:sz="4" w:color="D9D9D9"/>
+              <w:right w:val="single" w:sz="4" w:color="D9D9D9"/>
+              <w:insideH w:val="single" w:sz="4" w:color="D9D9D9"/>
+              <w:insideV w:val="single" w:sz="4" w:color="D9D9D9"/>
+            </w:tcBorders>
+            <w:tcMar>
+              <w:top w:w="90" w:type="dxa"/>
+              <w:start w:w="100" w:type="dxa"/>
+              <w:bottom w:w="90" w:type="dxa"/>
+              <w:end w:w="100" w:type="dxa"/>
+            </w:tcMar>
+          </w:tcPr>
+          <w:p>
+            <w:pPr>
+              <w:spacing w:after="20" w:line="259" w:lineRule="auto"/>
+            </w:pPr>
+            <w:r>
+              <w:rPr>
+                <w:sz w:val="16"/>
+              </w:rPr>
+              <w:t>id, provider_config_id, assessment_id, requested_at, model_id, input_units, output_units, estimated_cost, status, correlation_id</w:t>
             </w:r>
           </w:p>
         </w:tc>
@@ -9606,7 +12357,7 @@
               <w:rPr>
                 <w:b/>
                 <w:color w:val="FFFFFF"/>
-                <w:sz w:val="17"/>
+                <w:sz w:val="16"/>
               </w:rPr>
               <w:t>方法</w:t>
             </w:r>
@@ -9637,7 +12388,7 @@
               <w:rPr>
                 <w:b/>
                 <w:color w:val="FFFFFF"/>
-                <w:sz w:val="17"/>
+                <w:sz w:val="16"/>
               </w:rPr>
               <w:t>接口</w:t>
             </w:r>
@@ -9668,7 +12419,7 @@
               <w:rPr>
                 <w:b/>
                 <w:color w:val="FFFFFF"/>
-                <w:sz w:val="17"/>
+                <w:sz w:val="16"/>
               </w:rPr>
               <w:t>功能</w:t>
             </w:r>
@@ -9704,7 +12455,7 @@
             </w:pPr>
             <w:r>
               <w:rPr>
-                <w:sz w:val="17"/>
+                <w:sz w:val="16"/>
               </w:rPr>
               <w:t>GET</w:t>
             </w:r>
@@ -9735,7 +12486,7 @@
             </w:pPr>
             <w:r>
               <w:rPr>
-                <w:sz w:val="17"/>
+                <w:sz w:val="16"/>
               </w:rPr>
               <w:t>/api/sites</w:t>
             </w:r>
@@ -9766,7 +12517,7 @@
             </w:pPr>
             <w:r>
               <w:rPr>
-                <w:sz w:val="17"/>
+                <w:sz w:val="16"/>
               </w:rPr>
               <w:t>网站列表与状态</w:t>
             </w:r>
@@ -9803,7 +12554,7 @@
             </w:pPr>
             <w:r>
               <w:rPr>
-                <w:sz w:val="17"/>
+                <w:sz w:val="16"/>
               </w:rPr>
               <w:t>POST</w:t>
             </w:r>
@@ -9835,7 +12586,7 @@
             </w:pPr>
             <w:r>
               <w:rPr>
-                <w:sz w:val="17"/>
+                <w:sz w:val="16"/>
               </w:rPr>
               <w:t>/api/sites/{id}/login</w:t>
             </w:r>
@@ -9867,7 +12618,7 @@
             </w:pPr>
             <w:r>
               <w:rPr>
-                <w:sz w:val="17"/>
+                <w:sz w:val="16"/>
               </w:rPr>
               <w:t>启动人工登录流程</w:t>
             </w:r>
@@ -9903,7 +12654,7 @@
             </w:pPr>
             <w:r>
               <w:rPr>
-                <w:sz w:val="17"/>
+                <w:sz w:val="16"/>
               </w:rPr>
               <w:t>GET</w:t>
             </w:r>
@@ -9934,7 +12685,7 @@
             </w:pPr>
             <w:r>
               <w:rPr>
-                <w:sz w:val="17"/>
+                <w:sz w:val="16"/>
               </w:rPr>
               <w:t>/api/search-tasks</w:t>
             </w:r>
@@ -9965,7 +12716,7 @@
             </w:pPr>
             <w:r>
               <w:rPr>
-                <w:sz w:val="17"/>
+                <w:sz w:val="16"/>
               </w:rPr>
               <w:t>查询搜索任务</w:t>
             </w:r>
@@ -10002,7 +12753,7 @@
             </w:pPr>
             <w:r>
               <w:rPr>
-                <w:sz w:val="17"/>
+                <w:sz w:val="16"/>
               </w:rPr>
               <w:t>POST</w:t>
             </w:r>
@@ -10034,7 +12785,7 @@
             </w:pPr>
             <w:r>
               <w:rPr>
-                <w:sz w:val="17"/>
+                <w:sz w:val="16"/>
               </w:rPr>
               <w:t>/api/search-tasks</w:t>
             </w:r>
@@ -10066,7 +12817,7 @@
             </w:pPr>
             <w:r>
               <w:rPr>
-                <w:sz w:val="17"/>
+                <w:sz w:val="16"/>
               </w:rPr>
               <w:t>创建搜索任务</w:t>
             </w:r>
@@ -10102,7 +12853,7 @@
             </w:pPr>
             <w:r>
               <w:rPr>
-                <w:sz w:val="17"/>
+                <w:sz w:val="16"/>
               </w:rPr>
               <w:t>PATCH</w:t>
             </w:r>
@@ -10133,7 +12884,7 @@
             </w:pPr>
             <w:r>
               <w:rPr>
-                <w:sz w:val="17"/>
+                <w:sz w:val="16"/>
               </w:rPr>
               <w:t>/api/search-tasks/{id}</w:t>
             </w:r>
@@ -10164,7 +12915,7 @@
             </w:pPr>
             <w:r>
               <w:rPr>
-                <w:sz w:val="17"/>
+                <w:sz w:val="16"/>
               </w:rPr>
               <w:t>修改搜索任务</w:t>
             </w:r>
@@ -10201,7 +12952,7 @@
             </w:pPr>
             <w:r>
               <w:rPr>
-                <w:sz w:val="17"/>
+                <w:sz w:val="16"/>
               </w:rPr>
               <w:t>POST</w:t>
             </w:r>
@@ -10233,7 +12984,7 @@
             </w:pPr>
             <w:r>
               <w:rPr>
-                <w:sz w:val="17"/>
+                <w:sz w:val="16"/>
               </w:rPr>
               <w:t>/api/search-tasks/{id}/run</w:t>
             </w:r>
@@ -10265,7 +13016,7 @@
             </w:pPr>
             <w:r>
               <w:rPr>
-                <w:sz w:val="17"/>
+                <w:sz w:val="16"/>
               </w:rPr>
               <w:t>手动启动搜索</w:t>
             </w:r>
@@ -10301,7 +13052,7 @@
             </w:pPr>
             <w:r>
               <w:rPr>
-                <w:sz w:val="17"/>
+                <w:sz w:val="16"/>
               </w:rPr>
               <w:t>POST</w:t>
             </w:r>
@@ -10332,7 +13083,7 @@
             </w:pPr>
             <w:r>
               <w:rPr>
-                <w:sz w:val="17"/>
+                <w:sz w:val="16"/>
               </w:rPr>
               <w:t>/api/search-runs/{id}/cancel</w:t>
             </w:r>
@@ -10363,7 +13114,7 @@
             </w:pPr>
             <w:r>
               <w:rPr>
-                <w:sz w:val="17"/>
+                <w:sz w:val="16"/>
               </w:rPr>
               <w:t>取消搜索</w:t>
             </w:r>
@@ -10400,7 +13151,7 @@
             </w:pPr>
             <w:r>
               <w:rPr>
-                <w:sz w:val="17"/>
+                <w:sz w:val="16"/>
               </w:rPr>
               <w:t>GET</w:t>
             </w:r>
@@ -10432,7 +13183,7 @@
             </w:pPr>
             <w:r>
               <w:rPr>
-                <w:sz w:val="17"/>
+                <w:sz w:val="16"/>
               </w:rPr>
               <w:t>/api/properties</w:t>
             </w:r>
@@ -10464,7 +13215,7 @@
             </w:pPr>
             <w:r>
               <w:rPr>
-                <w:sz w:val="17"/>
+                <w:sz w:val="16"/>
               </w:rPr>
               <w:t>查询房源索引</w:t>
             </w:r>
@@ -10500,7 +13251,7 @@
             </w:pPr>
             <w:r>
               <w:rPr>
-                <w:sz w:val="17"/>
+                <w:sz w:val="16"/>
               </w:rPr>
               <w:t>GET</w:t>
             </w:r>
@@ -10531,7 +13282,7 @@
             </w:pPr>
             <w:r>
               <w:rPr>
-                <w:sz w:val="17"/>
+                <w:sz w:val="16"/>
               </w:rPr>
               <w:t>/api/properties/{id}/history</w:t>
             </w:r>
@@ -10562,7 +13313,7 @@
             </w:pPr>
             <w:r>
               <w:rPr>
-                <w:sz w:val="17"/>
+                <w:sz w:val="16"/>
               </w:rPr>
               <w:t>查询观察历史</w:t>
             </w:r>
@@ -10599,7 +13350,7 @@
             </w:pPr>
             <w:r>
               <w:rPr>
-                <w:sz w:val="17"/>
+                <w:sz w:val="16"/>
               </w:rPr>
               <w:t>POST</w:t>
             </w:r>
@@ -10631,7 +13382,7 @@
             </w:pPr>
             <w:r>
               <w:rPr>
-                <w:sz w:val="17"/>
+                <w:sz w:val="16"/>
               </w:rPr>
               <w:t>/api/properties/{id}/notes</w:t>
             </w:r>
@@ -10663,7 +13414,7 @@
             </w:pPr>
             <w:r>
               <w:rPr>
-                <w:sz w:val="17"/>
+                <w:sz w:val="16"/>
               </w:rPr>
               <w:t>保存个人备注</w:t>
             </w:r>
@@ -10699,7 +13450,7 @@
             </w:pPr>
             <w:r>
               <w:rPr>
-                <w:sz w:val="17"/>
+                <w:sz w:val="16"/>
               </w:rPr>
               <w:t>GET</w:t>
             </w:r>
@@ -10730,7 +13481,7 @@
             </w:pPr>
             <w:r>
               <w:rPr>
-                <w:sz w:val="17"/>
+                <w:sz w:val="16"/>
               </w:rPr>
               <w:t>/api/statistics</w:t>
             </w:r>
@@ -10761,7 +13512,7 @@
             </w:pPr>
             <w:r>
               <w:rPr>
-                <w:sz w:val="17"/>
+                <w:sz w:val="16"/>
               </w:rPr>
               <w:t>查询统计数据</w:t>
             </w:r>
@@ -10798,7 +13549,7 @@
             </w:pPr>
             <w:r>
               <w:rPr>
-                <w:sz w:val="17"/>
+                <w:sz w:val="16"/>
               </w:rPr>
               <w:t>GET</w:t>
             </w:r>
@@ -10830,7 +13581,7 @@
             </w:pPr>
             <w:r>
               <w:rPr>
-                <w:sz w:val="17"/>
+                <w:sz w:val="16"/>
               </w:rPr>
               <w:t>/api/search-runs</w:t>
             </w:r>
@@ -10862,9 +13613,903 @@
             </w:pPr>
             <w:r>
               <w:rPr>
-                <w:sz w:val="17"/>
+                <w:sz w:val="16"/>
               </w:rPr>
               <w:t>查询任务日志</w:t>
+            </w:r>
+          </w:p>
+        </w:tc>
+      </w:tr>
+      <w:tr>
+        <w:trPr>
+          <w:cantSplit/>
+        </w:trPr>
+        <w:tc>
+          <w:tcPr>
+            <w:tcW w:type="dxa" w:w="1152"/>
+            <w:vAlign w:val="center"/>
+            <w:tcBorders>
+              <w:top w:val="single" w:sz="4" w:color="D9D9D9"/>
+              <w:left w:val="single" w:sz="4" w:color="D9D9D9"/>
+              <w:bottom w:val="single" w:sz="4" w:color="D9D9D9"/>
+              <w:right w:val="single" w:sz="4" w:color="D9D9D9"/>
+              <w:insideH w:val="single" w:sz="4" w:color="D9D9D9"/>
+              <w:insideV w:val="single" w:sz="4" w:color="D9D9D9"/>
+            </w:tcBorders>
+            <w:tcMar>
+              <w:top w:w="90" w:type="dxa"/>
+              <w:start w:w="100" w:type="dxa"/>
+              <w:bottom w:w="90" w:type="dxa"/>
+              <w:end w:w="100" w:type="dxa"/>
+            </w:tcMar>
+          </w:tcPr>
+          <w:p>
+            <w:pPr>
+              <w:spacing w:after="20" w:line="259" w:lineRule="auto"/>
+            </w:pPr>
+            <w:r>
+              <w:rPr>
+                <w:sz w:val="16"/>
+              </w:rPr>
+              <w:t>POST</w:t>
+            </w:r>
+          </w:p>
+        </w:tc>
+        <w:tc>
+          <w:tcPr>
+            <w:tcW w:type="dxa" w:w="3888"/>
+            <w:vAlign w:val="center"/>
+            <w:tcBorders>
+              <w:top w:val="single" w:sz="4" w:color="D9D9D9"/>
+              <w:left w:val="single" w:sz="4" w:color="D9D9D9"/>
+              <w:bottom w:val="single" w:sz="4" w:color="D9D9D9"/>
+              <w:right w:val="single" w:sz="4" w:color="D9D9D9"/>
+              <w:insideH w:val="single" w:sz="4" w:color="D9D9D9"/>
+              <w:insideV w:val="single" w:sz="4" w:color="D9D9D9"/>
+            </w:tcBorders>
+            <w:tcMar>
+              <w:top w:w="90" w:type="dxa"/>
+              <w:start w:w="100" w:type="dxa"/>
+              <w:bottom w:w="90" w:type="dxa"/>
+              <w:end w:w="100" w:type="dxa"/>
+            </w:tcMar>
+          </w:tcPr>
+          <w:p>
+            <w:pPr>
+              <w:spacing w:after="20" w:line="259" w:lineRule="auto"/>
+            </w:pPr>
+            <w:r>
+              <w:rPr>
+                <w:sz w:val="16"/>
+              </w:rPr>
+              <w:t>/api/properties/{id}/investment-assessments</w:t>
+            </w:r>
+          </w:p>
+        </w:tc>
+        <w:tc>
+          <w:tcPr>
+            <w:tcW w:type="dxa" w:w="4464"/>
+            <w:vAlign w:val="center"/>
+            <w:tcBorders>
+              <w:top w:val="single" w:sz="4" w:color="D9D9D9"/>
+              <w:left w:val="single" w:sz="4" w:color="D9D9D9"/>
+              <w:bottom w:val="single" w:sz="4" w:color="D9D9D9"/>
+              <w:right w:val="single" w:sz="4" w:color="D9D9D9"/>
+              <w:insideH w:val="single" w:sz="4" w:color="D9D9D9"/>
+              <w:insideV w:val="single" w:sz="4" w:color="D9D9D9"/>
+            </w:tcBorders>
+            <w:tcMar>
+              <w:top w:w="90" w:type="dxa"/>
+              <w:start w:w="100" w:type="dxa"/>
+              <w:bottom w:w="90" w:type="dxa"/>
+              <w:end w:w="100" w:type="dxa"/>
+            </w:tcMar>
+          </w:tcPr>
+          <w:p>
+            <w:pPr>
+              <w:spacing w:after="20" w:line="259" w:lineRule="auto"/>
+            </w:pPr>
+            <w:r>
+              <w:rPr>
+                <w:sz w:val="16"/>
+              </w:rPr>
+              <w:t>评估单套房源</w:t>
+            </w:r>
+          </w:p>
+        </w:tc>
+      </w:tr>
+      <w:tr>
+        <w:trPr>
+          <w:cantSplit/>
+        </w:trPr>
+        <w:tc>
+          <w:tcPr>
+            <w:tcW w:type="dxa" w:w="1152"/>
+            <w:vAlign w:val="center"/>
+            <w:shd w:fill="EDF3F8"/>
+            <w:tcBorders>
+              <w:top w:val="single" w:sz="4" w:color="D9D9D9"/>
+              <w:left w:val="single" w:sz="4" w:color="D9D9D9"/>
+              <w:bottom w:val="single" w:sz="4" w:color="D9D9D9"/>
+              <w:right w:val="single" w:sz="4" w:color="D9D9D9"/>
+              <w:insideH w:val="single" w:sz="4" w:color="D9D9D9"/>
+              <w:insideV w:val="single" w:sz="4" w:color="D9D9D9"/>
+            </w:tcBorders>
+            <w:tcMar>
+              <w:top w:w="90" w:type="dxa"/>
+              <w:start w:w="100" w:type="dxa"/>
+              <w:bottom w:w="90" w:type="dxa"/>
+              <w:end w:w="100" w:type="dxa"/>
+            </w:tcMar>
+          </w:tcPr>
+          <w:p>
+            <w:pPr>
+              <w:spacing w:after="20" w:line="259" w:lineRule="auto"/>
+            </w:pPr>
+            <w:r>
+              <w:rPr>
+                <w:sz w:val="16"/>
+              </w:rPr>
+              <w:t>POST</w:t>
+            </w:r>
+          </w:p>
+        </w:tc>
+        <w:tc>
+          <w:tcPr>
+            <w:tcW w:type="dxa" w:w="3888"/>
+            <w:vAlign w:val="center"/>
+            <w:shd w:fill="EDF3F8"/>
+            <w:tcBorders>
+              <w:top w:val="single" w:sz="4" w:color="D9D9D9"/>
+              <w:left w:val="single" w:sz="4" w:color="D9D9D9"/>
+              <w:bottom w:val="single" w:sz="4" w:color="D9D9D9"/>
+              <w:right w:val="single" w:sz="4" w:color="D9D9D9"/>
+              <w:insideH w:val="single" w:sz="4" w:color="D9D9D9"/>
+              <w:insideV w:val="single" w:sz="4" w:color="D9D9D9"/>
+            </w:tcBorders>
+            <w:tcMar>
+              <w:top w:w="90" w:type="dxa"/>
+              <w:start w:w="100" w:type="dxa"/>
+              <w:bottom w:w="90" w:type="dxa"/>
+              <w:end w:w="100" w:type="dxa"/>
+            </w:tcMar>
+          </w:tcPr>
+          <w:p>
+            <w:pPr>
+              <w:spacing w:after="20" w:line="259" w:lineRule="auto"/>
+            </w:pPr>
+            <w:r>
+              <w:rPr>
+                <w:sz w:val="16"/>
+              </w:rPr>
+              <w:t>/api/properties/investment-assessments:batch</w:t>
+            </w:r>
+          </w:p>
+        </w:tc>
+        <w:tc>
+          <w:tcPr>
+            <w:tcW w:type="dxa" w:w="4464"/>
+            <w:vAlign w:val="center"/>
+            <w:shd w:fill="EDF3F8"/>
+            <w:tcBorders>
+              <w:top w:val="single" w:sz="4" w:color="D9D9D9"/>
+              <w:left w:val="single" w:sz="4" w:color="D9D9D9"/>
+              <w:bottom w:val="single" w:sz="4" w:color="D9D9D9"/>
+              <w:right w:val="single" w:sz="4" w:color="D9D9D9"/>
+              <w:insideH w:val="single" w:sz="4" w:color="D9D9D9"/>
+              <w:insideV w:val="single" w:sz="4" w:color="D9D9D9"/>
+            </w:tcBorders>
+            <w:tcMar>
+              <w:top w:w="90" w:type="dxa"/>
+              <w:start w:w="100" w:type="dxa"/>
+              <w:bottom w:w="90" w:type="dxa"/>
+              <w:end w:w="100" w:type="dxa"/>
+            </w:tcMar>
+          </w:tcPr>
+          <w:p>
+            <w:pPr>
+              <w:spacing w:after="20" w:line="259" w:lineRule="auto"/>
+            </w:pPr>
+            <w:r>
+              <w:rPr>
+                <w:sz w:val="16"/>
+              </w:rPr>
+              <w:t>批量提交投资评估</w:t>
+            </w:r>
+          </w:p>
+        </w:tc>
+      </w:tr>
+      <w:tr>
+        <w:trPr>
+          <w:cantSplit/>
+        </w:trPr>
+        <w:tc>
+          <w:tcPr>
+            <w:tcW w:type="dxa" w:w="1152"/>
+            <w:vAlign w:val="center"/>
+            <w:tcBorders>
+              <w:top w:val="single" w:sz="4" w:color="D9D9D9"/>
+              <w:left w:val="single" w:sz="4" w:color="D9D9D9"/>
+              <w:bottom w:val="single" w:sz="4" w:color="D9D9D9"/>
+              <w:right w:val="single" w:sz="4" w:color="D9D9D9"/>
+              <w:insideH w:val="single" w:sz="4" w:color="D9D9D9"/>
+              <w:insideV w:val="single" w:sz="4" w:color="D9D9D9"/>
+            </w:tcBorders>
+            <w:tcMar>
+              <w:top w:w="90" w:type="dxa"/>
+              <w:start w:w="100" w:type="dxa"/>
+              <w:bottom w:w="90" w:type="dxa"/>
+              <w:end w:w="100" w:type="dxa"/>
+            </w:tcMar>
+          </w:tcPr>
+          <w:p>
+            <w:pPr>
+              <w:spacing w:after="20" w:line="259" w:lineRule="auto"/>
+            </w:pPr>
+            <w:r>
+              <w:rPr>
+                <w:sz w:val="16"/>
+              </w:rPr>
+              <w:t>GET</w:t>
+            </w:r>
+          </w:p>
+        </w:tc>
+        <w:tc>
+          <w:tcPr>
+            <w:tcW w:type="dxa" w:w="3888"/>
+            <w:vAlign w:val="center"/>
+            <w:tcBorders>
+              <w:top w:val="single" w:sz="4" w:color="D9D9D9"/>
+              <w:left w:val="single" w:sz="4" w:color="D9D9D9"/>
+              <w:bottom w:val="single" w:sz="4" w:color="D9D9D9"/>
+              <w:right w:val="single" w:sz="4" w:color="D9D9D9"/>
+              <w:insideH w:val="single" w:sz="4" w:color="D9D9D9"/>
+              <w:insideV w:val="single" w:sz="4" w:color="D9D9D9"/>
+            </w:tcBorders>
+            <w:tcMar>
+              <w:top w:w="90" w:type="dxa"/>
+              <w:start w:w="100" w:type="dxa"/>
+              <w:bottom w:w="90" w:type="dxa"/>
+              <w:end w:w="100" w:type="dxa"/>
+            </w:tcMar>
+          </w:tcPr>
+          <w:p>
+            <w:pPr>
+              <w:spacing w:after="20" w:line="259" w:lineRule="auto"/>
+            </w:pPr>
+            <w:r>
+              <w:rPr>
+                <w:sz w:val="16"/>
+              </w:rPr>
+              <w:t>/api/properties/{id}/investment-assessments</w:t>
+            </w:r>
+          </w:p>
+        </w:tc>
+        <w:tc>
+          <w:tcPr>
+            <w:tcW w:type="dxa" w:w="4464"/>
+            <w:vAlign w:val="center"/>
+            <w:tcBorders>
+              <w:top w:val="single" w:sz="4" w:color="D9D9D9"/>
+              <w:left w:val="single" w:sz="4" w:color="D9D9D9"/>
+              <w:bottom w:val="single" w:sz="4" w:color="D9D9D9"/>
+              <w:right w:val="single" w:sz="4" w:color="D9D9D9"/>
+              <w:insideH w:val="single" w:sz="4" w:color="D9D9D9"/>
+              <w:insideV w:val="single" w:sz="4" w:color="D9D9D9"/>
+            </w:tcBorders>
+            <w:tcMar>
+              <w:top w:w="90" w:type="dxa"/>
+              <w:start w:w="100" w:type="dxa"/>
+              <w:bottom w:w="90" w:type="dxa"/>
+              <w:end w:w="100" w:type="dxa"/>
+            </w:tcMar>
+          </w:tcPr>
+          <w:p>
+            <w:pPr>
+              <w:spacing w:after="20" w:line="259" w:lineRule="auto"/>
+            </w:pPr>
+            <w:r>
+              <w:rPr>
+                <w:sz w:val="16"/>
+              </w:rPr>
+              <w:t>查询历次评估</w:t>
+            </w:r>
+          </w:p>
+        </w:tc>
+      </w:tr>
+      <w:tr>
+        <w:trPr>
+          <w:cantSplit/>
+        </w:trPr>
+        <w:tc>
+          <w:tcPr>
+            <w:tcW w:type="dxa" w:w="1152"/>
+            <w:vAlign w:val="center"/>
+            <w:shd w:fill="EDF3F8"/>
+            <w:tcBorders>
+              <w:top w:val="single" w:sz="4" w:color="D9D9D9"/>
+              <w:left w:val="single" w:sz="4" w:color="D9D9D9"/>
+              <w:bottom w:val="single" w:sz="4" w:color="D9D9D9"/>
+              <w:right w:val="single" w:sz="4" w:color="D9D9D9"/>
+              <w:insideH w:val="single" w:sz="4" w:color="D9D9D9"/>
+              <w:insideV w:val="single" w:sz="4" w:color="D9D9D9"/>
+            </w:tcBorders>
+            <w:tcMar>
+              <w:top w:w="90" w:type="dxa"/>
+              <w:start w:w="100" w:type="dxa"/>
+              <w:bottom w:w="90" w:type="dxa"/>
+              <w:end w:w="100" w:type="dxa"/>
+            </w:tcMar>
+          </w:tcPr>
+          <w:p>
+            <w:pPr>
+              <w:spacing w:after="20" w:line="259" w:lineRule="auto"/>
+            </w:pPr>
+            <w:r>
+              <w:rPr>
+                <w:sz w:val="16"/>
+              </w:rPr>
+              <w:t>PATCH</w:t>
+            </w:r>
+          </w:p>
+        </w:tc>
+        <w:tc>
+          <w:tcPr>
+            <w:tcW w:type="dxa" w:w="3888"/>
+            <w:vAlign w:val="center"/>
+            <w:shd w:fill="EDF3F8"/>
+            <w:tcBorders>
+              <w:top w:val="single" w:sz="4" w:color="D9D9D9"/>
+              <w:left w:val="single" w:sz="4" w:color="D9D9D9"/>
+              <w:bottom w:val="single" w:sz="4" w:color="D9D9D9"/>
+              <w:right w:val="single" w:sz="4" w:color="D9D9D9"/>
+              <w:insideH w:val="single" w:sz="4" w:color="D9D9D9"/>
+              <w:insideV w:val="single" w:sz="4" w:color="D9D9D9"/>
+            </w:tcBorders>
+            <w:tcMar>
+              <w:top w:w="90" w:type="dxa"/>
+              <w:start w:w="100" w:type="dxa"/>
+              <w:bottom w:w="90" w:type="dxa"/>
+              <w:end w:w="100" w:type="dxa"/>
+            </w:tcMar>
+          </w:tcPr>
+          <w:p>
+            <w:pPr>
+              <w:spacing w:after="20" w:line="259" w:lineRule="auto"/>
+            </w:pPr>
+            <w:r>
+              <w:rPr>
+                <w:sz w:val="16"/>
+              </w:rPr>
+              <w:t>/api/investment-assessments/{id}/override</w:t>
+            </w:r>
+          </w:p>
+        </w:tc>
+        <w:tc>
+          <w:tcPr>
+            <w:tcW w:type="dxa" w:w="4464"/>
+            <w:vAlign w:val="center"/>
+            <w:shd w:fill="EDF3F8"/>
+            <w:tcBorders>
+              <w:top w:val="single" w:sz="4" w:color="D9D9D9"/>
+              <w:left w:val="single" w:sz="4" w:color="D9D9D9"/>
+              <w:bottom w:val="single" w:sz="4" w:color="D9D9D9"/>
+              <w:right w:val="single" w:sz="4" w:color="D9D9D9"/>
+              <w:insideH w:val="single" w:sz="4" w:color="D9D9D9"/>
+              <w:insideV w:val="single" w:sz="4" w:color="D9D9D9"/>
+            </w:tcBorders>
+            <w:tcMar>
+              <w:top w:w="90" w:type="dxa"/>
+              <w:start w:w="100" w:type="dxa"/>
+              <w:bottom w:w="90" w:type="dxa"/>
+              <w:end w:w="100" w:type="dxa"/>
+            </w:tcMar>
+          </w:tcPr>
+          <w:p>
+            <w:pPr>
+              <w:spacing w:after="20" w:line="259" w:lineRule="auto"/>
+            </w:pPr>
+            <w:r>
+              <w:rPr>
+                <w:sz w:val="16"/>
+              </w:rPr>
+              <w:t>保存用户修正</w:t>
+            </w:r>
+          </w:p>
+        </w:tc>
+      </w:tr>
+      <w:tr>
+        <w:trPr>
+          <w:cantSplit/>
+        </w:trPr>
+        <w:tc>
+          <w:tcPr>
+            <w:tcW w:type="dxa" w:w="1152"/>
+            <w:vAlign w:val="center"/>
+            <w:tcBorders>
+              <w:top w:val="single" w:sz="4" w:color="D9D9D9"/>
+              <w:left w:val="single" w:sz="4" w:color="D9D9D9"/>
+              <w:bottom w:val="single" w:sz="4" w:color="D9D9D9"/>
+              <w:right w:val="single" w:sz="4" w:color="D9D9D9"/>
+              <w:insideH w:val="single" w:sz="4" w:color="D9D9D9"/>
+              <w:insideV w:val="single" w:sz="4" w:color="D9D9D9"/>
+            </w:tcBorders>
+            <w:tcMar>
+              <w:top w:w="90" w:type="dxa"/>
+              <w:start w:w="100" w:type="dxa"/>
+              <w:bottom w:w="90" w:type="dxa"/>
+              <w:end w:w="100" w:type="dxa"/>
+            </w:tcMar>
+          </w:tcPr>
+          <w:p>
+            <w:pPr>
+              <w:spacing w:after="20" w:line="259" w:lineRule="auto"/>
+            </w:pPr>
+            <w:r>
+              <w:rPr>
+                <w:sz w:val="16"/>
+              </w:rPr>
+              <w:t>GET</w:t>
+            </w:r>
+          </w:p>
+        </w:tc>
+        <w:tc>
+          <w:tcPr>
+            <w:tcW w:type="dxa" w:w="3888"/>
+            <w:vAlign w:val="center"/>
+            <w:tcBorders>
+              <w:top w:val="single" w:sz="4" w:color="D9D9D9"/>
+              <w:left w:val="single" w:sz="4" w:color="D9D9D9"/>
+              <w:bottom w:val="single" w:sz="4" w:color="D9D9D9"/>
+              <w:right w:val="single" w:sz="4" w:color="D9D9D9"/>
+              <w:insideH w:val="single" w:sz="4" w:color="D9D9D9"/>
+              <w:insideV w:val="single" w:sz="4" w:color="D9D9D9"/>
+            </w:tcBorders>
+            <w:tcMar>
+              <w:top w:w="90" w:type="dxa"/>
+              <w:start w:w="100" w:type="dxa"/>
+              <w:bottom w:w="90" w:type="dxa"/>
+              <w:end w:w="100" w:type="dxa"/>
+            </w:tcMar>
+          </w:tcPr>
+          <w:p>
+            <w:pPr>
+              <w:spacing w:after="20" w:line="259" w:lineRule="auto"/>
+            </w:pPr>
+            <w:r>
+              <w:rPr>
+                <w:sz w:val="16"/>
+              </w:rPr>
+              <w:t>/api/ai/providers</w:t>
+            </w:r>
+          </w:p>
+        </w:tc>
+        <w:tc>
+          <w:tcPr>
+            <w:tcW w:type="dxa" w:w="4464"/>
+            <w:vAlign w:val="center"/>
+            <w:tcBorders>
+              <w:top w:val="single" w:sz="4" w:color="D9D9D9"/>
+              <w:left w:val="single" w:sz="4" w:color="D9D9D9"/>
+              <w:bottom w:val="single" w:sz="4" w:color="D9D9D9"/>
+              <w:right w:val="single" w:sz="4" w:color="D9D9D9"/>
+              <w:insideH w:val="single" w:sz="4" w:color="D9D9D9"/>
+              <w:insideV w:val="single" w:sz="4" w:color="D9D9D9"/>
+            </w:tcBorders>
+            <w:tcMar>
+              <w:top w:w="90" w:type="dxa"/>
+              <w:start w:w="100" w:type="dxa"/>
+              <w:bottom w:w="90" w:type="dxa"/>
+              <w:end w:w="100" w:type="dxa"/>
+            </w:tcMar>
+          </w:tcPr>
+          <w:p>
+            <w:pPr>
+              <w:spacing w:after="20" w:line="259" w:lineRule="auto"/>
+            </w:pPr>
+            <w:r>
+              <w:rPr>
+                <w:sz w:val="16"/>
+              </w:rPr>
+              <w:t>查询非敏感 AI 配置</w:t>
+            </w:r>
+          </w:p>
+        </w:tc>
+      </w:tr>
+      <w:tr>
+        <w:trPr>
+          <w:cantSplit/>
+        </w:trPr>
+        <w:tc>
+          <w:tcPr>
+            <w:tcW w:type="dxa" w:w="1152"/>
+            <w:vAlign w:val="center"/>
+            <w:shd w:fill="EDF3F8"/>
+            <w:tcBorders>
+              <w:top w:val="single" w:sz="4" w:color="D9D9D9"/>
+              <w:left w:val="single" w:sz="4" w:color="D9D9D9"/>
+              <w:bottom w:val="single" w:sz="4" w:color="D9D9D9"/>
+              <w:right w:val="single" w:sz="4" w:color="D9D9D9"/>
+              <w:insideH w:val="single" w:sz="4" w:color="D9D9D9"/>
+              <w:insideV w:val="single" w:sz="4" w:color="D9D9D9"/>
+            </w:tcBorders>
+            <w:tcMar>
+              <w:top w:w="90" w:type="dxa"/>
+              <w:start w:w="100" w:type="dxa"/>
+              <w:bottom w:w="90" w:type="dxa"/>
+              <w:end w:w="100" w:type="dxa"/>
+            </w:tcMar>
+          </w:tcPr>
+          <w:p>
+            <w:pPr>
+              <w:spacing w:after="20" w:line="259" w:lineRule="auto"/>
+            </w:pPr>
+            <w:r>
+              <w:rPr>
+                <w:sz w:val="16"/>
+              </w:rPr>
+              <w:t>POST</w:t>
+            </w:r>
+          </w:p>
+        </w:tc>
+        <w:tc>
+          <w:tcPr>
+            <w:tcW w:type="dxa" w:w="3888"/>
+            <w:vAlign w:val="center"/>
+            <w:shd w:fill="EDF3F8"/>
+            <w:tcBorders>
+              <w:top w:val="single" w:sz="4" w:color="D9D9D9"/>
+              <w:left w:val="single" w:sz="4" w:color="D9D9D9"/>
+              <w:bottom w:val="single" w:sz="4" w:color="D9D9D9"/>
+              <w:right w:val="single" w:sz="4" w:color="D9D9D9"/>
+              <w:insideH w:val="single" w:sz="4" w:color="D9D9D9"/>
+              <w:insideV w:val="single" w:sz="4" w:color="D9D9D9"/>
+            </w:tcBorders>
+            <w:tcMar>
+              <w:top w:w="90" w:type="dxa"/>
+              <w:start w:w="100" w:type="dxa"/>
+              <w:bottom w:w="90" w:type="dxa"/>
+              <w:end w:w="100" w:type="dxa"/>
+            </w:tcMar>
+          </w:tcPr>
+          <w:p>
+            <w:pPr>
+              <w:spacing w:after="20" w:line="259" w:lineRule="auto"/>
+            </w:pPr>
+            <w:r>
+              <w:rPr>
+                <w:sz w:val="16"/>
+              </w:rPr>
+              <w:t>/api/ai/providers</w:t>
+            </w:r>
+          </w:p>
+        </w:tc>
+        <w:tc>
+          <w:tcPr>
+            <w:tcW w:type="dxa" w:w="4464"/>
+            <w:vAlign w:val="center"/>
+            <w:shd w:fill="EDF3F8"/>
+            <w:tcBorders>
+              <w:top w:val="single" w:sz="4" w:color="D9D9D9"/>
+              <w:left w:val="single" w:sz="4" w:color="D9D9D9"/>
+              <w:bottom w:val="single" w:sz="4" w:color="D9D9D9"/>
+              <w:right w:val="single" w:sz="4" w:color="D9D9D9"/>
+              <w:insideH w:val="single" w:sz="4" w:color="D9D9D9"/>
+              <w:insideV w:val="single" w:sz="4" w:color="D9D9D9"/>
+            </w:tcBorders>
+            <w:tcMar>
+              <w:top w:w="90" w:type="dxa"/>
+              <w:start w:w="100" w:type="dxa"/>
+              <w:bottom w:w="90" w:type="dxa"/>
+              <w:end w:w="100" w:type="dxa"/>
+            </w:tcMar>
+          </w:tcPr>
+          <w:p>
+            <w:pPr>
+              <w:spacing w:after="20" w:line="259" w:lineRule="auto"/>
+            </w:pPr>
+            <w:r>
+              <w:rPr>
+                <w:sz w:val="16"/>
+              </w:rPr>
+              <w:t>创建或更新 AI 配置</w:t>
+            </w:r>
+          </w:p>
+        </w:tc>
+      </w:tr>
+      <w:tr>
+        <w:trPr>
+          <w:cantSplit/>
+        </w:trPr>
+        <w:tc>
+          <w:tcPr>
+            <w:tcW w:type="dxa" w:w="1152"/>
+            <w:vAlign w:val="center"/>
+            <w:tcBorders>
+              <w:top w:val="single" w:sz="4" w:color="D9D9D9"/>
+              <w:left w:val="single" w:sz="4" w:color="D9D9D9"/>
+              <w:bottom w:val="single" w:sz="4" w:color="D9D9D9"/>
+              <w:right w:val="single" w:sz="4" w:color="D9D9D9"/>
+              <w:insideH w:val="single" w:sz="4" w:color="D9D9D9"/>
+              <w:insideV w:val="single" w:sz="4" w:color="D9D9D9"/>
+            </w:tcBorders>
+            <w:tcMar>
+              <w:top w:w="90" w:type="dxa"/>
+              <w:start w:w="100" w:type="dxa"/>
+              <w:bottom w:w="90" w:type="dxa"/>
+              <w:end w:w="100" w:type="dxa"/>
+            </w:tcMar>
+          </w:tcPr>
+          <w:p>
+            <w:pPr>
+              <w:spacing w:after="20" w:line="259" w:lineRule="auto"/>
+            </w:pPr>
+            <w:r>
+              <w:rPr>
+                <w:sz w:val="16"/>
+              </w:rPr>
+              <w:t>POST</w:t>
+            </w:r>
+          </w:p>
+        </w:tc>
+        <w:tc>
+          <w:tcPr>
+            <w:tcW w:type="dxa" w:w="3888"/>
+            <w:vAlign w:val="center"/>
+            <w:tcBorders>
+              <w:top w:val="single" w:sz="4" w:color="D9D9D9"/>
+              <w:left w:val="single" w:sz="4" w:color="D9D9D9"/>
+              <w:bottom w:val="single" w:sz="4" w:color="D9D9D9"/>
+              <w:right w:val="single" w:sz="4" w:color="D9D9D9"/>
+              <w:insideH w:val="single" w:sz="4" w:color="D9D9D9"/>
+              <w:insideV w:val="single" w:sz="4" w:color="D9D9D9"/>
+            </w:tcBorders>
+            <w:tcMar>
+              <w:top w:w="90" w:type="dxa"/>
+              <w:start w:w="100" w:type="dxa"/>
+              <w:bottom w:w="90" w:type="dxa"/>
+              <w:end w:w="100" w:type="dxa"/>
+            </w:tcMar>
+          </w:tcPr>
+          <w:p>
+            <w:pPr>
+              <w:spacing w:after="20" w:line="259" w:lineRule="auto"/>
+            </w:pPr>
+            <w:r>
+              <w:rPr>
+                <w:sz w:val="16"/>
+              </w:rPr>
+              <w:t>/api/ai/providers/{id}/test</w:t>
+            </w:r>
+          </w:p>
+        </w:tc>
+        <w:tc>
+          <w:tcPr>
+            <w:tcW w:type="dxa" w:w="4464"/>
+            <w:vAlign w:val="center"/>
+            <w:tcBorders>
+              <w:top w:val="single" w:sz="4" w:color="D9D9D9"/>
+              <w:left w:val="single" w:sz="4" w:color="D9D9D9"/>
+              <w:bottom w:val="single" w:sz="4" w:color="D9D9D9"/>
+              <w:right w:val="single" w:sz="4" w:color="D9D9D9"/>
+              <w:insideH w:val="single" w:sz="4" w:color="D9D9D9"/>
+              <w:insideV w:val="single" w:sz="4" w:color="D9D9D9"/>
+            </w:tcBorders>
+            <w:tcMar>
+              <w:top w:w="90" w:type="dxa"/>
+              <w:start w:w="100" w:type="dxa"/>
+              <w:bottom w:w="90" w:type="dxa"/>
+              <w:end w:w="100" w:type="dxa"/>
+            </w:tcMar>
+          </w:tcPr>
+          <w:p>
+            <w:pPr>
+              <w:spacing w:after="20" w:line="259" w:lineRule="auto"/>
+            </w:pPr>
+            <w:r>
+              <w:rPr>
+                <w:sz w:val="16"/>
+              </w:rPr>
+              <w:t>测试连接与模型</w:t>
+            </w:r>
+          </w:p>
+        </w:tc>
+      </w:tr>
+      <w:tr>
+        <w:trPr>
+          <w:cantSplit/>
+        </w:trPr>
+        <w:tc>
+          <w:tcPr>
+            <w:tcW w:type="dxa" w:w="1152"/>
+            <w:vAlign w:val="center"/>
+            <w:shd w:fill="EDF3F8"/>
+            <w:tcBorders>
+              <w:top w:val="single" w:sz="4" w:color="D9D9D9"/>
+              <w:left w:val="single" w:sz="4" w:color="D9D9D9"/>
+              <w:bottom w:val="single" w:sz="4" w:color="D9D9D9"/>
+              <w:right w:val="single" w:sz="4" w:color="D9D9D9"/>
+              <w:insideH w:val="single" w:sz="4" w:color="D9D9D9"/>
+              <w:insideV w:val="single" w:sz="4" w:color="D9D9D9"/>
+            </w:tcBorders>
+            <w:tcMar>
+              <w:top w:w="90" w:type="dxa"/>
+              <w:start w:w="100" w:type="dxa"/>
+              <w:bottom w:w="90" w:type="dxa"/>
+              <w:end w:w="100" w:type="dxa"/>
+            </w:tcMar>
+          </w:tcPr>
+          <w:p>
+            <w:pPr>
+              <w:spacing w:after="20" w:line="259" w:lineRule="auto"/>
+            </w:pPr>
+            <w:r>
+              <w:rPr>
+                <w:sz w:val="16"/>
+              </w:rPr>
+              <w:t>DELETE</w:t>
+            </w:r>
+          </w:p>
+        </w:tc>
+        <w:tc>
+          <w:tcPr>
+            <w:tcW w:type="dxa" w:w="3888"/>
+            <w:vAlign w:val="center"/>
+            <w:shd w:fill="EDF3F8"/>
+            <w:tcBorders>
+              <w:top w:val="single" w:sz="4" w:color="D9D9D9"/>
+              <w:left w:val="single" w:sz="4" w:color="D9D9D9"/>
+              <w:bottom w:val="single" w:sz="4" w:color="D9D9D9"/>
+              <w:right w:val="single" w:sz="4" w:color="D9D9D9"/>
+              <w:insideH w:val="single" w:sz="4" w:color="D9D9D9"/>
+              <w:insideV w:val="single" w:sz="4" w:color="D9D9D9"/>
+            </w:tcBorders>
+            <w:tcMar>
+              <w:top w:w="90" w:type="dxa"/>
+              <w:start w:w="100" w:type="dxa"/>
+              <w:bottom w:w="90" w:type="dxa"/>
+              <w:end w:w="100" w:type="dxa"/>
+            </w:tcMar>
+          </w:tcPr>
+          <w:p>
+            <w:pPr>
+              <w:spacing w:after="20" w:line="259" w:lineRule="auto"/>
+            </w:pPr>
+            <w:r>
+              <w:rPr>
+                <w:sz w:val="16"/>
+              </w:rPr>
+              <w:t>/api/ai/providers/{id}/secret</w:t>
+            </w:r>
+          </w:p>
+        </w:tc>
+        <w:tc>
+          <w:tcPr>
+            <w:tcW w:type="dxa" w:w="4464"/>
+            <w:vAlign w:val="center"/>
+            <w:shd w:fill="EDF3F8"/>
+            <w:tcBorders>
+              <w:top w:val="single" w:sz="4" w:color="D9D9D9"/>
+              <w:left w:val="single" w:sz="4" w:color="D9D9D9"/>
+              <w:bottom w:val="single" w:sz="4" w:color="D9D9D9"/>
+              <w:right w:val="single" w:sz="4" w:color="D9D9D9"/>
+              <w:insideH w:val="single" w:sz="4" w:color="D9D9D9"/>
+              <w:insideV w:val="single" w:sz="4" w:color="D9D9D9"/>
+            </w:tcBorders>
+            <w:tcMar>
+              <w:top w:w="90" w:type="dxa"/>
+              <w:start w:w="100" w:type="dxa"/>
+              <w:bottom w:w="90" w:type="dxa"/>
+              <w:end w:w="100" w:type="dxa"/>
+            </w:tcMar>
+          </w:tcPr>
+          <w:p>
+            <w:pPr>
+              <w:spacing w:after="20" w:line="259" w:lineRule="auto"/>
+            </w:pPr>
+            <w:r>
+              <w:rPr>
+                <w:sz w:val="16"/>
+              </w:rPr>
+              <w:t>删除本机安全存储中的密钥</w:t>
+            </w:r>
+          </w:p>
+        </w:tc>
+      </w:tr>
+      <w:tr>
+        <w:trPr>
+          <w:cantSplit/>
+        </w:trPr>
+        <w:tc>
+          <w:tcPr>
+            <w:tcW w:type="dxa" w:w="1152"/>
+            <w:vAlign w:val="center"/>
+            <w:tcBorders>
+              <w:top w:val="single" w:sz="4" w:color="D9D9D9"/>
+              <w:left w:val="single" w:sz="4" w:color="D9D9D9"/>
+              <w:bottom w:val="single" w:sz="4" w:color="D9D9D9"/>
+              <w:right w:val="single" w:sz="4" w:color="D9D9D9"/>
+              <w:insideH w:val="single" w:sz="4" w:color="D9D9D9"/>
+              <w:insideV w:val="single" w:sz="4" w:color="D9D9D9"/>
+            </w:tcBorders>
+            <w:tcMar>
+              <w:top w:w="90" w:type="dxa"/>
+              <w:start w:w="100" w:type="dxa"/>
+              <w:bottom w:w="90" w:type="dxa"/>
+              <w:end w:w="100" w:type="dxa"/>
+            </w:tcMar>
+          </w:tcPr>
+          <w:p>
+            <w:pPr>
+              <w:spacing w:after="20" w:line="259" w:lineRule="auto"/>
+            </w:pPr>
+            <w:r>
+              <w:rPr>
+                <w:sz w:val="16"/>
+              </w:rPr>
+              <w:t>GET</w:t>
+            </w:r>
+          </w:p>
+        </w:tc>
+        <w:tc>
+          <w:tcPr>
+            <w:tcW w:type="dxa" w:w="3888"/>
+            <w:vAlign w:val="center"/>
+            <w:tcBorders>
+              <w:top w:val="single" w:sz="4" w:color="D9D9D9"/>
+              <w:left w:val="single" w:sz="4" w:color="D9D9D9"/>
+              <w:bottom w:val="single" w:sz="4" w:color="D9D9D9"/>
+              <w:right w:val="single" w:sz="4" w:color="D9D9D9"/>
+              <w:insideH w:val="single" w:sz="4" w:color="D9D9D9"/>
+              <w:insideV w:val="single" w:sz="4" w:color="D9D9D9"/>
+            </w:tcBorders>
+            <w:tcMar>
+              <w:top w:w="90" w:type="dxa"/>
+              <w:start w:w="100" w:type="dxa"/>
+              <w:bottom w:w="90" w:type="dxa"/>
+              <w:end w:w="100" w:type="dxa"/>
+            </w:tcMar>
+          </w:tcPr>
+          <w:p>
+            <w:pPr>
+              <w:spacing w:after="20" w:line="259" w:lineRule="auto"/>
+            </w:pPr>
+            <w:r>
+              <w:rPr>
+                <w:sz w:val="16"/>
+              </w:rPr>
+              <w:t>/api/ai/usage</w:t>
+            </w:r>
+          </w:p>
+        </w:tc>
+        <w:tc>
+          <w:tcPr>
+            <w:tcW w:type="dxa" w:w="4464"/>
+            <w:vAlign w:val="center"/>
+            <w:tcBorders>
+              <w:top w:val="single" w:sz="4" w:color="D9D9D9"/>
+              <w:left w:val="single" w:sz="4" w:color="D9D9D9"/>
+              <w:bottom w:val="single" w:sz="4" w:color="D9D9D9"/>
+              <w:right w:val="single" w:sz="4" w:color="D9D9D9"/>
+              <w:insideH w:val="single" w:sz="4" w:color="D9D9D9"/>
+              <w:insideV w:val="single" w:sz="4" w:color="D9D9D9"/>
+            </w:tcBorders>
+            <w:tcMar>
+              <w:top w:w="90" w:type="dxa"/>
+              <w:start w:w="100" w:type="dxa"/>
+              <w:bottom w:w="90" w:type="dxa"/>
+              <w:end w:w="100" w:type="dxa"/>
+            </w:tcMar>
+          </w:tcPr>
+          <w:p>
+            <w:pPr>
+              <w:spacing w:after="20" w:line="259" w:lineRule="auto"/>
+            </w:pPr>
+            <w:r>
+              <w:rPr>
+                <w:sz w:val="16"/>
+              </w:rPr>
+              <w:t>查询调用用量与估算费用</w:t>
             </w:r>
           </w:p>
         </w:tc>
@@ -12362,7 +16007,7 @@
     </w:p>
     <w:p>
       <w:r>
-        <w:t>默认以列表显示房源实体，并可展开查看各来源网站的独立刊登记录。列表只展示获准保存的摘要字段；照片、户型图和完整说明通过“原网站查看”获取。用户可批量添加标签，但跨网站合并必须逐项确认。</w:t>
+        <w:t>默认以列表显示房源实体，并可展开查看各来源网站的独立刊登记录。列表只展示获准保存的摘要字段；照片、户型图和完整说明通过“原网站查看”获取。用户可批量添加标签，但跨网站合并必须逐项确认。启用投资评估后，列表可显示主要结论、置信度和关键事实标签，并按结论、分数、置信度或缺失数据筛选；详情页展开理由、风险、公式、假设、来源、历史版本和用户修正。</w:t>
       </w:r>
     </w:p>
     <w:p>
@@ -12807,7 +16452,7 @@
               <w:rPr>
                 <w:sz w:val="18"/>
               </w:rPr>
-              <w:t>AI</w:t>
+              <w:t>AI服务</w:t>
             </w:r>
           </w:p>
         </w:tc>
@@ -12838,7 +16483,7 @@
               <w:rPr>
                 <w:sz w:val="18"/>
               </w:rPr>
-              <w:t>启用或关闭、允许发送的字段范围、模型接口配置</w:t>
+              <w:t>启用或关闭、OpenAI/Anthropic/兼容接口、地址、密钥、模型、连接测试、发送字段、调用限额和用量</w:t>
             </w:r>
           </w:p>
         </w:tc>
@@ -12875,6 +16520,74 @@
               <w:rPr>
                 <w:sz w:val="18"/>
               </w:rPr>
+              <w:t>投资评估</w:t>
+            </w:r>
+          </w:p>
+        </w:tc>
+        <w:tc>
+          <w:tcPr>
+            <w:tcW w:type="dxa" w:w="7344"/>
+            <w:vAlign w:val="center"/>
+            <w:shd w:fill="EDF3F8"/>
+            <w:tcBorders>
+              <w:top w:val="single" w:sz="4" w:color="D9D9D9"/>
+              <w:left w:val="single" w:sz="4" w:color="D9D9D9"/>
+              <w:bottom w:val="single" w:sz="4" w:color="D9D9D9"/>
+              <w:right w:val="single" w:sz="4" w:color="D9D9D9"/>
+              <w:insideH w:val="single" w:sz="4" w:color="D9D9D9"/>
+              <w:insideV w:val="single" w:sz="4" w:color="D9D9D9"/>
+            </w:tcBorders>
+            <w:tcMar>
+              <w:top w:w="90" w:type="dxa"/>
+              <w:start w:w="100" w:type="dxa"/>
+              <w:bottom w:w="90" w:type="dxa"/>
+              <w:end w:w="100" w:type="dxa"/>
+            </w:tcMar>
+          </w:tcPr>
+          <w:p>
+            <w:pPr>
+              <w:spacing w:after="20" w:line="259" w:lineRule="auto"/>
+            </w:pPr>
+            <w:r>
+              <w:rPr>
+                <w:sz w:val="18"/>
+              </w:rPr>
+              <w:t>投资标准配置、毛/净回报率阈值、翻新利润与利润率、预算、房龄、持有期及自住偏好</w:t>
+            </w:r>
+          </w:p>
+        </w:tc>
+      </w:tr>
+      <w:tr>
+        <w:trPr>
+          <w:cantSplit/>
+        </w:trPr>
+        <w:tc>
+          <w:tcPr>
+            <w:tcW w:type="dxa" w:w="2160"/>
+            <w:vAlign w:val="center"/>
+            <w:tcBorders>
+              <w:top w:val="single" w:sz="4" w:color="D9D9D9"/>
+              <w:left w:val="single" w:sz="4" w:color="D9D9D9"/>
+              <w:bottom w:val="single" w:sz="4" w:color="D9D9D9"/>
+              <w:right w:val="single" w:sz="4" w:color="D9D9D9"/>
+              <w:insideH w:val="single" w:sz="4" w:color="D9D9D9"/>
+              <w:insideV w:val="single" w:sz="4" w:color="D9D9D9"/>
+            </w:tcBorders>
+            <w:tcMar>
+              <w:top w:w="90" w:type="dxa"/>
+              <w:start w:w="100" w:type="dxa"/>
+              <w:bottom w:w="90" w:type="dxa"/>
+              <w:end w:w="100" w:type="dxa"/>
+            </w:tcMar>
+          </w:tcPr>
+          <w:p>
+            <w:pPr>
+              <w:spacing w:after="20" w:line="259" w:lineRule="auto"/>
+            </w:pPr>
+            <w:r>
+              <w:rPr>
+                <w:sz w:val="18"/>
+              </w:rPr>
               <w:t>隐私与安全</w:t>
             </w:r>
           </w:p>
@@ -12883,7 +16596,6 @@
           <w:tcPr>
             <w:tcW w:type="dxa" w:w="7344"/>
             <w:vAlign w:val="center"/>
-            <w:shd w:fill="EDF3F8"/>
             <w:tcBorders>
               <w:top w:val="single" w:sz="4" w:color="D9D9D9"/>
               <w:left w:val="single" w:sz="4" w:color="D9D9D9"/>
@@ -12923,7 +16635,7 @@
         <w:pStyle w:val="Heading1"/>
       </w:pPr>
       <w:r>
-        <w:t>10 Windows 部署与数据安全</w:t>
+        <w:t>10 桌面部署与数据安全</w:t>
       </w:r>
     </w:p>
     <w:p>
@@ -12936,7 +16648,7 @@
     </w:p>
     <w:p>
       <w:r>
-        <w:t>用户安装后双击启动。程序启动本地 FastAPI 服务并打开 Web 管理界面，默认地址为 http://127.0.0.1:8765，不需要云服务器或域名。关闭主窗口时，可按设置一并退出或在系统托盘继续执行计划任务。</w:t>
+        <w:t>用户安装后双击启动。程序启动本地 FastAPI 服务并打开 Web 管理界面，默认地址为 http://127.0.0.1:8765，不需要云服务器或域名。V1.0 优先提供 Windows 安装和托盘运行；macOS 版本使用相同业务流程，并将托盘对应为菜单栏状态项。</w:t>
       </w:r>
     </w:p>
     <w:p>
@@ -13050,6 +16762,56 @@
     </w:p>
     <w:p>
       <w:pPr>
+        <w:pStyle w:val="Code"/>
+      </w:pPr>
+    </w:p>
+    <w:p>
+      <w:pPr>
+        <w:pStyle w:val="Code"/>
+      </w:pPr>
+      <w:r>
+        <w:t>~/Library/Application Support/HouseAgent/</w:t>
+      </w:r>
+    </w:p>
+    <w:p>
+      <w:pPr>
+        <w:pStyle w:val="Code"/>
+      </w:pPr>
+      <w:r>
+        <w:t>├── database/houseagent.db</w:t>
+      </w:r>
+    </w:p>
+    <w:p>
+      <w:pPr>
+        <w:pStyle w:val="Code"/>
+      </w:pPr>
+      <w:r>
+        <w:t>├── browser_profiles/suumo/</w:t>
+      </w:r>
+    </w:p>
+    <w:p>
+      <w:pPr>
+        <w:pStyle w:val="Code"/>
+      </w:pPr>
+      <w:r>
+        <w:t>├── backups/           └── config/</w:t>
+      </w:r>
+    </w:p>
+    <w:p>
+      <w:pPr>
+        <w:pStyle w:val="Code"/>
+      </w:pPr>
+    </w:p>
+    <w:p>
+      <w:pPr>
+        <w:pStyle w:val="Code"/>
+      </w:pPr>
+      <w:r>
+        <w:t>~/Library/Logs/HouseAgent/</w:t>
+      </w:r>
+    </w:p>
+    <w:p>
+      <w:pPr>
         <w:pStyle w:val="Heading2"/>
       </w:pPr>
       <w:r>
@@ -13061,7 +16823,7 @@
         <w:pStyle w:val="ListBullet"/>
       </w:pPr>
       <w:r>
-        <w:t>浏览器会话目录仅允许当前 Windows 用户访问。</w:t>
+        <w:t>浏览器会话目录仅允许当前操作系统用户访问。</w:t>
       </w:r>
     </w:p>
     <w:p>
@@ -13069,7 +16831,7 @@
         <w:pStyle w:val="ListBullet"/>
       </w:pPr>
       <w:r>
-        <w:t>日志不记录 Cookie、密码、认证令牌或完整个人资料。</w:t>
+        <w:t>Windows 使用 Credential Manager 或 DPAPI，macOS 使用 Keychain 保护应用密钥；业务数据库不保存明文密码或完整 AI API Key。</w:t>
       </w:r>
     </w:p>
     <w:p>
@@ -13077,7 +16839,15 @@
         <w:pStyle w:val="ListBullet"/>
       </w:pPr>
       <w:r>
-        <w:t>AI 默认不接收浏览器会话数据。</w:t>
+        <w:t>日志不记录 Cookie、密码、认证令牌、AI API Key 或完整个人资料。</w:t>
+      </w:r>
+    </w:p>
+    <w:p>
+      <w:pPr>
+        <w:pStyle w:val="ListBullet"/>
+      </w:pPr>
+      <w:r>
+        <w:t>AI 默认不接收浏览器会话数据；外部 AI 请求只能由本地后端发起。</w:t>
       </w:r>
     </w:p>
     <w:p>
@@ -13086,6 +16856,14 @@
       </w:pPr>
       <w:r>
         <w:t>发送到云端 AI 的摘要必须符合来源网站的数据使用许可。</w:t>
+      </w:r>
+    </w:p>
+    <w:p>
+      <w:pPr>
+        <w:pStyle w:val="ListBullet"/>
+      </w:pPr>
+      <w:r>
+        <w:t>普通备份、导出和错误报告不得包含 AI API Key；恢复配置后由用户重新确认密钥可用性。</w:t>
       </w:r>
     </w:p>
     <w:p>
@@ -14828,6 +18606,1025 @@
           </w:p>
         </w:tc>
       </w:tr>
+      <w:tr>
+        <w:trPr>
+          <w:cantSplit/>
+        </w:trPr>
+        <w:tc>
+          <w:tcPr>
+            <w:tcW w:type="dxa" w:w="1008"/>
+            <w:vAlign w:val="center"/>
+            <w:tcBorders>
+              <w:top w:val="single" w:sz="4" w:color="D9D9D9"/>
+              <w:left w:val="single" w:sz="4" w:color="D9D9D9"/>
+              <w:bottom w:val="single" w:sz="4" w:color="D9D9D9"/>
+              <w:right w:val="single" w:sz="4" w:color="D9D9D9"/>
+              <w:insideH w:val="single" w:sz="4" w:color="D9D9D9"/>
+              <w:insideV w:val="single" w:sz="4" w:color="D9D9D9"/>
+            </w:tcBorders>
+            <w:tcMar>
+              <w:top w:w="90" w:type="dxa"/>
+              <w:start w:w="100" w:type="dxa"/>
+              <w:bottom w:w="90" w:type="dxa"/>
+              <w:end w:w="100" w:type="dxa"/>
+            </w:tcMar>
+          </w:tcPr>
+          <w:p>
+            <w:pPr>
+              <w:spacing w:after="20" w:line="259" w:lineRule="auto"/>
+            </w:pPr>
+            <w:r>
+              <w:rPr>
+                <w:sz w:val="18"/>
+              </w:rPr>
+              <w:t>□</w:t>
+            </w:r>
+          </w:p>
+        </w:tc>
+        <w:tc>
+          <w:tcPr>
+            <w:tcW w:type="dxa" w:w="8496"/>
+            <w:vAlign w:val="center"/>
+            <w:tcBorders>
+              <w:top w:val="single" w:sz="4" w:color="D9D9D9"/>
+              <w:left w:val="single" w:sz="4" w:color="D9D9D9"/>
+              <w:bottom w:val="single" w:sz="4" w:color="D9D9D9"/>
+              <w:right w:val="single" w:sz="4" w:color="D9D9D9"/>
+              <w:insideH w:val="single" w:sz="4" w:color="D9D9D9"/>
+              <w:insideV w:val="single" w:sz="4" w:color="D9D9D9"/>
+            </w:tcBorders>
+            <w:tcMar>
+              <w:top w:w="90" w:type="dxa"/>
+              <w:start w:w="100" w:type="dxa"/>
+              <w:bottom w:w="90" w:type="dxa"/>
+              <w:end w:w="100" w:type="dxa"/>
+            </w:tcMar>
+          </w:tcPr>
+          <w:p>
+            <w:pPr>
+              <w:spacing w:after="20" w:line="259" w:lineRule="auto"/>
+            </w:pPr>
+            <w:r>
+              <w:rPr>
+                <w:sz w:val="18"/>
+              </w:rPr>
+              <w:t>业务层不包含固定 Windows 路径或 DPAPI 直接调用</w:t>
+            </w:r>
+          </w:p>
+        </w:tc>
+      </w:tr>
+      <w:tr>
+        <w:trPr>
+          <w:cantSplit/>
+        </w:trPr>
+        <w:tc>
+          <w:tcPr>
+            <w:tcW w:type="dxa" w:w="1008"/>
+            <w:vAlign w:val="center"/>
+            <w:shd w:fill="EDF3F8"/>
+            <w:tcBorders>
+              <w:top w:val="single" w:sz="4" w:color="D9D9D9"/>
+              <w:left w:val="single" w:sz="4" w:color="D9D9D9"/>
+              <w:bottom w:val="single" w:sz="4" w:color="D9D9D9"/>
+              <w:right w:val="single" w:sz="4" w:color="D9D9D9"/>
+              <w:insideH w:val="single" w:sz="4" w:color="D9D9D9"/>
+              <w:insideV w:val="single" w:sz="4" w:color="D9D9D9"/>
+            </w:tcBorders>
+            <w:tcMar>
+              <w:top w:w="90" w:type="dxa"/>
+              <w:start w:w="100" w:type="dxa"/>
+              <w:bottom w:w="90" w:type="dxa"/>
+              <w:end w:w="100" w:type="dxa"/>
+            </w:tcMar>
+          </w:tcPr>
+          <w:p>
+            <w:pPr>
+              <w:spacing w:after="20" w:line="259" w:lineRule="auto"/>
+            </w:pPr>
+            <w:r>
+              <w:rPr>
+                <w:sz w:val="18"/>
+              </w:rPr>
+              <w:t>□</w:t>
+            </w:r>
+          </w:p>
+        </w:tc>
+        <w:tc>
+          <w:tcPr>
+            <w:tcW w:type="dxa" w:w="8496"/>
+            <w:vAlign w:val="center"/>
+            <w:shd w:fill="EDF3F8"/>
+            <w:tcBorders>
+              <w:top w:val="single" w:sz="4" w:color="D9D9D9"/>
+              <w:left w:val="single" w:sz="4" w:color="D9D9D9"/>
+              <w:bottom w:val="single" w:sz="4" w:color="D9D9D9"/>
+              <w:right w:val="single" w:sz="4" w:color="D9D9D9"/>
+              <w:insideH w:val="single" w:sz="4" w:color="D9D9D9"/>
+              <w:insideV w:val="single" w:sz="4" w:color="D9D9D9"/>
+            </w:tcBorders>
+            <w:tcMar>
+              <w:top w:w="90" w:type="dxa"/>
+              <w:start w:w="100" w:type="dxa"/>
+              <w:bottom w:w="90" w:type="dxa"/>
+              <w:end w:w="100" w:type="dxa"/>
+            </w:tcMar>
+          </w:tcPr>
+          <w:p>
+            <w:pPr>
+              <w:spacing w:after="20" w:line="259" w:lineRule="auto"/>
+            </w:pPr>
+            <w:r>
+              <w:rPr>
+                <w:sz w:val="18"/>
+              </w:rPr>
+              <w:t>业务备份包使用相对路径且不包含 Cookie 或系统密钥</w:t>
+            </w:r>
+          </w:p>
+        </w:tc>
+      </w:tr>
+      <w:tr>
+        <w:trPr>
+          <w:cantSplit/>
+        </w:trPr>
+        <w:tc>
+          <w:tcPr>
+            <w:tcW w:type="dxa" w:w="1008"/>
+            <w:vAlign w:val="center"/>
+            <w:tcBorders>
+              <w:top w:val="single" w:sz="4" w:color="D9D9D9"/>
+              <w:left w:val="single" w:sz="4" w:color="D9D9D9"/>
+              <w:bottom w:val="single" w:sz="4" w:color="D9D9D9"/>
+              <w:right w:val="single" w:sz="4" w:color="D9D9D9"/>
+              <w:insideH w:val="single" w:sz="4" w:color="D9D9D9"/>
+              <w:insideV w:val="single" w:sz="4" w:color="D9D9D9"/>
+            </w:tcBorders>
+            <w:tcMar>
+              <w:top w:w="90" w:type="dxa"/>
+              <w:start w:w="100" w:type="dxa"/>
+              <w:bottom w:w="90" w:type="dxa"/>
+              <w:end w:w="100" w:type="dxa"/>
+            </w:tcMar>
+          </w:tcPr>
+          <w:p>
+            <w:pPr>
+              <w:spacing w:after="20" w:line="259" w:lineRule="auto"/>
+            </w:pPr>
+            <w:r>
+              <w:rPr>
+                <w:sz w:val="18"/>
+              </w:rPr>
+              <w:t>□</w:t>
+            </w:r>
+          </w:p>
+        </w:tc>
+        <w:tc>
+          <w:tcPr>
+            <w:tcW w:type="dxa" w:w="8496"/>
+            <w:vAlign w:val="center"/>
+            <w:tcBorders>
+              <w:top w:val="single" w:sz="4" w:color="D9D9D9"/>
+              <w:left w:val="single" w:sz="4" w:color="D9D9D9"/>
+              <w:bottom w:val="single" w:sz="4" w:color="D9D9D9"/>
+              <w:right w:val="single" w:sz="4" w:color="D9D9D9"/>
+              <w:insideH w:val="single" w:sz="4" w:color="D9D9D9"/>
+              <w:insideV w:val="single" w:sz="4" w:color="D9D9D9"/>
+            </w:tcBorders>
+            <w:tcMar>
+              <w:top w:w="90" w:type="dxa"/>
+              <w:start w:w="100" w:type="dxa"/>
+              <w:bottom w:w="90" w:type="dxa"/>
+              <w:end w:w="100" w:type="dxa"/>
+            </w:tcMar>
+          </w:tcPr>
+          <w:p>
+            <w:pPr>
+              <w:spacing w:after="20" w:line="259" w:lineRule="auto"/>
+            </w:pPr>
+            <w:r>
+              <w:rPr>
+                <w:sz w:val="18"/>
+              </w:rPr>
+              <w:t>完整模拟数据可分别产生翻新转售、出租、自住和投资价值偏低结论</w:t>
+            </w:r>
+          </w:p>
+        </w:tc>
+      </w:tr>
+      <w:tr>
+        <w:trPr>
+          <w:cantSplit/>
+        </w:trPr>
+        <w:tc>
+          <w:tcPr>
+            <w:tcW w:type="dxa" w:w="1008"/>
+            <w:vAlign w:val="center"/>
+            <w:shd w:fill="EDF3F8"/>
+            <w:tcBorders>
+              <w:top w:val="single" w:sz="4" w:color="D9D9D9"/>
+              <w:left w:val="single" w:sz="4" w:color="D9D9D9"/>
+              <w:bottom w:val="single" w:sz="4" w:color="D9D9D9"/>
+              <w:right w:val="single" w:sz="4" w:color="D9D9D9"/>
+              <w:insideH w:val="single" w:sz="4" w:color="D9D9D9"/>
+              <w:insideV w:val="single" w:sz="4" w:color="D9D9D9"/>
+            </w:tcBorders>
+            <w:tcMar>
+              <w:top w:w="90" w:type="dxa"/>
+              <w:start w:w="100" w:type="dxa"/>
+              <w:bottom w:w="90" w:type="dxa"/>
+              <w:end w:w="100" w:type="dxa"/>
+            </w:tcMar>
+          </w:tcPr>
+          <w:p>
+            <w:pPr>
+              <w:spacing w:after="20" w:line="259" w:lineRule="auto"/>
+            </w:pPr>
+            <w:r>
+              <w:rPr>
+                <w:sz w:val="18"/>
+              </w:rPr>
+              <w:t>□</w:t>
+            </w:r>
+          </w:p>
+        </w:tc>
+        <w:tc>
+          <w:tcPr>
+            <w:tcW w:type="dxa" w:w="8496"/>
+            <w:vAlign w:val="center"/>
+            <w:shd w:fill="EDF3F8"/>
+            <w:tcBorders>
+              <w:top w:val="single" w:sz="4" w:color="D9D9D9"/>
+              <w:left w:val="single" w:sz="4" w:color="D9D9D9"/>
+              <w:bottom w:val="single" w:sz="4" w:color="D9D9D9"/>
+              <w:right w:val="single" w:sz="4" w:color="D9D9D9"/>
+              <w:insideH w:val="single" w:sz="4" w:color="D9D9D9"/>
+              <w:insideV w:val="single" w:sz="4" w:color="D9D9D9"/>
+            </w:tcBorders>
+            <w:tcMar>
+              <w:top w:w="90" w:type="dxa"/>
+              <w:start w:w="100" w:type="dxa"/>
+              <w:bottom w:w="90" w:type="dxa"/>
+              <w:end w:w="100" w:type="dxa"/>
+            </w:tcMar>
+          </w:tcPr>
+          <w:p>
+            <w:pPr>
+              <w:spacing w:after="20" w:line="259" w:lineRule="auto"/>
+            </w:pPr>
+            <w:r>
+              <w:rPr>
+                <w:sz w:val="18"/>
+              </w:rPr>
+              <w:t>旧装修但折价不足或翻新利润不足时不得标记为翻新转售候选</w:t>
+            </w:r>
+          </w:p>
+        </w:tc>
+      </w:tr>
+      <w:tr>
+        <w:trPr>
+          <w:cantSplit/>
+        </w:trPr>
+        <w:tc>
+          <w:tcPr>
+            <w:tcW w:type="dxa" w:w="1008"/>
+            <w:vAlign w:val="center"/>
+            <w:tcBorders>
+              <w:top w:val="single" w:sz="4" w:color="D9D9D9"/>
+              <w:left w:val="single" w:sz="4" w:color="D9D9D9"/>
+              <w:bottom w:val="single" w:sz="4" w:color="D9D9D9"/>
+              <w:right w:val="single" w:sz="4" w:color="D9D9D9"/>
+              <w:insideH w:val="single" w:sz="4" w:color="D9D9D9"/>
+              <w:insideV w:val="single" w:sz="4" w:color="D9D9D9"/>
+            </w:tcBorders>
+            <w:tcMar>
+              <w:top w:w="90" w:type="dxa"/>
+              <w:start w:w="100" w:type="dxa"/>
+              <w:bottom w:w="90" w:type="dxa"/>
+              <w:end w:w="100" w:type="dxa"/>
+            </w:tcMar>
+          </w:tcPr>
+          <w:p>
+            <w:pPr>
+              <w:spacing w:after="20" w:line="259" w:lineRule="auto"/>
+            </w:pPr>
+            <w:r>
+              <w:rPr>
+                <w:sz w:val="18"/>
+              </w:rPr>
+              <w:t>□</w:t>
+            </w:r>
+          </w:p>
+        </w:tc>
+        <w:tc>
+          <w:tcPr>
+            <w:tcW w:type="dxa" w:w="8496"/>
+            <w:vAlign w:val="center"/>
+            <w:tcBorders>
+              <w:top w:val="single" w:sz="4" w:color="D9D9D9"/>
+              <w:left w:val="single" w:sz="4" w:color="D9D9D9"/>
+              <w:bottom w:val="single" w:sz="4" w:color="D9D9D9"/>
+              <w:right w:val="single" w:sz="4" w:color="D9D9D9"/>
+              <w:insideH w:val="single" w:sz="4" w:color="D9D9D9"/>
+              <w:insideV w:val="single" w:sz="4" w:color="D9D9D9"/>
+            </w:tcBorders>
+            <w:tcMar>
+              <w:top w:w="90" w:type="dxa"/>
+              <w:start w:w="100" w:type="dxa"/>
+              <w:bottom w:w="90" w:type="dxa"/>
+              <w:end w:w="100" w:type="dxa"/>
+            </w:tcMar>
+          </w:tcPr>
+          <w:p>
+            <w:pPr>
+              <w:spacing w:after="20" w:line="259" w:lineRule="auto"/>
+            </w:pPr>
+            <w:r>
+              <w:rPr>
+                <w:sz w:val="18"/>
+              </w:rPr>
+              <w:t>缺少租金、翻新预算或预计售价时返回数据不足并列出缺项</w:t>
+            </w:r>
+          </w:p>
+        </w:tc>
+      </w:tr>
+      <w:tr>
+        <w:trPr>
+          <w:cantSplit/>
+        </w:trPr>
+        <w:tc>
+          <w:tcPr>
+            <w:tcW w:type="dxa" w:w="1008"/>
+            <w:vAlign w:val="center"/>
+            <w:shd w:fill="EDF3F8"/>
+            <w:tcBorders>
+              <w:top w:val="single" w:sz="4" w:color="D9D9D9"/>
+              <w:left w:val="single" w:sz="4" w:color="D9D9D9"/>
+              <w:bottom w:val="single" w:sz="4" w:color="D9D9D9"/>
+              <w:right w:val="single" w:sz="4" w:color="D9D9D9"/>
+              <w:insideH w:val="single" w:sz="4" w:color="D9D9D9"/>
+              <w:insideV w:val="single" w:sz="4" w:color="D9D9D9"/>
+            </w:tcBorders>
+            <w:tcMar>
+              <w:top w:w="90" w:type="dxa"/>
+              <w:start w:w="100" w:type="dxa"/>
+              <w:bottom w:w="90" w:type="dxa"/>
+              <w:end w:w="100" w:type="dxa"/>
+            </w:tcMar>
+          </w:tcPr>
+          <w:p>
+            <w:pPr>
+              <w:spacing w:after="20" w:line="259" w:lineRule="auto"/>
+            </w:pPr>
+            <w:r>
+              <w:rPr>
+                <w:sz w:val="18"/>
+              </w:rPr>
+              <w:t>□</w:t>
+            </w:r>
+          </w:p>
+        </w:tc>
+        <w:tc>
+          <w:tcPr>
+            <w:tcW w:type="dxa" w:w="8496"/>
+            <w:vAlign w:val="center"/>
+            <w:shd w:fill="EDF3F8"/>
+            <w:tcBorders>
+              <w:top w:val="single" w:sz="4" w:color="D9D9D9"/>
+              <w:left w:val="single" w:sz="4" w:color="D9D9D9"/>
+              <w:bottom w:val="single" w:sz="4" w:color="D9D9D9"/>
+              <w:right w:val="single" w:sz="4" w:color="D9D9D9"/>
+              <w:insideH w:val="single" w:sz="4" w:color="D9D9D9"/>
+              <w:insideV w:val="single" w:sz="4" w:color="D9D9D9"/>
+            </w:tcBorders>
+            <w:tcMar>
+              <w:top w:w="90" w:type="dxa"/>
+              <w:start w:w="100" w:type="dxa"/>
+              <w:bottom w:w="90" w:type="dxa"/>
+              <w:end w:w="100" w:type="dxa"/>
+            </w:tcMar>
+          </w:tcPr>
+          <w:p>
+            <w:pPr>
+              <w:spacing w:after="20" w:line="259" w:lineRule="auto"/>
+            </w:pPr>
+            <w:r>
+              <w:rPr>
+                <w:sz w:val="18"/>
+              </w:rPr>
+              <w:t>评估结果展示公式输入、数据来源、理由、风险、置信度、规则和模型版本</w:t>
+            </w:r>
+          </w:p>
+        </w:tc>
+      </w:tr>
+      <w:tr>
+        <w:trPr>
+          <w:cantSplit/>
+        </w:trPr>
+        <w:tc>
+          <w:tcPr>
+            <w:tcW w:type="dxa" w:w="1008"/>
+            <w:vAlign w:val="center"/>
+            <w:tcBorders>
+              <w:top w:val="single" w:sz="4" w:color="D9D9D9"/>
+              <w:left w:val="single" w:sz="4" w:color="D9D9D9"/>
+              <w:bottom w:val="single" w:sz="4" w:color="D9D9D9"/>
+              <w:right w:val="single" w:sz="4" w:color="D9D9D9"/>
+              <w:insideH w:val="single" w:sz="4" w:color="D9D9D9"/>
+              <w:insideV w:val="single" w:sz="4" w:color="D9D9D9"/>
+            </w:tcBorders>
+            <w:tcMar>
+              <w:top w:w="90" w:type="dxa"/>
+              <w:start w:w="100" w:type="dxa"/>
+              <w:bottom w:w="90" w:type="dxa"/>
+              <w:end w:w="100" w:type="dxa"/>
+            </w:tcMar>
+          </w:tcPr>
+          <w:p>
+            <w:pPr>
+              <w:spacing w:after="20" w:line="259" w:lineRule="auto"/>
+            </w:pPr>
+            <w:r>
+              <w:rPr>
+                <w:sz w:val="18"/>
+              </w:rPr>
+              <w:t>□</w:t>
+            </w:r>
+          </w:p>
+        </w:tc>
+        <w:tc>
+          <w:tcPr>
+            <w:tcW w:type="dxa" w:w="8496"/>
+            <w:vAlign w:val="center"/>
+            <w:tcBorders>
+              <w:top w:val="single" w:sz="4" w:color="D9D9D9"/>
+              <w:left w:val="single" w:sz="4" w:color="D9D9D9"/>
+              <w:bottom w:val="single" w:sz="4" w:color="D9D9D9"/>
+              <w:right w:val="single" w:sz="4" w:color="D9D9D9"/>
+              <w:insideH w:val="single" w:sz="4" w:color="D9D9D9"/>
+              <w:insideV w:val="single" w:sz="4" w:color="D9D9D9"/>
+            </w:tcBorders>
+            <w:tcMar>
+              <w:top w:w="90" w:type="dxa"/>
+              <w:start w:w="100" w:type="dxa"/>
+              <w:bottom w:w="90" w:type="dxa"/>
+              <w:end w:w="100" w:type="dxa"/>
+            </w:tcMar>
+          </w:tcPr>
+          <w:p>
+            <w:pPr>
+              <w:spacing w:after="20" w:line="259" w:lineRule="auto"/>
+            </w:pPr>
+            <w:r>
+              <w:rPr>
+                <w:sz w:val="18"/>
+              </w:rPr>
+              <w:t>AI 不生成输入中不存在的租金、翻新成本、售价、税费或权利结论</w:t>
+            </w:r>
+          </w:p>
+        </w:tc>
+      </w:tr>
+      <w:tr>
+        <w:trPr>
+          <w:cantSplit/>
+        </w:trPr>
+        <w:tc>
+          <w:tcPr>
+            <w:tcW w:type="dxa" w:w="1008"/>
+            <w:vAlign w:val="center"/>
+            <w:shd w:fill="EDF3F8"/>
+            <w:tcBorders>
+              <w:top w:val="single" w:sz="4" w:color="D9D9D9"/>
+              <w:left w:val="single" w:sz="4" w:color="D9D9D9"/>
+              <w:bottom w:val="single" w:sz="4" w:color="D9D9D9"/>
+              <w:right w:val="single" w:sz="4" w:color="D9D9D9"/>
+              <w:insideH w:val="single" w:sz="4" w:color="D9D9D9"/>
+              <w:insideV w:val="single" w:sz="4" w:color="D9D9D9"/>
+            </w:tcBorders>
+            <w:tcMar>
+              <w:top w:w="90" w:type="dxa"/>
+              <w:start w:w="100" w:type="dxa"/>
+              <w:bottom w:w="90" w:type="dxa"/>
+              <w:end w:w="100" w:type="dxa"/>
+            </w:tcMar>
+          </w:tcPr>
+          <w:p>
+            <w:pPr>
+              <w:spacing w:after="20" w:line="259" w:lineRule="auto"/>
+            </w:pPr>
+            <w:r>
+              <w:rPr>
+                <w:sz w:val="18"/>
+              </w:rPr>
+              <w:t>□</w:t>
+            </w:r>
+          </w:p>
+        </w:tc>
+        <w:tc>
+          <w:tcPr>
+            <w:tcW w:type="dxa" w:w="8496"/>
+            <w:vAlign w:val="center"/>
+            <w:shd w:fill="EDF3F8"/>
+            <w:tcBorders>
+              <w:top w:val="single" w:sz="4" w:color="D9D9D9"/>
+              <w:left w:val="single" w:sz="4" w:color="D9D9D9"/>
+              <w:bottom w:val="single" w:sz="4" w:color="D9D9D9"/>
+              <w:right w:val="single" w:sz="4" w:color="D9D9D9"/>
+              <w:insideH w:val="single" w:sz="4" w:color="D9D9D9"/>
+              <w:insideV w:val="single" w:sz="4" w:color="D9D9D9"/>
+            </w:tcBorders>
+            <w:tcMar>
+              <w:top w:w="90" w:type="dxa"/>
+              <w:start w:w="100" w:type="dxa"/>
+              <w:bottom w:w="90" w:type="dxa"/>
+              <w:end w:w="100" w:type="dxa"/>
+            </w:tcMar>
+          </w:tcPr>
+          <w:p>
+            <w:pPr>
+              <w:spacing w:after="20" w:line="259" w:lineRule="auto"/>
+            </w:pPr>
+            <w:r>
+              <w:rPr>
+                <w:sz w:val="18"/>
+              </w:rPr>
+              <w:t>用户修正标签后同时保留 AI 原判断与修正理由</w:t>
+            </w:r>
+          </w:p>
+        </w:tc>
+      </w:tr>
+      <w:tr>
+        <w:trPr>
+          <w:cantSplit/>
+        </w:trPr>
+        <w:tc>
+          <w:tcPr>
+            <w:tcW w:type="dxa" w:w="1008"/>
+            <w:vAlign w:val="center"/>
+            <w:tcBorders>
+              <w:top w:val="single" w:sz="4" w:color="D9D9D9"/>
+              <w:left w:val="single" w:sz="4" w:color="D9D9D9"/>
+              <w:bottom w:val="single" w:sz="4" w:color="D9D9D9"/>
+              <w:right w:val="single" w:sz="4" w:color="D9D9D9"/>
+              <w:insideH w:val="single" w:sz="4" w:color="D9D9D9"/>
+              <w:insideV w:val="single" w:sz="4" w:color="D9D9D9"/>
+            </w:tcBorders>
+            <w:tcMar>
+              <w:top w:w="90" w:type="dxa"/>
+              <w:start w:w="100" w:type="dxa"/>
+              <w:bottom w:w="90" w:type="dxa"/>
+              <w:end w:w="100" w:type="dxa"/>
+            </w:tcMar>
+          </w:tcPr>
+          <w:p>
+            <w:pPr>
+              <w:spacing w:after="20" w:line="259" w:lineRule="auto"/>
+            </w:pPr>
+            <w:r>
+              <w:rPr>
+                <w:sz w:val="18"/>
+              </w:rPr>
+              <w:t>□</w:t>
+            </w:r>
+          </w:p>
+        </w:tc>
+        <w:tc>
+          <w:tcPr>
+            <w:tcW w:type="dxa" w:w="8496"/>
+            <w:vAlign w:val="center"/>
+            <w:tcBorders>
+              <w:top w:val="single" w:sz="4" w:color="D9D9D9"/>
+              <w:left w:val="single" w:sz="4" w:color="D9D9D9"/>
+              <w:bottom w:val="single" w:sz="4" w:color="D9D9D9"/>
+              <w:right w:val="single" w:sz="4" w:color="D9D9D9"/>
+              <w:insideH w:val="single" w:sz="4" w:color="D9D9D9"/>
+              <w:insideV w:val="single" w:sz="4" w:color="D9D9D9"/>
+            </w:tcBorders>
+            <w:tcMar>
+              <w:top w:w="90" w:type="dxa"/>
+              <w:start w:w="100" w:type="dxa"/>
+              <w:bottom w:w="90" w:type="dxa"/>
+              <w:end w:w="100" w:type="dxa"/>
+            </w:tcMar>
+          </w:tcPr>
+          <w:p>
+            <w:pPr>
+              <w:spacing w:after="20" w:line="259" w:lineRule="auto"/>
+            </w:pPr>
+            <w:r>
+              <w:rPr>
+                <w:sz w:val="18"/>
+              </w:rPr>
+              <w:t>可分别配置 OpenAI、Anthropic 和兼容接口并完成连接测试</w:t>
+            </w:r>
+          </w:p>
+        </w:tc>
+      </w:tr>
+      <w:tr>
+        <w:trPr>
+          <w:cantSplit/>
+        </w:trPr>
+        <w:tc>
+          <w:tcPr>
+            <w:tcW w:type="dxa" w:w="1008"/>
+            <w:vAlign w:val="center"/>
+            <w:shd w:fill="EDF3F8"/>
+            <w:tcBorders>
+              <w:top w:val="single" w:sz="4" w:color="D9D9D9"/>
+              <w:left w:val="single" w:sz="4" w:color="D9D9D9"/>
+              <w:bottom w:val="single" w:sz="4" w:color="D9D9D9"/>
+              <w:right w:val="single" w:sz="4" w:color="D9D9D9"/>
+              <w:insideH w:val="single" w:sz="4" w:color="D9D9D9"/>
+              <w:insideV w:val="single" w:sz="4" w:color="D9D9D9"/>
+            </w:tcBorders>
+            <w:tcMar>
+              <w:top w:w="90" w:type="dxa"/>
+              <w:start w:w="100" w:type="dxa"/>
+              <w:bottom w:w="90" w:type="dxa"/>
+              <w:end w:w="100" w:type="dxa"/>
+            </w:tcMar>
+          </w:tcPr>
+          <w:p>
+            <w:pPr>
+              <w:spacing w:after="20" w:line="259" w:lineRule="auto"/>
+            </w:pPr>
+            <w:r>
+              <w:rPr>
+                <w:sz w:val="18"/>
+              </w:rPr>
+              <w:t>□</w:t>
+            </w:r>
+          </w:p>
+        </w:tc>
+        <w:tc>
+          <w:tcPr>
+            <w:tcW w:type="dxa" w:w="8496"/>
+            <w:vAlign w:val="center"/>
+            <w:shd w:fill="EDF3F8"/>
+            <w:tcBorders>
+              <w:top w:val="single" w:sz="4" w:color="D9D9D9"/>
+              <w:left w:val="single" w:sz="4" w:color="D9D9D9"/>
+              <w:bottom w:val="single" w:sz="4" w:color="D9D9D9"/>
+              <w:right w:val="single" w:sz="4" w:color="D9D9D9"/>
+              <w:insideH w:val="single" w:sz="4" w:color="D9D9D9"/>
+              <w:insideV w:val="single" w:sz="4" w:color="D9D9D9"/>
+            </w:tcBorders>
+            <w:tcMar>
+              <w:top w:w="90" w:type="dxa"/>
+              <w:start w:w="100" w:type="dxa"/>
+              <w:bottom w:w="90" w:type="dxa"/>
+              <w:end w:w="100" w:type="dxa"/>
+            </w:tcMar>
+          </w:tcPr>
+          <w:p>
+            <w:pPr>
+              <w:spacing w:after="20" w:line="259" w:lineRule="auto"/>
+            </w:pPr>
+            <w:r>
+              <w:rPr>
+                <w:sz w:val="18"/>
+              </w:rPr>
+              <w:t>切换 AI 服务商不需要修改投资评估业务逻辑</w:t>
+            </w:r>
+          </w:p>
+        </w:tc>
+      </w:tr>
+      <w:tr>
+        <w:trPr>
+          <w:cantSplit/>
+        </w:trPr>
+        <w:tc>
+          <w:tcPr>
+            <w:tcW w:type="dxa" w:w="1008"/>
+            <w:vAlign w:val="center"/>
+            <w:tcBorders>
+              <w:top w:val="single" w:sz="4" w:color="D9D9D9"/>
+              <w:left w:val="single" w:sz="4" w:color="D9D9D9"/>
+              <w:bottom w:val="single" w:sz="4" w:color="D9D9D9"/>
+              <w:right w:val="single" w:sz="4" w:color="D9D9D9"/>
+              <w:insideH w:val="single" w:sz="4" w:color="D9D9D9"/>
+              <w:insideV w:val="single" w:sz="4" w:color="D9D9D9"/>
+            </w:tcBorders>
+            <w:tcMar>
+              <w:top w:w="90" w:type="dxa"/>
+              <w:start w:w="100" w:type="dxa"/>
+              <w:bottom w:w="90" w:type="dxa"/>
+              <w:end w:w="100" w:type="dxa"/>
+            </w:tcMar>
+          </w:tcPr>
+          <w:p>
+            <w:pPr>
+              <w:spacing w:after="20" w:line="259" w:lineRule="auto"/>
+            </w:pPr>
+            <w:r>
+              <w:rPr>
+                <w:sz w:val="18"/>
+              </w:rPr>
+              <w:t>□</w:t>
+            </w:r>
+          </w:p>
+        </w:tc>
+        <w:tc>
+          <w:tcPr>
+            <w:tcW w:type="dxa" w:w="8496"/>
+            <w:vAlign w:val="center"/>
+            <w:tcBorders>
+              <w:top w:val="single" w:sz="4" w:color="D9D9D9"/>
+              <w:left w:val="single" w:sz="4" w:color="D9D9D9"/>
+              <w:bottom w:val="single" w:sz="4" w:color="D9D9D9"/>
+              <w:right w:val="single" w:sz="4" w:color="D9D9D9"/>
+              <w:insideH w:val="single" w:sz="4" w:color="D9D9D9"/>
+              <w:insideV w:val="single" w:sz="4" w:color="D9D9D9"/>
+            </w:tcBorders>
+            <w:tcMar>
+              <w:top w:w="90" w:type="dxa"/>
+              <w:start w:w="100" w:type="dxa"/>
+              <w:bottom w:w="90" w:type="dxa"/>
+              <w:end w:w="100" w:type="dxa"/>
+            </w:tcMar>
+          </w:tcPr>
+          <w:p>
+            <w:pPr>
+              <w:spacing w:after="20" w:line="259" w:lineRule="auto"/>
+            </w:pPr>
+            <w:r>
+              <w:rPr>
+                <w:sz w:val="18"/>
+              </w:rPr>
+              <w:t>完整 API Key 不出现在前端、SQLite、日志、导出和普通备份中</w:t>
+            </w:r>
+          </w:p>
+        </w:tc>
+      </w:tr>
+      <w:tr>
+        <w:trPr>
+          <w:cantSplit/>
+        </w:trPr>
+        <w:tc>
+          <w:tcPr>
+            <w:tcW w:type="dxa" w:w="1008"/>
+            <w:vAlign w:val="center"/>
+            <w:shd w:fill="EDF3F8"/>
+            <w:tcBorders>
+              <w:top w:val="single" w:sz="4" w:color="D9D9D9"/>
+              <w:left w:val="single" w:sz="4" w:color="D9D9D9"/>
+              <w:bottom w:val="single" w:sz="4" w:color="D9D9D9"/>
+              <w:right w:val="single" w:sz="4" w:color="D9D9D9"/>
+              <w:insideH w:val="single" w:sz="4" w:color="D9D9D9"/>
+              <w:insideV w:val="single" w:sz="4" w:color="D9D9D9"/>
+            </w:tcBorders>
+            <w:tcMar>
+              <w:top w:w="90" w:type="dxa"/>
+              <w:start w:w="100" w:type="dxa"/>
+              <w:bottom w:w="90" w:type="dxa"/>
+              <w:end w:w="100" w:type="dxa"/>
+            </w:tcMar>
+          </w:tcPr>
+          <w:p>
+            <w:pPr>
+              <w:spacing w:after="20" w:line="259" w:lineRule="auto"/>
+            </w:pPr>
+            <w:r>
+              <w:rPr>
+                <w:sz w:val="18"/>
+              </w:rPr>
+              <w:t>□</w:t>
+            </w:r>
+          </w:p>
+        </w:tc>
+        <w:tc>
+          <w:tcPr>
+            <w:tcW w:type="dxa" w:w="8496"/>
+            <w:vAlign w:val="center"/>
+            <w:shd w:fill="EDF3F8"/>
+            <w:tcBorders>
+              <w:top w:val="single" w:sz="4" w:color="D9D9D9"/>
+              <w:left w:val="single" w:sz="4" w:color="D9D9D9"/>
+              <w:bottom w:val="single" w:sz="4" w:color="D9D9D9"/>
+              <w:right w:val="single" w:sz="4" w:color="D9D9D9"/>
+              <w:insideH w:val="single" w:sz="4" w:color="D9D9D9"/>
+              <w:insideV w:val="single" w:sz="4" w:color="D9D9D9"/>
+            </w:tcBorders>
+            <w:tcMar>
+              <w:top w:w="90" w:type="dxa"/>
+              <w:start w:w="100" w:type="dxa"/>
+              <w:bottom w:w="90" w:type="dxa"/>
+              <w:end w:w="100" w:type="dxa"/>
+            </w:tcMar>
+          </w:tcPr>
+          <w:p>
+            <w:pPr>
+              <w:spacing w:after="20" w:line="259" w:lineRule="auto"/>
+            </w:pPr>
+            <w:r>
+              <w:rPr>
+                <w:sz w:val="18"/>
+              </w:rPr>
+              <w:t>自定义 API 地址经过 HTTPS、主机和重定向安全校验</w:t>
+            </w:r>
+          </w:p>
+        </w:tc>
+      </w:tr>
+      <w:tr>
+        <w:trPr>
+          <w:cantSplit/>
+        </w:trPr>
+        <w:tc>
+          <w:tcPr>
+            <w:tcW w:type="dxa" w:w="1008"/>
+            <w:vAlign w:val="center"/>
+            <w:tcBorders>
+              <w:top w:val="single" w:sz="4" w:color="D9D9D9"/>
+              <w:left w:val="single" w:sz="4" w:color="D9D9D9"/>
+              <w:bottom w:val="single" w:sz="4" w:color="D9D9D9"/>
+              <w:right w:val="single" w:sz="4" w:color="D9D9D9"/>
+              <w:insideH w:val="single" w:sz="4" w:color="D9D9D9"/>
+              <w:insideV w:val="single" w:sz="4" w:color="D9D9D9"/>
+            </w:tcBorders>
+            <w:tcMar>
+              <w:top w:w="90" w:type="dxa"/>
+              <w:start w:w="100" w:type="dxa"/>
+              <w:bottom w:w="90" w:type="dxa"/>
+              <w:end w:w="100" w:type="dxa"/>
+            </w:tcMar>
+          </w:tcPr>
+          <w:p>
+            <w:pPr>
+              <w:spacing w:after="20" w:line="259" w:lineRule="auto"/>
+            </w:pPr>
+            <w:r>
+              <w:rPr>
+                <w:sz w:val="18"/>
+              </w:rPr>
+              <w:t>□</w:t>
+            </w:r>
+          </w:p>
+        </w:tc>
+        <w:tc>
+          <w:tcPr>
+            <w:tcW w:type="dxa" w:w="8496"/>
+            <w:vAlign w:val="center"/>
+            <w:tcBorders>
+              <w:top w:val="single" w:sz="4" w:color="D9D9D9"/>
+              <w:left w:val="single" w:sz="4" w:color="D9D9D9"/>
+              <w:bottom w:val="single" w:sz="4" w:color="D9D9D9"/>
+              <w:right w:val="single" w:sz="4" w:color="D9D9D9"/>
+              <w:insideH w:val="single" w:sz="4" w:color="D9D9D9"/>
+              <w:insideV w:val="single" w:sz="4" w:color="D9D9D9"/>
+            </w:tcBorders>
+            <w:tcMar>
+              <w:top w:w="90" w:type="dxa"/>
+              <w:start w:w="100" w:type="dxa"/>
+              <w:bottom w:w="90" w:type="dxa"/>
+              <w:end w:w="100" w:type="dxa"/>
+            </w:tcMar>
+          </w:tcPr>
+          <w:p>
+            <w:pPr>
+              <w:spacing w:after="20" w:line="259" w:lineRule="auto"/>
+            </w:pPr>
+            <w:r>
+              <w:rPr>
+                <w:sz w:val="18"/>
+              </w:rPr>
+              <w:t>达到每日调用或批量上限后停止继续调用并提示用户</w:t>
+            </w:r>
+          </w:p>
+        </w:tc>
+      </w:tr>
+      <w:tr>
+        <w:trPr>
+          <w:cantSplit/>
+        </w:trPr>
+        <w:tc>
+          <w:tcPr>
+            <w:tcW w:type="dxa" w:w="1008"/>
+            <w:vAlign w:val="center"/>
+            <w:shd w:fill="EDF3F8"/>
+            <w:tcBorders>
+              <w:top w:val="single" w:sz="4" w:color="D9D9D9"/>
+              <w:left w:val="single" w:sz="4" w:color="D9D9D9"/>
+              <w:bottom w:val="single" w:sz="4" w:color="D9D9D9"/>
+              <w:right w:val="single" w:sz="4" w:color="D9D9D9"/>
+              <w:insideH w:val="single" w:sz="4" w:color="D9D9D9"/>
+              <w:insideV w:val="single" w:sz="4" w:color="D9D9D9"/>
+            </w:tcBorders>
+            <w:tcMar>
+              <w:top w:w="90" w:type="dxa"/>
+              <w:start w:w="100" w:type="dxa"/>
+              <w:bottom w:w="90" w:type="dxa"/>
+              <w:end w:w="100" w:type="dxa"/>
+            </w:tcMar>
+          </w:tcPr>
+          <w:p>
+            <w:pPr>
+              <w:spacing w:after="20" w:line="259" w:lineRule="auto"/>
+            </w:pPr>
+            <w:r>
+              <w:rPr>
+                <w:sz w:val="18"/>
+              </w:rPr>
+              <w:t>□</w:t>
+            </w:r>
+          </w:p>
+        </w:tc>
+        <w:tc>
+          <w:tcPr>
+            <w:tcW w:type="dxa" w:w="8496"/>
+            <w:vAlign w:val="center"/>
+            <w:shd w:fill="EDF3F8"/>
+            <w:tcBorders>
+              <w:top w:val="single" w:sz="4" w:color="D9D9D9"/>
+              <w:left w:val="single" w:sz="4" w:color="D9D9D9"/>
+              <w:bottom w:val="single" w:sz="4" w:color="D9D9D9"/>
+              <w:right w:val="single" w:sz="4" w:color="D9D9D9"/>
+              <w:insideH w:val="single" w:sz="4" w:color="D9D9D9"/>
+              <w:insideV w:val="single" w:sz="4" w:color="D9D9D9"/>
+            </w:tcBorders>
+            <w:tcMar>
+              <w:top w:w="90" w:type="dxa"/>
+              <w:start w:w="100" w:type="dxa"/>
+              <w:bottom w:w="90" w:type="dxa"/>
+              <w:end w:w="100" w:type="dxa"/>
+            </w:tcMar>
+          </w:tcPr>
+          <w:p>
+            <w:pPr>
+              <w:spacing w:after="20" w:line="259" w:lineRule="auto"/>
+            </w:pPr>
+            <w:r>
+              <w:rPr>
+                <w:sz w:val="18"/>
+              </w:rPr>
+              <w:t>AI 返回非结构化、越界或无法追溯的数值时拒绝保存正式评估</w:t>
+            </w:r>
+          </w:p>
+        </w:tc>
+      </w:tr>
+      <w:tr>
+        <w:trPr>
+          <w:cantSplit/>
+        </w:trPr>
+        <w:tc>
+          <w:tcPr>
+            <w:tcW w:type="dxa" w:w="1008"/>
+            <w:vAlign w:val="center"/>
+            <w:tcBorders>
+              <w:top w:val="single" w:sz="4" w:color="D9D9D9"/>
+              <w:left w:val="single" w:sz="4" w:color="D9D9D9"/>
+              <w:bottom w:val="single" w:sz="4" w:color="D9D9D9"/>
+              <w:right w:val="single" w:sz="4" w:color="D9D9D9"/>
+              <w:insideH w:val="single" w:sz="4" w:color="D9D9D9"/>
+              <w:insideV w:val="single" w:sz="4" w:color="D9D9D9"/>
+            </w:tcBorders>
+            <w:tcMar>
+              <w:top w:w="90" w:type="dxa"/>
+              <w:start w:w="100" w:type="dxa"/>
+              <w:bottom w:w="90" w:type="dxa"/>
+              <w:end w:w="100" w:type="dxa"/>
+            </w:tcMar>
+          </w:tcPr>
+          <w:p>
+            <w:pPr>
+              <w:spacing w:after="20" w:line="259" w:lineRule="auto"/>
+            </w:pPr>
+            <w:r>
+              <w:rPr>
+                <w:sz w:val="18"/>
+              </w:rPr>
+              <w:t>□</w:t>
+            </w:r>
+          </w:p>
+        </w:tc>
+        <w:tc>
+          <w:tcPr>
+            <w:tcW w:type="dxa" w:w="8496"/>
+            <w:vAlign w:val="center"/>
+            <w:tcBorders>
+              <w:top w:val="single" w:sz="4" w:color="D9D9D9"/>
+              <w:left w:val="single" w:sz="4" w:color="D9D9D9"/>
+              <w:bottom w:val="single" w:sz="4" w:color="D9D9D9"/>
+              <w:right w:val="single" w:sz="4" w:color="D9D9D9"/>
+              <w:insideH w:val="single" w:sz="4" w:color="D9D9D9"/>
+              <w:insideV w:val="single" w:sz="4" w:color="D9D9D9"/>
+            </w:tcBorders>
+            <w:tcMar>
+              <w:top w:w="90" w:type="dxa"/>
+              <w:start w:w="100" w:type="dxa"/>
+              <w:bottom w:w="90" w:type="dxa"/>
+              <w:end w:w="100" w:type="dxa"/>
+            </w:tcMar>
+          </w:tcPr>
+          <w:p>
+            <w:pPr>
+              <w:spacing w:after="20" w:line="259" w:lineRule="auto"/>
+            </w:pPr>
+            <w:r>
+              <w:rPr>
+                <w:sz w:val="18"/>
+              </w:rPr>
+              <w:t>Key失效、模型不可用、超时或AI关闭时核心功能可降级运行</w:t>
+            </w:r>
+          </w:p>
+        </w:tc>
+      </w:tr>
     </w:tbl>
     <w:p>
       <w:pPr>
@@ -15710,7 +20507,7 @@
               <w:rPr>
                 <w:sz w:val="18"/>
               </w:rPr>
-              <w:t>接入更多获得许可的房产网站</w:t>
+              <w:t>提供正式 macOS 版本，并接入更多获得许可的房产网站</w:t>
             </w:r>
           </w:p>
         </w:tc>
@@ -16216,7 +21013,7 @@
               <w:rPr>
                 <w:sz w:val="18"/>
               </w:rPr>
-              <w:t>Windows 本地 Web 应用</w:t>
+              <w:t>桌面本地 Web 应用；V1.0 首发 Windows，架构兼容 macOS</w:t>
             </w:r>
           </w:p>
         </w:tc>
@@ -16457,7 +21254,7 @@
               <w:rPr>
                 <w:sz w:val="18"/>
               </w:rPr>
-              <w:t>AI 定位</w:t>
+              <w:t>平台原则</w:t>
             </w:r>
           </w:p>
         </w:tc>
@@ -16488,7 +21285,7 @@
               <w:rPr>
                 <w:sz w:val="18"/>
               </w:rPr>
-              <w:t>可选辅助模块，不是运行依赖，不代替注册、联系中介或交易</w:t>
+              <w:t>业务逻辑不直接依赖 Windows 路径、命令或密钥接口</w:t>
             </w:r>
           </w:p>
         </w:tc>
@@ -16525,6 +21322,74 @@
               <w:rPr>
                 <w:sz w:val="18"/>
               </w:rPr>
+              <w:t>AI 定位</w:t>
+            </w:r>
+          </w:p>
+        </w:tc>
+        <w:tc>
+          <w:tcPr>
+            <w:tcW w:type="dxa" w:w="7344"/>
+            <w:vAlign w:val="center"/>
+            <w:shd w:fill="EDF3F8"/>
+            <w:tcBorders>
+              <w:top w:val="single" w:sz="4" w:color="D9D9D9"/>
+              <w:left w:val="single" w:sz="4" w:color="D9D9D9"/>
+              <w:bottom w:val="single" w:sz="4" w:color="D9D9D9"/>
+              <w:right w:val="single" w:sz="4" w:color="D9D9D9"/>
+              <w:insideH w:val="single" w:sz="4" w:color="D9D9D9"/>
+              <w:insideV w:val="single" w:sz="4" w:color="D9D9D9"/>
+            </w:tcBorders>
+            <w:tcMar>
+              <w:top w:w="90" w:type="dxa"/>
+              <w:start w:w="100" w:type="dxa"/>
+              <w:bottom w:w="90" w:type="dxa"/>
+              <w:end w:w="100" w:type="dxa"/>
+            </w:tcMar>
+          </w:tcPr>
+          <w:p>
+            <w:pPr>
+              <w:spacing w:after="20" w:line="259" w:lineRule="auto"/>
+            </w:pPr>
+            <w:r>
+              <w:rPr>
+                <w:sz w:val="18"/>
+              </w:rPr>
+              <w:t>可选辅助模块；投资评估采用主要结论与事实标签，计算可审计，不代替专业尽调和投资决策</w:t>
+            </w:r>
+          </w:p>
+        </w:tc>
+      </w:tr>
+      <w:tr>
+        <w:trPr>
+          <w:cantSplit/>
+        </w:trPr>
+        <w:tc>
+          <w:tcPr>
+            <w:tcW w:type="dxa" w:w="2160"/>
+            <w:vAlign w:val="center"/>
+            <w:tcBorders>
+              <w:top w:val="single" w:sz="4" w:color="D9D9D9"/>
+              <w:left w:val="single" w:sz="4" w:color="D9D9D9"/>
+              <w:bottom w:val="single" w:sz="4" w:color="D9D9D9"/>
+              <w:right w:val="single" w:sz="4" w:color="D9D9D9"/>
+              <w:insideH w:val="single" w:sz="4" w:color="D9D9D9"/>
+              <w:insideV w:val="single" w:sz="4" w:color="D9D9D9"/>
+            </w:tcBorders>
+            <w:tcMar>
+              <w:top w:w="90" w:type="dxa"/>
+              <w:start w:w="100" w:type="dxa"/>
+              <w:bottom w:w="90" w:type="dxa"/>
+              <w:end w:w="100" w:type="dxa"/>
+            </w:tcMar>
+          </w:tcPr>
+          <w:p>
+            <w:pPr>
+              <w:spacing w:after="20" w:line="259" w:lineRule="auto"/>
+            </w:pPr>
+            <w:r>
+              <w:rPr>
+                <w:sz w:val="18"/>
+              </w:rPr>
               <w:t>第一开发目标</w:t>
             </w:r>
           </w:p>
@@ -16533,7 +21398,6 @@
           <w:tcPr>
             <w:tcW w:type="dxa" w:w="7344"/>
             <w:vAlign w:val="center"/>
-            <w:shd w:fill="EDF3F8"/>
             <w:tcBorders>
               <w:top w:val="single" w:sz="4" w:color="D9D9D9"/>
               <w:left w:val="single" w:sz="4" w:color="D9D9D9"/>
@@ -16578,7 +21442,7 @@
     </w:p>
     <w:p>
       <w:r>
-        <w:t>本章把前述产品需求转换为可直接编码、测试和验收的实施规则。V1.0 的目标是交付可在 Windows 单机运行的房源搜索与管理工作台，先使用模拟网站验证完整流程；只有在网站许可、登录方式和页面行为确认后，才启用真实网站自动搜索。</w:t>
+        <w:t>本章把前述产品需求转换为可直接编码、测试和验收的实施规则。V1.0 的目标是先交付可在 Windows 单机运行的房源搜索与管理工作台，并保证核心代码可迁移到 macOS；先使用模拟网站验证完整流程，只有在网站许可、登录方式和页面行为确认后，才启用真实网站自动搜索。</w:t>
       </w:r>
     </w:p>
     <w:p>
@@ -17797,6 +22661,106 @@
               <w:rPr>
                 <w:sz w:val="18"/>
               </w:rPr>
+              <w:t>platform</w:t>
+            </w:r>
+          </w:p>
+        </w:tc>
+        <w:tc>
+          <w:tcPr>
+            <w:tcW w:type="dxa" w:w="3744"/>
+            <w:vAlign w:val="center"/>
+            <w:shd w:fill="EDF3F8"/>
+            <w:tcBorders>
+              <w:top w:val="single" w:sz="4" w:color="D9D9D9"/>
+              <w:left w:val="single" w:sz="4" w:color="D9D9D9"/>
+              <w:bottom w:val="single" w:sz="4" w:color="D9D9D9"/>
+              <w:right w:val="single" w:sz="4" w:color="D9D9D9"/>
+              <w:insideH w:val="single" w:sz="4" w:color="D9D9D9"/>
+              <w:insideV w:val="single" w:sz="4" w:color="D9D9D9"/>
+            </w:tcBorders>
+            <w:tcMar>
+              <w:top w:w="90" w:type="dxa"/>
+              <w:start w:w="100" w:type="dxa"/>
+              <w:bottom w:w="90" w:type="dxa"/>
+              <w:end w:w="100" w:type="dxa"/>
+            </w:tcMar>
+          </w:tcPr>
+          <w:p>
+            <w:pPr>
+              <w:spacing w:after="20" w:line="259" w:lineRule="auto"/>
+            </w:pPr>
+            <w:r>
+              <w:rPr>
+                <w:sz w:val="18"/>
+              </w:rPr>
+              <w:t>路径、密钥保护、通知、默认浏览器、开机启动和系统状态项</w:t>
+            </w:r>
+          </w:p>
+        </w:tc>
+        <w:tc>
+          <w:tcPr>
+            <w:tcW w:type="dxa" w:w="4032"/>
+            <w:vAlign w:val="center"/>
+            <w:shd w:fill="EDF3F8"/>
+            <w:tcBorders>
+              <w:top w:val="single" w:sz="4" w:color="D9D9D9"/>
+              <w:left w:val="single" w:sz="4" w:color="D9D9D9"/>
+              <w:bottom w:val="single" w:sz="4" w:color="D9D9D9"/>
+              <w:right w:val="single" w:sz="4" w:color="D9D9D9"/>
+              <w:insideH w:val="single" w:sz="4" w:color="D9D9D9"/>
+              <w:insideV w:val="single" w:sz="4" w:color="D9D9D9"/>
+            </w:tcBorders>
+            <w:tcMar>
+              <w:top w:w="90" w:type="dxa"/>
+              <w:start w:w="100" w:type="dxa"/>
+              <w:bottom w:w="90" w:type="dxa"/>
+              <w:end w:w="100" w:type="dxa"/>
+            </w:tcMar>
+          </w:tcPr>
+          <w:p>
+            <w:pPr>
+              <w:spacing w:after="20" w:line="259" w:lineRule="auto"/>
+            </w:pPr>
+            <w:r>
+              <w:rPr>
+                <w:sz w:val="18"/>
+              </w:rPr>
+              <w:t>提供 base、windows 和 macos 实现；业务层不得判断操作系统</w:t>
+            </w:r>
+          </w:p>
+        </w:tc>
+      </w:tr>
+      <w:tr>
+        <w:trPr>
+          <w:cantSplit/>
+        </w:trPr>
+        <w:tc>
+          <w:tcPr>
+            <w:tcW w:type="dxa" w:w="1728"/>
+            <w:vAlign w:val="center"/>
+            <w:tcBorders>
+              <w:top w:val="single" w:sz="4" w:color="D9D9D9"/>
+              <w:left w:val="single" w:sz="4" w:color="D9D9D9"/>
+              <w:bottom w:val="single" w:sz="4" w:color="D9D9D9"/>
+              <w:right w:val="single" w:sz="4" w:color="D9D9D9"/>
+              <w:insideH w:val="single" w:sz="4" w:color="D9D9D9"/>
+              <w:insideV w:val="single" w:sz="4" w:color="D9D9D9"/>
+            </w:tcBorders>
+            <w:tcMar>
+              <w:top w:w="90" w:type="dxa"/>
+              <w:start w:w="100" w:type="dxa"/>
+              <w:bottom w:w="90" w:type="dxa"/>
+              <w:end w:w="100" w:type="dxa"/>
+            </w:tcMar>
+          </w:tcPr>
+          <w:p>
+            <w:pPr>
+              <w:spacing w:after="20" w:line="259" w:lineRule="auto"/>
+            </w:pPr>
+            <w:r>
+              <w:rPr>
+                <w:sz w:val="18"/>
+              </w:rPr>
               <w:t>installer</w:t>
             </w:r>
           </w:p>
@@ -17805,7 +22769,6 @@
           <w:tcPr>
             <w:tcW w:type="dxa" w:w="3744"/>
             <w:vAlign w:val="center"/>
-            <w:shd w:fill="EDF3F8"/>
             <w:tcBorders>
               <w:top w:val="single" w:sz="4" w:color="D9D9D9"/>
               <w:left w:val="single" w:sz="4" w:color="D9D9D9"/>
@@ -17837,7 +22800,6 @@
           <w:tcPr>
             <w:tcW w:type="dxa" w:w="4032"/>
             <w:vAlign w:val="center"/>
-            <w:shd w:fill="EDF3F8"/>
             <w:tcBorders>
               <w:top w:val="single" w:sz="4" w:color="D9D9D9"/>
               <w:left w:val="single" w:sz="4" w:color="D9D9D9"/>
@@ -21062,7 +26024,7 @@
         <w:pStyle w:val="ListBullet"/>
       </w:pPr>
       <w:r>
-        <w:t>Cookie、令牌和浏览器缓存与业务数据库分开保存，并限制为当前 Windows 用户可访问。</w:t>
+        <w:t>Cookie、令牌和浏览器缓存与业务数据库分开保存，并限制为当前操作系统用户可访问。</w:t>
       </w:r>
     </w:p>
     <w:p>
@@ -21070,7 +26032,7 @@
         <w:pStyle w:val="ListBullet"/>
       </w:pPr>
       <w:r>
-        <w:t>如确需保存应用密钥，Windows 环境使用 DPAPI 或等效的系统凭据保护，不得以明文写入 JSON、日志或 SQLite。</w:t>
+        <w:t>如确需保存应用密钥，Windows 使用 DPAPI，macOS 使用 Keychain；不得以明文写入 JSON、日志或 SQLite。</w:t>
       </w:r>
     </w:p>
     <w:p>
@@ -24194,7 +29156,7 @@
         <w:pStyle w:val="Heading2"/>
       </w:pPr>
       <w:r>
-        <w:t>15.10 Windows 运行、目录与生命周期</w:t>
+        <w:t>15.10 桌面运行 目录与生命周期</w:t>
       </w:r>
     </w:p>
     <w:tbl>
@@ -24892,6 +29854,11 @@
       <w:pPr>
         <w:spacing w:after="20"/>
       </w:pPr>
+    </w:p>
+    <w:p>
+      <w:r>
+        <w:t>所有数据目录、日志目录、浏览器资料路径、密钥保护、通知、开机启动和默认浏览器调用均通过 PlatformService 获取。数据库优先保存相对路径，不保存带盘符的 Windows 绝对路径或固定的 macOS 用户目录。</w:t>
+      </w:r>
     </w:p>
     <w:p>
       <w:pPr>
@@ -25461,6 +30428,2471 @@
     <w:p>
       <w:r>
         <w:t>V1.0 可以进入真实网站接入的前提是：阶段 A 至 E 已通过模拟网站验收，目标网站权限已经核实，适配器测试不会使用或扩散真实用户敏感数据。V1.0 可以对外发布的前提是阶段 F 完成，并完成一次全新 Windows 环境安装测试和一次旧版本数据升级测试。</w:t>
+      </w:r>
+    </w:p>
+    <w:p>
+      <w:pPr>
+        <w:pStyle w:val="Heading2"/>
+      </w:pPr>
+      <w:r>
+        <w:t>15.13 macOS 兼容与迁移规格</w:t>
+      </w:r>
+    </w:p>
+    <w:tbl>
+      <w:tblPr>
+        <w:tblW w:type="auto" w:w="0"/>
+        <w:jc w:val="center"/>
+        <w:tblLayout w:type="fixed"/>
+        <w:tblLook w:firstColumn="1" w:firstRow="1" w:lastColumn="0" w:lastRow="0" w:noHBand="0" w:noVBand="1" w:val="04A0"/>
+      </w:tblPr>
+      <w:tblGrid>
+        <w:gridCol w:w="4997"/>
+        <w:gridCol w:w="4997"/>
+      </w:tblGrid>
+      <w:tr>
+        <w:trPr>
+          <w:tblHeader/>
+          <w:cantSplit/>
+        </w:trPr>
+        <w:tc>
+          <w:tcPr>
+            <w:tcW w:type="dxa" w:w="1944"/>
+            <w:shd w:fill="1F4E78"/>
+            <w:vAlign w:val="center"/>
+            <w:tcBorders>
+              <w:top w:val="single" w:sz="4" w:color="D9D9D9"/>
+              <w:left w:val="single" w:sz="4" w:color="D9D9D9"/>
+              <w:bottom w:val="single" w:sz="4" w:color="D9D9D9"/>
+              <w:right w:val="single" w:sz="4" w:color="D9D9D9"/>
+              <w:insideH w:val="single" w:sz="4" w:color="D9D9D9"/>
+              <w:insideV w:val="single" w:sz="4" w:color="D9D9D9"/>
+            </w:tcBorders>
+            <w:tcMar>
+              <w:top w:w="90" w:type="dxa"/>
+              <w:start w:w="100" w:type="dxa"/>
+              <w:bottom w:w="90" w:type="dxa"/>
+              <w:end w:w="100" w:type="dxa"/>
+            </w:tcMar>
+          </w:tcPr>
+          <w:p>
+            <w:r>
+              <w:rPr>
+                <w:b/>
+                <w:color w:val="FFFFFF"/>
+                <w:sz w:val="18"/>
+              </w:rPr>
+              <w:t>项目</w:t>
+            </w:r>
+          </w:p>
+        </w:tc>
+        <w:tc>
+          <w:tcPr>
+            <w:tcW w:type="dxa" w:w="7560"/>
+            <w:shd w:fill="1F4E78"/>
+            <w:vAlign w:val="center"/>
+            <w:tcBorders>
+              <w:top w:val="single" w:sz="4" w:color="D9D9D9"/>
+              <w:left w:val="single" w:sz="4" w:color="D9D9D9"/>
+              <w:bottom w:val="single" w:sz="4" w:color="D9D9D9"/>
+              <w:right w:val="single" w:sz="4" w:color="D9D9D9"/>
+              <w:insideH w:val="single" w:sz="4" w:color="D9D9D9"/>
+              <w:insideV w:val="single" w:sz="4" w:color="D9D9D9"/>
+            </w:tcBorders>
+            <w:tcMar>
+              <w:top w:w="90" w:type="dxa"/>
+              <w:start w:w="100" w:type="dxa"/>
+              <w:bottom w:w="90" w:type="dxa"/>
+              <w:end w:w="100" w:type="dxa"/>
+            </w:tcMar>
+          </w:tcPr>
+          <w:p>
+            <w:r>
+              <w:rPr>
+                <w:b/>
+                <w:color w:val="FFFFFF"/>
+                <w:sz w:val="18"/>
+              </w:rPr>
+              <w:t>macOS 实施要求</w:t>
+            </w:r>
+          </w:p>
+        </w:tc>
+      </w:tr>
+      <w:tr>
+        <w:trPr>
+          <w:cantSplit/>
+        </w:trPr>
+        <w:tc>
+          <w:tcPr>
+            <w:tcW w:type="dxa" w:w="1944"/>
+            <w:vAlign w:val="center"/>
+            <w:tcBorders>
+              <w:top w:val="single" w:sz="4" w:color="D9D9D9"/>
+              <w:left w:val="single" w:sz="4" w:color="D9D9D9"/>
+              <w:bottom w:val="single" w:sz="4" w:color="D9D9D9"/>
+              <w:right w:val="single" w:sz="4" w:color="D9D9D9"/>
+              <w:insideH w:val="single" w:sz="4" w:color="D9D9D9"/>
+              <w:insideV w:val="single" w:sz="4" w:color="D9D9D9"/>
+            </w:tcBorders>
+            <w:tcMar>
+              <w:top w:w="90" w:type="dxa"/>
+              <w:start w:w="100" w:type="dxa"/>
+              <w:bottom w:w="90" w:type="dxa"/>
+              <w:end w:w="100" w:type="dxa"/>
+            </w:tcMar>
+          </w:tcPr>
+          <w:p>
+            <w:pPr>
+              <w:spacing w:after="20" w:line="259" w:lineRule="auto"/>
+            </w:pPr>
+            <w:r>
+              <w:rPr>
+                <w:sz w:val="18"/>
+              </w:rPr>
+              <w:t>支持计划</w:t>
+            </w:r>
+          </w:p>
+        </w:tc>
+        <w:tc>
+          <w:tcPr>
+            <w:tcW w:type="dxa" w:w="7560"/>
+            <w:vAlign w:val="center"/>
+            <w:tcBorders>
+              <w:top w:val="single" w:sz="4" w:color="D9D9D9"/>
+              <w:left w:val="single" w:sz="4" w:color="D9D9D9"/>
+              <w:bottom w:val="single" w:sz="4" w:color="D9D9D9"/>
+              <w:right w:val="single" w:sz="4" w:color="D9D9D9"/>
+              <w:insideH w:val="single" w:sz="4" w:color="D9D9D9"/>
+              <w:insideV w:val="single" w:sz="4" w:color="D9D9D9"/>
+            </w:tcBorders>
+            <w:tcMar>
+              <w:top w:w="90" w:type="dxa"/>
+              <w:start w:w="100" w:type="dxa"/>
+              <w:bottom w:w="90" w:type="dxa"/>
+              <w:end w:w="100" w:type="dxa"/>
+            </w:tcMar>
+          </w:tcPr>
+          <w:p>
+            <w:pPr>
+              <w:spacing w:after="20" w:line="259" w:lineRule="auto"/>
+            </w:pPr>
+            <w:r>
+              <w:rPr>
+                <w:sz w:val="18"/>
+              </w:rPr>
+              <w:t>V1.0 完成 Windows 正式交付，同时保证共享代码可在 macOS 开发模式运行；V1.1 提供正式 macOS 安装包</w:t>
+            </w:r>
+          </w:p>
+        </w:tc>
+      </w:tr>
+      <w:tr>
+        <w:trPr>
+          <w:cantSplit/>
+        </w:trPr>
+        <w:tc>
+          <w:tcPr>
+            <w:tcW w:type="dxa" w:w="1944"/>
+            <w:vAlign w:val="center"/>
+            <w:shd w:fill="EDF3F8"/>
+            <w:tcBorders>
+              <w:top w:val="single" w:sz="4" w:color="D9D9D9"/>
+              <w:left w:val="single" w:sz="4" w:color="D9D9D9"/>
+              <w:bottom w:val="single" w:sz="4" w:color="D9D9D9"/>
+              <w:right w:val="single" w:sz="4" w:color="D9D9D9"/>
+              <w:insideH w:val="single" w:sz="4" w:color="D9D9D9"/>
+              <w:insideV w:val="single" w:sz="4" w:color="D9D9D9"/>
+            </w:tcBorders>
+            <w:tcMar>
+              <w:top w:w="90" w:type="dxa"/>
+              <w:start w:w="100" w:type="dxa"/>
+              <w:bottom w:w="90" w:type="dxa"/>
+              <w:end w:w="100" w:type="dxa"/>
+            </w:tcMar>
+          </w:tcPr>
+          <w:p>
+            <w:pPr>
+              <w:spacing w:after="20" w:line="259" w:lineRule="auto"/>
+            </w:pPr>
+            <w:r>
+              <w:rPr>
+                <w:sz w:val="18"/>
+              </w:rPr>
+              <w:t>处理器</w:t>
+            </w:r>
+          </w:p>
+        </w:tc>
+        <w:tc>
+          <w:tcPr>
+            <w:tcW w:type="dxa" w:w="7560"/>
+            <w:vAlign w:val="center"/>
+            <w:shd w:fill="EDF3F8"/>
+            <w:tcBorders>
+              <w:top w:val="single" w:sz="4" w:color="D9D9D9"/>
+              <w:left w:val="single" w:sz="4" w:color="D9D9D9"/>
+              <w:bottom w:val="single" w:sz="4" w:color="D9D9D9"/>
+              <w:right w:val="single" w:sz="4" w:color="D9D9D9"/>
+              <w:insideH w:val="single" w:sz="4" w:color="D9D9D9"/>
+              <w:insideV w:val="single" w:sz="4" w:color="D9D9D9"/>
+            </w:tcBorders>
+            <w:tcMar>
+              <w:top w:w="90" w:type="dxa"/>
+              <w:start w:w="100" w:type="dxa"/>
+              <w:bottom w:w="90" w:type="dxa"/>
+              <w:end w:w="100" w:type="dxa"/>
+            </w:tcMar>
+          </w:tcPr>
+          <w:p>
+            <w:pPr>
+              <w:spacing w:after="20" w:line="259" w:lineRule="auto"/>
+            </w:pPr>
+            <w:r>
+              <w:rPr>
+                <w:sz w:val="18"/>
+              </w:rPr>
+              <w:t>优先支持 Apple Silicon；若提供 Intel 版本，构建产物和测试报告必须分别记录架构</w:t>
+            </w:r>
+          </w:p>
+        </w:tc>
+      </w:tr>
+      <w:tr>
+        <w:trPr>
+          <w:cantSplit/>
+        </w:trPr>
+        <w:tc>
+          <w:tcPr>
+            <w:tcW w:type="dxa" w:w="1944"/>
+            <w:vAlign w:val="center"/>
+            <w:tcBorders>
+              <w:top w:val="single" w:sz="4" w:color="D9D9D9"/>
+              <w:left w:val="single" w:sz="4" w:color="D9D9D9"/>
+              <w:bottom w:val="single" w:sz="4" w:color="D9D9D9"/>
+              <w:right w:val="single" w:sz="4" w:color="D9D9D9"/>
+              <w:insideH w:val="single" w:sz="4" w:color="D9D9D9"/>
+              <w:insideV w:val="single" w:sz="4" w:color="D9D9D9"/>
+            </w:tcBorders>
+            <w:tcMar>
+              <w:top w:w="90" w:type="dxa"/>
+              <w:start w:w="100" w:type="dxa"/>
+              <w:bottom w:w="90" w:type="dxa"/>
+              <w:end w:w="100" w:type="dxa"/>
+            </w:tcMar>
+          </w:tcPr>
+          <w:p>
+            <w:pPr>
+              <w:spacing w:after="20" w:line="259" w:lineRule="auto"/>
+            </w:pPr>
+            <w:r>
+              <w:rPr>
+                <w:sz w:val="18"/>
+              </w:rPr>
+              <w:t>应用形式</w:t>
+            </w:r>
+          </w:p>
+        </w:tc>
+        <w:tc>
+          <w:tcPr>
+            <w:tcW w:type="dxa" w:w="7560"/>
+            <w:vAlign w:val="center"/>
+            <w:tcBorders>
+              <w:top w:val="single" w:sz="4" w:color="D9D9D9"/>
+              <w:left w:val="single" w:sz="4" w:color="D9D9D9"/>
+              <w:bottom w:val="single" w:sz="4" w:color="D9D9D9"/>
+              <w:right w:val="single" w:sz="4" w:color="D9D9D9"/>
+              <w:insideH w:val="single" w:sz="4" w:color="D9D9D9"/>
+              <w:insideV w:val="single" w:sz="4" w:color="D9D9D9"/>
+            </w:tcBorders>
+            <w:tcMar>
+              <w:top w:w="90" w:type="dxa"/>
+              <w:start w:w="100" w:type="dxa"/>
+              <w:bottom w:w="90" w:type="dxa"/>
+              <w:end w:w="100" w:type="dxa"/>
+            </w:tcMar>
+          </w:tcPr>
+          <w:p>
+            <w:pPr>
+              <w:spacing w:after="20" w:line="259" w:lineRule="auto"/>
+            </w:pPr>
+            <w:r>
+              <w:rPr>
+                <w:sz w:val="18"/>
+              </w:rPr>
+              <w:t>打包为 HouseAgent.app，并通过 DMG 或 PKG 分发；启动、退出和重复启动行为与 Windows 保持一致</w:t>
+            </w:r>
+          </w:p>
+        </w:tc>
+      </w:tr>
+      <w:tr>
+        <w:trPr>
+          <w:cantSplit/>
+        </w:trPr>
+        <w:tc>
+          <w:tcPr>
+            <w:tcW w:type="dxa" w:w="1944"/>
+            <w:vAlign w:val="center"/>
+            <w:shd w:fill="EDF3F8"/>
+            <w:tcBorders>
+              <w:top w:val="single" w:sz="4" w:color="D9D9D9"/>
+              <w:left w:val="single" w:sz="4" w:color="D9D9D9"/>
+              <w:bottom w:val="single" w:sz="4" w:color="D9D9D9"/>
+              <w:right w:val="single" w:sz="4" w:color="D9D9D9"/>
+              <w:insideH w:val="single" w:sz="4" w:color="D9D9D9"/>
+              <w:insideV w:val="single" w:sz="4" w:color="D9D9D9"/>
+            </w:tcBorders>
+            <w:tcMar>
+              <w:top w:w="90" w:type="dxa"/>
+              <w:start w:w="100" w:type="dxa"/>
+              <w:bottom w:w="90" w:type="dxa"/>
+              <w:end w:w="100" w:type="dxa"/>
+            </w:tcMar>
+          </w:tcPr>
+          <w:p>
+            <w:pPr>
+              <w:spacing w:after="20" w:line="259" w:lineRule="auto"/>
+            </w:pPr>
+            <w:r>
+              <w:rPr>
+                <w:sz w:val="18"/>
+              </w:rPr>
+              <w:t>数据目录</w:t>
+            </w:r>
+          </w:p>
+        </w:tc>
+        <w:tc>
+          <w:tcPr>
+            <w:tcW w:type="dxa" w:w="7560"/>
+            <w:vAlign w:val="center"/>
+            <w:shd w:fill="EDF3F8"/>
+            <w:tcBorders>
+              <w:top w:val="single" w:sz="4" w:color="D9D9D9"/>
+              <w:left w:val="single" w:sz="4" w:color="D9D9D9"/>
+              <w:bottom w:val="single" w:sz="4" w:color="D9D9D9"/>
+              <w:right w:val="single" w:sz="4" w:color="D9D9D9"/>
+              <w:insideH w:val="single" w:sz="4" w:color="D9D9D9"/>
+              <w:insideV w:val="single" w:sz="4" w:color="D9D9D9"/>
+            </w:tcBorders>
+            <w:tcMar>
+              <w:top w:w="90" w:type="dxa"/>
+              <w:start w:w="100" w:type="dxa"/>
+              <w:bottom w:w="90" w:type="dxa"/>
+              <w:end w:w="100" w:type="dxa"/>
+            </w:tcMar>
+          </w:tcPr>
+          <w:p>
+            <w:pPr>
+              <w:spacing w:after="20" w:line="259" w:lineRule="auto"/>
+            </w:pPr>
+            <w:r>
+              <w:rPr>
+                <w:sz w:val="18"/>
+              </w:rPr>
+              <w:t>业务数据保存到 ~/Library/Application Support/HouseAgent，日志保存到 ~/Library/Logs/HouseAgent</w:t>
+            </w:r>
+          </w:p>
+        </w:tc>
+      </w:tr>
+      <w:tr>
+        <w:trPr>
+          <w:cantSplit/>
+        </w:trPr>
+        <w:tc>
+          <w:tcPr>
+            <w:tcW w:type="dxa" w:w="1944"/>
+            <w:vAlign w:val="center"/>
+            <w:tcBorders>
+              <w:top w:val="single" w:sz="4" w:color="D9D9D9"/>
+              <w:left w:val="single" w:sz="4" w:color="D9D9D9"/>
+              <w:bottom w:val="single" w:sz="4" w:color="D9D9D9"/>
+              <w:right w:val="single" w:sz="4" w:color="D9D9D9"/>
+              <w:insideH w:val="single" w:sz="4" w:color="D9D9D9"/>
+              <w:insideV w:val="single" w:sz="4" w:color="D9D9D9"/>
+            </w:tcBorders>
+            <w:tcMar>
+              <w:top w:w="90" w:type="dxa"/>
+              <w:start w:w="100" w:type="dxa"/>
+              <w:bottom w:w="90" w:type="dxa"/>
+              <w:end w:w="100" w:type="dxa"/>
+            </w:tcMar>
+          </w:tcPr>
+          <w:p>
+            <w:pPr>
+              <w:spacing w:after="20" w:line="259" w:lineRule="auto"/>
+            </w:pPr>
+            <w:r>
+              <w:rPr>
+                <w:sz w:val="18"/>
+              </w:rPr>
+              <w:t>敏感信息</w:t>
+            </w:r>
+          </w:p>
+        </w:tc>
+        <w:tc>
+          <w:tcPr>
+            <w:tcW w:type="dxa" w:w="7560"/>
+            <w:vAlign w:val="center"/>
+            <w:tcBorders>
+              <w:top w:val="single" w:sz="4" w:color="D9D9D9"/>
+              <w:left w:val="single" w:sz="4" w:color="D9D9D9"/>
+              <w:bottom w:val="single" w:sz="4" w:color="D9D9D9"/>
+              <w:right w:val="single" w:sz="4" w:color="D9D9D9"/>
+              <w:insideH w:val="single" w:sz="4" w:color="D9D9D9"/>
+              <w:insideV w:val="single" w:sz="4" w:color="D9D9D9"/>
+            </w:tcBorders>
+            <w:tcMar>
+              <w:top w:w="90" w:type="dxa"/>
+              <w:start w:w="100" w:type="dxa"/>
+              <w:bottom w:w="90" w:type="dxa"/>
+              <w:end w:w="100" w:type="dxa"/>
+            </w:tcMar>
+          </w:tcPr>
+          <w:p>
+            <w:pPr>
+              <w:spacing w:after="20" w:line="259" w:lineRule="auto"/>
+            </w:pPr>
+            <w:r>
+              <w:rPr>
+                <w:sz w:val="18"/>
+              </w:rPr>
+              <w:t>应用密钥使用 macOS Keychain；不得尝试把 Windows DPAPI 密文迁移到 macOS</w:t>
+            </w:r>
+          </w:p>
+        </w:tc>
+      </w:tr>
+      <w:tr>
+        <w:trPr>
+          <w:cantSplit/>
+        </w:trPr>
+        <w:tc>
+          <w:tcPr>
+            <w:tcW w:type="dxa" w:w="1944"/>
+            <w:vAlign w:val="center"/>
+            <w:shd w:fill="EDF3F8"/>
+            <w:tcBorders>
+              <w:top w:val="single" w:sz="4" w:color="D9D9D9"/>
+              <w:left w:val="single" w:sz="4" w:color="D9D9D9"/>
+              <w:bottom w:val="single" w:sz="4" w:color="D9D9D9"/>
+              <w:right w:val="single" w:sz="4" w:color="D9D9D9"/>
+              <w:insideH w:val="single" w:sz="4" w:color="D9D9D9"/>
+              <w:insideV w:val="single" w:sz="4" w:color="D9D9D9"/>
+            </w:tcBorders>
+            <w:tcMar>
+              <w:top w:w="90" w:type="dxa"/>
+              <w:start w:w="100" w:type="dxa"/>
+              <w:bottom w:w="90" w:type="dxa"/>
+              <w:end w:w="100" w:type="dxa"/>
+            </w:tcMar>
+          </w:tcPr>
+          <w:p>
+            <w:pPr>
+              <w:spacing w:after="20" w:line="259" w:lineRule="auto"/>
+            </w:pPr>
+            <w:r>
+              <w:rPr>
+                <w:sz w:val="18"/>
+              </w:rPr>
+              <w:t>后台运行</w:t>
+            </w:r>
+          </w:p>
+        </w:tc>
+        <w:tc>
+          <w:tcPr>
+            <w:tcW w:type="dxa" w:w="7560"/>
+            <w:vAlign w:val="center"/>
+            <w:shd w:fill="EDF3F8"/>
+            <w:tcBorders>
+              <w:top w:val="single" w:sz="4" w:color="D9D9D9"/>
+              <w:left w:val="single" w:sz="4" w:color="D9D9D9"/>
+              <w:bottom w:val="single" w:sz="4" w:color="D9D9D9"/>
+              <w:right w:val="single" w:sz="4" w:color="D9D9D9"/>
+              <w:insideH w:val="single" w:sz="4" w:color="D9D9D9"/>
+              <w:insideV w:val="single" w:sz="4" w:color="D9D9D9"/>
+            </w:tcBorders>
+            <w:tcMar>
+              <w:top w:w="90" w:type="dxa"/>
+              <w:start w:w="100" w:type="dxa"/>
+              <w:bottom w:w="90" w:type="dxa"/>
+              <w:end w:w="100" w:type="dxa"/>
+            </w:tcMar>
+          </w:tcPr>
+          <w:p>
+            <w:pPr>
+              <w:spacing w:after="20" w:line="259" w:lineRule="auto"/>
+            </w:pPr>
+            <w:r>
+              <w:rPr>
+                <w:sz w:val="18"/>
+              </w:rPr>
+              <w:t>使用菜单栏状态项展示运行状态；开机启动采用 Login Items 或受控 LaunchAgent</w:t>
+            </w:r>
+          </w:p>
+        </w:tc>
+      </w:tr>
+      <w:tr>
+        <w:trPr>
+          <w:cantSplit/>
+        </w:trPr>
+        <w:tc>
+          <w:tcPr>
+            <w:tcW w:type="dxa" w:w="1944"/>
+            <w:vAlign w:val="center"/>
+            <w:tcBorders>
+              <w:top w:val="single" w:sz="4" w:color="D9D9D9"/>
+              <w:left w:val="single" w:sz="4" w:color="D9D9D9"/>
+              <w:bottom w:val="single" w:sz="4" w:color="D9D9D9"/>
+              <w:right w:val="single" w:sz="4" w:color="D9D9D9"/>
+              <w:insideH w:val="single" w:sz="4" w:color="D9D9D9"/>
+              <w:insideV w:val="single" w:sz="4" w:color="D9D9D9"/>
+            </w:tcBorders>
+            <w:tcMar>
+              <w:top w:w="90" w:type="dxa"/>
+              <w:start w:w="100" w:type="dxa"/>
+              <w:bottom w:w="90" w:type="dxa"/>
+              <w:end w:w="100" w:type="dxa"/>
+            </w:tcMar>
+          </w:tcPr>
+          <w:p>
+            <w:pPr>
+              <w:spacing w:after="20" w:line="259" w:lineRule="auto"/>
+            </w:pPr>
+            <w:r>
+              <w:rPr>
+                <w:sz w:val="18"/>
+              </w:rPr>
+              <w:t>浏览器</w:t>
+            </w:r>
+          </w:p>
+        </w:tc>
+        <w:tc>
+          <w:tcPr>
+            <w:tcW w:type="dxa" w:w="7560"/>
+            <w:vAlign w:val="center"/>
+            <w:tcBorders>
+              <w:top w:val="single" w:sz="4" w:color="D9D9D9"/>
+              <w:left w:val="single" w:sz="4" w:color="D9D9D9"/>
+              <w:bottom w:val="single" w:sz="4" w:color="D9D9D9"/>
+              <w:right w:val="single" w:sz="4" w:color="D9D9D9"/>
+              <w:insideH w:val="single" w:sz="4" w:color="D9D9D9"/>
+              <w:insideV w:val="single" w:sz="4" w:color="D9D9D9"/>
+            </w:tcBorders>
+            <w:tcMar>
+              <w:top w:w="90" w:type="dxa"/>
+              <w:start w:w="100" w:type="dxa"/>
+              <w:bottom w:w="90" w:type="dxa"/>
+              <w:end w:w="100" w:type="dxa"/>
+            </w:tcMar>
+          </w:tcPr>
+          <w:p>
+            <w:pPr>
+              <w:spacing w:after="20" w:line="259" w:lineRule="auto"/>
+            </w:pPr>
+            <w:r>
+              <w:rPr>
+                <w:sz w:val="18"/>
+              </w:rPr>
+              <w:t>使用 Playwright 管理的 Chromium 和独立资料目录，不读取用户日常 Safari 或 Chrome 的 Cookie</w:t>
+            </w:r>
+          </w:p>
+        </w:tc>
+      </w:tr>
+      <w:tr>
+        <w:trPr>
+          <w:cantSplit/>
+        </w:trPr>
+        <w:tc>
+          <w:tcPr>
+            <w:tcW w:type="dxa" w:w="1944"/>
+            <w:vAlign w:val="center"/>
+            <w:shd w:fill="EDF3F8"/>
+            <w:tcBorders>
+              <w:top w:val="single" w:sz="4" w:color="D9D9D9"/>
+              <w:left w:val="single" w:sz="4" w:color="D9D9D9"/>
+              <w:bottom w:val="single" w:sz="4" w:color="D9D9D9"/>
+              <w:right w:val="single" w:sz="4" w:color="D9D9D9"/>
+              <w:insideH w:val="single" w:sz="4" w:color="D9D9D9"/>
+              <w:insideV w:val="single" w:sz="4" w:color="D9D9D9"/>
+            </w:tcBorders>
+            <w:tcMar>
+              <w:top w:w="90" w:type="dxa"/>
+              <w:start w:w="100" w:type="dxa"/>
+              <w:bottom w:w="90" w:type="dxa"/>
+              <w:end w:w="100" w:type="dxa"/>
+            </w:tcMar>
+          </w:tcPr>
+          <w:p>
+            <w:pPr>
+              <w:spacing w:after="20" w:line="259" w:lineRule="auto"/>
+            </w:pPr>
+            <w:r>
+              <w:rPr>
+                <w:sz w:val="18"/>
+              </w:rPr>
+              <w:t>系统权限</w:t>
+            </w:r>
+          </w:p>
+        </w:tc>
+        <w:tc>
+          <w:tcPr>
+            <w:tcW w:type="dxa" w:w="7560"/>
+            <w:vAlign w:val="center"/>
+            <w:shd w:fill="EDF3F8"/>
+            <w:tcBorders>
+              <w:top w:val="single" w:sz="4" w:color="D9D9D9"/>
+              <w:left w:val="single" w:sz="4" w:color="D9D9D9"/>
+              <w:bottom w:val="single" w:sz="4" w:color="D9D9D9"/>
+              <w:right w:val="single" w:sz="4" w:color="D9D9D9"/>
+              <w:insideH w:val="single" w:sz="4" w:color="D9D9D9"/>
+              <w:insideV w:val="single" w:sz="4" w:color="D9D9D9"/>
+            </w:tcBorders>
+            <w:tcMar>
+              <w:top w:w="90" w:type="dxa"/>
+              <w:start w:w="100" w:type="dxa"/>
+              <w:bottom w:w="90" w:type="dxa"/>
+              <w:end w:w="100" w:type="dxa"/>
+            </w:tcMar>
+          </w:tcPr>
+          <w:p>
+            <w:pPr>
+              <w:spacing w:after="20" w:line="259" w:lineRule="auto"/>
+            </w:pPr>
+            <w:r>
+              <w:rPr>
+                <w:sz w:val="18"/>
+              </w:rPr>
+              <w:t>只申请运行所需权限；遇到文件、通知或自动化权限时说明用途，不引导用户关闭系统安全机制</w:t>
+            </w:r>
+          </w:p>
+        </w:tc>
+      </w:tr>
+      <w:tr>
+        <w:trPr>
+          <w:cantSplit/>
+        </w:trPr>
+        <w:tc>
+          <w:tcPr>
+            <w:tcW w:type="dxa" w:w="1944"/>
+            <w:vAlign w:val="center"/>
+            <w:tcBorders>
+              <w:top w:val="single" w:sz="4" w:color="D9D9D9"/>
+              <w:left w:val="single" w:sz="4" w:color="D9D9D9"/>
+              <w:bottom w:val="single" w:sz="4" w:color="D9D9D9"/>
+              <w:right w:val="single" w:sz="4" w:color="D9D9D9"/>
+              <w:insideH w:val="single" w:sz="4" w:color="D9D9D9"/>
+              <w:insideV w:val="single" w:sz="4" w:color="D9D9D9"/>
+            </w:tcBorders>
+            <w:tcMar>
+              <w:top w:w="90" w:type="dxa"/>
+              <w:start w:w="100" w:type="dxa"/>
+              <w:bottom w:w="90" w:type="dxa"/>
+              <w:end w:w="100" w:type="dxa"/>
+            </w:tcMar>
+          </w:tcPr>
+          <w:p>
+            <w:pPr>
+              <w:spacing w:after="20" w:line="259" w:lineRule="auto"/>
+            </w:pPr>
+            <w:r>
+              <w:rPr>
+                <w:sz w:val="18"/>
+              </w:rPr>
+              <w:t>签名发布</w:t>
+            </w:r>
+          </w:p>
+        </w:tc>
+        <w:tc>
+          <w:tcPr>
+            <w:tcW w:type="dxa" w:w="7560"/>
+            <w:vAlign w:val="center"/>
+            <w:tcBorders>
+              <w:top w:val="single" w:sz="4" w:color="D9D9D9"/>
+              <w:left w:val="single" w:sz="4" w:color="D9D9D9"/>
+              <w:bottom w:val="single" w:sz="4" w:color="D9D9D9"/>
+              <w:right w:val="single" w:sz="4" w:color="D9D9D9"/>
+              <w:insideH w:val="single" w:sz="4" w:color="D9D9D9"/>
+              <w:insideV w:val="single" w:sz="4" w:color="D9D9D9"/>
+            </w:tcBorders>
+            <w:tcMar>
+              <w:top w:w="90" w:type="dxa"/>
+              <w:start w:w="100" w:type="dxa"/>
+              <w:bottom w:w="90" w:type="dxa"/>
+              <w:end w:w="100" w:type="dxa"/>
+            </w:tcMar>
+          </w:tcPr>
+          <w:p>
+            <w:pPr>
+              <w:spacing w:after="20" w:line="259" w:lineRule="auto"/>
+            </w:pPr>
+            <w:r>
+              <w:rPr>
+                <w:sz w:val="18"/>
+              </w:rPr>
+              <w:t>正式对外版本使用 Apple Developer ID 签名并完成 notarization，验证 Gatekeeper 可正常打开</w:t>
+            </w:r>
+          </w:p>
+        </w:tc>
+      </w:tr>
+      <w:tr>
+        <w:trPr>
+          <w:cantSplit/>
+        </w:trPr>
+        <w:tc>
+          <w:tcPr>
+            <w:tcW w:type="dxa" w:w="1944"/>
+            <w:vAlign w:val="center"/>
+            <w:shd w:fill="EDF3F8"/>
+            <w:tcBorders>
+              <w:top w:val="single" w:sz="4" w:color="D9D9D9"/>
+              <w:left w:val="single" w:sz="4" w:color="D9D9D9"/>
+              <w:bottom w:val="single" w:sz="4" w:color="D9D9D9"/>
+              <w:right w:val="single" w:sz="4" w:color="D9D9D9"/>
+              <w:insideH w:val="single" w:sz="4" w:color="D9D9D9"/>
+              <w:insideV w:val="single" w:sz="4" w:color="D9D9D9"/>
+            </w:tcBorders>
+            <w:tcMar>
+              <w:top w:w="90" w:type="dxa"/>
+              <w:start w:w="100" w:type="dxa"/>
+              <w:bottom w:w="90" w:type="dxa"/>
+              <w:end w:w="100" w:type="dxa"/>
+            </w:tcMar>
+          </w:tcPr>
+          <w:p>
+            <w:pPr>
+              <w:spacing w:after="20" w:line="259" w:lineRule="auto"/>
+            </w:pPr>
+            <w:r>
+              <w:rPr>
+                <w:sz w:val="18"/>
+              </w:rPr>
+              <w:t>业务数据迁移</w:t>
+            </w:r>
+          </w:p>
+        </w:tc>
+        <w:tc>
+          <w:tcPr>
+            <w:tcW w:type="dxa" w:w="7560"/>
+            <w:vAlign w:val="center"/>
+            <w:shd w:fill="EDF3F8"/>
+            <w:tcBorders>
+              <w:top w:val="single" w:sz="4" w:color="D9D9D9"/>
+              <w:left w:val="single" w:sz="4" w:color="D9D9D9"/>
+              <w:bottom w:val="single" w:sz="4" w:color="D9D9D9"/>
+              <w:right w:val="single" w:sz="4" w:color="D9D9D9"/>
+              <w:insideH w:val="single" w:sz="4" w:color="D9D9D9"/>
+              <w:insideV w:val="single" w:sz="4" w:color="D9D9D9"/>
+            </w:tcBorders>
+            <w:tcMar>
+              <w:top w:w="90" w:type="dxa"/>
+              <w:start w:w="100" w:type="dxa"/>
+              <w:bottom w:w="90" w:type="dxa"/>
+              <w:end w:w="100" w:type="dxa"/>
+            </w:tcMar>
+          </w:tcPr>
+          <w:p>
+            <w:pPr>
+              <w:spacing w:after="20" w:line="259" w:lineRule="auto"/>
+            </w:pPr>
+            <w:r>
+              <w:rPr>
+                <w:sz w:val="18"/>
+              </w:rPr>
+              <w:t>备份包包含 manifest.json、SQLite 数据库、普通配置和获准保存的附件；路径使用相对形式</w:t>
+            </w:r>
+          </w:p>
+        </w:tc>
+      </w:tr>
+      <w:tr>
+        <w:trPr>
+          <w:cantSplit/>
+        </w:trPr>
+        <w:tc>
+          <w:tcPr>
+            <w:tcW w:type="dxa" w:w="1944"/>
+            <w:vAlign w:val="center"/>
+            <w:tcBorders>
+              <w:top w:val="single" w:sz="4" w:color="D9D9D9"/>
+              <w:left w:val="single" w:sz="4" w:color="D9D9D9"/>
+              <w:bottom w:val="single" w:sz="4" w:color="D9D9D9"/>
+              <w:right w:val="single" w:sz="4" w:color="D9D9D9"/>
+              <w:insideH w:val="single" w:sz="4" w:color="D9D9D9"/>
+              <w:insideV w:val="single" w:sz="4" w:color="D9D9D9"/>
+            </w:tcBorders>
+            <w:tcMar>
+              <w:top w:w="90" w:type="dxa"/>
+              <w:start w:w="100" w:type="dxa"/>
+              <w:bottom w:w="90" w:type="dxa"/>
+              <w:end w:w="100" w:type="dxa"/>
+            </w:tcMar>
+          </w:tcPr>
+          <w:p>
+            <w:pPr>
+              <w:spacing w:after="20" w:line="259" w:lineRule="auto"/>
+            </w:pPr>
+            <w:r>
+              <w:rPr>
+                <w:sz w:val="18"/>
+              </w:rPr>
+              <w:t>不迁移内容</w:t>
+            </w:r>
+          </w:p>
+        </w:tc>
+        <w:tc>
+          <w:tcPr>
+            <w:tcW w:type="dxa" w:w="7560"/>
+            <w:vAlign w:val="center"/>
+            <w:tcBorders>
+              <w:top w:val="single" w:sz="4" w:color="D9D9D9"/>
+              <w:left w:val="single" w:sz="4" w:color="D9D9D9"/>
+              <w:bottom w:val="single" w:sz="4" w:color="D9D9D9"/>
+              <w:right w:val="single" w:sz="4" w:color="D9D9D9"/>
+              <w:insideH w:val="single" w:sz="4" w:color="D9D9D9"/>
+              <w:insideV w:val="single" w:sz="4" w:color="D9D9D9"/>
+            </w:tcBorders>
+            <w:tcMar>
+              <w:top w:w="90" w:type="dxa"/>
+              <w:start w:w="100" w:type="dxa"/>
+              <w:bottom w:w="90" w:type="dxa"/>
+              <w:end w:w="100" w:type="dxa"/>
+            </w:tcMar>
+          </w:tcPr>
+          <w:p>
+            <w:pPr>
+              <w:spacing w:after="20" w:line="259" w:lineRule="auto"/>
+            </w:pPr>
+            <w:r>
+              <w:rPr>
+                <w:sz w:val="18"/>
+              </w:rPr>
+              <w:t>默认不迁移 Cookie、登录令牌、浏览器缓存、操作系统密钥和网站密码；换机后网站需重新登录</w:t>
+            </w:r>
+          </w:p>
+        </w:tc>
+      </w:tr>
+      <w:tr>
+        <w:trPr>
+          <w:cantSplit/>
+        </w:trPr>
+        <w:tc>
+          <w:tcPr>
+            <w:tcW w:type="dxa" w:w="1944"/>
+            <w:vAlign w:val="center"/>
+            <w:shd w:fill="EDF3F8"/>
+            <w:tcBorders>
+              <w:top w:val="single" w:sz="4" w:color="D9D9D9"/>
+              <w:left w:val="single" w:sz="4" w:color="D9D9D9"/>
+              <w:bottom w:val="single" w:sz="4" w:color="D9D9D9"/>
+              <w:right w:val="single" w:sz="4" w:color="D9D9D9"/>
+              <w:insideH w:val="single" w:sz="4" w:color="D9D9D9"/>
+              <w:insideV w:val="single" w:sz="4" w:color="D9D9D9"/>
+            </w:tcBorders>
+            <w:tcMar>
+              <w:top w:w="90" w:type="dxa"/>
+              <w:start w:w="100" w:type="dxa"/>
+              <w:bottom w:w="90" w:type="dxa"/>
+              <w:end w:w="100" w:type="dxa"/>
+            </w:tcMar>
+          </w:tcPr>
+          <w:p>
+            <w:pPr>
+              <w:spacing w:after="20" w:line="259" w:lineRule="auto"/>
+            </w:pPr>
+            <w:r>
+              <w:rPr>
+                <w:sz w:val="18"/>
+              </w:rPr>
+              <w:t>回归测试</w:t>
+            </w:r>
+          </w:p>
+        </w:tc>
+        <w:tc>
+          <w:tcPr>
+            <w:tcW w:type="dxa" w:w="7560"/>
+            <w:vAlign w:val="center"/>
+            <w:shd w:fill="EDF3F8"/>
+            <w:tcBorders>
+              <w:top w:val="single" w:sz="4" w:color="D9D9D9"/>
+              <w:left w:val="single" w:sz="4" w:color="D9D9D9"/>
+              <w:bottom w:val="single" w:sz="4" w:color="D9D9D9"/>
+              <w:right w:val="single" w:sz="4" w:color="D9D9D9"/>
+              <w:insideH w:val="single" w:sz="4" w:color="D9D9D9"/>
+              <w:insideV w:val="single" w:sz="4" w:color="D9D9D9"/>
+            </w:tcBorders>
+            <w:tcMar>
+              <w:top w:w="90" w:type="dxa"/>
+              <w:start w:w="100" w:type="dxa"/>
+              <w:bottom w:w="90" w:type="dxa"/>
+              <w:end w:w="100" w:type="dxa"/>
+            </w:tcMar>
+          </w:tcPr>
+          <w:p>
+            <w:pPr>
+              <w:spacing w:after="20" w:line="259" w:lineRule="auto"/>
+            </w:pPr>
+            <w:r>
+              <w:rPr>
+                <w:sz w:val="18"/>
+              </w:rPr>
+              <w:t>在干净 macOS 环境验证安装、启动、三语、任务调度、模拟网站、备份恢复、升级和卸载</w:t>
+            </w:r>
+          </w:p>
+        </w:tc>
+      </w:tr>
+    </w:tbl>
+    <w:p>
+      <w:pPr>
+        <w:spacing w:after="20"/>
+      </w:pPr>
+    </w:p>
+    <w:p>
+      <w:pPr>
+        <w:pStyle w:val="Heading2"/>
+      </w:pPr>
+      <w:r>
+        <w:t>15.14 AI 投资评估实施规格</w:t>
+      </w:r>
+    </w:p>
+    <w:tbl>
+      <w:tblPr>
+        <w:tblW w:type="auto" w:w="0"/>
+        <w:jc w:val="center"/>
+        <w:tblLayout w:type="fixed"/>
+        <w:tblLook w:firstColumn="1" w:firstRow="1" w:lastColumn="0" w:lastRow="0" w:noHBand="0" w:noVBand="1" w:val="04A0"/>
+      </w:tblPr>
+      <w:tblGrid>
+        <w:gridCol w:w="4997"/>
+        <w:gridCol w:w="4997"/>
+      </w:tblGrid>
+      <w:tr>
+        <w:trPr>
+          <w:tblHeader/>
+          <w:cantSplit/>
+        </w:trPr>
+        <w:tc>
+          <w:tcPr>
+            <w:tcW w:type="dxa" w:w="1944"/>
+            <w:shd w:fill="1F4E78"/>
+            <w:vAlign w:val="center"/>
+            <w:tcBorders>
+              <w:top w:val="single" w:sz="4" w:color="D9D9D9"/>
+              <w:left w:val="single" w:sz="4" w:color="D9D9D9"/>
+              <w:bottom w:val="single" w:sz="4" w:color="D9D9D9"/>
+              <w:right w:val="single" w:sz="4" w:color="D9D9D9"/>
+              <w:insideH w:val="single" w:sz="4" w:color="D9D9D9"/>
+              <w:insideV w:val="single" w:sz="4" w:color="D9D9D9"/>
+            </w:tcBorders>
+            <w:tcMar>
+              <w:top w:w="90" w:type="dxa"/>
+              <w:start w:w="100" w:type="dxa"/>
+              <w:bottom w:w="90" w:type="dxa"/>
+              <w:end w:w="100" w:type="dxa"/>
+            </w:tcMar>
+          </w:tcPr>
+          <w:p>
+            <w:r>
+              <w:rPr>
+                <w:b/>
+                <w:color w:val="FFFFFF"/>
+                <w:sz w:val="17"/>
+              </w:rPr>
+              <w:t>模块</w:t>
+            </w:r>
+          </w:p>
+        </w:tc>
+        <w:tc>
+          <w:tcPr>
+            <w:tcW w:type="dxa" w:w="7560"/>
+            <w:shd w:fill="1F4E78"/>
+            <w:vAlign w:val="center"/>
+            <w:tcBorders>
+              <w:top w:val="single" w:sz="4" w:color="D9D9D9"/>
+              <w:left w:val="single" w:sz="4" w:color="D9D9D9"/>
+              <w:bottom w:val="single" w:sz="4" w:color="D9D9D9"/>
+              <w:right w:val="single" w:sz="4" w:color="D9D9D9"/>
+              <w:insideH w:val="single" w:sz="4" w:color="D9D9D9"/>
+              <w:insideV w:val="single" w:sz="4" w:color="D9D9D9"/>
+            </w:tcBorders>
+            <w:tcMar>
+              <w:top w:w="90" w:type="dxa"/>
+              <w:start w:w="100" w:type="dxa"/>
+              <w:bottom w:w="90" w:type="dxa"/>
+              <w:end w:w="100" w:type="dxa"/>
+            </w:tcMar>
+          </w:tcPr>
+          <w:p>
+            <w:r>
+              <w:rPr>
+                <w:b/>
+                <w:color w:val="FFFFFF"/>
+                <w:sz w:val="17"/>
+              </w:rPr>
+              <w:t>实施要求</w:t>
+            </w:r>
+          </w:p>
+        </w:tc>
+      </w:tr>
+      <w:tr>
+        <w:trPr>
+          <w:cantSplit/>
+        </w:trPr>
+        <w:tc>
+          <w:tcPr>
+            <w:tcW w:type="dxa" w:w="1944"/>
+            <w:vAlign w:val="center"/>
+            <w:tcBorders>
+              <w:top w:val="single" w:sz="4" w:color="D9D9D9"/>
+              <w:left w:val="single" w:sz="4" w:color="D9D9D9"/>
+              <w:bottom w:val="single" w:sz="4" w:color="D9D9D9"/>
+              <w:right w:val="single" w:sz="4" w:color="D9D9D9"/>
+              <w:insideH w:val="single" w:sz="4" w:color="D9D9D9"/>
+              <w:insideV w:val="single" w:sz="4" w:color="D9D9D9"/>
+            </w:tcBorders>
+            <w:tcMar>
+              <w:top w:w="90" w:type="dxa"/>
+              <w:start w:w="100" w:type="dxa"/>
+              <w:bottom w:w="90" w:type="dxa"/>
+              <w:end w:w="100" w:type="dxa"/>
+            </w:tcMar>
+          </w:tcPr>
+          <w:p>
+            <w:pPr>
+              <w:spacing w:after="20" w:line="259" w:lineRule="auto"/>
+            </w:pPr>
+            <w:r>
+              <w:rPr>
+                <w:sz w:val="17"/>
+              </w:rPr>
+              <w:t>规则计算器</w:t>
+            </w:r>
+          </w:p>
+        </w:tc>
+        <w:tc>
+          <w:tcPr>
+            <w:tcW w:type="dxa" w:w="7560"/>
+            <w:vAlign w:val="center"/>
+            <w:tcBorders>
+              <w:top w:val="single" w:sz="4" w:color="D9D9D9"/>
+              <w:left w:val="single" w:sz="4" w:color="D9D9D9"/>
+              <w:bottom w:val="single" w:sz="4" w:color="D9D9D9"/>
+              <w:right w:val="single" w:sz="4" w:color="D9D9D9"/>
+              <w:insideH w:val="single" w:sz="4" w:color="D9D9D9"/>
+              <w:insideV w:val="single" w:sz="4" w:color="D9D9D9"/>
+            </w:tcBorders>
+            <w:tcMar>
+              <w:top w:w="90" w:type="dxa"/>
+              <w:start w:w="100" w:type="dxa"/>
+              <w:bottom w:w="90" w:type="dxa"/>
+              <w:end w:w="100" w:type="dxa"/>
+            </w:tcMar>
+          </w:tcPr>
+          <w:p>
+            <w:pPr>
+              <w:spacing w:after="20" w:line="259" w:lineRule="auto"/>
+            </w:pPr>
+            <w:r>
+              <w:rPr>
+                <w:sz w:val="17"/>
+              </w:rPr>
+              <w:t>以 Decimal 和明确单位计算单价、回报率、成本及利润；空值不按 0 处理；每项结果保留输入、公式、币种和时间口径。</w:t>
+            </w:r>
+          </w:p>
+        </w:tc>
+      </w:tr>
+      <w:tr>
+        <w:trPr>
+          <w:cantSplit/>
+        </w:trPr>
+        <w:tc>
+          <w:tcPr>
+            <w:tcW w:type="dxa" w:w="1944"/>
+            <w:vAlign w:val="center"/>
+            <w:shd w:fill="EDF3F8"/>
+            <w:tcBorders>
+              <w:top w:val="single" w:sz="4" w:color="D9D9D9"/>
+              <w:left w:val="single" w:sz="4" w:color="D9D9D9"/>
+              <w:bottom w:val="single" w:sz="4" w:color="D9D9D9"/>
+              <w:right w:val="single" w:sz="4" w:color="D9D9D9"/>
+              <w:insideH w:val="single" w:sz="4" w:color="D9D9D9"/>
+              <w:insideV w:val="single" w:sz="4" w:color="D9D9D9"/>
+            </w:tcBorders>
+            <w:tcMar>
+              <w:top w:w="90" w:type="dxa"/>
+              <w:start w:w="100" w:type="dxa"/>
+              <w:bottom w:w="90" w:type="dxa"/>
+              <w:end w:w="100" w:type="dxa"/>
+            </w:tcMar>
+          </w:tcPr>
+          <w:p>
+            <w:pPr>
+              <w:spacing w:after="20" w:line="259" w:lineRule="auto"/>
+            </w:pPr>
+            <w:r>
+              <w:rPr>
+                <w:sz w:val="17"/>
+              </w:rPr>
+              <w:t>数据准备</w:t>
+            </w:r>
+          </w:p>
+        </w:tc>
+        <w:tc>
+          <w:tcPr>
+            <w:tcW w:type="dxa" w:w="7560"/>
+            <w:vAlign w:val="center"/>
+            <w:shd w:fill="EDF3F8"/>
+            <w:tcBorders>
+              <w:top w:val="single" w:sz="4" w:color="D9D9D9"/>
+              <w:left w:val="single" w:sz="4" w:color="D9D9D9"/>
+              <w:bottom w:val="single" w:sz="4" w:color="D9D9D9"/>
+              <w:right w:val="single" w:sz="4" w:color="D9D9D9"/>
+              <w:insideH w:val="single" w:sz="4" w:color="D9D9D9"/>
+              <w:insideV w:val="single" w:sz="4" w:color="D9D9D9"/>
+            </w:tcBorders>
+            <w:tcMar>
+              <w:top w:w="90" w:type="dxa"/>
+              <w:start w:w="100" w:type="dxa"/>
+              <w:bottom w:w="90" w:type="dxa"/>
+              <w:end w:w="100" w:type="dxa"/>
+            </w:tcMar>
+          </w:tcPr>
+          <w:p>
+            <w:pPr>
+              <w:spacing w:after="20" w:line="259" w:lineRule="auto"/>
+            </w:pPr>
+            <w:r>
+              <w:rPr>
+                <w:sz w:val="17"/>
+              </w:rPr>
+              <w:t>只使用获准字段；生成输入快照哈希；来源、抓取或录入时间及可比范围随结果保存。</w:t>
+            </w:r>
+          </w:p>
+        </w:tc>
+      </w:tr>
+      <w:tr>
+        <w:trPr>
+          <w:cantSplit/>
+        </w:trPr>
+        <w:tc>
+          <w:tcPr>
+            <w:tcW w:type="dxa" w:w="1944"/>
+            <w:vAlign w:val="center"/>
+            <w:tcBorders>
+              <w:top w:val="single" w:sz="4" w:color="D9D9D9"/>
+              <w:left w:val="single" w:sz="4" w:color="D9D9D9"/>
+              <w:bottom w:val="single" w:sz="4" w:color="D9D9D9"/>
+              <w:right w:val="single" w:sz="4" w:color="D9D9D9"/>
+              <w:insideH w:val="single" w:sz="4" w:color="D9D9D9"/>
+              <w:insideV w:val="single" w:sz="4" w:color="D9D9D9"/>
+            </w:tcBorders>
+            <w:tcMar>
+              <w:top w:w="90" w:type="dxa"/>
+              <w:start w:w="100" w:type="dxa"/>
+              <w:bottom w:w="90" w:type="dxa"/>
+              <w:end w:w="100" w:type="dxa"/>
+            </w:tcMar>
+          </w:tcPr>
+          <w:p>
+            <w:pPr>
+              <w:spacing w:after="20" w:line="259" w:lineRule="auto"/>
+            </w:pPr>
+            <w:r>
+              <w:rPr>
+                <w:sz w:val="17"/>
+              </w:rPr>
+              <w:t>AI 评估器</w:t>
+            </w:r>
+          </w:p>
+        </w:tc>
+        <w:tc>
+          <w:tcPr>
+            <w:tcW w:type="dxa" w:w="7560"/>
+            <w:vAlign w:val="center"/>
+            <w:tcBorders>
+              <w:top w:val="single" w:sz="4" w:color="D9D9D9"/>
+              <w:left w:val="single" w:sz="4" w:color="D9D9D9"/>
+              <w:bottom w:val="single" w:sz="4" w:color="D9D9D9"/>
+              <w:right w:val="single" w:sz="4" w:color="D9D9D9"/>
+              <w:insideH w:val="single" w:sz="4" w:color="D9D9D9"/>
+              <w:insideV w:val="single" w:sz="4" w:color="D9D9D9"/>
+            </w:tcBorders>
+            <w:tcMar>
+              <w:top w:w="90" w:type="dxa"/>
+              <w:start w:w="100" w:type="dxa"/>
+              <w:bottom w:w="90" w:type="dxa"/>
+              <w:end w:w="100" w:type="dxa"/>
+            </w:tcMar>
+          </w:tcPr>
+          <w:p>
+            <w:pPr>
+              <w:spacing w:after="20" w:line="259" w:lineRule="auto"/>
+            </w:pPr>
+            <w:r>
+              <w:rPr>
+                <w:sz w:val="17"/>
+              </w:rPr>
+              <w:t>接收结构化计算结果、事实与缺失字段；按固定 JSON Schema 返回主要结论、标签、理由、风险和置信度。</w:t>
+            </w:r>
+          </w:p>
+        </w:tc>
+      </w:tr>
+      <w:tr>
+        <w:trPr>
+          <w:cantSplit/>
+        </w:trPr>
+        <w:tc>
+          <w:tcPr>
+            <w:tcW w:type="dxa" w:w="1944"/>
+            <w:vAlign w:val="center"/>
+            <w:shd w:fill="EDF3F8"/>
+            <w:tcBorders>
+              <w:top w:val="single" w:sz="4" w:color="D9D9D9"/>
+              <w:left w:val="single" w:sz="4" w:color="D9D9D9"/>
+              <w:bottom w:val="single" w:sz="4" w:color="D9D9D9"/>
+              <w:right w:val="single" w:sz="4" w:color="D9D9D9"/>
+              <w:insideH w:val="single" w:sz="4" w:color="D9D9D9"/>
+              <w:insideV w:val="single" w:sz="4" w:color="D9D9D9"/>
+            </w:tcBorders>
+            <w:tcMar>
+              <w:top w:w="90" w:type="dxa"/>
+              <w:start w:w="100" w:type="dxa"/>
+              <w:bottom w:w="90" w:type="dxa"/>
+              <w:end w:w="100" w:type="dxa"/>
+            </w:tcMar>
+          </w:tcPr>
+          <w:p>
+            <w:pPr>
+              <w:spacing w:after="20" w:line="259" w:lineRule="auto"/>
+            </w:pPr>
+            <w:r>
+              <w:rPr>
+                <w:sz w:val="17"/>
+              </w:rPr>
+              <w:t>防编造校验</w:t>
+            </w:r>
+          </w:p>
+        </w:tc>
+        <w:tc>
+          <w:tcPr>
+            <w:tcW w:type="dxa" w:w="7560"/>
+            <w:vAlign w:val="center"/>
+            <w:shd w:fill="EDF3F8"/>
+            <w:tcBorders>
+              <w:top w:val="single" w:sz="4" w:color="D9D9D9"/>
+              <w:left w:val="single" w:sz="4" w:color="D9D9D9"/>
+              <w:bottom w:val="single" w:sz="4" w:color="D9D9D9"/>
+              <w:right w:val="single" w:sz="4" w:color="D9D9D9"/>
+              <w:insideH w:val="single" w:sz="4" w:color="D9D9D9"/>
+              <w:insideV w:val="single" w:sz="4" w:color="D9D9D9"/>
+            </w:tcBorders>
+            <w:tcMar>
+              <w:top w:w="90" w:type="dxa"/>
+              <w:start w:w="100" w:type="dxa"/>
+              <w:bottom w:w="90" w:type="dxa"/>
+              <w:end w:w="100" w:type="dxa"/>
+            </w:tcMar>
+          </w:tcPr>
+          <w:p>
+            <w:pPr>
+              <w:spacing w:after="20" w:line="259" w:lineRule="auto"/>
+            </w:pPr>
+            <w:r>
+              <w:rPr>
+                <w:sz w:val="17"/>
+              </w:rPr>
+              <w:t>输出中的金额、比率和事实必须能映射到输入或规则计算结果；无法映射则拒绝保存并改为数据不足。</w:t>
+            </w:r>
+          </w:p>
+        </w:tc>
+      </w:tr>
+      <w:tr>
+        <w:trPr>
+          <w:cantSplit/>
+        </w:trPr>
+        <w:tc>
+          <w:tcPr>
+            <w:tcW w:type="dxa" w:w="1944"/>
+            <w:vAlign w:val="center"/>
+            <w:tcBorders>
+              <w:top w:val="single" w:sz="4" w:color="D9D9D9"/>
+              <w:left w:val="single" w:sz="4" w:color="D9D9D9"/>
+              <w:bottom w:val="single" w:sz="4" w:color="D9D9D9"/>
+              <w:right w:val="single" w:sz="4" w:color="D9D9D9"/>
+              <w:insideH w:val="single" w:sz="4" w:color="D9D9D9"/>
+              <w:insideV w:val="single" w:sz="4" w:color="D9D9D9"/>
+            </w:tcBorders>
+            <w:tcMar>
+              <w:top w:w="90" w:type="dxa"/>
+              <w:start w:w="100" w:type="dxa"/>
+              <w:bottom w:w="90" w:type="dxa"/>
+              <w:end w:w="100" w:type="dxa"/>
+            </w:tcMar>
+          </w:tcPr>
+          <w:p>
+            <w:pPr>
+              <w:spacing w:after="20" w:line="259" w:lineRule="auto"/>
+            </w:pPr>
+            <w:r>
+              <w:rPr>
+                <w:sz w:val="17"/>
+              </w:rPr>
+              <w:t>版本追溯</w:t>
+            </w:r>
+          </w:p>
+        </w:tc>
+        <w:tc>
+          <w:tcPr>
+            <w:tcW w:type="dxa" w:w="7560"/>
+            <w:vAlign w:val="center"/>
+            <w:tcBorders>
+              <w:top w:val="single" w:sz="4" w:color="D9D9D9"/>
+              <w:left w:val="single" w:sz="4" w:color="D9D9D9"/>
+              <w:bottom w:val="single" w:sz="4" w:color="D9D9D9"/>
+              <w:right w:val="single" w:sz="4" w:color="D9D9D9"/>
+              <w:insideH w:val="single" w:sz="4" w:color="D9D9D9"/>
+              <w:insideV w:val="single" w:sz="4" w:color="D9D9D9"/>
+            </w:tcBorders>
+            <w:tcMar>
+              <w:top w:w="90" w:type="dxa"/>
+              <w:start w:w="100" w:type="dxa"/>
+              <w:bottom w:w="90" w:type="dxa"/>
+              <w:end w:w="100" w:type="dxa"/>
+            </w:tcMar>
+          </w:tcPr>
+          <w:p>
+            <w:pPr>
+              <w:spacing w:after="20" w:line="259" w:lineRule="auto"/>
+            </w:pPr>
+            <w:r>
+              <w:rPr>
+                <w:sz w:val="17"/>
+              </w:rPr>
+              <w:t>保存投资配置、规则、提示词、供应商和模型版本；相同输入快照可查看当时结果，重新评估新增记录。</w:t>
+            </w:r>
+          </w:p>
+        </w:tc>
+      </w:tr>
+      <w:tr>
+        <w:trPr>
+          <w:cantSplit/>
+        </w:trPr>
+        <w:tc>
+          <w:tcPr>
+            <w:tcW w:type="dxa" w:w="1944"/>
+            <w:vAlign w:val="center"/>
+            <w:shd w:fill="EDF3F8"/>
+            <w:tcBorders>
+              <w:top w:val="single" w:sz="4" w:color="D9D9D9"/>
+              <w:left w:val="single" w:sz="4" w:color="D9D9D9"/>
+              <w:bottom w:val="single" w:sz="4" w:color="D9D9D9"/>
+              <w:right w:val="single" w:sz="4" w:color="D9D9D9"/>
+              <w:insideH w:val="single" w:sz="4" w:color="D9D9D9"/>
+              <w:insideV w:val="single" w:sz="4" w:color="D9D9D9"/>
+            </w:tcBorders>
+            <w:tcMar>
+              <w:top w:w="90" w:type="dxa"/>
+              <w:start w:w="100" w:type="dxa"/>
+              <w:bottom w:w="90" w:type="dxa"/>
+              <w:end w:w="100" w:type="dxa"/>
+            </w:tcMar>
+          </w:tcPr>
+          <w:p>
+            <w:pPr>
+              <w:spacing w:after="20" w:line="259" w:lineRule="auto"/>
+            </w:pPr>
+            <w:r>
+              <w:rPr>
+                <w:sz w:val="17"/>
+              </w:rPr>
+              <w:t>人工修正</w:t>
+            </w:r>
+          </w:p>
+        </w:tc>
+        <w:tc>
+          <w:tcPr>
+            <w:tcW w:type="dxa" w:w="7560"/>
+            <w:vAlign w:val="center"/>
+            <w:shd w:fill="EDF3F8"/>
+            <w:tcBorders>
+              <w:top w:val="single" w:sz="4" w:color="D9D9D9"/>
+              <w:left w:val="single" w:sz="4" w:color="D9D9D9"/>
+              <w:bottom w:val="single" w:sz="4" w:color="D9D9D9"/>
+              <w:right w:val="single" w:sz="4" w:color="D9D9D9"/>
+              <w:insideH w:val="single" w:sz="4" w:color="D9D9D9"/>
+              <w:insideV w:val="single" w:sz="4" w:color="D9D9D9"/>
+            </w:tcBorders>
+            <w:tcMar>
+              <w:top w:w="90" w:type="dxa"/>
+              <w:start w:w="100" w:type="dxa"/>
+              <w:bottom w:w="90" w:type="dxa"/>
+              <w:end w:w="100" w:type="dxa"/>
+            </w:tcMar>
+          </w:tcPr>
+          <w:p>
+            <w:pPr>
+              <w:spacing w:after="20" w:line="259" w:lineRule="auto"/>
+            </w:pPr>
+            <w:r>
+              <w:rPr>
+                <w:sz w:val="17"/>
+              </w:rPr>
+              <w:t>修正记录与 AI 结果分离保存；界面默认显示用户最终结论，并允许查看 AI 原始结论和修改原因。</w:t>
+            </w:r>
+          </w:p>
+        </w:tc>
+      </w:tr>
+      <w:tr>
+        <w:trPr>
+          <w:cantSplit/>
+        </w:trPr>
+        <w:tc>
+          <w:tcPr>
+            <w:tcW w:type="dxa" w:w="1944"/>
+            <w:vAlign w:val="center"/>
+            <w:tcBorders>
+              <w:top w:val="single" w:sz="4" w:color="D9D9D9"/>
+              <w:left w:val="single" w:sz="4" w:color="D9D9D9"/>
+              <w:bottom w:val="single" w:sz="4" w:color="D9D9D9"/>
+              <w:right w:val="single" w:sz="4" w:color="D9D9D9"/>
+              <w:insideH w:val="single" w:sz="4" w:color="D9D9D9"/>
+              <w:insideV w:val="single" w:sz="4" w:color="D9D9D9"/>
+            </w:tcBorders>
+            <w:tcMar>
+              <w:top w:w="90" w:type="dxa"/>
+              <w:start w:w="100" w:type="dxa"/>
+              <w:bottom w:w="90" w:type="dxa"/>
+              <w:end w:w="100" w:type="dxa"/>
+            </w:tcMar>
+          </w:tcPr>
+          <w:p>
+            <w:pPr>
+              <w:spacing w:after="20" w:line="259" w:lineRule="auto"/>
+            </w:pPr>
+            <w:r>
+              <w:rPr>
+                <w:sz w:val="17"/>
+              </w:rPr>
+              <w:t>批量与成本</w:t>
+            </w:r>
+          </w:p>
+        </w:tc>
+        <w:tc>
+          <w:tcPr>
+            <w:tcW w:type="dxa" w:w="7560"/>
+            <w:vAlign w:val="center"/>
+            <w:tcBorders>
+              <w:top w:val="single" w:sz="4" w:color="D9D9D9"/>
+              <w:left w:val="single" w:sz="4" w:color="D9D9D9"/>
+              <w:bottom w:val="single" w:sz="4" w:color="D9D9D9"/>
+              <w:right w:val="single" w:sz="4" w:color="D9D9D9"/>
+              <w:insideH w:val="single" w:sz="4" w:color="D9D9D9"/>
+              <w:insideV w:val="single" w:sz="4" w:color="D9D9D9"/>
+            </w:tcBorders>
+            <w:tcMar>
+              <w:top w:w="90" w:type="dxa"/>
+              <w:start w:w="100" w:type="dxa"/>
+              <w:bottom w:w="90" w:type="dxa"/>
+              <w:end w:w="100" w:type="dxa"/>
+            </w:tcMar>
+          </w:tcPr>
+          <w:p>
+            <w:pPr>
+              <w:spacing w:after="20" w:line="259" w:lineRule="auto"/>
+            </w:pPr>
+            <w:r>
+              <w:rPr>
+                <w:sz w:val="17"/>
+              </w:rPr>
+              <w:t>批量任务进入队列，设并发、每日调用上限和取消能力；先执行本地规则，满足最低数据要求后再调用 AI。</w:t>
+            </w:r>
+          </w:p>
+        </w:tc>
+      </w:tr>
+      <w:tr>
+        <w:trPr>
+          <w:cantSplit/>
+        </w:trPr>
+        <w:tc>
+          <w:tcPr>
+            <w:tcW w:type="dxa" w:w="1944"/>
+            <w:vAlign w:val="center"/>
+            <w:shd w:fill="EDF3F8"/>
+            <w:tcBorders>
+              <w:top w:val="single" w:sz="4" w:color="D9D9D9"/>
+              <w:left w:val="single" w:sz="4" w:color="D9D9D9"/>
+              <w:bottom w:val="single" w:sz="4" w:color="D9D9D9"/>
+              <w:right w:val="single" w:sz="4" w:color="D9D9D9"/>
+              <w:insideH w:val="single" w:sz="4" w:color="D9D9D9"/>
+              <w:insideV w:val="single" w:sz="4" w:color="D9D9D9"/>
+            </w:tcBorders>
+            <w:tcMar>
+              <w:top w:w="90" w:type="dxa"/>
+              <w:start w:w="100" w:type="dxa"/>
+              <w:bottom w:w="90" w:type="dxa"/>
+              <w:end w:w="100" w:type="dxa"/>
+            </w:tcMar>
+          </w:tcPr>
+          <w:p>
+            <w:pPr>
+              <w:spacing w:after="20" w:line="259" w:lineRule="auto"/>
+            </w:pPr>
+            <w:r>
+              <w:rPr>
+                <w:sz w:val="17"/>
+              </w:rPr>
+              <w:t>降级运行</w:t>
+            </w:r>
+          </w:p>
+        </w:tc>
+        <w:tc>
+          <w:tcPr>
+            <w:tcW w:type="dxa" w:w="7560"/>
+            <w:vAlign w:val="center"/>
+            <w:shd w:fill="EDF3F8"/>
+            <w:tcBorders>
+              <w:top w:val="single" w:sz="4" w:color="D9D9D9"/>
+              <w:left w:val="single" w:sz="4" w:color="D9D9D9"/>
+              <w:bottom w:val="single" w:sz="4" w:color="D9D9D9"/>
+              <w:right w:val="single" w:sz="4" w:color="D9D9D9"/>
+              <w:insideH w:val="single" w:sz="4" w:color="D9D9D9"/>
+              <w:insideV w:val="single" w:sz="4" w:color="D9D9D9"/>
+            </w:tcBorders>
+            <w:tcMar>
+              <w:top w:w="90" w:type="dxa"/>
+              <w:start w:w="100" w:type="dxa"/>
+              <w:bottom w:w="90" w:type="dxa"/>
+              <w:end w:w="100" w:type="dxa"/>
+            </w:tcMar>
+          </w:tcPr>
+          <w:p>
+            <w:pPr>
+              <w:spacing w:after="20" w:line="259" w:lineRule="auto"/>
+            </w:pPr>
+            <w:r>
+              <w:rPr>
+                <w:sz w:val="17"/>
+              </w:rPr>
+              <w:t>模型不可用、超时、超限或用户关闭 AI 时，保留确定性指标、手工标签和缺失数据提示。</w:t>
+            </w:r>
+          </w:p>
+        </w:tc>
+      </w:tr>
+      <w:tr>
+        <w:trPr>
+          <w:cantSplit/>
+        </w:trPr>
+        <w:tc>
+          <w:tcPr>
+            <w:tcW w:type="dxa" w:w="1944"/>
+            <w:vAlign w:val="center"/>
+            <w:tcBorders>
+              <w:top w:val="single" w:sz="4" w:color="D9D9D9"/>
+              <w:left w:val="single" w:sz="4" w:color="D9D9D9"/>
+              <w:bottom w:val="single" w:sz="4" w:color="D9D9D9"/>
+              <w:right w:val="single" w:sz="4" w:color="D9D9D9"/>
+              <w:insideH w:val="single" w:sz="4" w:color="D9D9D9"/>
+              <w:insideV w:val="single" w:sz="4" w:color="D9D9D9"/>
+            </w:tcBorders>
+            <w:tcMar>
+              <w:top w:w="90" w:type="dxa"/>
+              <w:start w:w="100" w:type="dxa"/>
+              <w:bottom w:w="90" w:type="dxa"/>
+              <w:end w:w="100" w:type="dxa"/>
+            </w:tcMar>
+          </w:tcPr>
+          <w:p>
+            <w:pPr>
+              <w:spacing w:after="20" w:line="259" w:lineRule="auto"/>
+            </w:pPr>
+            <w:r>
+              <w:rPr>
+                <w:sz w:val="17"/>
+              </w:rPr>
+              <w:t>安全隐私</w:t>
+            </w:r>
+          </w:p>
+        </w:tc>
+        <w:tc>
+          <w:tcPr>
+            <w:tcW w:type="dxa" w:w="7560"/>
+            <w:vAlign w:val="center"/>
+            <w:tcBorders>
+              <w:top w:val="single" w:sz="4" w:color="D9D9D9"/>
+              <w:left w:val="single" w:sz="4" w:color="D9D9D9"/>
+              <w:bottom w:val="single" w:sz="4" w:color="D9D9D9"/>
+              <w:right w:val="single" w:sz="4" w:color="D9D9D9"/>
+              <w:insideH w:val="single" w:sz="4" w:color="D9D9D9"/>
+              <w:insideV w:val="single" w:sz="4" w:color="D9D9D9"/>
+            </w:tcBorders>
+            <w:tcMar>
+              <w:top w:w="90" w:type="dxa"/>
+              <w:start w:w="100" w:type="dxa"/>
+              <w:bottom w:w="90" w:type="dxa"/>
+              <w:end w:w="100" w:type="dxa"/>
+            </w:tcMar>
+          </w:tcPr>
+          <w:p>
+            <w:pPr>
+              <w:spacing w:after="20" w:line="259" w:lineRule="auto"/>
+            </w:pPr>
+            <w:r>
+              <w:rPr>
+                <w:sz w:val="17"/>
+              </w:rPr>
+              <w:t>不得发送 Cookie、凭证、个人身份资料或未获许可的完整页面内容；调用日志记录用量和关联 ID，不记录敏感正文。</w:t>
+            </w:r>
+          </w:p>
+        </w:tc>
+      </w:tr>
+      <w:tr>
+        <w:trPr>
+          <w:cantSplit/>
+        </w:trPr>
+        <w:tc>
+          <w:tcPr>
+            <w:tcW w:type="dxa" w:w="1944"/>
+            <w:vAlign w:val="center"/>
+            <w:shd w:fill="EDF3F8"/>
+            <w:tcBorders>
+              <w:top w:val="single" w:sz="4" w:color="D9D9D9"/>
+              <w:left w:val="single" w:sz="4" w:color="D9D9D9"/>
+              <w:bottom w:val="single" w:sz="4" w:color="D9D9D9"/>
+              <w:right w:val="single" w:sz="4" w:color="D9D9D9"/>
+              <w:insideH w:val="single" w:sz="4" w:color="D9D9D9"/>
+              <w:insideV w:val="single" w:sz="4" w:color="D9D9D9"/>
+            </w:tcBorders>
+            <w:tcMar>
+              <w:top w:w="90" w:type="dxa"/>
+              <w:start w:w="100" w:type="dxa"/>
+              <w:bottom w:w="90" w:type="dxa"/>
+              <w:end w:w="100" w:type="dxa"/>
+            </w:tcMar>
+          </w:tcPr>
+          <w:p>
+            <w:pPr>
+              <w:spacing w:after="20" w:line="259" w:lineRule="auto"/>
+            </w:pPr>
+            <w:r>
+              <w:rPr>
+                <w:sz w:val="17"/>
+              </w:rPr>
+              <w:t>质量门禁</w:t>
+            </w:r>
+          </w:p>
+        </w:tc>
+        <w:tc>
+          <w:tcPr>
+            <w:tcW w:type="dxa" w:w="7560"/>
+            <w:vAlign w:val="center"/>
+            <w:shd w:fill="EDF3F8"/>
+            <w:tcBorders>
+              <w:top w:val="single" w:sz="4" w:color="D9D9D9"/>
+              <w:left w:val="single" w:sz="4" w:color="D9D9D9"/>
+              <w:bottom w:val="single" w:sz="4" w:color="D9D9D9"/>
+              <w:right w:val="single" w:sz="4" w:color="D9D9D9"/>
+              <w:insideH w:val="single" w:sz="4" w:color="D9D9D9"/>
+              <w:insideV w:val="single" w:sz="4" w:color="D9D9D9"/>
+            </w:tcBorders>
+            <w:tcMar>
+              <w:top w:w="90" w:type="dxa"/>
+              <w:start w:w="100" w:type="dxa"/>
+              <w:bottom w:w="90" w:type="dxa"/>
+              <w:end w:w="100" w:type="dxa"/>
+            </w:tcMar>
+          </w:tcPr>
+          <w:p>
+            <w:pPr>
+              <w:spacing w:after="20" w:line="259" w:lineRule="auto"/>
+            </w:pPr>
+            <w:r>
+              <w:rPr>
+                <w:sz w:val="17"/>
+              </w:rPr>
+              <w:t>测试集覆盖五类结论、边界阈值、空值、异常值、来源冲突、模型格式错误和用户修正；发布前由业务人员抽样复核。</w:t>
+            </w:r>
+          </w:p>
+        </w:tc>
+      </w:tr>
+    </w:tbl>
+    <w:p>
+      <w:pPr>
+        <w:spacing w:after="20"/>
+      </w:pPr>
+    </w:p>
+    <w:p>
+      <w:r>
+        <w:t>P1 AI 投资评估不阻塞 V1.0 P0 核心搜索与管理功能发布。若纳入同一发布包，必须通过“数据不足不强判、数值可追溯、用户可修正、关闭后可正常运行”四项发布门禁。</w:t>
+      </w:r>
+    </w:p>
+    <w:p>
+      <w:pPr>
+        <w:pStyle w:val="Heading2"/>
+      </w:pPr>
+      <w:r>
+        <w:t>15.15 AI 服务与密钥管理实施规格</w:t>
+      </w:r>
+    </w:p>
+    <w:tbl>
+      <w:tblPr>
+        <w:tblW w:type="auto" w:w="0"/>
+        <w:jc w:val="center"/>
+        <w:tblLayout w:type="fixed"/>
+        <w:tblLook w:firstColumn="1" w:firstRow="1" w:lastColumn="0" w:lastRow="0" w:noHBand="0" w:noVBand="1" w:val="04A0"/>
+      </w:tblPr>
+      <w:tblGrid>
+        <w:gridCol w:w="4997"/>
+        <w:gridCol w:w="4997"/>
+      </w:tblGrid>
+      <w:tr>
+        <w:trPr>
+          <w:tblHeader/>
+          <w:cantSplit/>
+        </w:trPr>
+        <w:tc>
+          <w:tcPr>
+            <w:tcW w:type="dxa" w:w="1944"/>
+            <w:shd w:fill="1F4E78"/>
+            <w:vAlign w:val="center"/>
+            <w:tcBorders>
+              <w:top w:val="single" w:sz="4" w:color="D9D9D9"/>
+              <w:left w:val="single" w:sz="4" w:color="D9D9D9"/>
+              <w:bottom w:val="single" w:sz="4" w:color="D9D9D9"/>
+              <w:right w:val="single" w:sz="4" w:color="D9D9D9"/>
+              <w:insideH w:val="single" w:sz="4" w:color="D9D9D9"/>
+              <w:insideV w:val="single" w:sz="4" w:color="D9D9D9"/>
+            </w:tcBorders>
+            <w:tcMar>
+              <w:top w:w="90" w:type="dxa"/>
+              <w:start w:w="100" w:type="dxa"/>
+              <w:bottom w:w="90" w:type="dxa"/>
+              <w:end w:w="100" w:type="dxa"/>
+            </w:tcMar>
+          </w:tcPr>
+          <w:p>
+            <w:r>
+              <w:rPr>
+                <w:b/>
+                <w:color w:val="FFFFFF"/>
+                <w:sz w:val="17"/>
+              </w:rPr>
+              <w:t>模块</w:t>
+            </w:r>
+          </w:p>
+        </w:tc>
+        <w:tc>
+          <w:tcPr>
+            <w:tcW w:type="dxa" w:w="7560"/>
+            <w:shd w:fill="1F4E78"/>
+            <w:vAlign w:val="center"/>
+            <w:tcBorders>
+              <w:top w:val="single" w:sz="4" w:color="D9D9D9"/>
+              <w:left w:val="single" w:sz="4" w:color="D9D9D9"/>
+              <w:bottom w:val="single" w:sz="4" w:color="D9D9D9"/>
+              <w:right w:val="single" w:sz="4" w:color="D9D9D9"/>
+              <w:insideH w:val="single" w:sz="4" w:color="D9D9D9"/>
+              <w:insideV w:val="single" w:sz="4" w:color="D9D9D9"/>
+            </w:tcBorders>
+            <w:tcMar>
+              <w:top w:w="90" w:type="dxa"/>
+              <w:start w:w="100" w:type="dxa"/>
+              <w:bottom w:w="90" w:type="dxa"/>
+              <w:end w:w="100" w:type="dxa"/>
+            </w:tcMar>
+          </w:tcPr>
+          <w:p>
+            <w:r>
+              <w:rPr>
+                <w:b/>
+                <w:color w:val="FFFFFF"/>
+                <w:sz w:val="17"/>
+              </w:rPr>
+              <w:t>实施要求</w:t>
+            </w:r>
+          </w:p>
+        </w:tc>
+      </w:tr>
+      <w:tr>
+        <w:trPr>
+          <w:cantSplit/>
+        </w:trPr>
+        <w:tc>
+          <w:tcPr>
+            <w:tcW w:type="dxa" w:w="1944"/>
+            <w:vAlign w:val="center"/>
+            <w:tcBorders>
+              <w:top w:val="single" w:sz="4" w:color="D9D9D9"/>
+              <w:left w:val="single" w:sz="4" w:color="D9D9D9"/>
+              <w:bottom w:val="single" w:sz="4" w:color="D9D9D9"/>
+              <w:right w:val="single" w:sz="4" w:color="D9D9D9"/>
+              <w:insideH w:val="single" w:sz="4" w:color="D9D9D9"/>
+              <w:insideV w:val="single" w:sz="4" w:color="D9D9D9"/>
+            </w:tcBorders>
+            <w:tcMar>
+              <w:top w:w="90" w:type="dxa"/>
+              <w:start w:w="100" w:type="dxa"/>
+              <w:bottom w:w="90" w:type="dxa"/>
+              <w:end w:w="100" w:type="dxa"/>
+            </w:tcMar>
+          </w:tcPr>
+          <w:p>
+            <w:pPr>
+              <w:spacing w:after="20" w:line="259" w:lineRule="auto"/>
+            </w:pPr>
+            <w:r>
+              <w:rPr>
+                <w:sz w:val="17"/>
+              </w:rPr>
+              <w:t>Provider 接口</w:t>
+            </w:r>
+          </w:p>
+        </w:tc>
+        <w:tc>
+          <w:tcPr>
+            <w:tcW w:type="dxa" w:w="7560"/>
+            <w:vAlign w:val="center"/>
+            <w:tcBorders>
+              <w:top w:val="single" w:sz="4" w:color="D9D9D9"/>
+              <w:left w:val="single" w:sz="4" w:color="D9D9D9"/>
+              <w:bottom w:val="single" w:sz="4" w:color="D9D9D9"/>
+              <w:right w:val="single" w:sz="4" w:color="D9D9D9"/>
+              <w:insideH w:val="single" w:sz="4" w:color="D9D9D9"/>
+              <w:insideV w:val="single" w:sz="4" w:color="D9D9D9"/>
+            </w:tcBorders>
+            <w:tcMar>
+              <w:top w:w="90" w:type="dxa"/>
+              <w:start w:w="100" w:type="dxa"/>
+              <w:bottom w:w="90" w:type="dxa"/>
+              <w:end w:w="100" w:type="dxa"/>
+            </w:tcMar>
+          </w:tcPr>
+          <w:p>
+            <w:pPr>
+              <w:spacing w:after="20" w:line="259" w:lineRule="auto"/>
+            </w:pPr>
+            <w:r>
+              <w:rPr>
+                <w:sz w:val="17"/>
+              </w:rPr>
+              <w:t>定义连接测试、房源评估和用量估算方法；OpenAI、Anthropic与兼容接口分别实现鉴权、请求转换和错误映射。</w:t>
+            </w:r>
+          </w:p>
+        </w:tc>
+      </w:tr>
+      <w:tr>
+        <w:trPr>
+          <w:cantSplit/>
+        </w:trPr>
+        <w:tc>
+          <w:tcPr>
+            <w:tcW w:type="dxa" w:w="1944"/>
+            <w:vAlign w:val="center"/>
+            <w:shd w:fill="EDF3F8"/>
+            <w:tcBorders>
+              <w:top w:val="single" w:sz="4" w:color="D9D9D9"/>
+              <w:left w:val="single" w:sz="4" w:color="D9D9D9"/>
+              <w:bottom w:val="single" w:sz="4" w:color="D9D9D9"/>
+              <w:right w:val="single" w:sz="4" w:color="D9D9D9"/>
+              <w:insideH w:val="single" w:sz="4" w:color="D9D9D9"/>
+              <w:insideV w:val="single" w:sz="4" w:color="D9D9D9"/>
+            </w:tcBorders>
+            <w:tcMar>
+              <w:top w:w="90" w:type="dxa"/>
+              <w:start w:w="100" w:type="dxa"/>
+              <w:bottom w:w="90" w:type="dxa"/>
+              <w:end w:w="100" w:type="dxa"/>
+            </w:tcMar>
+          </w:tcPr>
+          <w:p>
+            <w:pPr>
+              <w:spacing w:after="20" w:line="259" w:lineRule="auto"/>
+            </w:pPr>
+            <w:r>
+              <w:rPr>
+                <w:sz w:val="17"/>
+              </w:rPr>
+              <w:t>配置服务</w:t>
+            </w:r>
+          </w:p>
+        </w:tc>
+        <w:tc>
+          <w:tcPr>
+            <w:tcW w:type="dxa" w:w="7560"/>
+            <w:vAlign w:val="center"/>
+            <w:shd w:fill="EDF3F8"/>
+            <w:tcBorders>
+              <w:top w:val="single" w:sz="4" w:color="D9D9D9"/>
+              <w:left w:val="single" w:sz="4" w:color="D9D9D9"/>
+              <w:bottom w:val="single" w:sz="4" w:color="D9D9D9"/>
+              <w:right w:val="single" w:sz="4" w:color="D9D9D9"/>
+              <w:insideH w:val="single" w:sz="4" w:color="D9D9D9"/>
+              <w:insideV w:val="single" w:sz="4" w:color="D9D9D9"/>
+            </w:tcBorders>
+            <w:tcMar>
+              <w:top w:w="90" w:type="dxa"/>
+              <w:start w:w="100" w:type="dxa"/>
+              <w:bottom w:w="90" w:type="dxa"/>
+              <w:end w:w="100" w:type="dxa"/>
+            </w:tcMar>
+          </w:tcPr>
+          <w:p>
+            <w:pPr>
+              <w:spacing w:after="20" w:line="259" w:lineRule="auto"/>
+            </w:pPr>
+            <w:r>
+              <w:rPr>
+                <w:sz w:val="17"/>
+              </w:rPr>
+              <w:t>保存服务商、显示名称、Base URL、模型、限额、允许字段和状态；数据库仅保存安全存储引用及Key末尾四位。</w:t>
+            </w:r>
+          </w:p>
+        </w:tc>
+      </w:tr>
+      <w:tr>
+        <w:trPr>
+          <w:cantSplit/>
+        </w:trPr>
+        <w:tc>
+          <w:tcPr>
+            <w:tcW w:type="dxa" w:w="1944"/>
+            <w:vAlign w:val="center"/>
+            <w:tcBorders>
+              <w:top w:val="single" w:sz="4" w:color="D9D9D9"/>
+              <w:left w:val="single" w:sz="4" w:color="D9D9D9"/>
+              <w:bottom w:val="single" w:sz="4" w:color="D9D9D9"/>
+              <w:right w:val="single" w:sz="4" w:color="D9D9D9"/>
+              <w:insideH w:val="single" w:sz="4" w:color="D9D9D9"/>
+              <w:insideV w:val="single" w:sz="4" w:color="D9D9D9"/>
+            </w:tcBorders>
+            <w:tcMar>
+              <w:top w:w="90" w:type="dxa"/>
+              <w:start w:w="100" w:type="dxa"/>
+              <w:bottom w:w="90" w:type="dxa"/>
+              <w:end w:w="100" w:type="dxa"/>
+            </w:tcMar>
+          </w:tcPr>
+          <w:p>
+            <w:pPr>
+              <w:spacing w:after="20" w:line="259" w:lineRule="auto"/>
+            </w:pPr>
+            <w:r>
+              <w:rPr>
+                <w:sz w:val="17"/>
+              </w:rPr>
+              <w:t>密钥服务</w:t>
+            </w:r>
+          </w:p>
+        </w:tc>
+        <w:tc>
+          <w:tcPr>
+            <w:tcW w:type="dxa" w:w="7560"/>
+            <w:vAlign w:val="center"/>
+            <w:tcBorders>
+              <w:top w:val="single" w:sz="4" w:color="D9D9D9"/>
+              <w:left w:val="single" w:sz="4" w:color="D9D9D9"/>
+              <w:bottom w:val="single" w:sz="4" w:color="D9D9D9"/>
+              <w:right w:val="single" w:sz="4" w:color="D9D9D9"/>
+              <w:insideH w:val="single" w:sz="4" w:color="D9D9D9"/>
+              <w:insideV w:val="single" w:sz="4" w:color="D9D9D9"/>
+            </w:tcBorders>
+            <w:tcMar>
+              <w:top w:w="90" w:type="dxa"/>
+              <w:start w:w="100" w:type="dxa"/>
+              <w:bottom w:w="90" w:type="dxa"/>
+              <w:end w:w="100" w:type="dxa"/>
+            </w:tcMar>
+          </w:tcPr>
+          <w:p>
+            <w:pPr>
+              <w:spacing w:after="20" w:line="259" w:lineRule="auto"/>
+            </w:pPr>
+            <w:r>
+              <w:rPr>
+                <w:sz w:val="17"/>
+              </w:rPr>
+              <w:t>Windows封装Credential Manager或DPAPI，macOS封装Keychain；提供写入、读取、替换和删除，不向前端返回完整值。</w:t>
+            </w:r>
+          </w:p>
+        </w:tc>
+      </w:tr>
+      <w:tr>
+        <w:trPr>
+          <w:cantSplit/>
+        </w:trPr>
+        <w:tc>
+          <w:tcPr>
+            <w:tcW w:type="dxa" w:w="1944"/>
+            <w:vAlign w:val="center"/>
+            <w:shd w:fill="EDF3F8"/>
+            <w:tcBorders>
+              <w:top w:val="single" w:sz="4" w:color="D9D9D9"/>
+              <w:left w:val="single" w:sz="4" w:color="D9D9D9"/>
+              <w:bottom w:val="single" w:sz="4" w:color="D9D9D9"/>
+              <w:right w:val="single" w:sz="4" w:color="D9D9D9"/>
+              <w:insideH w:val="single" w:sz="4" w:color="D9D9D9"/>
+              <w:insideV w:val="single" w:sz="4" w:color="D9D9D9"/>
+            </w:tcBorders>
+            <w:tcMar>
+              <w:top w:w="90" w:type="dxa"/>
+              <w:start w:w="100" w:type="dxa"/>
+              <w:bottom w:w="90" w:type="dxa"/>
+              <w:end w:w="100" w:type="dxa"/>
+            </w:tcMar>
+          </w:tcPr>
+          <w:p>
+            <w:pPr>
+              <w:spacing w:after="20" w:line="259" w:lineRule="auto"/>
+            </w:pPr>
+            <w:r>
+              <w:rPr>
+                <w:sz w:val="17"/>
+              </w:rPr>
+              <w:t>地址校验</w:t>
+            </w:r>
+          </w:p>
+        </w:tc>
+        <w:tc>
+          <w:tcPr>
+            <w:tcW w:type="dxa" w:w="7560"/>
+            <w:vAlign w:val="center"/>
+            <w:shd w:fill="EDF3F8"/>
+            <w:tcBorders>
+              <w:top w:val="single" w:sz="4" w:color="D9D9D9"/>
+              <w:left w:val="single" w:sz="4" w:color="D9D9D9"/>
+              <w:bottom w:val="single" w:sz="4" w:color="D9D9D9"/>
+              <w:right w:val="single" w:sz="4" w:color="D9D9D9"/>
+              <w:insideH w:val="single" w:sz="4" w:color="D9D9D9"/>
+              <w:insideV w:val="single" w:sz="4" w:color="D9D9D9"/>
+            </w:tcBorders>
+            <w:tcMar>
+              <w:top w:w="90" w:type="dxa"/>
+              <w:start w:w="100" w:type="dxa"/>
+              <w:bottom w:w="90" w:type="dxa"/>
+              <w:end w:w="100" w:type="dxa"/>
+            </w:tcMar>
+          </w:tcPr>
+          <w:p>
+            <w:pPr>
+              <w:spacing w:after="20" w:line="259" w:lineRule="auto"/>
+            </w:pPr>
+            <w:r>
+              <w:rPr>
+                <w:sz w:val="17"/>
+              </w:rPr>
+              <w:t>官方配置使用内置地址；自定义地址默认要求HTTPS，显式允许本机地址，校验DNS、重定向和最终目标。</w:t>
+            </w:r>
+          </w:p>
+        </w:tc>
+      </w:tr>
+      <w:tr>
+        <w:trPr>
+          <w:cantSplit/>
+        </w:trPr>
+        <w:tc>
+          <w:tcPr>
+            <w:tcW w:type="dxa" w:w="1944"/>
+            <w:vAlign w:val="center"/>
+            <w:tcBorders>
+              <w:top w:val="single" w:sz="4" w:color="D9D9D9"/>
+              <w:left w:val="single" w:sz="4" w:color="D9D9D9"/>
+              <w:bottom w:val="single" w:sz="4" w:color="D9D9D9"/>
+              <w:right w:val="single" w:sz="4" w:color="D9D9D9"/>
+              <w:insideH w:val="single" w:sz="4" w:color="D9D9D9"/>
+              <w:insideV w:val="single" w:sz="4" w:color="D9D9D9"/>
+            </w:tcBorders>
+            <w:tcMar>
+              <w:top w:w="90" w:type="dxa"/>
+              <w:start w:w="100" w:type="dxa"/>
+              <w:bottom w:w="90" w:type="dxa"/>
+              <w:end w:w="100" w:type="dxa"/>
+            </w:tcMar>
+          </w:tcPr>
+          <w:p>
+            <w:pPr>
+              <w:spacing w:after="20" w:line="259" w:lineRule="auto"/>
+            </w:pPr>
+            <w:r>
+              <w:rPr>
+                <w:sz w:val="17"/>
+              </w:rPr>
+              <w:t>连接测试</w:t>
+            </w:r>
+          </w:p>
+        </w:tc>
+        <w:tc>
+          <w:tcPr>
+            <w:tcW w:type="dxa" w:w="7560"/>
+            <w:vAlign w:val="center"/>
+            <w:tcBorders>
+              <w:top w:val="single" w:sz="4" w:color="D9D9D9"/>
+              <w:left w:val="single" w:sz="4" w:color="D9D9D9"/>
+              <w:bottom w:val="single" w:sz="4" w:color="D9D9D9"/>
+              <w:right w:val="single" w:sz="4" w:color="D9D9D9"/>
+              <w:insideH w:val="single" w:sz="4" w:color="D9D9D9"/>
+              <w:insideV w:val="single" w:sz="4" w:color="D9D9D9"/>
+            </w:tcBorders>
+            <w:tcMar>
+              <w:top w:w="90" w:type="dxa"/>
+              <w:start w:w="100" w:type="dxa"/>
+              <w:bottom w:w="90" w:type="dxa"/>
+              <w:end w:w="100" w:type="dxa"/>
+            </w:tcMar>
+          </w:tcPr>
+          <w:p>
+            <w:pPr>
+              <w:spacing w:after="20" w:line="259" w:lineRule="auto"/>
+            </w:pPr>
+            <w:r>
+              <w:rPr>
+                <w:sz w:val="17"/>
+              </w:rPr>
+              <w:t>使用最小请求验证鉴权、模型和结构化输出能力；返回稳定错误码，不把请求头、Key或服务商原始敏感响应写入日志。</w:t>
+            </w:r>
+          </w:p>
+        </w:tc>
+      </w:tr>
+      <w:tr>
+        <w:trPr>
+          <w:cantSplit/>
+        </w:trPr>
+        <w:tc>
+          <w:tcPr>
+            <w:tcW w:type="dxa" w:w="1944"/>
+            <w:vAlign w:val="center"/>
+            <w:shd w:fill="EDF3F8"/>
+            <w:tcBorders>
+              <w:top w:val="single" w:sz="4" w:color="D9D9D9"/>
+              <w:left w:val="single" w:sz="4" w:color="D9D9D9"/>
+              <w:bottom w:val="single" w:sz="4" w:color="D9D9D9"/>
+              <w:right w:val="single" w:sz="4" w:color="D9D9D9"/>
+              <w:insideH w:val="single" w:sz="4" w:color="D9D9D9"/>
+              <w:insideV w:val="single" w:sz="4" w:color="D9D9D9"/>
+            </w:tcBorders>
+            <w:tcMar>
+              <w:top w:w="90" w:type="dxa"/>
+              <w:start w:w="100" w:type="dxa"/>
+              <w:bottom w:w="90" w:type="dxa"/>
+              <w:end w:w="100" w:type="dxa"/>
+            </w:tcMar>
+          </w:tcPr>
+          <w:p>
+            <w:pPr>
+              <w:spacing w:after="20" w:line="259" w:lineRule="auto"/>
+            </w:pPr>
+            <w:r>
+              <w:rPr>
+                <w:sz w:val="17"/>
+              </w:rPr>
+              <w:t>请求网关</w:t>
+            </w:r>
+          </w:p>
+        </w:tc>
+        <w:tc>
+          <w:tcPr>
+            <w:tcW w:type="dxa" w:w="7560"/>
+            <w:vAlign w:val="center"/>
+            <w:shd w:fill="EDF3F8"/>
+            <w:tcBorders>
+              <w:top w:val="single" w:sz="4" w:color="D9D9D9"/>
+              <w:left w:val="single" w:sz="4" w:color="D9D9D9"/>
+              <w:bottom w:val="single" w:sz="4" w:color="D9D9D9"/>
+              <w:right w:val="single" w:sz="4" w:color="D9D9D9"/>
+              <w:insideH w:val="single" w:sz="4" w:color="D9D9D9"/>
+              <w:insideV w:val="single" w:sz="4" w:color="D9D9D9"/>
+            </w:tcBorders>
+            <w:tcMar>
+              <w:top w:w="90" w:type="dxa"/>
+              <w:start w:w="100" w:type="dxa"/>
+              <w:bottom w:w="90" w:type="dxa"/>
+              <w:end w:w="100" w:type="dxa"/>
+            </w:tcMar>
+          </w:tcPr>
+          <w:p>
+            <w:pPr>
+              <w:spacing w:after="20" w:line="259" w:lineRule="auto"/>
+            </w:pPr>
+            <w:r>
+              <w:rPr>
+                <w:sz w:val="17"/>
+              </w:rPr>
+              <w:t>统一加入超时、有限重试、关联ID、并发和用量限制；重试不得造成重复正式评估记录。</w:t>
+            </w:r>
+          </w:p>
+        </w:tc>
+      </w:tr>
+      <w:tr>
+        <w:trPr>
+          <w:cantSplit/>
+        </w:trPr>
+        <w:tc>
+          <w:tcPr>
+            <w:tcW w:type="dxa" w:w="1944"/>
+            <w:vAlign w:val="center"/>
+            <w:tcBorders>
+              <w:top w:val="single" w:sz="4" w:color="D9D9D9"/>
+              <w:left w:val="single" w:sz="4" w:color="D9D9D9"/>
+              <w:bottom w:val="single" w:sz="4" w:color="D9D9D9"/>
+              <w:right w:val="single" w:sz="4" w:color="D9D9D9"/>
+              <w:insideH w:val="single" w:sz="4" w:color="D9D9D9"/>
+              <w:insideV w:val="single" w:sz="4" w:color="D9D9D9"/>
+            </w:tcBorders>
+            <w:tcMar>
+              <w:top w:w="90" w:type="dxa"/>
+              <w:start w:w="100" w:type="dxa"/>
+              <w:bottom w:w="90" w:type="dxa"/>
+              <w:end w:w="100" w:type="dxa"/>
+            </w:tcMar>
+          </w:tcPr>
+          <w:p>
+            <w:pPr>
+              <w:spacing w:after="20" w:line="259" w:lineRule="auto"/>
+            </w:pPr>
+            <w:r>
+              <w:rPr>
+                <w:sz w:val="17"/>
+              </w:rPr>
+              <w:t>Schema 校验</w:t>
+            </w:r>
+          </w:p>
+        </w:tc>
+        <w:tc>
+          <w:tcPr>
+            <w:tcW w:type="dxa" w:w="7560"/>
+            <w:vAlign w:val="center"/>
+            <w:tcBorders>
+              <w:top w:val="single" w:sz="4" w:color="D9D9D9"/>
+              <w:left w:val="single" w:sz="4" w:color="D9D9D9"/>
+              <w:bottom w:val="single" w:sz="4" w:color="D9D9D9"/>
+              <w:right w:val="single" w:sz="4" w:color="D9D9D9"/>
+              <w:insideH w:val="single" w:sz="4" w:color="D9D9D9"/>
+              <w:insideV w:val="single" w:sz="4" w:color="D9D9D9"/>
+            </w:tcBorders>
+            <w:tcMar>
+              <w:top w:w="90" w:type="dxa"/>
+              <w:start w:w="100" w:type="dxa"/>
+              <w:bottom w:w="90" w:type="dxa"/>
+              <w:end w:w="100" w:type="dxa"/>
+            </w:tcMar>
+          </w:tcPr>
+          <w:p>
+            <w:pPr>
+              <w:spacing w:after="20" w:line="259" w:lineRule="auto"/>
+            </w:pPr>
+            <w:r>
+              <w:rPr>
+                <w:sz w:val="17"/>
+              </w:rPr>
+              <w:t>对主要结论、标签、分数、置信度、理由、风险和引用执行严格校验，未知字段按版本策略拒绝或忽略。</w:t>
+            </w:r>
+          </w:p>
+        </w:tc>
+      </w:tr>
+      <w:tr>
+        <w:trPr>
+          <w:cantSplit/>
+        </w:trPr>
+        <w:tc>
+          <w:tcPr>
+            <w:tcW w:type="dxa" w:w="1944"/>
+            <w:vAlign w:val="center"/>
+            <w:shd w:fill="EDF3F8"/>
+            <w:tcBorders>
+              <w:top w:val="single" w:sz="4" w:color="D9D9D9"/>
+              <w:left w:val="single" w:sz="4" w:color="D9D9D9"/>
+              <w:bottom w:val="single" w:sz="4" w:color="D9D9D9"/>
+              <w:right w:val="single" w:sz="4" w:color="D9D9D9"/>
+              <w:insideH w:val="single" w:sz="4" w:color="D9D9D9"/>
+              <w:insideV w:val="single" w:sz="4" w:color="D9D9D9"/>
+            </w:tcBorders>
+            <w:tcMar>
+              <w:top w:w="90" w:type="dxa"/>
+              <w:start w:w="100" w:type="dxa"/>
+              <w:bottom w:w="90" w:type="dxa"/>
+              <w:end w:w="100" w:type="dxa"/>
+            </w:tcMar>
+          </w:tcPr>
+          <w:p>
+            <w:pPr>
+              <w:spacing w:after="20" w:line="259" w:lineRule="auto"/>
+            </w:pPr>
+            <w:r>
+              <w:rPr>
+                <w:sz w:val="17"/>
+              </w:rPr>
+              <w:t>用量记录</w:t>
+            </w:r>
+          </w:p>
+        </w:tc>
+        <w:tc>
+          <w:tcPr>
+            <w:tcW w:type="dxa" w:w="7560"/>
+            <w:vAlign w:val="center"/>
+            <w:shd w:fill="EDF3F8"/>
+            <w:tcBorders>
+              <w:top w:val="single" w:sz="4" w:color="D9D9D9"/>
+              <w:left w:val="single" w:sz="4" w:color="D9D9D9"/>
+              <w:bottom w:val="single" w:sz="4" w:color="D9D9D9"/>
+              <w:right w:val="single" w:sz="4" w:color="D9D9D9"/>
+              <w:insideH w:val="single" w:sz="4" w:color="D9D9D9"/>
+              <w:insideV w:val="single" w:sz="4" w:color="D9D9D9"/>
+            </w:tcBorders>
+            <w:tcMar>
+              <w:top w:w="90" w:type="dxa"/>
+              <w:start w:w="100" w:type="dxa"/>
+              <w:bottom w:w="90" w:type="dxa"/>
+              <w:end w:w="100" w:type="dxa"/>
+            </w:tcMar>
+          </w:tcPr>
+          <w:p>
+            <w:pPr>
+              <w:spacing w:after="20" w:line="259" w:lineRule="auto"/>
+            </w:pPr>
+            <w:r>
+              <w:rPr>
+                <w:sz w:val="17"/>
+              </w:rPr>
+              <w:t>记录配置、模型、输入输出用量、估算费用、状态和关联ID；金额为估算值并显示计价信息更新时间。</w:t>
+            </w:r>
+          </w:p>
+        </w:tc>
+      </w:tr>
+      <w:tr>
+        <w:trPr>
+          <w:cantSplit/>
+        </w:trPr>
+        <w:tc>
+          <w:tcPr>
+            <w:tcW w:type="dxa" w:w="1944"/>
+            <w:vAlign w:val="center"/>
+            <w:tcBorders>
+              <w:top w:val="single" w:sz="4" w:color="D9D9D9"/>
+              <w:left w:val="single" w:sz="4" w:color="D9D9D9"/>
+              <w:bottom w:val="single" w:sz="4" w:color="D9D9D9"/>
+              <w:right w:val="single" w:sz="4" w:color="D9D9D9"/>
+              <w:insideH w:val="single" w:sz="4" w:color="D9D9D9"/>
+              <w:insideV w:val="single" w:sz="4" w:color="D9D9D9"/>
+            </w:tcBorders>
+            <w:tcMar>
+              <w:top w:w="90" w:type="dxa"/>
+              <w:start w:w="100" w:type="dxa"/>
+              <w:bottom w:w="90" w:type="dxa"/>
+              <w:end w:w="100" w:type="dxa"/>
+            </w:tcMar>
+          </w:tcPr>
+          <w:p>
+            <w:pPr>
+              <w:spacing w:after="20" w:line="259" w:lineRule="auto"/>
+            </w:pPr>
+            <w:r>
+              <w:rPr>
+                <w:sz w:val="17"/>
+              </w:rPr>
+              <w:t>迁移备份</w:t>
+            </w:r>
+          </w:p>
+        </w:tc>
+        <w:tc>
+          <w:tcPr>
+            <w:tcW w:type="dxa" w:w="7560"/>
+            <w:vAlign w:val="center"/>
+            <w:tcBorders>
+              <w:top w:val="single" w:sz="4" w:color="D9D9D9"/>
+              <w:left w:val="single" w:sz="4" w:color="D9D9D9"/>
+              <w:bottom w:val="single" w:sz="4" w:color="D9D9D9"/>
+              <w:right w:val="single" w:sz="4" w:color="D9D9D9"/>
+              <w:insideH w:val="single" w:sz="4" w:color="D9D9D9"/>
+              <w:insideV w:val="single" w:sz="4" w:color="D9D9D9"/>
+            </w:tcBorders>
+            <w:tcMar>
+              <w:top w:w="90" w:type="dxa"/>
+              <w:start w:w="100" w:type="dxa"/>
+              <w:bottom w:w="90" w:type="dxa"/>
+              <w:end w:w="100" w:type="dxa"/>
+            </w:tcMar>
+          </w:tcPr>
+          <w:p>
+            <w:pPr>
+              <w:spacing w:after="20" w:line="259" w:lineRule="auto"/>
+            </w:pPr>
+            <w:r>
+              <w:rPr>
+                <w:sz w:val="17"/>
+              </w:rPr>
+              <w:t>业务备份可包含非敏感配置，不包含Key；跨设备恢复后显示“密钥待重新配置”。</w:t>
+            </w:r>
+          </w:p>
+        </w:tc>
+      </w:tr>
+      <w:tr>
+        <w:trPr>
+          <w:cantSplit/>
+        </w:trPr>
+        <w:tc>
+          <w:tcPr>
+            <w:tcW w:type="dxa" w:w="1944"/>
+            <w:vAlign w:val="center"/>
+            <w:shd w:fill="EDF3F8"/>
+            <w:tcBorders>
+              <w:top w:val="single" w:sz="4" w:color="D9D9D9"/>
+              <w:left w:val="single" w:sz="4" w:color="D9D9D9"/>
+              <w:bottom w:val="single" w:sz="4" w:color="D9D9D9"/>
+              <w:right w:val="single" w:sz="4" w:color="D9D9D9"/>
+              <w:insideH w:val="single" w:sz="4" w:color="D9D9D9"/>
+              <w:insideV w:val="single" w:sz="4" w:color="D9D9D9"/>
+            </w:tcBorders>
+            <w:tcMar>
+              <w:top w:w="90" w:type="dxa"/>
+              <w:start w:w="100" w:type="dxa"/>
+              <w:bottom w:w="90" w:type="dxa"/>
+              <w:end w:w="100" w:type="dxa"/>
+            </w:tcMar>
+          </w:tcPr>
+          <w:p>
+            <w:pPr>
+              <w:spacing w:after="20" w:line="259" w:lineRule="auto"/>
+            </w:pPr>
+            <w:r>
+              <w:rPr>
+                <w:sz w:val="17"/>
+              </w:rPr>
+              <w:t>功能开关</w:t>
+            </w:r>
+          </w:p>
+        </w:tc>
+        <w:tc>
+          <w:tcPr>
+            <w:tcW w:type="dxa" w:w="7560"/>
+            <w:vAlign w:val="center"/>
+            <w:shd w:fill="EDF3F8"/>
+            <w:tcBorders>
+              <w:top w:val="single" w:sz="4" w:color="D9D9D9"/>
+              <w:left w:val="single" w:sz="4" w:color="D9D9D9"/>
+              <w:bottom w:val="single" w:sz="4" w:color="D9D9D9"/>
+              <w:right w:val="single" w:sz="4" w:color="D9D9D9"/>
+              <w:insideH w:val="single" w:sz="4" w:color="D9D9D9"/>
+              <w:insideV w:val="single" w:sz="4" w:color="D9D9D9"/>
+            </w:tcBorders>
+            <w:tcMar>
+              <w:top w:w="90" w:type="dxa"/>
+              <w:start w:w="100" w:type="dxa"/>
+              <w:bottom w:w="90" w:type="dxa"/>
+              <w:end w:w="100" w:type="dxa"/>
+            </w:tcMar>
+          </w:tcPr>
+          <w:p>
+            <w:pPr>
+              <w:spacing w:after="20" w:line="259" w:lineRule="auto"/>
+            </w:pPr>
+            <w:r>
+              <w:rPr>
+                <w:sz w:val="17"/>
+              </w:rPr>
+              <w:t>AI总开关关闭时不加载外部密钥、不发起外部请求，投资规则计算与手工标签正常工作。</w:t>
+            </w:r>
+          </w:p>
+        </w:tc>
+      </w:tr>
+    </w:tbl>
+    <w:p>
+      <w:pPr>
+        <w:spacing w:after="20"/>
+      </w:pPr>
+    </w:p>
+    <w:p>
+      <w:r>
+        <w:t>V1.0 的 AI 接入范围仅为 BYOK。本产品不代用户注册模型服务、不代付调用费用，也不承诺第三方模型长期可用。HouseAgent 托管 AI、公司共享密钥、企业网关策略、套餐余额和在线收费进入后续版本评估。</w:t>
       </w:r>
     </w:p>
     <w:sectPr>
@@ -25860,7 +33292,7 @@
       <w:spacing w:after="100" w:line="293" w:lineRule="auto"/>
     </w:pPr>
     <w:rPr>
-      <w:rFonts w:ascii="Noto Sans SC" w:hAnsi="Noto Sans SC" w:eastAsia="Noto Sans SC"/>
+      <w:rFonts w:ascii="Noto Sans CJK SC" w:hAnsi="Noto Sans CJK SC" w:eastAsia="Noto Sans CJK SC"/>
       <w:sz w:val="21"/>
     </w:rPr>
   </w:style>
@@ -25923,7 +33355,7 @@
       <w:outlineLvl w:val="0"/>
     </w:pPr>
     <w:rPr>
-      <w:rFonts w:asciiTheme="majorHAnsi" w:eastAsiaTheme="majorEastAsia" w:hAnsiTheme="majorHAnsi" w:cstheme="majorBidi" w:ascii="Noto Sans SC" w:hAnsi="Noto Sans SC" w:eastAsia="Noto Sans SC"/>
+      <w:rFonts w:asciiTheme="majorHAnsi" w:eastAsiaTheme="majorEastAsia" w:hAnsiTheme="majorHAnsi" w:cstheme="majorBidi" w:ascii="Noto Sans CJK SC" w:hAnsi="Noto Sans CJK SC" w:eastAsia="Noto Sans CJK SC"/>
       <w:b/>
       <w:bCs/>
       <w:color w:val="000000"/>
@@ -25947,7 +33379,7 @@
       <w:outlineLvl w:val="1"/>
     </w:pPr>
     <w:rPr>
-      <w:rFonts w:asciiTheme="majorHAnsi" w:eastAsiaTheme="majorEastAsia" w:hAnsiTheme="majorHAnsi" w:cstheme="majorBidi" w:ascii="Noto Sans SC" w:hAnsi="Noto Sans SC" w:eastAsia="Noto Sans SC"/>
+      <w:rFonts w:asciiTheme="majorHAnsi" w:eastAsiaTheme="majorEastAsia" w:hAnsiTheme="majorHAnsi" w:cstheme="majorBidi" w:ascii="Noto Sans CJK SC" w:hAnsi="Noto Sans CJK SC" w:eastAsia="Noto Sans CJK SC"/>
       <w:b/>
       <w:bCs/>
       <w:color w:val="000000"/>
@@ -25971,7 +33403,7 @@
       <w:outlineLvl w:val="2"/>
     </w:pPr>
     <w:rPr>
-      <w:rFonts w:asciiTheme="majorHAnsi" w:eastAsiaTheme="majorEastAsia" w:hAnsiTheme="majorHAnsi" w:cstheme="majorBidi" w:ascii="Noto Sans SC" w:hAnsi="Noto Sans SC" w:eastAsia="Noto Sans SC"/>
+      <w:rFonts w:asciiTheme="majorHAnsi" w:eastAsiaTheme="majorEastAsia" w:hAnsiTheme="majorHAnsi" w:cstheme="majorBidi" w:ascii="Noto Sans CJK SC" w:hAnsi="Noto Sans CJK SC" w:eastAsia="Noto Sans CJK SC"/>
       <w:b/>
       <w:bCs/>
       <w:color w:val="000000"/>
@@ -26211,7 +33643,7 @@
       <w:contextualSpacing/>
     </w:pPr>
     <w:rPr>
-      <w:rFonts w:asciiTheme="majorHAnsi" w:eastAsiaTheme="majorEastAsia" w:hAnsiTheme="majorHAnsi" w:cstheme="majorBidi" w:ascii="Noto Sans SC" w:hAnsi="Noto Sans SC" w:eastAsia="Noto Sans SC"/>
+      <w:rFonts w:asciiTheme="majorHAnsi" w:eastAsiaTheme="majorEastAsia" w:hAnsiTheme="majorHAnsi" w:cstheme="majorBidi" w:ascii="Noto Sans CJK SC" w:hAnsi="Noto Sans CJK SC" w:eastAsia="Noto Sans CJK SC"/>
       <w:b/>
       <w:color w:val="000000"/>
       <w:spacing w:val="5"/>
@@ -37553,7 +44985,7 @@
       <w:ind w:left="360"/>
     </w:pPr>
     <w:rPr>
-      <w:rFonts w:ascii="DejaVu Sans Mono" w:hAnsi="DejaVu Sans Mono" w:eastAsia="Noto Sans SC"/>
+      <w:rFonts w:ascii="DejaVu Sans Mono" w:hAnsi="DejaVu Sans Mono" w:eastAsia="Noto Sans CJK SC"/>
       <w:sz w:val="17"/>
     </w:rPr>
   </w:style>
